--- a/interview questions/2.css.docx
+++ b/interview questions/2.css.docx
@@ -3,32 +3,8 @@
 <w:document xmlns:wpc="http://schemas.microsoft.com/office/word/2010/wordprocessingCanvas" xmlns:cx="http://schemas.microsoft.com/office/drawing/2014/chartex" xmlns:cx1="http://schemas.microsoft.com/office/drawing/2015/9/8/chartex" xmlns:cx2="http://schemas.microsoft.com/office/drawing/2015/10/21/chartex" xmlns:cx3="http://schemas.microsoft.com/office/drawing/2016/5/9/chartex" xmlns:cx4="http://schemas.microsoft.com/office/drawing/2016/5/10/chartex" xmlns:cx5="http://schemas.microsoft.com/office/drawing/2016/5/11/chartex" xmlns:cx6="http://schemas.microsoft.com/office/drawing/2016/5/12/chartex" xmlns:cx7="http://schemas.microsoft.com/office/drawing/2016/5/13/chartex" xmlns:cx8="http://schemas.microsoft.com/office/drawing/2016/5/14/chartex" xmlns:mc="http://schemas.openxmlformats.org/markup-compatibility/2006" xmlns:aink="http://schemas.microsoft.com/office/drawing/2016/ink" xmlns:am3d="http://schemas.microsoft.com/office/drawing/2017/model3d" xmlns:o="urn:schemas-microsoft-com:office:office" xmlns:oel="http://schemas.microsoft.com/office/2019/extlst" xmlns:r="http://schemas.openxmlformats.org/officeDocument/2006/relationships" xmlns:m="http://schemas.openxmlformats.org/officeDocument/2006/math" xmlns:v="urn:schemas-microsoft-com:vml" xmlns:wp14="http://schemas.microsoft.com/office/word/2010/wordprocessingDrawing" xmlns:wp="http://schemas.openxmlformats.org/drawingml/2006/wordprocessingDrawing" xmlns:w10="urn:schemas-microsoft-com:office:word" xmlns:w="http://schemas.openxmlformats.org/wordprocessingml/2006/main" xmlns:w14="http://schemas.microsoft.com/office/word/2010/wordml" xmlns:w15="http://schemas.microsoft.com/office/word/2012/wordml" xmlns:w16cex="http://schemas.microsoft.com/office/word/2018/wordml/cex" xmlns:w16cid="http://schemas.microsoft.com/office/word/2016/wordml/cid" xmlns:w16="http://schemas.microsoft.com/office/word/2018/wordml" xmlns:w16du="http://schemas.microsoft.com/office/word/2023/wordml/word16du" xmlns:w16sdtdh="http://schemas.microsoft.com/office/word/2020/wordml/sdtdatahash" xmlns:w16sdtfl="http://schemas.microsoft.com/office/word/2024/wordml/sdtformatlock" xmlns:w16se="http://schemas.microsoft.com/office/word/2015/wordml/symex" xmlns:wpg="http://schemas.microsoft.com/office/word/2010/wordprocessingGroup" xmlns:wpi="http://schemas.microsoft.com/office/word/2010/wordprocessingInk" xmlns:wne="http://schemas.microsoft.com/office/word/2006/wordml" xmlns:wps="http://schemas.microsoft.com/office/word/2010/wordprocessingShape" mc:Ignorable="w14 w15 w16se w16cid w16 w16cex w16sdtdh w16sdtfl w16du wp14">
   <w:body>
     <w:p>
-      <w:r>
-        <w:t xml:space="preserve">Absolutely. Here are the </w:t>
-      </w:r>
-      <w:r>
-        <w:rPr>
-          <w:b/>
-          <w:bCs/>
-        </w:rPr>
-        <w:t>Top 10 Most Important CSS Interview Questions and Answers in English</w:t>
-      </w:r>
-      <w:r>
-        <w:t xml:space="preserve">, especially useful for </w:t>
-      </w:r>
-      <w:r>
-        <w:rPr>
-          <w:b/>
-          <w:bCs/>
-        </w:rPr>
-        <w:t>Frontend and MERN Stack Developer interviews</w:t>
-      </w:r>
-      <w:r>
-        <w:t>.</w:t>
-      </w:r>
-    </w:p>
-    <w:p>
-      <w:pPr>
+      <w:pPr>
+        <w:spacing w:line="240" w:lineRule="auto"/>
         <w:rPr>
           <w:b/>
           <w:bCs/>
@@ -44,6 +20,7 @@
     </w:p>
     <w:p>
       <w:pPr>
+        <w:spacing w:line="240" w:lineRule="auto"/>
         <w:rPr>
           <w:b/>
           <w:bCs/>
@@ -58,6 +35,9 @@
       </w:r>
     </w:p>
     <w:p>
+      <w:pPr>
+        <w:spacing w:line="240" w:lineRule="auto"/>
+      </w:pPr>
       <w:r>
         <w:rPr>
           <w:b/>
@@ -66,7 +46,13 @@
         <w:t>Answer:</w:t>
       </w:r>
       <w:r>
-        <w:br/>
+        <w:rPr>
+          <w:b/>
+          <w:bCs/>
+        </w:rPr>
+        <w:t xml:space="preserve"> </w:t>
+      </w:r>
+      <w:r>
         <w:t xml:space="preserve">CSS stands for </w:t>
       </w:r>
       <w:r>
@@ -81,6 +67,9 @@
       </w:r>
     </w:p>
     <w:p>
+      <w:pPr>
+        <w:spacing w:line="240" w:lineRule="auto"/>
+      </w:pPr>
       <w:r>
         <w:t>CSS is used to control:</w:t>
       </w:r>
@@ -89,8 +78,9 @@
       <w:pPr>
         <w:numPr>
           <w:ilvl w:val="0"/>
-          <w:numId w:val="3"/>
+          <w:numId w:val="6"/>
         </w:numPr>
+        <w:spacing w:line="240" w:lineRule="auto"/>
       </w:pPr>
       <w:proofErr w:type="spellStart"/>
       <w:r>
@@ -105,8 +95,9 @@
       <w:pPr>
         <w:numPr>
           <w:ilvl w:val="0"/>
-          <w:numId w:val="3"/>
+          <w:numId w:val="6"/>
         </w:numPr>
+        <w:spacing w:line="240" w:lineRule="auto"/>
       </w:pPr>
       <w:r>
         <w:t xml:space="preserve">Fonts </w:t>
@@ -116,8 +107,9 @@
       <w:pPr>
         <w:numPr>
           <w:ilvl w:val="0"/>
-          <w:numId w:val="3"/>
+          <w:numId w:val="6"/>
         </w:numPr>
+        <w:spacing w:line="240" w:lineRule="auto"/>
       </w:pPr>
       <w:r>
         <w:t xml:space="preserve">Spacing </w:t>
@@ -127,8 +119,9 @@
       <w:pPr>
         <w:numPr>
           <w:ilvl w:val="0"/>
-          <w:numId w:val="3"/>
+          <w:numId w:val="6"/>
         </w:numPr>
+        <w:spacing w:line="240" w:lineRule="auto"/>
       </w:pPr>
       <w:r>
         <w:t xml:space="preserve">Layout </w:t>
@@ -138,8 +131,9 @@
       <w:pPr>
         <w:numPr>
           <w:ilvl w:val="0"/>
-          <w:numId w:val="3"/>
+          <w:numId w:val="6"/>
         </w:numPr>
+        <w:spacing w:line="240" w:lineRule="auto"/>
       </w:pPr>
       <w:r>
         <w:t xml:space="preserve">Width and height </w:t>
@@ -149,8 +143,9 @@
       <w:pPr>
         <w:numPr>
           <w:ilvl w:val="0"/>
-          <w:numId w:val="3"/>
+          <w:numId w:val="6"/>
         </w:numPr>
+        <w:spacing w:line="240" w:lineRule="auto"/>
       </w:pPr>
       <w:r>
         <w:t xml:space="preserve">Responsive design </w:t>
@@ -160,14 +155,18 @@
       <w:pPr>
         <w:numPr>
           <w:ilvl w:val="0"/>
-          <w:numId w:val="3"/>
+          <w:numId w:val="6"/>
         </w:numPr>
+        <w:spacing w:line="240" w:lineRule="auto"/>
       </w:pPr>
       <w:r>
         <w:t xml:space="preserve">Animations </w:t>
       </w:r>
     </w:p>
     <w:p>
+      <w:pPr>
+        <w:spacing w:line="240" w:lineRule="auto"/>
+      </w:pPr>
       <w:r>
         <w:rPr>
           <w:b/>
@@ -177,11 +176,17 @@
       </w:r>
     </w:p>
     <w:p>
+      <w:pPr>
+        <w:spacing w:line="240" w:lineRule="auto"/>
+      </w:pPr>
       <w:r>
         <w:t>h1 {</w:t>
       </w:r>
     </w:p>
     <w:p>
+      <w:pPr>
+        <w:spacing w:line="240" w:lineRule="auto"/>
+      </w:pPr>
       <w:r>
         <w:t xml:space="preserve">  </w:t>
       </w:r>
@@ -195,24 +200,34 @@
       </w:r>
     </w:p>
     <w:p>
+      <w:pPr>
+        <w:spacing w:line="240" w:lineRule="auto"/>
+      </w:pPr>
       <w:r>
         <w:t xml:space="preserve">  font-size: 30px;</w:t>
       </w:r>
     </w:p>
     <w:p>
+      <w:pPr>
+        <w:spacing w:line="240" w:lineRule="auto"/>
+      </w:pPr>
       <w:r>
         <w:t>}</w:t>
       </w:r>
     </w:p>
     <w:p>
-      <w:r>
-        <w:pict w14:anchorId="287A737E">
+      <w:pPr>
+        <w:spacing w:line="240" w:lineRule="auto"/>
+      </w:pPr>
+      <w:r>
+        <w:pict w14:anchorId="2EC62B0C">
           <v:rect id="_x0000_i1135" style="width:0;height:1.5pt" o:hralign="center" o:hrstd="t" o:hr="t" fillcolor="#a0a0a0" stroked="f"/>
         </w:pict>
       </w:r>
     </w:p>
     <w:p>
       <w:pPr>
+        <w:spacing w:line="240" w:lineRule="auto"/>
         <w:rPr>
           <w:b/>
           <w:bCs/>
@@ -227,6 +242,9 @@
       </w:r>
     </w:p>
     <w:p>
+      <w:pPr>
+        <w:spacing w:line="240" w:lineRule="auto"/>
+      </w:pPr>
       <w:r>
         <w:rPr>
           <w:b/>
@@ -235,11 +253,20 @@
         <w:t>Answer:</w:t>
       </w:r>
       <w:r>
-        <w:br/>
+        <w:rPr>
+          <w:b/>
+          <w:bCs/>
+        </w:rPr>
+        <w:t xml:space="preserve"> </w:t>
+      </w:r>
+      <w:r>
         <w:t>There are three ways to apply CSS:</w:t>
       </w:r>
     </w:p>
     <w:p>
+      <w:pPr>
+        <w:spacing w:line="240" w:lineRule="auto"/>
+      </w:pPr>
       <w:r>
         <w:rPr>
           <w:b/>
@@ -249,6 +276,9 @@
       </w:r>
     </w:p>
     <w:p>
+      <w:pPr>
+        <w:spacing w:line="240" w:lineRule="auto"/>
+      </w:pPr>
       <w:r>
         <w:t>&lt;h1 style="</w:t>
       </w:r>
@@ -262,6 +292,9 @@
       </w:r>
     </w:p>
     <w:p>
+      <w:pPr>
+        <w:spacing w:line="240" w:lineRule="auto"/>
+      </w:pPr>
       <w:r>
         <w:rPr>
           <w:b/>
@@ -271,92 +304,123 @@
       </w:r>
     </w:p>
     <w:p>
+      <w:pPr>
+        <w:spacing w:line="240" w:lineRule="auto"/>
+      </w:pPr>
       <w:r>
         <w:t>&lt;style&gt;</w:t>
       </w:r>
     </w:p>
     <w:p>
+      <w:pPr>
+        <w:spacing w:line="240" w:lineRule="auto"/>
+      </w:pPr>
       <w:r>
         <w:t xml:space="preserve">  h1 {</w:t>
       </w:r>
     </w:p>
     <w:p>
+      <w:pPr>
+        <w:spacing w:line="240" w:lineRule="auto"/>
+      </w:pPr>
+      <w:r>
+        <w:t xml:space="preserve">    </w:t>
+      </w:r>
+      <w:proofErr w:type="spellStart"/>
+      <w:r>
+        <w:t>color</w:t>
+      </w:r>
+      <w:proofErr w:type="spellEnd"/>
+      <w:r>
+        <w:t>: red;</w:t>
+      </w:r>
+    </w:p>
+    <w:p>
+      <w:pPr>
+        <w:spacing w:line="240" w:lineRule="auto"/>
+      </w:pPr>
+      <w:r>
+        <w:t xml:space="preserve">  }</w:t>
+      </w:r>
+    </w:p>
+    <w:p>
+      <w:pPr>
+        <w:spacing w:line="240" w:lineRule="auto"/>
+      </w:pPr>
+      <w:r>
+        <w:t>&lt;/style&gt;</w:t>
+      </w:r>
+    </w:p>
+    <w:p>
+      <w:pPr>
+        <w:spacing w:line="240" w:lineRule="auto"/>
+      </w:pPr>
+      <w:r>
+        <w:rPr>
+          <w:b/>
+          <w:bCs/>
+        </w:rPr>
+        <w:t>3. External CSS</w:t>
+      </w:r>
+    </w:p>
+    <w:p>
+      <w:pPr>
+        <w:spacing w:line="240" w:lineRule="auto"/>
+      </w:pPr>
+      <w:r>
+        <w:t xml:space="preserve">&lt;link </w:t>
+      </w:r>
+      <w:proofErr w:type="spellStart"/>
+      <w:r>
+        <w:t>rel</w:t>
+      </w:r>
+      <w:proofErr w:type="spellEnd"/>
+      <w:r>
+        <w:t xml:space="preserve">="stylesheet" </w:t>
+      </w:r>
+      <w:proofErr w:type="spellStart"/>
+      <w:r>
+        <w:t>href</w:t>
+      </w:r>
+      <w:proofErr w:type="spellEnd"/>
+      <w:r>
+        <w:t>="style.css"&gt;</w:t>
+      </w:r>
+    </w:p>
+    <w:p>
+      <w:pPr>
+        <w:spacing w:line="240" w:lineRule="auto"/>
+      </w:pPr>
+      <w:r>
+        <w:rPr>
+          <w:b/>
+          <w:bCs/>
+        </w:rPr>
+        <w:t>Interview answer:</w:t>
+      </w:r>
+    </w:p>
+    <w:p>
+      <w:pPr>
+        <w:spacing w:line="240" w:lineRule="auto"/>
+      </w:pPr>
       <w:r>
         <w:lastRenderedPageBreak/>
-        <w:t xml:space="preserve">    </w:t>
-      </w:r>
-      <w:proofErr w:type="spellStart"/>
-      <w:r>
-        <w:t>color</w:t>
-      </w:r>
-      <w:proofErr w:type="spellEnd"/>
-      <w:r>
-        <w:t>: red;</w:t>
-      </w:r>
-    </w:p>
-    <w:p>
-      <w:r>
-        <w:t xml:space="preserve">  }</w:t>
-      </w:r>
-    </w:p>
-    <w:p>
-      <w:r>
-        <w:t>&lt;/style&gt;</w:t>
-      </w:r>
-    </w:p>
-    <w:p>
-      <w:r>
-        <w:rPr>
-          <w:b/>
-          <w:bCs/>
-        </w:rPr>
-        <w:t>3. External CSS</w:t>
-      </w:r>
-    </w:p>
-    <w:p>
-      <w:r>
-        <w:t xml:space="preserve">&lt;link </w:t>
-      </w:r>
-      <w:proofErr w:type="spellStart"/>
-      <w:r>
-        <w:t>rel</w:t>
-      </w:r>
-      <w:proofErr w:type="spellEnd"/>
-      <w:r>
-        <w:t xml:space="preserve">="stylesheet" </w:t>
-      </w:r>
-      <w:proofErr w:type="spellStart"/>
-      <w:r>
-        <w:t>href</w:t>
-      </w:r>
-      <w:proofErr w:type="spellEnd"/>
-      <w:r>
-        <w:t>="style.css"&gt;</w:t>
-      </w:r>
-    </w:p>
-    <w:p>
-      <w:r>
-        <w:rPr>
-          <w:b/>
-          <w:bCs/>
-        </w:rPr>
-        <w:t>Interview answer:</w:t>
-      </w:r>
-    </w:p>
-    <w:p>
-      <w:r>
         <w:t>The three types of CSS are Inline CSS, Internal CSS, and External CSS. External CSS is generally preferred in real-world projects because it improves maintainability and reusability.</w:t>
       </w:r>
     </w:p>
     <w:p>
-      <w:r>
-        <w:pict w14:anchorId="7CAD738C">
+      <w:pPr>
+        <w:spacing w:line="240" w:lineRule="auto"/>
+      </w:pPr>
+      <w:r>
+        <w:pict w14:anchorId="036E48B9">
           <v:rect id="_x0000_i1136" style="width:0;height:1.5pt" o:hralign="center" o:hrstd="t" o:hr="t" fillcolor="#a0a0a0" stroked="f"/>
         </w:pict>
       </w:r>
     </w:p>
     <w:p>
       <w:pPr>
+        <w:spacing w:line="240" w:lineRule="auto"/>
         <w:rPr>
           <w:b/>
           <w:bCs/>
@@ -371,6 +435,9 @@
       </w:r>
     </w:p>
     <w:p>
+      <w:pPr>
+        <w:spacing w:line="240" w:lineRule="auto"/>
+      </w:pPr>
       <w:r>
         <w:rPr>
           <w:b/>
@@ -379,16 +446,28 @@
         <w:t>Answer:</w:t>
       </w:r>
       <w:r>
-        <w:br/>
+        <w:rPr>
+          <w:b/>
+          <w:bCs/>
+        </w:rPr>
+        <w:t xml:space="preserve"> </w:t>
+      </w:r>
+      <w:r>
         <w:t>The CSS Box Model describes how every HTML element is represented as a rectangular box.</w:t>
       </w:r>
     </w:p>
     <w:p>
+      <w:pPr>
+        <w:spacing w:line="240" w:lineRule="auto"/>
+      </w:pPr>
       <w:r>
         <w:t>It consists of four parts:</w:t>
       </w:r>
     </w:p>
     <w:p>
+      <w:pPr>
+        <w:spacing w:line="240" w:lineRule="auto"/>
+      </w:pPr>
       <w:r>
         <w:rPr>
           <w:b/>
@@ -398,6 +477,9 @@
       </w:r>
     </w:p>
     <w:p>
+      <w:pPr>
+        <w:spacing w:line="240" w:lineRule="auto"/>
+      </w:pPr>
       <w:proofErr w:type="gramStart"/>
       <w:r>
         <w:t>.box</w:t>
@@ -408,31 +490,49 @@
       </w:r>
     </w:p>
     <w:p>
+      <w:pPr>
+        <w:spacing w:line="240" w:lineRule="auto"/>
+      </w:pPr>
       <w:r>
         <w:t xml:space="preserve">  width: 200px;</w:t>
       </w:r>
     </w:p>
     <w:p>
+      <w:pPr>
+        <w:spacing w:line="240" w:lineRule="auto"/>
+      </w:pPr>
       <w:r>
         <w:t xml:space="preserve">  padding: 20px;</w:t>
       </w:r>
     </w:p>
     <w:p>
+      <w:pPr>
+        <w:spacing w:line="240" w:lineRule="auto"/>
+      </w:pPr>
       <w:r>
         <w:t xml:space="preserve">  border: 2px solid black;</w:t>
       </w:r>
     </w:p>
     <w:p>
+      <w:pPr>
+        <w:spacing w:line="240" w:lineRule="auto"/>
+      </w:pPr>
       <w:r>
         <w:t xml:space="preserve">  margin: 10px;</w:t>
       </w:r>
     </w:p>
     <w:p>
+      <w:pPr>
+        <w:spacing w:line="240" w:lineRule="auto"/>
+      </w:pPr>
       <w:r>
         <w:t>}</w:t>
       </w:r>
     </w:p>
     <w:p>
+      <w:pPr>
+        <w:spacing w:line="240" w:lineRule="auto"/>
+      </w:pPr>
       <w:r>
         <w:rPr>
           <w:b/>
@@ -442,19 +542,26 @@
       </w:r>
     </w:p>
     <w:p>
+      <w:pPr>
+        <w:spacing w:line="240" w:lineRule="auto"/>
+      </w:pPr>
       <w:r>
         <w:t>The CSS Box Model consists of content, padding, border, and margin.</w:t>
       </w:r>
     </w:p>
     <w:p>
-      <w:r>
-        <w:pict w14:anchorId="2536CCB4">
+      <w:pPr>
+        <w:spacing w:line="240" w:lineRule="auto"/>
+      </w:pPr>
+      <w:r>
+        <w:pict w14:anchorId="38E8A11F">
           <v:rect id="_x0000_i1137" style="width:0;height:1.5pt" o:hralign="center" o:hrstd="t" o:hr="t" fillcolor="#a0a0a0" stroked="f"/>
         </w:pict>
       </w:r>
     </w:p>
     <w:p>
       <w:pPr>
+        <w:spacing w:line="240" w:lineRule="auto"/>
         <w:rPr>
           <w:b/>
           <w:bCs/>
@@ -469,6 +576,9 @@
       </w:r>
     </w:p>
     <w:p>
+      <w:pPr>
+        <w:spacing w:line="240" w:lineRule="auto"/>
+      </w:pPr>
       <w:r>
         <w:rPr>
           <w:b/>
@@ -477,7 +587,11 @@
         <w:t>Answer:</w:t>
       </w:r>
       <w:r>
-        <w:br/>
+        <w:rPr>
+          <w:b/>
+          <w:bCs/>
+        </w:rPr>
+        <w:t xml:space="preserve"> </w:t>
       </w:r>
       <w:r>
         <w:rPr>
@@ -501,6 +615,9 @@
       </w:r>
     </w:p>
     <w:p>
+      <w:pPr>
+        <w:spacing w:line="240" w:lineRule="auto"/>
+      </w:pPr>
       <w:r>
         <w:rPr>
           <w:b/>
@@ -510,17 +627,25 @@
       </w:r>
     </w:p>
     <w:p>
-      <w:r>
-        <w:lastRenderedPageBreak/>
+      <w:pPr>
+        <w:spacing w:line="240" w:lineRule="auto"/>
+      </w:pPr>
+      <w:r>
         <w:t>.container {</w:t>
       </w:r>
     </w:p>
     <w:p>
+      <w:pPr>
+        <w:spacing w:line="240" w:lineRule="auto"/>
+      </w:pPr>
       <w:r>
         <w:t xml:space="preserve">  display: flex;</w:t>
       </w:r>
     </w:p>
     <w:p>
+      <w:pPr>
+        <w:spacing w:line="240" w:lineRule="auto"/>
+      </w:pPr>
       <w:r>
         <w:t xml:space="preserve">  justify-content: </w:t>
       </w:r>
@@ -534,6 +659,9 @@
       </w:r>
     </w:p>
     <w:p>
+      <w:pPr>
+        <w:spacing w:line="240" w:lineRule="auto"/>
+      </w:pPr>
       <w:r>
         <w:t xml:space="preserve">  align-items: </w:t>
       </w:r>
@@ -547,16 +675,25 @@
       </w:r>
     </w:p>
     <w:p>
+      <w:pPr>
+        <w:spacing w:line="240" w:lineRule="auto"/>
+      </w:pPr>
       <w:r>
         <w:t xml:space="preserve">  gap: 20px;</w:t>
       </w:r>
     </w:p>
     <w:p>
+      <w:pPr>
+        <w:spacing w:line="240" w:lineRule="auto"/>
+      </w:pPr>
       <w:r>
         <w:t>}</w:t>
       </w:r>
     </w:p>
     <w:p>
+      <w:pPr>
+        <w:spacing w:line="240" w:lineRule="auto"/>
+      </w:pPr>
       <w:r>
         <w:t>Important Flexbox properties include:</w:t>
       </w:r>
@@ -565,8 +702,9 @@
       <w:pPr>
         <w:numPr>
           <w:ilvl w:val="0"/>
-          <w:numId w:val="4"/>
+          <w:numId w:val="7"/>
         </w:numPr>
+        <w:spacing w:line="240" w:lineRule="auto"/>
       </w:pPr>
       <w:r>
         <w:t xml:space="preserve">display: flex </w:t>
@@ -576,8 +714,9 @@
       <w:pPr>
         <w:numPr>
           <w:ilvl w:val="0"/>
-          <w:numId w:val="4"/>
+          <w:numId w:val="7"/>
         </w:numPr>
+        <w:spacing w:line="240" w:lineRule="auto"/>
       </w:pPr>
       <w:r>
         <w:t xml:space="preserve">flex-direction </w:t>
@@ -587,8 +726,9 @@
       <w:pPr>
         <w:numPr>
           <w:ilvl w:val="0"/>
-          <w:numId w:val="4"/>
+          <w:numId w:val="7"/>
         </w:numPr>
+        <w:spacing w:line="240" w:lineRule="auto"/>
       </w:pPr>
       <w:r>
         <w:t xml:space="preserve">justify-content </w:t>
@@ -598,10 +738,12 @@
       <w:pPr>
         <w:numPr>
           <w:ilvl w:val="0"/>
-          <w:numId w:val="4"/>
+          <w:numId w:val="7"/>
         </w:numPr>
-      </w:pPr>
-      <w:r>
+        <w:spacing w:line="240" w:lineRule="auto"/>
+      </w:pPr>
+      <w:r>
+        <w:lastRenderedPageBreak/>
         <w:t xml:space="preserve">align-items </w:t>
       </w:r>
     </w:p>
@@ -609,8 +751,9 @@
       <w:pPr>
         <w:numPr>
           <w:ilvl w:val="0"/>
-          <w:numId w:val="4"/>
+          <w:numId w:val="7"/>
         </w:numPr>
+        <w:spacing w:line="240" w:lineRule="auto"/>
       </w:pPr>
       <w:r>
         <w:t xml:space="preserve">flex-wrap </w:t>
@@ -620,14 +763,18 @@
       <w:pPr>
         <w:numPr>
           <w:ilvl w:val="0"/>
-          <w:numId w:val="4"/>
+          <w:numId w:val="7"/>
         </w:numPr>
+        <w:spacing w:line="240" w:lineRule="auto"/>
       </w:pPr>
       <w:r>
         <w:t xml:space="preserve">gap </w:t>
       </w:r>
     </w:p>
     <w:p>
+      <w:pPr>
+        <w:spacing w:line="240" w:lineRule="auto"/>
+      </w:pPr>
       <w:r>
         <w:rPr>
           <w:b/>
@@ -637,19 +784,26 @@
       </w:r>
     </w:p>
     <w:p>
+      <w:pPr>
+        <w:spacing w:line="240" w:lineRule="auto"/>
+      </w:pPr>
       <w:r>
         <w:t>Flexbox is mainly used for one-dimensional layouts and makes it easy to align and distribute elements.</w:t>
       </w:r>
     </w:p>
     <w:p>
-      <w:r>
-        <w:pict w14:anchorId="4257DF32">
+      <w:pPr>
+        <w:spacing w:line="240" w:lineRule="auto"/>
+      </w:pPr>
+      <w:r>
+        <w:pict w14:anchorId="4F79F9C7">
           <v:rect id="_x0000_i1138" style="width:0;height:1.5pt" o:hralign="center" o:hrstd="t" o:hr="t" fillcolor="#a0a0a0" stroked="f"/>
         </w:pict>
       </w:r>
     </w:p>
     <w:p>
       <w:pPr>
+        <w:spacing w:line="240" w:lineRule="auto"/>
         <w:rPr>
           <w:b/>
           <w:bCs/>
@@ -664,6 +818,9 @@
       </w:r>
     </w:p>
     <w:p>
+      <w:pPr>
+        <w:spacing w:line="240" w:lineRule="auto"/>
+      </w:pPr>
       <w:r>
         <w:rPr>
           <w:b/>
@@ -701,6 +858,7 @@
           </w:tcPr>
           <w:p>
             <w:pPr>
+              <w:spacing w:line="240" w:lineRule="auto"/>
               <w:rPr>
                 <w:b/>
                 <w:bCs/>
@@ -723,6 +881,7 @@
           </w:tcPr>
           <w:p>
             <w:pPr>
+              <w:spacing w:line="240" w:lineRule="auto"/>
               <w:rPr>
                 <w:b/>
                 <w:bCs/>
@@ -749,6 +908,9 @@
             <w:hideMark/>
           </w:tcPr>
           <w:p>
+            <w:pPr>
+              <w:spacing w:line="240" w:lineRule="auto"/>
+            </w:pPr>
             <w:r>
               <w:t>One-dimensional layout</w:t>
             </w:r>
@@ -761,6 +923,9 @@
             <w:hideMark/>
           </w:tcPr>
           <w:p>
+            <w:pPr>
+              <w:spacing w:line="240" w:lineRule="auto"/>
+            </w:pPr>
             <w:r>
               <w:t>Two-dimensional layout</w:t>
             </w:r>
@@ -778,6 +943,9 @@
             <w:hideMark/>
           </w:tcPr>
           <w:p>
+            <w:pPr>
+              <w:spacing w:line="240" w:lineRule="auto"/>
+            </w:pPr>
             <w:r>
               <w:t>Row or column</w:t>
             </w:r>
@@ -790,6 +958,9 @@
             <w:hideMark/>
           </w:tcPr>
           <w:p>
+            <w:pPr>
+              <w:spacing w:line="240" w:lineRule="auto"/>
+            </w:pPr>
             <w:r>
               <w:t>Rows and columns</w:t>
             </w:r>
@@ -807,6 +978,9 @@
             <w:hideMark/>
           </w:tcPr>
           <w:p>
+            <w:pPr>
+              <w:spacing w:line="240" w:lineRule="auto"/>
+            </w:pPr>
             <w:r>
               <w:t>Good for components</w:t>
             </w:r>
@@ -819,6 +993,9 @@
             <w:hideMark/>
           </w:tcPr>
           <w:p>
+            <w:pPr>
+              <w:spacing w:line="240" w:lineRule="auto"/>
+            </w:pPr>
             <w:r>
               <w:t>Good for page layouts</w:t>
             </w:r>
@@ -836,6 +1013,9 @@
             <w:hideMark/>
           </w:tcPr>
           <w:p>
+            <w:pPr>
+              <w:spacing w:line="240" w:lineRule="auto"/>
+            </w:pPr>
             <w:r>
               <w:t>Content-based layouts</w:t>
             </w:r>
@@ -848,6 +1028,9 @@
             <w:hideMark/>
           </w:tcPr>
           <w:p>
+            <w:pPr>
+              <w:spacing w:line="240" w:lineRule="auto"/>
+            </w:pPr>
             <w:r>
               <w:t>Structured layouts</w:t>
             </w:r>
@@ -856,6 +1039,9 @@
       </w:tr>
     </w:tbl>
     <w:p>
+      <w:pPr>
+        <w:spacing w:line="240" w:lineRule="auto"/>
+      </w:pPr>
       <w:r>
         <w:rPr>
           <w:b/>
@@ -865,16 +1051,25 @@
       </w:r>
     </w:p>
     <w:p>
+      <w:pPr>
+        <w:spacing w:line="240" w:lineRule="auto"/>
+      </w:pPr>
       <w:r>
         <w:t>.container {</w:t>
       </w:r>
     </w:p>
     <w:p>
+      <w:pPr>
+        <w:spacing w:line="240" w:lineRule="auto"/>
+      </w:pPr>
       <w:r>
         <w:t xml:space="preserve">  display: grid;</w:t>
       </w:r>
     </w:p>
     <w:p>
+      <w:pPr>
+        <w:spacing w:line="240" w:lineRule="auto"/>
+      </w:pPr>
       <w:r>
         <w:t xml:space="preserve">  grid-template-columns: </w:t>
       </w:r>
@@ -888,17 +1083,25 @@
       </w:r>
     </w:p>
     <w:p>
-      <w:r>
-        <w:lastRenderedPageBreak/>
+      <w:pPr>
+        <w:spacing w:line="240" w:lineRule="auto"/>
+      </w:pPr>
+      <w:r>
         <w:t xml:space="preserve">  gap: 20px;</w:t>
       </w:r>
     </w:p>
     <w:p>
+      <w:pPr>
+        <w:spacing w:line="240" w:lineRule="auto"/>
+      </w:pPr>
       <w:r>
         <w:t>}</w:t>
       </w:r>
     </w:p>
     <w:p>
+      <w:pPr>
+        <w:spacing w:line="240" w:lineRule="auto"/>
+      </w:pPr>
       <w:r>
         <w:rPr>
           <w:b/>
@@ -908,19 +1111,26 @@
       </w:r>
     </w:p>
     <w:p>
+      <w:pPr>
+        <w:spacing w:line="240" w:lineRule="auto"/>
+      </w:pPr>
       <w:r>
         <w:t>Flexbox is designed for one-dimensional layouts, while CSS Grid is designed for two-dimensional layouts.</w:t>
       </w:r>
     </w:p>
     <w:p>
-      <w:r>
-        <w:pict w14:anchorId="401A57C8">
+      <w:pPr>
+        <w:spacing w:line="240" w:lineRule="auto"/>
+      </w:pPr>
+      <w:r>
+        <w:pict w14:anchorId="15702721">
           <v:rect id="_x0000_i1139" style="width:0;height:1.5pt" o:hralign="center" o:hrstd="t" o:hr="t" fillcolor="#a0a0a0" stroked="f"/>
         </w:pict>
       </w:r>
     </w:p>
     <w:p>
       <w:pPr>
+        <w:spacing w:line="240" w:lineRule="auto"/>
         <w:rPr>
           <w:b/>
           <w:bCs/>
@@ -935,6 +1145,9 @@
       </w:r>
     </w:p>
     <w:p>
+      <w:pPr>
+        <w:spacing w:line="240" w:lineRule="auto"/>
+      </w:pPr>
       <w:r>
         <w:rPr>
           <w:b/>
@@ -943,7 +1156,11 @@
         <w:t>Answer:</w:t>
       </w:r>
       <w:r>
-        <w:br/>
+        <w:rPr>
+          <w:b/>
+          <w:bCs/>
+        </w:rPr>
+        <w:t xml:space="preserve"> </w:t>
       </w:r>
       <w:r>
         <w:rPr>
@@ -957,11 +1174,17 @@
       </w:r>
     </w:p>
     <w:p>
+      <w:pPr>
+        <w:spacing w:line="240" w:lineRule="auto"/>
+      </w:pPr>
       <w:r>
         <w:t>Generally, the priority is:</w:t>
       </w:r>
     </w:p>
     <w:p>
+      <w:pPr>
+        <w:spacing w:line="240" w:lineRule="auto"/>
+      </w:pPr>
       <w:proofErr w:type="gramStart"/>
       <w:r>
         <w:t>!important</w:t>
@@ -969,46 +1192,74 @@
       <w:proofErr w:type="gramEnd"/>
     </w:p>
     <w:p>
+      <w:pPr>
+        <w:spacing w:line="240" w:lineRule="auto"/>
+      </w:pPr>
       <w:r>
         <w:t xml:space="preserve">   ↓</w:t>
       </w:r>
     </w:p>
     <w:p>
+      <w:pPr>
+        <w:spacing w:line="240" w:lineRule="auto"/>
+      </w:pPr>
       <w:r>
         <w:t>Inline styles</w:t>
       </w:r>
     </w:p>
     <w:p>
-      <w:r>
+      <w:pPr>
+        <w:spacing w:line="240" w:lineRule="auto"/>
+      </w:pPr>
+      <w:r>
+        <w:lastRenderedPageBreak/>
         <w:t xml:space="preserve">   ↓</w:t>
       </w:r>
     </w:p>
     <w:p>
+      <w:pPr>
+        <w:spacing w:line="240" w:lineRule="auto"/>
+      </w:pPr>
       <w:r>
         <w:t>ID</w:t>
       </w:r>
     </w:p>
     <w:p>
+      <w:pPr>
+        <w:spacing w:line="240" w:lineRule="auto"/>
+      </w:pPr>
       <w:r>
         <w:t xml:space="preserve">   ↓</w:t>
       </w:r>
     </w:p>
     <w:p>
+      <w:pPr>
+        <w:spacing w:line="240" w:lineRule="auto"/>
+      </w:pPr>
       <w:r>
         <w:t>Class / Attribute / Pseudo-class</w:t>
       </w:r>
     </w:p>
     <w:p>
+      <w:pPr>
+        <w:spacing w:line="240" w:lineRule="auto"/>
+      </w:pPr>
       <w:r>
         <w:t xml:space="preserve">   ↓</w:t>
       </w:r>
     </w:p>
     <w:p>
+      <w:pPr>
+        <w:spacing w:line="240" w:lineRule="auto"/>
+      </w:pPr>
       <w:r>
         <w:t>Element / Pseudo-element</w:t>
       </w:r>
     </w:p>
     <w:p>
+      <w:pPr>
+        <w:spacing w:line="240" w:lineRule="auto"/>
+      </w:pPr>
       <w:r>
         <w:rPr>
           <w:b/>
@@ -1018,11 +1269,17 @@
       </w:r>
     </w:p>
     <w:p>
+      <w:pPr>
+        <w:spacing w:line="240" w:lineRule="auto"/>
+      </w:pPr>
       <w:r>
         <w:t>#title {</w:t>
       </w:r>
     </w:p>
     <w:p>
+      <w:pPr>
+        <w:spacing w:line="240" w:lineRule="auto"/>
+      </w:pPr>
       <w:r>
         <w:t xml:space="preserve">  </w:t>
       </w:r>
@@ -1036,12 +1293,22 @@
       </w:r>
     </w:p>
     <w:p>
+      <w:pPr>
+        <w:spacing w:line="240" w:lineRule="auto"/>
+      </w:pPr>
       <w:r>
         <w:t>}</w:t>
       </w:r>
     </w:p>
-    <w:p/>
-    <w:p>
+    <w:p>
+      <w:pPr>
+        <w:spacing w:line="240" w:lineRule="auto"/>
+      </w:pPr>
+    </w:p>
+    <w:p>
+      <w:pPr>
+        <w:spacing w:line="240" w:lineRule="auto"/>
+      </w:pPr>
       <w:proofErr w:type="gramStart"/>
       <w:r>
         <w:t>.title</w:t>
@@ -1052,6 +1319,9 @@
       </w:r>
     </w:p>
     <w:p>
+      <w:pPr>
+        <w:spacing w:line="240" w:lineRule="auto"/>
+      </w:pPr>
       <w:r>
         <w:t xml:space="preserve">  </w:t>
       </w:r>
@@ -1065,18 +1335,26 @@
       </w:r>
     </w:p>
     <w:p>
+      <w:pPr>
+        <w:spacing w:line="240" w:lineRule="auto"/>
+      </w:pPr>
       <w:r>
         <w:t>}</w:t>
       </w:r>
     </w:p>
     <w:p>
+      <w:pPr>
+        <w:spacing w:line="240" w:lineRule="auto"/>
+      </w:pPr>
       <w:r>
         <w:t>&lt;h1 id="title" class="title"&gt;Hello&lt;/h1&gt;</w:t>
       </w:r>
     </w:p>
     <w:p>
-      <w:r>
-        <w:lastRenderedPageBreak/>
+      <w:pPr>
+        <w:spacing w:line="240" w:lineRule="auto"/>
+      </w:pPr>
+      <w:r>
         <w:t xml:space="preserve">The text will be </w:t>
       </w:r>
       <w:r>
@@ -1091,14 +1369,18 @@
       </w:r>
     </w:p>
     <w:p>
-      <w:r>
-        <w:pict w14:anchorId="4DA66C98">
+      <w:pPr>
+        <w:spacing w:line="240" w:lineRule="auto"/>
+      </w:pPr>
+      <w:r>
+        <w:pict w14:anchorId="0A99DCAE">
           <v:rect id="_x0000_i1140" style="width:0;height:1.5pt" o:hralign="center" o:hrstd="t" o:hr="t" fillcolor="#a0a0a0" stroked="f"/>
         </w:pict>
       </w:r>
     </w:p>
     <w:p>
       <w:pPr>
+        <w:spacing w:line="240" w:lineRule="auto"/>
         <w:rPr>
           <w:b/>
           <w:bCs/>
@@ -1113,6 +1395,9 @@
       </w:r>
     </w:p>
     <w:p>
+      <w:pPr>
+        <w:spacing w:line="240" w:lineRule="auto"/>
+      </w:pPr>
       <w:r>
         <w:rPr>
           <w:b/>
@@ -1121,41 +1406,68 @@
         <w:t>Answer:</w:t>
       </w:r>
       <w:r>
-        <w:br/>
+        <w:rPr>
+          <w:b/>
+          <w:bCs/>
+        </w:rPr>
+        <w:t xml:space="preserve"> </w:t>
+      </w:r>
+      <w:r>
         <w:t>The position property controls how an element is positioned on a web page.</w:t>
       </w:r>
     </w:p>
     <w:p>
+      <w:pPr>
+        <w:spacing w:line="240" w:lineRule="auto"/>
+      </w:pPr>
       <w:r>
         <w:t>Main values are:</w:t>
       </w:r>
     </w:p>
     <w:p>
+      <w:pPr>
+        <w:spacing w:line="240" w:lineRule="auto"/>
+      </w:pPr>
       <w:r>
         <w:t>static</w:t>
       </w:r>
     </w:p>
     <w:p>
+      <w:pPr>
+        <w:spacing w:line="240" w:lineRule="auto"/>
+      </w:pPr>
       <w:r>
         <w:t>relative</w:t>
       </w:r>
     </w:p>
     <w:p>
+      <w:pPr>
+        <w:spacing w:line="240" w:lineRule="auto"/>
+      </w:pPr>
       <w:r>
         <w:t>absolute</w:t>
       </w:r>
     </w:p>
     <w:p>
+      <w:pPr>
+        <w:spacing w:line="240" w:lineRule="auto"/>
+      </w:pPr>
       <w:r>
         <w:t>fixed</w:t>
       </w:r>
     </w:p>
     <w:p>
+      <w:pPr>
+        <w:spacing w:line="240" w:lineRule="auto"/>
+      </w:pPr>
       <w:r>
         <w:t>sticky</w:t>
       </w:r>
     </w:p>
     <w:p>
+      <w:pPr>
+        <w:spacing w:line="240" w:lineRule="auto"/>
+      </w:pPr>
       <w:r>
         <w:rPr>
           <w:b/>
@@ -1165,6 +1477,9 @@
       </w:r>
     </w:p>
     <w:p>
+      <w:pPr>
+        <w:spacing w:line="240" w:lineRule="auto"/>
+      </w:pPr>
       <w:proofErr w:type="gramStart"/>
       <w:r>
         <w:t>.parent</w:t>
@@ -1175,19 +1490,38 @@
       </w:r>
     </w:p>
     <w:p>
+      <w:pPr>
+        <w:spacing w:line="240" w:lineRule="auto"/>
+      </w:pPr>
       <w:r>
         <w:t xml:space="preserve">  position: relative;</w:t>
       </w:r>
     </w:p>
     <w:p>
+      <w:pPr>
+        <w:spacing w:line="240" w:lineRule="auto"/>
+      </w:pPr>
       <w:r>
         <w:t>}</w:t>
       </w:r>
     </w:p>
-    <w:p/>
-    <w:p>
+    <w:p>
+      <w:pPr>
+        <w:spacing w:line="240" w:lineRule="auto"/>
+      </w:pPr>
+    </w:p>
+    <w:p>
+      <w:pPr>
+        <w:spacing w:line="240" w:lineRule="auto"/>
+      </w:pPr>
+    </w:p>
+    <w:p>
+      <w:pPr>
+        <w:spacing w:line="240" w:lineRule="auto"/>
+      </w:pPr>
       <w:proofErr w:type="gramStart"/>
       <w:r>
+        <w:lastRenderedPageBreak/>
         <w:t>.child</w:t>
       </w:r>
       <w:proofErr w:type="gramEnd"/>
@@ -1196,26 +1530,41 @@
       </w:r>
     </w:p>
     <w:p>
+      <w:pPr>
+        <w:spacing w:line="240" w:lineRule="auto"/>
+      </w:pPr>
       <w:r>
         <w:t xml:space="preserve">  position: absolute;</w:t>
       </w:r>
     </w:p>
     <w:p>
+      <w:pPr>
+        <w:spacing w:line="240" w:lineRule="auto"/>
+      </w:pPr>
       <w:r>
         <w:t xml:space="preserve">  top: 0;</w:t>
       </w:r>
     </w:p>
     <w:p>
+      <w:pPr>
+        <w:spacing w:line="240" w:lineRule="auto"/>
+      </w:pPr>
       <w:r>
         <w:t xml:space="preserve">  right: 0;</w:t>
       </w:r>
     </w:p>
     <w:p>
+      <w:pPr>
+        <w:spacing w:line="240" w:lineRule="auto"/>
+      </w:pPr>
       <w:r>
         <w:t>}</w:t>
       </w:r>
     </w:p>
     <w:p>
+      <w:pPr>
+        <w:spacing w:line="240" w:lineRule="auto"/>
+      </w:pPr>
       <w:r>
         <w:rPr>
           <w:b/>
@@ -1225,19 +1574,26 @@
       </w:r>
     </w:p>
     <w:p>
+      <w:pPr>
+        <w:spacing w:line="240" w:lineRule="auto"/>
+      </w:pPr>
       <w:r>
         <w:t>The position property controls the positioning of an element and can be static, relative, absolute, fixed, or sticky.</w:t>
       </w:r>
     </w:p>
     <w:p>
-      <w:r>
-        <w:pict w14:anchorId="04A0F45D">
+      <w:pPr>
+        <w:spacing w:line="240" w:lineRule="auto"/>
+      </w:pPr>
+      <w:r>
+        <w:pict w14:anchorId="4BB3C1D2">
           <v:rect id="_x0000_i1141" style="width:0;height:1.5pt" o:hralign="center" o:hrstd="t" o:hr="t" fillcolor="#a0a0a0" stroked="f"/>
         </w:pict>
       </w:r>
     </w:p>
     <w:p>
       <w:pPr>
+        <w:spacing w:line="240" w:lineRule="auto"/>
         <w:rPr>
           <w:b/>
           <w:bCs/>
@@ -1252,6 +1608,13 @@
       </w:r>
     </w:p>
     <w:p>
+      <w:pPr>
+        <w:spacing w:line="240" w:lineRule="auto"/>
+        <w:rPr>
+          <w:b/>
+          <w:bCs/>
+        </w:rPr>
+      </w:pPr>
       <w:r>
         <w:rPr>
           <w:b/>
@@ -1259,14 +1622,13 @@
         </w:rPr>
         <w:t>Answer:</w:t>
       </w:r>
-    </w:p>
-    <w:p>
-      <w:pPr>
-        <w:rPr>
-          <w:b/>
-          <w:bCs/>
-        </w:rPr>
-      </w:pPr>
+      <w:r>
+        <w:rPr>
+          <w:b/>
+          <w:bCs/>
+        </w:rPr>
+        <w:t xml:space="preserve"> </w:t>
+      </w:r>
       <w:r>
         <w:rPr>
           <w:b/>
@@ -1276,6 +1638,9 @@
       </w:r>
     </w:p>
     <w:p>
+      <w:pPr>
+        <w:spacing w:line="240" w:lineRule="auto"/>
+      </w:pPr>
       <w:r>
         <w:t xml:space="preserve">The element remains in the </w:t>
       </w:r>
@@ -1291,9 +1656,11 @@
       </w:r>
     </w:p>
     <w:p>
+      <w:pPr>
+        <w:spacing w:line="240" w:lineRule="auto"/>
+      </w:pPr>
       <w:proofErr w:type="gramStart"/>
       <w:r>
-        <w:lastRenderedPageBreak/>
         <w:t>.box</w:t>
       </w:r>
       <w:proofErr w:type="gramEnd"/>
@@ -1302,22 +1669,32 @@
       </w:r>
     </w:p>
     <w:p>
+      <w:pPr>
+        <w:spacing w:line="240" w:lineRule="auto"/>
+      </w:pPr>
       <w:r>
         <w:t xml:space="preserve">  position: relative;</w:t>
       </w:r>
     </w:p>
     <w:p>
+      <w:pPr>
+        <w:spacing w:line="240" w:lineRule="auto"/>
+      </w:pPr>
       <w:r>
         <w:t xml:space="preserve">  top: 20px;</w:t>
       </w:r>
     </w:p>
     <w:p>
+      <w:pPr>
+        <w:spacing w:line="240" w:lineRule="auto"/>
+      </w:pPr>
       <w:r>
         <w:t>}</w:t>
       </w:r>
     </w:p>
     <w:p>
       <w:pPr>
+        <w:spacing w:line="240" w:lineRule="auto"/>
         <w:rPr>
           <w:b/>
           <w:bCs/>
@@ -1332,6 +1709,9 @@
       </w:r>
     </w:p>
     <w:p>
+      <w:pPr>
+        <w:spacing w:line="240" w:lineRule="auto"/>
+      </w:pPr>
       <w:r>
         <w:t xml:space="preserve">The element is </w:t>
       </w:r>
@@ -1347,6 +1727,9 @@
       </w:r>
     </w:p>
     <w:p>
+      <w:pPr>
+        <w:spacing w:line="240" w:lineRule="auto"/>
+      </w:pPr>
       <w:proofErr w:type="gramStart"/>
       <w:r>
         <w:t>.parent</w:t>
@@ -1357,17 +1740,30 @@
       </w:r>
     </w:p>
     <w:p>
+      <w:pPr>
+        <w:spacing w:line="240" w:lineRule="auto"/>
+      </w:pPr>
       <w:r>
         <w:t xml:space="preserve">  position: relative;</w:t>
       </w:r>
     </w:p>
     <w:p>
+      <w:pPr>
+        <w:spacing w:line="240" w:lineRule="auto"/>
+      </w:pPr>
       <w:r>
         <w:t>}</w:t>
       </w:r>
     </w:p>
-    <w:p/>
-    <w:p>
+    <w:p>
+      <w:pPr>
+        <w:spacing w:line="240" w:lineRule="auto"/>
+      </w:pPr>
+    </w:p>
+    <w:p>
+      <w:pPr>
+        <w:spacing w:line="240" w:lineRule="auto"/>
+      </w:pPr>
       <w:proofErr w:type="gramStart"/>
       <w:r>
         <w:t>.child</w:t>
@@ -1378,26 +1774,41 @@
       </w:r>
     </w:p>
     <w:p>
+      <w:pPr>
+        <w:spacing w:line="240" w:lineRule="auto"/>
+      </w:pPr>
       <w:r>
         <w:t xml:space="preserve">  position: absolute;</w:t>
       </w:r>
     </w:p>
     <w:p>
+      <w:pPr>
+        <w:spacing w:line="240" w:lineRule="auto"/>
+      </w:pPr>
       <w:r>
         <w:t xml:space="preserve">  top: 20px;</w:t>
       </w:r>
     </w:p>
     <w:p>
+      <w:pPr>
+        <w:spacing w:line="240" w:lineRule="auto"/>
+      </w:pPr>
       <w:r>
         <w:t xml:space="preserve">  left: 20px;</w:t>
       </w:r>
     </w:p>
     <w:p>
+      <w:pPr>
+        <w:spacing w:line="240" w:lineRule="auto"/>
+      </w:pPr>
       <w:r>
         <w:t>}</w:t>
       </w:r>
     </w:p>
     <w:p>
+      <w:pPr>
+        <w:spacing w:line="240" w:lineRule="auto"/>
+      </w:pPr>
       <w:r>
         <w:rPr>
           <w:b/>
@@ -1407,33 +1818,44 @@
       </w:r>
     </w:p>
     <w:p>
+      <w:pPr>
+        <w:spacing w:line="240" w:lineRule="auto"/>
+      </w:pPr>
       <w:r>
         <w:t>Relative positioning keeps the element in the normal flow, while absolute positioning removes it from the normal flow.</w:t>
       </w:r>
     </w:p>
     <w:p>
-      <w:r>
-        <w:pict w14:anchorId="2DCB51E7">
+      <w:pPr>
+        <w:spacing w:line="240" w:lineRule="auto"/>
+      </w:pPr>
+      <w:r>
+        <w:pict w14:anchorId="4A1F817C">
           <v:rect id="_x0000_i1142" style="width:0;height:1.5pt" o:hralign="center" o:hrstd="t" o:hr="t" fillcolor="#a0a0a0" stroked="f"/>
         </w:pict>
       </w:r>
     </w:p>
     <w:p>
       <w:pPr>
-        <w:rPr>
-          <w:b/>
-          <w:bCs/>
-        </w:rPr>
-      </w:pPr>
-      <w:r>
-        <w:rPr>
-          <w:b/>
-          <w:bCs/>
-        </w:rPr>
+        <w:spacing w:line="240" w:lineRule="auto"/>
+        <w:rPr>
+          <w:b/>
+          <w:bCs/>
+        </w:rPr>
+      </w:pPr>
+      <w:r>
+        <w:rPr>
+          <w:b/>
+          <w:bCs/>
+        </w:rPr>
+        <w:lastRenderedPageBreak/>
         <w:t>9. What are Media Queries in CSS?</w:t>
       </w:r>
     </w:p>
     <w:p>
+      <w:pPr>
+        <w:spacing w:line="240" w:lineRule="auto"/>
+      </w:pPr>
       <w:r>
         <w:rPr>
           <w:b/>
@@ -1442,7 +1864,13 @@
         <w:t>Answer:</w:t>
       </w:r>
       <w:r>
-        <w:br/>
+        <w:rPr>
+          <w:b/>
+          <w:bCs/>
+        </w:rPr>
+        <w:t xml:space="preserve"> </w:t>
+      </w:r>
+      <w:r>
         <w:t xml:space="preserve">Media queries are used to create </w:t>
       </w:r>
       <w:r>
@@ -1457,6 +1885,9 @@
       </w:r>
     </w:p>
     <w:p>
+      <w:pPr>
+        <w:spacing w:line="240" w:lineRule="auto"/>
+      </w:pPr>
       <w:r>
         <w:rPr>
           <w:b/>
@@ -1466,48 +1897,73 @@
       </w:r>
     </w:p>
     <w:p>
+      <w:pPr>
+        <w:spacing w:line="240" w:lineRule="auto"/>
+      </w:pPr>
       <w:r>
         <w:t>.container {</w:t>
       </w:r>
     </w:p>
     <w:p>
+      <w:pPr>
+        <w:spacing w:line="240" w:lineRule="auto"/>
+      </w:pPr>
       <w:r>
         <w:t xml:space="preserve">  display: flex;</w:t>
       </w:r>
     </w:p>
     <w:p>
+      <w:pPr>
+        <w:spacing w:line="240" w:lineRule="auto"/>
+      </w:pPr>
       <w:r>
         <w:t>}</w:t>
       </w:r>
     </w:p>
-    <w:p/>
-    <w:p>
-      <w:r>
-        <w:lastRenderedPageBreak/>
+    <w:p>
+      <w:pPr>
+        <w:spacing w:line="240" w:lineRule="auto"/>
+      </w:pPr>
+      <w:r>
         <w:t>@media (max-width: 768px) {</w:t>
       </w:r>
     </w:p>
     <w:p>
+      <w:pPr>
+        <w:spacing w:line="240" w:lineRule="auto"/>
+      </w:pPr>
       <w:r>
         <w:t xml:space="preserve">  .container {</w:t>
       </w:r>
     </w:p>
     <w:p>
+      <w:pPr>
+        <w:spacing w:line="240" w:lineRule="auto"/>
+      </w:pPr>
       <w:r>
         <w:t xml:space="preserve">    flex-direction: column;</w:t>
       </w:r>
     </w:p>
     <w:p>
+      <w:pPr>
+        <w:spacing w:line="240" w:lineRule="auto"/>
+      </w:pPr>
       <w:r>
         <w:t xml:space="preserve">  }</w:t>
       </w:r>
     </w:p>
     <w:p>
+      <w:pPr>
+        <w:spacing w:line="240" w:lineRule="auto"/>
+      </w:pPr>
       <w:r>
         <w:t>}</w:t>
       </w:r>
     </w:p>
     <w:p>
+      <w:pPr>
+        <w:spacing w:line="240" w:lineRule="auto"/>
+      </w:pPr>
       <w:r>
         <w:t xml:space="preserve">Here, when the screen width is </w:t>
       </w:r>
@@ -1523,6 +1979,9 @@
       </w:r>
     </w:p>
     <w:p>
+      <w:pPr>
+        <w:spacing w:line="240" w:lineRule="auto"/>
+      </w:pPr>
       <w:r>
         <w:rPr>
           <w:b/>
@@ -1532,19 +1991,26 @@
       </w:r>
     </w:p>
     <w:p>
+      <w:pPr>
+        <w:spacing w:line="240" w:lineRule="auto"/>
+      </w:pPr>
       <w:r>
         <w:t>Media queries allow us to apply different CSS styles based on screen size and other device characteristics.</w:t>
       </w:r>
     </w:p>
     <w:p>
-      <w:r>
-        <w:pict w14:anchorId="6C11D4A5">
+      <w:pPr>
+        <w:spacing w:line="240" w:lineRule="auto"/>
+      </w:pPr>
+      <w:r>
+        <w:pict w14:anchorId="35B756FA">
           <v:rect id="_x0000_i1143" style="width:0;height:1.5pt" o:hralign="center" o:hrstd="t" o:hr="t" fillcolor="#a0a0a0" stroked="f"/>
         </w:pict>
       </w:r>
     </w:p>
     <w:p>
       <w:pPr>
+        <w:spacing w:line="240" w:lineRule="auto"/>
         <w:rPr>
           <w:b/>
           <w:bCs/>
@@ -1623,6 +2089,9 @@
       </w:r>
     </w:p>
     <w:p>
+      <w:pPr>
+        <w:spacing w:line="240" w:lineRule="auto"/>
+      </w:pPr>
       <w:r>
         <w:rPr>
           <w:b/>
@@ -1660,6 +2129,7 @@
           </w:tcPr>
           <w:p>
             <w:pPr>
+              <w:spacing w:line="240" w:lineRule="auto"/>
               <w:rPr>
                 <w:b/>
                 <w:bCs/>
@@ -1682,6 +2152,7 @@
           </w:tcPr>
           <w:p>
             <w:pPr>
+              <w:spacing w:line="240" w:lineRule="auto"/>
               <w:rPr>
                 <w:b/>
                 <w:bCs/>
@@ -1708,6 +2179,9 @@
             <w:hideMark/>
           </w:tcPr>
           <w:p>
+            <w:pPr>
+              <w:spacing w:line="240" w:lineRule="auto"/>
+            </w:pPr>
             <w:proofErr w:type="spellStart"/>
             <w:r>
               <w:t>px</w:t>
@@ -1722,6 +2196,9 @@
             <w:hideMark/>
           </w:tcPr>
           <w:p>
+            <w:pPr>
+              <w:spacing w:line="240" w:lineRule="auto"/>
+            </w:pPr>
             <w:r>
               <w:t>Fixed pixel unit</w:t>
             </w:r>
@@ -1739,6 +2216,9 @@
             <w:hideMark/>
           </w:tcPr>
           <w:p>
+            <w:pPr>
+              <w:spacing w:line="240" w:lineRule="auto"/>
+            </w:pPr>
             <w:r>
               <w:t>%</w:t>
             </w:r>
@@ -1751,6 +2231,9 @@
             <w:hideMark/>
           </w:tcPr>
           <w:p>
+            <w:pPr>
+              <w:spacing w:line="240" w:lineRule="auto"/>
+            </w:pPr>
             <w:r>
               <w:t>Relative to the parent element</w:t>
             </w:r>
@@ -1768,6 +2251,9 @@
             <w:hideMark/>
           </w:tcPr>
           <w:p>
+            <w:pPr>
+              <w:spacing w:line="240" w:lineRule="auto"/>
+            </w:pPr>
             <w:proofErr w:type="spellStart"/>
             <w:r>
               <w:t>em</w:t>
@@ -1782,6 +2268,9 @@
             <w:hideMark/>
           </w:tcPr>
           <w:p>
+            <w:pPr>
+              <w:spacing w:line="240" w:lineRule="auto"/>
+            </w:pPr>
             <w:r>
               <w:t>Relative to the font size of the current/parent context</w:t>
             </w:r>
@@ -1799,6 +2288,9 @@
             <w:hideMark/>
           </w:tcPr>
           <w:p>
+            <w:pPr>
+              <w:spacing w:line="240" w:lineRule="auto"/>
+            </w:pPr>
             <w:r>
               <w:t>rem</w:t>
             </w:r>
@@ -1811,6 +2303,9 @@
             <w:hideMark/>
           </w:tcPr>
           <w:p>
+            <w:pPr>
+              <w:spacing w:line="240" w:lineRule="auto"/>
+            </w:pPr>
             <w:r>
               <w:t>Relative to the root (html) font size</w:t>
             </w:r>
@@ -1828,6 +2323,9 @@
             <w:hideMark/>
           </w:tcPr>
           <w:p>
+            <w:pPr>
+              <w:spacing w:line="240" w:lineRule="auto"/>
+            </w:pPr>
             <w:proofErr w:type="spellStart"/>
             <w:r>
               <w:t>vw</w:t>
@@ -1842,6 +2340,9 @@
             <w:hideMark/>
           </w:tcPr>
           <w:p>
+            <w:pPr>
+              <w:spacing w:line="240" w:lineRule="auto"/>
+            </w:pPr>
             <w:r>
               <w:t>1% of viewport width</w:t>
             </w:r>
@@ -1859,6 +2360,9 @@
             <w:hideMark/>
           </w:tcPr>
           <w:p>
+            <w:pPr>
+              <w:spacing w:line="240" w:lineRule="auto"/>
+            </w:pPr>
             <w:proofErr w:type="spellStart"/>
             <w:r>
               <w:t>vh</w:t>
@@ -1873,6 +2377,9 @@
             <w:hideMark/>
           </w:tcPr>
           <w:p>
+            <w:pPr>
+              <w:spacing w:line="240" w:lineRule="auto"/>
+            </w:pPr>
             <w:r>
               <w:t>1% of viewport height</w:t>
             </w:r>
@@ -1881,6 +2388,9 @@
       </w:tr>
     </w:tbl>
     <w:p>
+      <w:pPr>
+        <w:spacing w:line="240" w:lineRule="auto"/>
+      </w:pPr>
       <w:r>
         <w:rPr>
           <w:b/>
@@ -1890,6 +2400,9 @@
       </w:r>
     </w:p>
     <w:p>
+      <w:pPr>
+        <w:spacing w:line="240" w:lineRule="auto"/>
+      </w:pPr>
       <w:proofErr w:type="gramStart"/>
       <w:r>
         <w:t>.box</w:t>
@@ -1900,26 +2413,42 @@
       </w:r>
     </w:p>
     <w:p>
+      <w:pPr>
+        <w:spacing w:line="240" w:lineRule="auto"/>
+      </w:pPr>
       <w:r>
         <w:t xml:space="preserve">  width: 50%;</w:t>
       </w:r>
     </w:p>
     <w:p>
+      <w:pPr>
+        <w:spacing w:line="240" w:lineRule="auto"/>
+      </w:pPr>
       <w:r>
         <w:t xml:space="preserve">  font-size: 2rem;</w:t>
       </w:r>
     </w:p>
     <w:p>
-      <w:r>
+      <w:pPr>
+        <w:spacing w:line="240" w:lineRule="auto"/>
+      </w:pPr>
+      <w:r>
+        <w:lastRenderedPageBreak/>
         <w:t xml:space="preserve">  height: 50vh;</w:t>
       </w:r>
     </w:p>
     <w:p>
+      <w:pPr>
+        <w:spacing w:line="240" w:lineRule="auto"/>
+      </w:pPr>
       <w:r>
         <w:t>}</w:t>
       </w:r>
     </w:p>
     <w:p>
+      <w:pPr>
+        <w:spacing w:line="240" w:lineRule="auto"/>
+      </w:pPr>
       <w:r>
         <w:rPr>
           <w:b/>
@@ -1929,6 +2458,9 @@
       </w:r>
     </w:p>
     <w:p>
+      <w:pPr>
+        <w:spacing w:line="240" w:lineRule="auto"/>
+      </w:pPr>
       <w:r>
         <w:t xml:space="preserve">CSS units can be fixed or relative. </w:t>
       </w:r>
@@ -1966,266 +2498,20 @@
       </w:r>
     </w:p>
     <w:p>
-      <w:r>
-        <w:lastRenderedPageBreak/>
-        <w:pict w14:anchorId="0317B3F5">
+      <w:pPr>
+        <w:spacing w:line="240" w:lineRule="auto"/>
+      </w:pPr>
+      <w:r>
+        <w:pict w14:anchorId="559081FF">
           <v:rect id="_x0000_i1144" style="width:0;height:1.5pt" o:hralign="center" o:hrstd="t" o:hr="t" fillcolor="#a0a0a0" stroked="f"/>
         </w:pict>
       </w:r>
     </w:p>
     <w:p>
       <w:pPr>
-        <w:rPr>
-          <w:b/>
-          <w:bCs/>
-        </w:rPr>
-      </w:pPr>
-      <w:r>
-        <w:rPr>
-          <w:rFonts w:ascii="Segoe UI Emoji" w:hAnsi="Segoe UI Emoji" w:cs="Segoe UI Emoji"/>
-          <w:b/>
-          <w:bCs/>
-        </w:rPr>
-        <w:t>⭐</w:t>
-      </w:r>
-      <w:r>
-        <w:rPr>
-          <w:b/>
-          <w:bCs/>
-        </w:rPr>
-        <w:t xml:space="preserve"> Bonus: CSS Topics You Should Prepare</w:t>
-      </w:r>
-    </w:p>
-    <w:p>
-      <w:r>
-        <w:t xml:space="preserve">For a </w:t>
-      </w:r>
-      <w:r>
-        <w:rPr>
-          <w:b/>
-          <w:bCs/>
-        </w:rPr>
-        <w:t>MERN Stack Developer interview</w:t>
-      </w:r>
-      <w:r>
-        <w:t>, also prepare:</w:t>
-      </w:r>
-    </w:p>
-    <w:p>
-      <w:pPr>
-        <w:numPr>
-          <w:ilvl w:val="0"/>
-          <w:numId w:val="5"/>
-        </w:numPr>
-      </w:pPr>
-      <w:r>
-        <w:t xml:space="preserve">CSS Selectors </w:t>
-      </w:r>
-    </w:p>
-    <w:p>
-      <w:pPr>
-        <w:numPr>
-          <w:ilvl w:val="0"/>
-          <w:numId w:val="5"/>
-        </w:numPr>
-      </w:pPr>
-      <w:r>
-        <w:t xml:space="preserve">Box Model </w:t>
-      </w:r>
-    </w:p>
-    <w:p>
-      <w:pPr>
-        <w:numPr>
-          <w:ilvl w:val="0"/>
-          <w:numId w:val="5"/>
-        </w:numPr>
-      </w:pPr>
-      <w:r>
-        <w:t xml:space="preserve">Specificity </w:t>
-      </w:r>
-    </w:p>
-    <w:p>
-      <w:pPr>
-        <w:numPr>
-          <w:ilvl w:val="0"/>
-          <w:numId w:val="5"/>
-        </w:numPr>
-      </w:pPr>
-      <w:r>
-        <w:t xml:space="preserve">Flexbox </w:t>
-      </w:r>
-    </w:p>
-    <w:p>
-      <w:pPr>
-        <w:numPr>
-          <w:ilvl w:val="0"/>
-          <w:numId w:val="5"/>
-        </w:numPr>
-      </w:pPr>
-      <w:r>
-        <w:t xml:space="preserve">CSS Grid </w:t>
-      </w:r>
-    </w:p>
-    <w:p>
-      <w:pPr>
-        <w:numPr>
-          <w:ilvl w:val="0"/>
-          <w:numId w:val="5"/>
-        </w:numPr>
-      </w:pPr>
-      <w:r>
-        <w:t xml:space="preserve">Position </w:t>
-      </w:r>
-    </w:p>
-    <w:p>
-      <w:pPr>
-        <w:numPr>
-          <w:ilvl w:val="0"/>
-          <w:numId w:val="5"/>
-        </w:numPr>
-      </w:pPr>
-      <w:r>
-        <w:t xml:space="preserve">Media Queries </w:t>
-      </w:r>
-    </w:p>
-    <w:p>
-      <w:pPr>
-        <w:numPr>
-          <w:ilvl w:val="0"/>
-          <w:numId w:val="5"/>
-        </w:numPr>
-      </w:pPr>
-      <w:r>
-        <w:t xml:space="preserve">Responsive Design </w:t>
-      </w:r>
-    </w:p>
-    <w:p>
-      <w:pPr>
-        <w:numPr>
-          <w:ilvl w:val="0"/>
-          <w:numId w:val="5"/>
-        </w:numPr>
-      </w:pPr>
-      <w:r>
-        <w:t xml:space="preserve">Pseudo-classes </w:t>
-      </w:r>
-    </w:p>
-    <w:p>
-      <w:pPr>
-        <w:numPr>
-          <w:ilvl w:val="0"/>
-          <w:numId w:val="5"/>
-        </w:numPr>
-      </w:pPr>
-      <w:r>
-        <w:t xml:space="preserve">Pseudo-elements </w:t>
-      </w:r>
-    </w:p>
-    <w:p>
-      <w:pPr>
-        <w:numPr>
-          <w:ilvl w:val="0"/>
-          <w:numId w:val="5"/>
-        </w:numPr>
-      </w:pPr>
-      <w:r>
-        <w:t xml:space="preserve">display: none vs visibility: hidden </w:t>
-      </w:r>
-    </w:p>
-    <w:p>
-      <w:pPr>
-        <w:numPr>
-          <w:ilvl w:val="0"/>
-          <w:numId w:val="5"/>
-        </w:numPr>
-      </w:pPr>
-      <w:r>
-        <w:t xml:space="preserve">z-index </w:t>
-      </w:r>
-    </w:p>
-    <w:p>
-      <w:pPr>
-        <w:numPr>
-          <w:ilvl w:val="0"/>
-          <w:numId w:val="5"/>
-        </w:numPr>
-      </w:pPr>
-      <w:r>
-        <w:t xml:space="preserve">overflow </w:t>
-      </w:r>
-    </w:p>
-    <w:p>
-      <w:pPr>
-        <w:numPr>
-          <w:ilvl w:val="0"/>
-          <w:numId w:val="5"/>
-        </w:numPr>
-      </w:pPr>
-      <w:r>
-        <w:t xml:space="preserve">CSS Transitions </w:t>
-      </w:r>
-    </w:p>
-    <w:p>
-      <w:pPr>
-        <w:numPr>
-          <w:ilvl w:val="0"/>
-          <w:numId w:val="5"/>
-        </w:numPr>
-      </w:pPr>
-      <w:r>
-        <w:t xml:space="preserve">CSS Animations </w:t>
-      </w:r>
-    </w:p>
-    <w:p>
-      <w:r>
-        <w:rPr>
-          <w:b/>
-          <w:bCs/>
-        </w:rPr>
-        <w:t>Tip for interviews:</w:t>
-      </w:r>
-      <w:r>
-        <w:t xml:space="preserve"> Don't just memorize the answers. Practice writing small examples for </w:t>
-      </w:r>
-      <w:r>
-        <w:rPr>
-          <w:b/>
-          <w:bCs/>
-        </w:rPr>
-        <w:t>Flexbox, Grid, Position, Specificity, and Media Queries</w:t>
-      </w:r>
-      <w:r>
-        <w:t xml:space="preserve"> because interviewers often ask you to write CSS code.</w:t>
-      </w:r>
-    </w:p>
-    <w:p>
-      <w:pPr>
-        <w:rPr>
-          <w:vanish/>
-        </w:rPr>
-      </w:pPr>
-      <w:r>
-        <w:rPr>
-          <w:vanish/>
-        </w:rPr>
-        <w:t>Top of Form</w:t>
-      </w:r>
-    </w:p>
-    <w:p/>
-    <w:p>
-      <w:pPr>
-        <w:rPr>
-          <w:vanish/>
-        </w:rPr>
-      </w:pPr>
-      <w:r>
-        <w:rPr>
-          <w:vanish/>
-        </w:rPr>
-        <w:t>Bottom of Form</w:t>
-      </w:r>
-    </w:p>
-    <w:p/>
+        <w:spacing w:line="240" w:lineRule="auto"/>
+      </w:pPr>
+    </w:p>
     <w:sectPr>
       <w:pgSz w:w="11906" w:h="16838"/>
       <w:pgMar w:top="1440" w:right="1440" w:bottom="1440" w:left="1440" w:header="708" w:footer="708" w:gutter="0"/>
@@ -2239,6 +2525,155 @@
 <file path=word/numbering.xml><?xml version="1.0" encoding="utf-8"?>
 <w:numbering xmlns:wpc="http://schemas.microsoft.com/office/word/2010/wordprocessingCanvas" xmlns:cx="http://schemas.microsoft.com/office/drawing/2014/chartex" xmlns:cx1="http://schemas.microsoft.com/office/drawing/2015/9/8/chartex" xmlns:cx2="http://schemas.microsoft.com/office/drawing/2015/10/21/chartex" xmlns:cx3="http://schemas.microsoft.com/office/drawing/2016/5/9/chartex" xmlns:cx4="http://schemas.microsoft.com/office/drawing/2016/5/10/chartex" xmlns:cx5="http://schemas.microsoft.com/office/drawing/2016/5/11/chartex" xmlns:cx6="http://schemas.microsoft.com/office/drawing/2016/5/12/chartex" xmlns:cx7="http://schemas.microsoft.com/office/drawing/2016/5/13/chartex" xmlns:cx8="http://schemas.microsoft.com/office/drawing/2016/5/14/chartex" xmlns:mc="http://schemas.openxmlformats.org/markup-compatibility/2006" xmlns:aink="http://schemas.microsoft.com/office/drawing/2016/ink" xmlns:am3d="http://schemas.microsoft.com/office/drawing/2017/model3d" xmlns:o="urn:schemas-microsoft-com:office:office" xmlns:oel="http://schemas.microsoft.com/office/2019/extlst" xmlns:r="http://schemas.openxmlformats.org/officeDocument/2006/relationships" xmlns:m="http://schemas.openxmlformats.org/officeDocument/2006/math" xmlns:v="urn:schemas-microsoft-com:vml" xmlns:wp14="http://schemas.microsoft.com/office/word/2010/wordprocessingDrawing" xmlns:wp="http://schemas.openxmlformats.org/drawingml/2006/wordprocessingDrawing" xmlns:w10="urn:schemas-microsoft-com:office:word" xmlns:w="http://schemas.openxmlformats.org/wordprocessingml/2006/main" xmlns:w14="http://schemas.microsoft.com/office/word/2010/wordml" xmlns:w15="http://schemas.microsoft.com/office/word/2012/wordml" xmlns:w16cex="http://schemas.microsoft.com/office/word/2018/wordml/cex" xmlns:w16cid="http://schemas.microsoft.com/office/word/2016/wordml/cid" xmlns:w16="http://schemas.microsoft.com/office/word/2018/wordml" xmlns:w16du="http://schemas.microsoft.com/office/word/2023/wordml/word16du" xmlns:w16sdtdh="http://schemas.microsoft.com/office/word/2020/wordml/sdtdatahash" xmlns:w16sdtfl="http://schemas.microsoft.com/office/word/2024/wordml/sdtformatlock" xmlns:w16se="http://schemas.microsoft.com/office/word/2015/wordml/symex" xmlns:wpg="http://schemas.microsoft.com/office/word/2010/wordprocessingGroup" xmlns:wpi="http://schemas.microsoft.com/office/word/2010/wordprocessingInk" xmlns:wne="http://schemas.microsoft.com/office/word/2006/wordml" xmlns:wps="http://schemas.microsoft.com/office/word/2010/wordprocessingShape" mc:Ignorable="w14 w15 w16se w16cid w16 w16cex w16sdtdh w16sdtfl w16du wp14">
   <w:abstractNum w:abstractNumId="0" w15:restartNumberingAfterBreak="0">
+    <w:nsid w:val="0953668D"/>
+    <w:multiLevelType w:val="multilevel"/>
+    <w:tmpl w:val="FAD444FE"/>
+    <w:lvl w:ilvl="0">
+      <w:start w:val="1"/>
+      <w:numFmt w:val="bullet"/>
+      <w:lvlText w:val=""/>
+      <w:lvlJc w:val="left"/>
+      <w:pPr>
+        <w:tabs>
+          <w:tab w:val="num" w:pos="720"/>
+        </w:tabs>
+        <w:ind w:left="720" w:hanging="360"/>
+      </w:pPr>
+      <w:rPr>
+        <w:rFonts w:ascii="Symbol" w:hAnsi="Symbol" w:hint="default"/>
+        <w:sz w:val="20"/>
+      </w:rPr>
+    </w:lvl>
+    <w:lvl w:ilvl="1" w:tentative="1">
+      <w:start w:val="1"/>
+      <w:numFmt w:val="bullet"/>
+      <w:lvlText w:val="o"/>
+      <w:lvlJc w:val="left"/>
+      <w:pPr>
+        <w:tabs>
+          <w:tab w:val="num" w:pos="1440"/>
+        </w:tabs>
+        <w:ind w:left="1440" w:hanging="360"/>
+      </w:pPr>
+      <w:rPr>
+        <w:rFonts w:ascii="Courier New" w:hAnsi="Courier New" w:hint="default"/>
+        <w:sz w:val="20"/>
+      </w:rPr>
+    </w:lvl>
+    <w:lvl w:ilvl="2" w:tentative="1">
+      <w:start w:val="1"/>
+      <w:numFmt w:val="bullet"/>
+      <w:lvlText w:val=""/>
+      <w:lvlJc w:val="left"/>
+      <w:pPr>
+        <w:tabs>
+          <w:tab w:val="num" w:pos="2160"/>
+        </w:tabs>
+        <w:ind w:left="2160" w:hanging="360"/>
+      </w:pPr>
+      <w:rPr>
+        <w:rFonts w:ascii="Wingdings" w:hAnsi="Wingdings" w:hint="default"/>
+        <w:sz w:val="20"/>
+      </w:rPr>
+    </w:lvl>
+    <w:lvl w:ilvl="3" w:tentative="1">
+      <w:start w:val="1"/>
+      <w:numFmt w:val="bullet"/>
+      <w:lvlText w:val=""/>
+      <w:lvlJc w:val="left"/>
+      <w:pPr>
+        <w:tabs>
+          <w:tab w:val="num" w:pos="2880"/>
+        </w:tabs>
+        <w:ind w:left="2880" w:hanging="360"/>
+      </w:pPr>
+      <w:rPr>
+        <w:rFonts w:ascii="Wingdings" w:hAnsi="Wingdings" w:hint="default"/>
+        <w:sz w:val="20"/>
+      </w:rPr>
+    </w:lvl>
+    <w:lvl w:ilvl="4" w:tentative="1">
+      <w:start w:val="1"/>
+      <w:numFmt w:val="bullet"/>
+      <w:lvlText w:val=""/>
+      <w:lvlJc w:val="left"/>
+      <w:pPr>
+        <w:tabs>
+          <w:tab w:val="num" w:pos="3600"/>
+        </w:tabs>
+        <w:ind w:left="3600" w:hanging="360"/>
+      </w:pPr>
+      <w:rPr>
+        <w:rFonts w:ascii="Wingdings" w:hAnsi="Wingdings" w:hint="default"/>
+        <w:sz w:val="20"/>
+      </w:rPr>
+    </w:lvl>
+    <w:lvl w:ilvl="5" w:tentative="1">
+      <w:start w:val="1"/>
+      <w:numFmt w:val="bullet"/>
+      <w:lvlText w:val=""/>
+      <w:lvlJc w:val="left"/>
+      <w:pPr>
+        <w:tabs>
+          <w:tab w:val="num" w:pos="4320"/>
+        </w:tabs>
+        <w:ind w:left="4320" w:hanging="360"/>
+      </w:pPr>
+      <w:rPr>
+        <w:rFonts w:ascii="Wingdings" w:hAnsi="Wingdings" w:hint="default"/>
+        <w:sz w:val="20"/>
+      </w:rPr>
+    </w:lvl>
+    <w:lvl w:ilvl="6" w:tentative="1">
+      <w:start w:val="1"/>
+      <w:numFmt w:val="bullet"/>
+      <w:lvlText w:val=""/>
+      <w:lvlJc w:val="left"/>
+      <w:pPr>
+        <w:tabs>
+          <w:tab w:val="num" w:pos="5040"/>
+        </w:tabs>
+        <w:ind w:left="5040" w:hanging="360"/>
+      </w:pPr>
+      <w:rPr>
+        <w:rFonts w:ascii="Wingdings" w:hAnsi="Wingdings" w:hint="default"/>
+        <w:sz w:val="20"/>
+      </w:rPr>
+    </w:lvl>
+    <w:lvl w:ilvl="7" w:tentative="1">
+      <w:start w:val="1"/>
+      <w:numFmt w:val="bullet"/>
+      <w:lvlText w:val=""/>
+      <w:lvlJc w:val="left"/>
+      <w:pPr>
+        <w:tabs>
+          <w:tab w:val="num" w:pos="5760"/>
+        </w:tabs>
+        <w:ind w:left="5760" w:hanging="360"/>
+      </w:pPr>
+      <w:rPr>
+        <w:rFonts w:ascii="Wingdings" w:hAnsi="Wingdings" w:hint="default"/>
+        <w:sz w:val="20"/>
+      </w:rPr>
+    </w:lvl>
+    <w:lvl w:ilvl="8" w:tentative="1">
+      <w:start w:val="1"/>
+      <w:numFmt w:val="bullet"/>
+      <w:lvlText w:val=""/>
+      <w:lvlJc w:val="left"/>
+      <w:pPr>
+        <w:tabs>
+          <w:tab w:val="num" w:pos="6480"/>
+        </w:tabs>
+        <w:ind w:left="6480" w:hanging="360"/>
+      </w:pPr>
+      <w:rPr>
+        <w:rFonts w:ascii="Wingdings" w:hAnsi="Wingdings" w:hint="default"/>
+        <w:sz w:val="20"/>
+      </w:rPr>
+    </w:lvl>
+  </w:abstractNum>
+  <w:abstractNum w:abstractNumId="1" w15:restartNumberingAfterBreak="0">
     <w:nsid w:val="1F4559AE"/>
     <w:multiLevelType w:val="multilevel"/>
     <w:tmpl w:val="65F27010"/>
@@ -2387,7 +2822,7 @@
       </w:rPr>
     </w:lvl>
   </w:abstractNum>
-  <w:abstractNum w:abstractNumId="1" w15:restartNumberingAfterBreak="0">
+  <w:abstractNum w:abstractNumId="2" w15:restartNumberingAfterBreak="0">
     <w:nsid w:val="228D41C7"/>
     <w:multiLevelType w:val="multilevel"/>
     <w:tmpl w:val="5024D0CE"/>
@@ -2500,7 +2935,156 @@
       </w:pPr>
     </w:lvl>
   </w:abstractNum>
-  <w:abstractNum w:abstractNumId="2" w15:restartNumberingAfterBreak="0">
+  <w:abstractNum w:abstractNumId="3" w15:restartNumberingAfterBreak="0">
+    <w:nsid w:val="3C11108F"/>
+    <w:multiLevelType w:val="multilevel"/>
+    <w:tmpl w:val="F04C4D16"/>
+    <w:lvl w:ilvl="0">
+      <w:start w:val="1"/>
+      <w:numFmt w:val="bullet"/>
+      <w:lvlText w:val=""/>
+      <w:lvlJc w:val="left"/>
+      <w:pPr>
+        <w:tabs>
+          <w:tab w:val="num" w:pos="720"/>
+        </w:tabs>
+        <w:ind w:left="720" w:hanging="360"/>
+      </w:pPr>
+      <w:rPr>
+        <w:rFonts w:ascii="Symbol" w:hAnsi="Symbol" w:hint="default"/>
+        <w:sz w:val="20"/>
+      </w:rPr>
+    </w:lvl>
+    <w:lvl w:ilvl="1" w:tentative="1">
+      <w:start w:val="1"/>
+      <w:numFmt w:val="bullet"/>
+      <w:lvlText w:val="o"/>
+      <w:lvlJc w:val="left"/>
+      <w:pPr>
+        <w:tabs>
+          <w:tab w:val="num" w:pos="1440"/>
+        </w:tabs>
+        <w:ind w:left="1440" w:hanging="360"/>
+      </w:pPr>
+      <w:rPr>
+        <w:rFonts w:ascii="Courier New" w:hAnsi="Courier New" w:hint="default"/>
+        <w:sz w:val="20"/>
+      </w:rPr>
+    </w:lvl>
+    <w:lvl w:ilvl="2" w:tentative="1">
+      <w:start w:val="1"/>
+      <w:numFmt w:val="bullet"/>
+      <w:lvlText w:val=""/>
+      <w:lvlJc w:val="left"/>
+      <w:pPr>
+        <w:tabs>
+          <w:tab w:val="num" w:pos="2160"/>
+        </w:tabs>
+        <w:ind w:left="2160" w:hanging="360"/>
+      </w:pPr>
+      <w:rPr>
+        <w:rFonts w:ascii="Wingdings" w:hAnsi="Wingdings" w:hint="default"/>
+        <w:sz w:val="20"/>
+      </w:rPr>
+    </w:lvl>
+    <w:lvl w:ilvl="3" w:tentative="1">
+      <w:start w:val="1"/>
+      <w:numFmt w:val="bullet"/>
+      <w:lvlText w:val=""/>
+      <w:lvlJc w:val="left"/>
+      <w:pPr>
+        <w:tabs>
+          <w:tab w:val="num" w:pos="2880"/>
+        </w:tabs>
+        <w:ind w:left="2880" w:hanging="360"/>
+      </w:pPr>
+      <w:rPr>
+        <w:rFonts w:ascii="Wingdings" w:hAnsi="Wingdings" w:hint="default"/>
+        <w:sz w:val="20"/>
+      </w:rPr>
+    </w:lvl>
+    <w:lvl w:ilvl="4" w:tentative="1">
+      <w:start w:val="1"/>
+      <w:numFmt w:val="bullet"/>
+      <w:lvlText w:val=""/>
+      <w:lvlJc w:val="left"/>
+      <w:pPr>
+        <w:tabs>
+          <w:tab w:val="num" w:pos="3600"/>
+        </w:tabs>
+        <w:ind w:left="3600" w:hanging="360"/>
+      </w:pPr>
+      <w:rPr>
+        <w:rFonts w:ascii="Wingdings" w:hAnsi="Wingdings" w:hint="default"/>
+        <w:sz w:val="20"/>
+      </w:rPr>
+    </w:lvl>
+    <w:lvl w:ilvl="5" w:tentative="1">
+      <w:start w:val="1"/>
+      <w:numFmt w:val="bullet"/>
+      <w:lvlText w:val=""/>
+      <w:lvlJc w:val="left"/>
+      <w:pPr>
+        <w:tabs>
+          <w:tab w:val="num" w:pos="4320"/>
+        </w:tabs>
+        <w:ind w:left="4320" w:hanging="360"/>
+      </w:pPr>
+      <w:rPr>
+        <w:rFonts w:ascii="Wingdings" w:hAnsi="Wingdings" w:hint="default"/>
+        <w:sz w:val="20"/>
+      </w:rPr>
+    </w:lvl>
+    <w:lvl w:ilvl="6" w:tentative="1">
+      <w:start w:val="1"/>
+      <w:numFmt w:val="bullet"/>
+      <w:lvlText w:val=""/>
+      <w:lvlJc w:val="left"/>
+      <w:pPr>
+        <w:tabs>
+          <w:tab w:val="num" w:pos="5040"/>
+        </w:tabs>
+        <w:ind w:left="5040" w:hanging="360"/>
+      </w:pPr>
+      <w:rPr>
+        <w:rFonts w:ascii="Wingdings" w:hAnsi="Wingdings" w:hint="default"/>
+        <w:sz w:val="20"/>
+      </w:rPr>
+    </w:lvl>
+    <w:lvl w:ilvl="7" w:tentative="1">
+      <w:start w:val="1"/>
+      <w:numFmt w:val="bullet"/>
+      <w:lvlText w:val=""/>
+      <w:lvlJc w:val="left"/>
+      <w:pPr>
+        <w:tabs>
+          <w:tab w:val="num" w:pos="5760"/>
+        </w:tabs>
+        <w:ind w:left="5760" w:hanging="360"/>
+      </w:pPr>
+      <w:rPr>
+        <w:rFonts w:ascii="Wingdings" w:hAnsi="Wingdings" w:hint="default"/>
+        <w:sz w:val="20"/>
+      </w:rPr>
+    </w:lvl>
+    <w:lvl w:ilvl="8" w:tentative="1">
+      <w:start w:val="1"/>
+      <w:numFmt w:val="bullet"/>
+      <w:lvlText w:val=""/>
+      <w:lvlJc w:val="left"/>
+      <w:pPr>
+        <w:tabs>
+          <w:tab w:val="num" w:pos="6480"/>
+        </w:tabs>
+        <w:ind w:left="6480" w:hanging="360"/>
+      </w:pPr>
+      <w:rPr>
+        <w:rFonts w:ascii="Wingdings" w:hAnsi="Wingdings" w:hint="default"/>
+        <w:sz w:val="20"/>
+      </w:rPr>
+    </w:lvl>
+  </w:abstractNum>
+  <w:abstractNum w:abstractNumId="4" w15:restartNumberingAfterBreak="0">
     <w:nsid w:val="50D71F19"/>
     <w:multiLevelType w:val="multilevel"/>
     <w:tmpl w:val="6A42D662"/>
@@ -2649,7 +3233,120 @@
       </w:rPr>
     </w:lvl>
   </w:abstractNum>
-  <w:abstractNum w:abstractNumId="3" w15:restartNumberingAfterBreak="0">
+  <w:abstractNum w:abstractNumId="5" w15:restartNumberingAfterBreak="0">
+    <w:nsid w:val="66830ADD"/>
+    <w:multiLevelType w:val="multilevel"/>
+    <w:tmpl w:val="F822C0AE"/>
+    <w:lvl w:ilvl="0">
+      <w:start w:val="1"/>
+      <w:numFmt w:val="decimal"/>
+      <w:lvlText w:val="%1."/>
+      <w:lvlJc w:val="left"/>
+      <w:pPr>
+        <w:tabs>
+          <w:tab w:val="num" w:pos="720"/>
+        </w:tabs>
+        <w:ind w:left="720" w:hanging="360"/>
+      </w:pPr>
+    </w:lvl>
+    <w:lvl w:ilvl="1" w:tentative="1">
+      <w:start w:val="1"/>
+      <w:numFmt w:val="decimal"/>
+      <w:lvlText w:val="%2."/>
+      <w:lvlJc w:val="left"/>
+      <w:pPr>
+        <w:tabs>
+          <w:tab w:val="num" w:pos="1440"/>
+        </w:tabs>
+        <w:ind w:left="1440" w:hanging="360"/>
+      </w:pPr>
+    </w:lvl>
+    <w:lvl w:ilvl="2" w:tentative="1">
+      <w:start w:val="1"/>
+      <w:numFmt w:val="decimal"/>
+      <w:lvlText w:val="%3."/>
+      <w:lvlJc w:val="left"/>
+      <w:pPr>
+        <w:tabs>
+          <w:tab w:val="num" w:pos="2160"/>
+        </w:tabs>
+        <w:ind w:left="2160" w:hanging="360"/>
+      </w:pPr>
+    </w:lvl>
+    <w:lvl w:ilvl="3" w:tentative="1">
+      <w:start w:val="1"/>
+      <w:numFmt w:val="decimal"/>
+      <w:lvlText w:val="%4."/>
+      <w:lvlJc w:val="left"/>
+      <w:pPr>
+        <w:tabs>
+          <w:tab w:val="num" w:pos="2880"/>
+        </w:tabs>
+        <w:ind w:left="2880" w:hanging="360"/>
+      </w:pPr>
+    </w:lvl>
+    <w:lvl w:ilvl="4" w:tentative="1">
+      <w:start w:val="1"/>
+      <w:numFmt w:val="decimal"/>
+      <w:lvlText w:val="%5."/>
+      <w:lvlJc w:val="left"/>
+      <w:pPr>
+        <w:tabs>
+          <w:tab w:val="num" w:pos="3600"/>
+        </w:tabs>
+        <w:ind w:left="3600" w:hanging="360"/>
+      </w:pPr>
+    </w:lvl>
+    <w:lvl w:ilvl="5" w:tentative="1">
+      <w:start w:val="1"/>
+      <w:numFmt w:val="decimal"/>
+      <w:lvlText w:val="%6."/>
+      <w:lvlJc w:val="left"/>
+      <w:pPr>
+        <w:tabs>
+          <w:tab w:val="num" w:pos="4320"/>
+        </w:tabs>
+        <w:ind w:left="4320" w:hanging="360"/>
+      </w:pPr>
+    </w:lvl>
+    <w:lvl w:ilvl="6" w:tentative="1">
+      <w:start w:val="1"/>
+      <w:numFmt w:val="decimal"/>
+      <w:lvlText w:val="%7."/>
+      <w:lvlJc w:val="left"/>
+      <w:pPr>
+        <w:tabs>
+          <w:tab w:val="num" w:pos="5040"/>
+        </w:tabs>
+        <w:ind w:left="5040" w:hanging="360"/>
+      </w:pPr>
+    </w:lvl>
+    <w:lvl w:ilvl="7" w:tentative="1">
+      <w:start w:val="1"/>
+      <w:numFmt w:val="decimal"/>
+      <w:lvlText w:val="%8."/>
+      <w:lvlJc w:val="left"/>
+      <w:pPr>
+        <w:tabs>
+          <w:tab w:val="num" w:pos="5760"/>
+        </w:tabs>
+        <w:ind w:left="5760" w:hanging="360"/>
+      </w:pPr>
+    </w:lvl>
+    <w:lvl w:ilvl="8" w:tentative="1">
+      <w:start w:val="1"/>
+      <w:numFmt w:val="decimal"/>
+      <w:lvlText w:val="%9."/>
+      <w:lvlJc w:val="left"/>
+      <w:pPr>
+        <w:tabs>
+          <w:tab w:val="num" w:pos="6480"/>
+        </w:tabs>
+        <w:ind w:left="6480" w:hanging="360"/>
+      </w:pPr>
+    </w:lvl>
+  </w:abstractNum>
+  <w:abstractNum w:abstractNumId="6" w15:restartNumberingAfterBreak="0">
     <w:nsid w:val="71C31409"/>
     <w:multiLevelType w:val="multilevel"/>
     <w:tmpl w:val="946A278E"/>
@@ -2762,7 +3459,7 @@
       </w:pPr>
     </w:lvl>
   </w:abstractNum>
-  <w:abstractNum w:abstractNumId="4" w15:restartNumberingAfterBreak="0">
+  <w:abstractNum w:abstractNumId="7" w15:restartNumberingAfterBreak="0">
     <w:nsid w:val="7A0D0720"/>
     <w:multiLevelType w:val="multilevel"/>
     <w:tmpl w:val="E7E4D8A2"/>
@@ -2912,19 +3609,28 @@
     </w:lvl>
   </w:abstractNum>
   <w:num w:numId="1" w16cid:durableId="37901348">
+    <w:abstractNumId w:val="4"/>
+  </w:num>
+  <w:num w:numId="2" w16cid:durableId="2119252293">
+    <w:abstractNumId w:val="6"/>
+  </w:num>
+  <w:num w:numId="3" w16cid:durableId="1362584955">
+    <w:abstractNumId w:val="1"/>
+  </w:num>
+  <w:num w:numId="4" w16cid:durableId="643775517">
+    <w:abstractNumId w:val="7"/>
+  </w:num>
+  <w:num w:numId="5" w16cid:durableId="325015661">
     <w:abstractNumId w:val="2"/>
   </w:num>
-  <w:num w:numId="2" w16cid:durableId="2119252293">
+  <w:num w:numId="6" w16cid:durableId="1802109304">
     <w:abstractNumId w:val="3"/>
   </w:num>
-  <w:num w:numId="3" w16cid:durableId="1362584955">
+  <w:num w:numId="7" w16cid:durableId="756052798">
     <w:abstractNumId w:val="0"/>
   </w:num>
-  <w:num w:numId="4" w16cid:durableId="643775517">
-    <w:abstractNumId w:val="4"/>
-  </w:num>
-  <w:num w:numId="5" w16cid:durableId="325015661">
-    <w:abstractNumId w:val="1"/>
+  <w:num w:numId="8" w16cid:durableId="1183935022">
+    <w:abstractNumId w:val="5"/>
   </w:num>
 </w:numbering>
 </file>

--- a/interview questions/2.css.docx
+++ b/interview questions/2.css.docx
@@ -5,6 +5,7 @@
     <w:p>
       <w:pPr>
         <w:spacing w:line="240" w:lineRule="auto"/>
+        <w:jc w:val="both"/>
         <w:rPr>
           <w:b/>
           <w:bCs/>
@@ -21,6 +22,7 @@
     <w:p>
       <w:pPr>
         <w:spacing w:line="240" w:lineRule="auto"/>
+        <w:jc w:val="both"/>
         <w:rPr>
           <w:b/>
           <w:bCs/>
@@ -37,6 +39,7 @@
     <w:p>
       <w:pPr>
         <w:spacing w:line="240" w:lineRule="auto"/>
+        <w:jc w:val="both"/>
       </w:pPr>
       <w:r>
         <w:rPr>
@@ -69,6 +72,7 @@
     <w:p>
       <w:pPr>
         <w:spacing w:line="240" w:lineRule="auto"/>
+        <w:jc w:val="both"/>
       </w:pPr>
       <w:r>
         <w:t>CSS is used to control:</w:t>
@@ -81,6 +85,7 @@
           <w:numId w:val="6"/>
         </w:numPr>
         <w:spacing w:line="240" w:lineRule="auto"/>
+        <w:jc w:val="both"/>
       </w:pPr>
       <w:proofErr w:type="spellStart"/>
       <w:r>
@@ -98,6 +103,7 @@
           <w:numId w:val="6"/>
         </w:numPr>
         <w:spacing w:line="240" w:lineRule="auto"/>
+        <w:jc w:val="both"/>
       </w:pPr>
       <w:r>
         <w:t xml:space="preserve">Fonts </w:t>
@@ -110,6 +116,7 @@
           <w:numId w:val="6"/>
         </w:numPr>
         <w:spacing w:line="240" w:lineRule="auto"/>
+        <w:jc w:val="both"/>
       </w:pPr>
       <w:r>
         <w:t xml:space="preserve">Spacing </w:t>
@@ -122,6 +129,7 @@
           <w:numId w:val="6"/>
         </w:numPr>
         <w:spacing w:line="240" w:lineRule="auto"/>
+        <w:jc w:val="both"/>
       </w:pPr>
       <w:r>
         <w:t xml:space="preserve">Layout </w:t>
@@ -134,6 +142,7 @@
           <w:numId w:val="6"/>
         </w:numPr>
         <w:spacing w:line="240" w:lineRule="auto"/>
+        <w:jc w:val="both"/>
       </w:pPr>
       <w:r>
         <w:t xml:space="preserve">Width and height </w:t>
@@ -146,6 +155,7 @@
           <w:numId w:val="6"/>
         </w:numPr>
         <w:spacing w:line="240" w:lineRule="auto"/>
+        <w:jc w:val="both"/>
       </w:pPr>
       <w:r>
         <w:t xml:space="preserve">Responsive design </w:t>
@@ -158,6 +168,7 @@
           <w:numId w:val="6"/>
         </w:numPr>
         <w:spacing w:line="240" w:lineRule="auto"/>
+        <w:jc w:val="both"/>
       </w:pPr>
       <w:r>
         <w:t xml:space="preserve">Animations </w:t>
@@ -166,6 +177,7 @@
     <w:p>
       <w:pPr>
         <w:spacing w:line="240" w:lineRule="auto"/>
+        <w:jc w:val="both"/>
       </w:pPr>
       <w:r>
         <w:rPr>
@@ -178,6 +190,7 @@
     <w:p>
       <w:pPr>
         <w:spacing w:line="240" w:lineRule="auto"/>
+        <w:jc w:val="both"/>
       </w:pPr>
       <w:r>
         <w:t>h1 {</w:t>
@@ -186,6 +199,7 @@
     <w:p>
       <w:pPr>
         <w:spacing w:line="240" w:lineRule="auto"/>
+        <w:jc w:val="both"/>
       </w:pPr>
       <w:r>
         <w:t xml:space="preserve">  </w:t>
@@ -202,6 +216,7 @@
     <w:p>
       <w:pPr>
         <w:spacing w:line="240" w:lineRule="auto"/>
+        <w:jc w:val="both"/>
       </w:pPr>
       <w:r>
         <w:t xml:space="preserve">  font-size: 30px;</w:t>
@@ -210,6 +225,7 @@
     <w:p>
       <w:pPr>
         <w:spacing w:line="240" w:lineRule="auto"/>
+        <w:jc w:val="both"/>
       </w:pPr>
       <w:r>
         <w:t>}</w:t>
@@ -218,16 +234,18 @@
     <w:p>
       <w:pPr>
         <w:spacing w:line="240" w:lineRule="auto"/>
+        <w:jc w:val="both"/>
       </w:pPr>
       <w:r>
         <w:pict w14:anchorId="2EC62B0C">
-          <v:rect id="_x0000_i1135" style="width:0;height:1.5pt" o:hralign="center" o:hrstd="t" o:hr="t" fillcolor="#a0a0a0" stroked="f"/>
+          <v:rect id="_x0000_i1025" style="width:0;height:1.5pt" o:hralign="center" o:hrstd="t" o:hr="t" fillcolor="#a0a0a0" stroked="f"/>
         </w:pict>
       </w:r>
     </w:p>
     <w:p>
       <w:pPr>
         <w:spacing w:line="240" w:lineRule="auto"/>
+        <w:jc w:val="both"/>
         <w:rPr>
           <w:b/>
           <w:bCs/>
@@ -244,6 +262,7 @@
     <w:p>
       <w:pPr>
         <w:spacing w:line="240" w:lineRule="auto"/>
+        <w:jc w:val="both"/>
       </w:pPr>
       <w:r>
         <w:rPr>
@@ -266,6 +285,7 @@
     <w:p>
       <w:pPr>
         <w:spacing w:line="240" w:lineRule="auto"/>
+        <w:jc w:val="both"/>
       </w:pPr>
       <w:r>
         <w:rPr>
@@ -278,6 +298,7 @@
     <w:p>
       <w:pPr>
         <w:spacing w:line="240" w:lineRule="auto"/>
+        <w:jc w:val="both"/>
       </w:pPr>
       <w:r>
         <w:t>&lt;h1 style="</w:t>
@@ -294,6 +315,7 @@
     <w:p>
       <w:pPr>
         <w:spacing w:line="240" w:lineRule="auto"/>
+        <w:jc w:val="both"/>
       </w:pPr>
       <w:r>
         <w:rPr>
@@ -306,6 +328,7 @@
     <w:p>
       <w:pPr>
         <w:spacing w:line="240" w:lineRule="auto"/>
+        <w:jc w:val="both"/>
       </w:pPr>
       <w:r>
         <w:t>&lt;style&gt;</w:t>
@@ -314,6 +337,7 @@
     <w:p>
       <w:pPr>
         <w:spacing w:line="240" w:lineRule="auto"/>
+        <w:jc w:val="both"/>
       </w:pPr>
       <w:r>
         <w:t xml:space="preserve">  h1 {</w:t>
@@ -322,6 +346,7 @@
     <w:p>
       <w:pPr>
         <w:spacing w:line="240" w:lineRule="auto"/>
+        <w:jc w:val="both"/>
       </w:pPr>
       <w:r>
         <w:t xml:space="preserve">    </w:t>
@@ -338,6 +363,7 @@
     <w:p>
       <w:pPr>
         <w:spacing w:line="240" w:lineRule="auto"/>
+        <w:jc w:val="both"/>
       </w:pPr>
       <w:r>
         <w:t xml:space="preserve">  }</w:t>
@@ -346,6 +372,7 @@
     <w:p>
       <w:pPr>
         <w:spacing w:line="240" w:lineRule="auto"/>
+        <w:jc w:val="both"/>
       </w:pPr>
       <w:r>
         <w:t>&lt;/style&gt;</w:t>
@@ -354,6 +381,7 @@
     <w:p>
       <w:pPr>
         <w:spacing w:line="240" w:lineRule="auto"/>
+        <w:jc w:val="both"/>
       </w:pPr>
       <w:r>
         <w:rPr>
@@ -366,6 +394,7 @@
     <w:p>
       <w:pPr>
         <w:spacing w:line="240" w:lineRule="auto"/>
+        <w:jc w:val="both"/>
       </w:pPr>
       <w:r>
         <w:t xml:space="preserve">&lt;link </w:t>
@@ -390,6 +419,7 @@
     <w:p>
       <w:pPr>
         <w:spacing w:line="240" w:lineRule="auto"/>
+        <w:jc w:val="both"/>
       </w:pPr>
       <w:r>
         <w:rPr>
@@ -402,6 +432,7 @@
     <w:p>
       <w:pPr>
         <w:spacing w:line="240" w:lineRule="auto"/>
+        <w:jc w:val="both"/>
       </w:pPr>
       <w:r>
         <w:lastRenderedPageBreak/>
@@ -411,16 +442,18 @@
     <w:p>
       <w:pPr>
         <w:spacing w:line="240" w:lineRule="auto"/>
+        <w:jc w:val="both"/>
       </w:pPr>
       <w:r>
         <w:pict w14:anchorId="036E48B9">
-          <v:rect id="_x0000_i1136" style="width:0;height:1.5pt" o:hralign="center" o:hrstd="t" o:hr="t" fillcolor="#a0a0a0" stroked="f"/>
+          <v:rect id="_x0000_i1026" style="width:0;height:1.5pt" o:hralign="center" o:hrstd="t" o:hr="t" fillcolor="#a0a0a0" stroked="f"/>
         </w:pict>
       </w:r>
     </w:p>
     <w:p>
       <w:pPr>
         <w:spacing w:line="240" w:lineRule="auto"/>
+        <w:jc w:val="both"/>
         <w:rPr>
           <w:b/>
           <w:bCs/>
@@ -437,6 +470,7 @@
     <w:p>
       <w:pPr>
         <w:spacing w:line="240" w:lineRule="auto"/>
+        <w:jc w:val="both"/>
       </w:pPr>
       <w:r>
         <w:rPr>
@@ -459,6 +493,7 @@
     <w:p>
       <w:pPr>
         <w:spacing w:line="240" w:lineRule="auto"/>
+        <w:jc w:val="both"/>
       </w:pPr>
       <w:r>
         <w:t>It consists of four parts:</w:t>
@@ -467,6 +502,7 @@
     <w:p>
       <w:pPr>
         <w:spacing w:line="240" w:lineRule="auto"/>
+        <w:jc w:val="both"/>
       </w:pPr>
       <w:r>
         <w:rPr>
@@ -479,19 +515,16 @@
     <w:p>
       <w:pPr>
         <w:spacing w:line="240" w:lineRule="auto"/>
-      </w:pPr>
-      <w:proofErr w:type="gramStart"/>
-      <w:r>
-        <w:t>.box</w:t>
-      </w:r>
-      <w:proofErr w:type="gramEnd"/>
-      <w:r>
-        <w:t xml:space="preserve"> {</w:t>
-      </w:r>
-    </w:p>
-    <w:p>
-      <w:pPr>
-        <w:spacing w:line="240" w:lineRule="auto"/>
+        <w:jc w:val="both"/>
+      </w:pPr>
+      <w:r>
+        <w:t>.box {</w:t>
+      </w:r>
+    </w:p>
+    <w:p>
+      <w:pPr>
+        <w:spacing w:line="240" w:lineRule="auto"/>
+        <w:jc w:val="both"/>
       </w:pPr>
       <w:r>
         <w:t xml:space="preserve">  width: 200px;</w:t>
@@ -500,6 +533,7 @@
     <w:p>
       <w:pPr>
         <w:spacing w:line="240" w:lineRule="auto"/>
+        <w:jc w:val="both"/>
       </w:pPr>
       <w:r>
         <w:t xml:space="preserve">  padding: 20px;</w:t>
@@ -508,6 +542,7 @@
     <w:p>
       <w:pPr>
         <w:spacing w:line="240" w:lineRule="auto"/>
+        <w:jc w:val="both"/>
       </w:pPr>
       <w:r>
         <w:t xml:space="preserve">  border: 2px solid black;</w:t>
@@ -516,6 +551,7 @@
     <w:p>
       <w:pPr>
         <w:spacing w:line="240" w:lineRule="auto"/>
+        <w:jc w:val="both"/>
       </w:pPr>
       <w:r>
         <w:t xml:space="preserve">  margin: 10px;</w:t>
@@ -524,6 +560,7 @@
     <w:p>
       <w:pPr>
         <w:spacing w:line="240" w:lineRule="auto"/>
+        <w:jc w:val="both"/>
       </w:pPr>
       <w:r>
         <w:t>}</w:t>
@@ -532,6 +569,7 @@
     <w:p>
       <w:pPr>
         <w:spacing w:line="240" w:lineRule="auto"/>
+        <w:jc w:val="both"/>
       </w:pPr>
       <w:r>
         <w:rPr>
@@ -544,6 +582,7 @@
     <w:p>
       <w:pPr>
         <w:spacing w:line="240" w:lineRule="auto"/>
+        <w:jc w:val="both"/>
       </w:pPr>
       <w:r>
         <w:t>The CSS Box Model consists of content, padding, border, and margin.</w:t>
@@ -552,16 +591,18 @@
     <w:p>
       <w:pPr>
         <w:spacing w:line="240" w:lineRule="auto"/>
+        <w:jc w:val="both"/>
       </w:pPr>
       <w:r>
         <w:pict w14:anchorId="38E8A11F">
-          <v:rect id="_x0000_i1137" style="width:0;height:1.5pt" o:hralign="center" o:hrstd="t" o:hr="t" fillcolor="#a0a0a0" stroked="f"/>
+          <v:rect id="_x0000_i1027" style="width:0;height:1.5pt" o:hralign="center" o:hrstd="t" o:hr="t" fillcolor="#a0a0a0" stroked="f"/>
         </w:pict>
       </w:r>
     </w:p>
     <w:p>
       <w:pPr>
         <w:spacing w:line="240" w:lineRule="auto"/>
+        <w:jc w:val="both"/>
         <w:rPr>
           <w:b/>
           <w:bCs/>
@@ -578,6 +619,7 @@
     <w:p>
       <w:pPr>
         <w:spacing w:line="240" w:lineRule="auto"/>
+        <w:jc w:val="both"/>
       </w:pPr>
       <w:r>
         <w:rPr>
@@ -617,6 +659,7 @@
     <w:p>
       <w:pPr>
         <w:spacing w:line="240" w:lineRule="auto"/>
+        <w:jc w:val="both"/>
       </w:pPr>
       <w:r>
         <w:rPr>
@@ -629,6 +672,7 @@
     <w:p>
       <w:pPr>
         <w:spacing w:line="240" w:lineRule="auto"/>
+        <w:jc w:val="both"/>
       </w:pPr>
       <w:r>
         <w:t>.container {</w:t>
@@ -637,6 +681,7 @@
     <w:p>
       <w:pPr>
         <w:spacing w:line="240" w:lineRule="auto"/>
+        <w:jc w:val="both"/>
       </w:pPr>
       <w:r>
         <w:t xml:space="preserve">  display: flex;</w:t>
@@ -645,6 +690,7 @@
     <w:p>
       <w:pPr>
         <w:spacing w:line="240" w:lineRule="auto"/>
+        <w:jc w:val="both"/>
       </w:pPr>
       <w:r>
         <w:t xml:space="preserve">  justify-content: </w:t>
@@ -661,6 +707,7 @@
     <w:p>
       <w:pPr>
         <w:spacing w:line="240" w:lineRule="auto"/>
+        <w:jc w:val="both"/>
       </w:pPr>
       <w:r>
         <w:t xml:space="preserve">  align-items: </w:t>
@@ -677,6 +724,7 @@
     <w:p>
       <w:pPr>
         <w:spacing w:line="240" w:lineRule="auto"/>
+        <w:jc w:val="both"/>
       </w:pPr>
       <w:r>
         <w:t xml:space="preserve">  gap: 20px;</w:t>
@@ -685,6 +733,7 @@
     <w:p>
       <w:pPr>
         <w:spacing w:line="240" w:lineRule="auto"/>
+        <w:jc w:val="both"/>
       </w:pPr>
       <w:r>
         <w:t>}</w:t>
@@ -693,6 +742,7 @@
     <w:p>
       <w:pPr>
         <w:spacing w:line="240" w:lineRule="auto"/>
+        <w:jc w:val="both"/>
       </w:pPr>
       <w:r>
         <w:t>Important Flexbox properties include:</w:t>
@@ -705,6 +755,7 @@
           <w:numId w:val="7"/>
         </w:numPr>
         <w:spacing w:line="240" w:lineRule="auto"/>
+        <w:jc w:val="both"/>
       </w:pPr>
       <w:r>
         <w:t xml:space="preserve">display: flex </w:t>
@@ -717,6 +768,7 @@
           <w:numId w:val="7"/>
         </w:numPr>
         <w:spacing w:line="240" w:lineRule="auto"/>
+        <w:jc w:val="both"/>
       </w:pPr>
       <w:r>
         <w:t xml:space="preserve">flex-direction </w:t>
@@ -729,6 +781,7 @@
           <w:numId w:val="7"/>
         </w:numPr>
         <w:spacing w:line="240" w:lineRule="auto"/>
+        <w:jc w:val="both"/>
       </w:pPr>
       <w:r>
         <w:t xml:space="preserve">justify-content </w:t>
@@ -741,9 +794,9 @@
           <w:numId w:val="7"/>
         </w:numPr>
         <w:spacing w:line="240" w:lineRule="auto"/>
-      </w:pPr>
-      <w:r>
-        <w:lastRenderedPageBreak/>
+        <w:jc w:val="both"/>
+      </w:pPr>
+      <w:r>
         <w:t xml:space="preserve">align-items </w:t>
       </w:r>
     </w:p>
@@ -754,8 +807,10 @@
           <w:numId w:val="7"/>
         </w:numPr>
         <w:spacing w:line="240" w:lineRule="auto"/>
-      </w:pPr>
-      <w:r>
+        <w:jc w:val="both"/>
+      </w:pPr>
+      <w:r>
+        <w:lastRenderedPageBreak/>
         <w:t xml:space="preserve">flex-wrap </w:t>
       </w:r>
     </w:p>
@@ -766,6 +821,7 @@
           <w:numId w:val="7"/>
         </w:numPr>
         <w:spacing w:line="240" w:lineRule="auto"/>
+        <w:jc w:val="both"/>
       </w:pPr>
       <w:r>
         <w:t xml:space="preserve">gap </w:t>
@@ -774,6 +830,7 @@
     <w:p>
       <w:pPr>
         <w:spacing w:line="240" w:lineRule="auto"/>
+        <w:jc w:val="both"/>
       </w:pPr>
       <w:r>
         <w:rPr>
@@ -786,6 +843,7 @@
     <w:p>
       <w:pPr>
         <w:spacing w:line="240" w:lineRule="auto"/>
+        <w:jc w:val="both"/>
       </w:pPr>
       <w:r>
         <w:t>Flexbox is mainly used for one-dimensional layouts and makes it easy to align and distribute elements.</w:t>
@@ -794,16 +852,18 @@
     <w:p>
       <w:pPr>
         <w:spacing w:line="240" w:lineRule="auto"/>
+        <w:jc w:val="both"/>
       </w:pPr>
       <w:r>
         <w:pict w14:anchorId="4F79F9C7">
-          <v:rect id="_x0000_i1138" style="width:0;height:1.5pt" o:hralign="center" o:hrstd="t" o:hr="t" fillcolor="#a0a0a0" stroked="f"/>
+          <v:rect id="_x0000_i1028" style="width:0;height:1.5pt" o:hralign="center" o:hrstd="t" o:hr="t" fillcolor="#a0a0a0" stroked="f"/>
         </w:pict>
       </w:r>
     </w:p>
     <w:p>
       <w:pPr>
         <w:spacing w:line="240" w:lineRule="auto"/>
+        <w:jc w:val="both"/>
         <w:rPr>
           <w:b/>
           <w:bCs/>
@@ -820,6 +880,7 @@
     <w:p>
       <w:pPr>
         <w:spacing w:line="240" w:lineRule="auto"/>
+        <w:jc w:val="both"/>
       </w:pPr>
       <w:r>
         <w:rPr>
@@ -859,6 +920,7 @@
           <w:p>
             <w:pPr>
               <w:spacing w:line="240" w:lineRule="auto"/>
+              <w:jc w:val="both"/>
               <w:rPr>
                 <w:b/>
                 <w:bCs/>
@@ -882,6 +944,7 @@
           <w:p>
             <w:pPr>
               <w:spacing w:line="240" w:lineRule="auto"/>
+              <w:jc w:val="both"/>
               <w:rPr>
                 <w:b/>
                 <w:bCs/>
@@ -910,6 +973,7 @@
           <w:p>
             <w:pPr>
               <w:spacing w:line="240" w:lineRule="auto"/>
+              <w:jc w:val="both"/>
             </w:pPr>
             <w:r>
               <w:t>One-dimensional layout</w:t>
@@ -925,6 +989,7 @@
           <w:p>
             <w:pPr>
               <w:spacing w:line="240" w:lineRule="auto"/>
+              <w:jc w:val="both"/>
             </w:pPr>
             <w:r>
               <w:t>Two-dimensional layout</w:t>
@@ -945,6 +1010,7 @@
           <w:p>
             <w:pPr>
               <w:spacing w:line="240" w:lineRule="auto"/>
+              <w:jc w:val="both"/>
             </w:pPr>
             <w:r>
               <w:t>Row or column</w:t>
@@ -960,6 +1026,7 @@
           <w:p>
             <w:pPr>
               <w:spacing w:line="240" w:lineRule="auto"/>
+              <w:jc w:val="both"/>
             </w:pPr>
             <w:r>
               <w:t>Rows and columns</w:t>
@@ -980,6 +1047,7 @@
           <w:p>
             <w:pPr>
               <w:spacing w:line="240" w:lineRule="auto"/>
+              <w:jc w:val="both"/>
             </w:pPr>
             <w:r>
               <w:t>Good for components</w:t>
@@ -995,6 +1063,7 @@
           <w:p>
             <w:pPr>
               <w:spacing w:line="240" w:lineRule="auto"/>
+              <w:jc w:val="both"/>
             </w:pPr>
             <w:r>
               <w:t>Good for page layouts</w:t>
@@ -1015,6 +1084,7 @@
           <w:p>
             <w:pPr>
               <w:spacing w:line="240" w:lineRule="auto"/>
+              <w:jc w:val="both"/>
             </w:pPr>
             <w:r>
               <w:t>Content-based layouts</w:t>
@@ -1030,6 +1100,7 @@
           <w:p>
             <w:pPr>
               <w:spacing w:line="240" w:lineRule="auto"/>
+              <w:jc w:val="both"/>
             </w:pPr>
             <w:r>
               <w:t>Structured layouts</w:t>
@@ -1041,6 +1112,7 @@
     <w:p>
       <w:pPr>
         <w:spacing w:line="240" w:lineRule="auto"/>
+        <w:jc w:val="both"/>
       </w:pPr>
       <w:r>
         <w:rPr>
@@ -1053,6 +1125,7 @@
     <w:p>
       <w:pPr>
         <w:spacing w:line="240" w:lineRule="auto"/>
+        <w:jc w:val="both"/>
       </w:pPr>
       <w:r>
         <w:t>.container {</w:t>
@@ -1061,6 +1134,7 @@
     <w:p>
       <w:pPr>
         <w:spacing w:line="240" w:lineRule="auto"/>
+        <w:jc w:val="both"/>
       </w:pPr>
       <w:r>
         <w:t xml:space="preserve">  display: grid;</w:t>
@@ -1069,22 +1143,16 @@
     <w:p>
       <w:pPr>
         <w:spacing w:line="240" w:lineRule="auto"/>
-      </w:pPr>
-      <w:r>
-        <w:t xml:space="preserve">  grid-template-columns: </w:t>
-      </w:r>
-      <w:proofErr w:type="gramStart"/>
-      <w:r>
-        <w:t>repeat(</w:t>
-      </w:r>
-      <w:proofErr w:type="gramEnd"/>
-      <w:r>
-        <w:t>3, 1fr);</w:t>
-      </w:r>
-    </w:p>
-    <w:p>
-      <w:pPr>
-        <w:spacing w:line="240" w:lineRule="auto"/>
+        <w:jc w:val="both"/>
+      </w:pPr>
+      <w:r>
+        <w:t xml:space="preserve">  grid-template-columns: repeat(3, 1fr);</w:t>
+      </w:r>
+    </w:p>
+    <w:p>
+      <w:pPr>
+        <w:spacing w:line="240" w:lineRule="auto"/>
+        <w:jc w:val="both"/>
       </w:pPr>
       <w:r>
         <w:t xml:space="preserve">  gap: 20px;</w:t>
@@ -1093,6 +1161,7 @@
     <w:p>
       <w:pPr>
         <w:spacing w:line="240" w:lineRule="auto"/>
+        <w:jc w:val="both"/>
       </w:pPr>
       <w:r>
         <w:t>}</w:t>
@@ -1101,6 +1170,7 @@
     <w:p>
       <w:pPr>
         <w:spacing w:line="240" w:lineRule="auto"/>
+        <w:jc w:val="both"/>
       </w:pPr>
       <w:r>
         <w:rPr>
@@ -1113,6 +1183,7 @@
     <w:p>
       <w:pPr>
         <w:spacing w:line="240" w:lineRule="auto"/>
+        <w:jc w:val="both"/>
       </w:pPr>
       <w:r>
         <w:t>Flexbox is designed for one-dimensional layouts, while CSS Grid is designed for two-dimensional layouts.</w:t>
@@ -1121,16 +1192,18 @@
     <w:p>
       <w:pPr>
         <w:spacing w:line="240" w:lineRule="auto"/>
+        <w:jc w:val="both"/>
       </w:pPr>
       <w:r>
         <w:pict w14:anchorId="15702721">
-          <v:rect id="_x0000_i1139" style="width:0;height:1.5pt" o:hralign="center" o:hrstd="t" o:hr="t" fillcolor="#a0a0a0" stroked="f"/>
+          <v:rect id="_x0000_i1029" style="width:0;height:1.5pt" o:hralign="center" o:hrstd="t" o:hr="t" fillcolor="#a0a0a0" stroked="f"/>
         </w:pict>
       </w:r>
     </w:p>
     <w:p>
       <w:pPr>
         <w:spacing w:line="240" w:lineRule="auto"/>
+        <w:jc w:val="both"/>
         <w:rPr>
           <w:b/>
           <w:bCs/>
@@ -1147,6 +1220,7 @@
     <w:p>
       <w:pPr>
         <w:spacing w:line="240" w:lineRule="auto"/>
+        <w:jc w:val="both"/>
       </w:pPr>
       <w:r>
         <w:rPr>
@@ -1176,6 +1250,7 @@
     <w:p>
       <w:pPr>
         <w:spacing w:line="240" w:lineRule="auto"/>
+        <w:jc w:val="both"/>
       </w:pPr>
       <w:r>
         <w:t>Generally, the priority is:</w:t>
@@ -1184,16 +1259,16 @@
     <w:p>
       <w:pPr>
         <w:spacing w:line="240" w:lineRule="auto"/>
-      </w:pPr>
-      <w:proofErr w:type="gramStart"/>
+        <w:jc w:val="both"/>
+      </w:pPr>
       <w:r>
         <w:t>!important</w:t>
       </w:r>
-      <w:proofErr w:type="gramEnd"/>
-    </w:p>
-    <w:p>
-      <w:pPr>
-        <w:spacing w:line="240" w:lineRule="auto"/>
+    </w:p>
+    <w:p>
+      <w:pPr>
+        <w:spacing w:line="240" w:lineRule="auto"/>
+        <w:jc w:val="both"/>
       </w:pPr>
       <w:r>
         <w:t xml:space="preserve">   ↓</w:t>
@@ -1202,6 +1277,7 @@
     <w:p>
       <w:pPr>
         <w:spacing w:line="240" w:lineRule="auto"/>
+        <w:jc w:val="both"/>
       </w:pPr>
       <w:r>
         <w:t>Inline styles</w:t>
@@ -1210,23 +1286,44 @@
     <w:p>
       <w:pPr>
         <w:spacing w:line="240" w:lineRule="auto"/>
+        <w:jc w:val="both"/>
+      </w:pPr>
+      <w:r>
+        <w:t xml:space="preserve">   ↓</w:t>
+      </w:r>
+    </w:p>
+    <w:p>
+      <w:pPr>
+        <w:spacing w:line="240" w:lineRule="auto"/>
+        <w:jc w:val="both"/>
       </w:pPr>
       <w:r>
         <w:lastRenderedPageBreak/>
+        <w:t>ID</w:t>
+      </w:r>
+    </w:p>
+    <w:p>
+      <w:pPr>
+        <w:spacing w:line="240" w:lineRule="auto"/>
+        <w:jc w:val="both"/>
+      </w:pPr>
+      <w:r>
         <w:t xml:space="preserve">   ↓</w:t>
       </w:r>
     </w:p>
     <w:p>
       <w:pPr>
         <w:spacing w:line="240" w:lineRule="auto"/>
-      </w:pPr>
-      <w:r>
-        <w:t>ID</w:t>
-      </w:r>
-    </w:p>
-    <w:p>
-      <w:pPr>
-        <w:spacing w:line="240" w:lineRule="auto"/>
+        <w:jc w:val="both"/>
+      </w:pPr>
+      <w:r>
+        <w:t>Class / Attribute / Pseudo-class</w:t>
+      </w:r>
+    </w:p>
+    <w:p>
+      <w:pPr>
+        <w:spacing w:line="240" w:lineRule="auto"/>
+        <w:jc w:val="both"/>
       </w:pPr>
       <w:r>
         <w:t xml:space="preserve">   ↓</w:t>
@@ -1235,22 +1332,7 @@
     <w:p>
       <w:pPr>
         <w:spacing w:line="240" w:lineRule="auto"/>
-      </w:pPr>
-      <w:r>
-        <w:t>Class / Attribute / Pseudo-class</w:t>
-      </w:r>
-    </w:p>
-    <w:p>
-      <w:pPr>
-        <w:spacing w:line="240" w:lineRule="auto"/>
-      </w:pPr>
-      <w:r>
-        <w:t xml:space="preserve">   ↓</w:t>
-      </w:r>
-    </w:p>
-    <w:p>
-      <w:pPr>
-        <w:spacing w:line="240" w:lineRule="auto"/>
+        <w:jc w:val="both"/>
       </w:pPr>
       <w:r>
         <w:t>Element / Pseudo-element</w:t>
@@ -1259,6 +1341,7 @@
     <w:p>
       <w:pPr>
         <w:spacing w:line="240" w:lineRule="auto"/>
+        <w:jc w:val="both"/>
       </w:pPr>
       <w:r>
         <w:rPr>
@@ -1271,6 +1354,7 @@
     <w:p>
       <w:pPr>
         <w:spacing w:line="240" w:lineRule="auto"/>
+        <w:jc w:val="both"/>
       </w:pPr>
       <w:r>
         <w:t>#title {</w:t>
@@ -1279,6 +1363,7 @@
     <w:p>
       <w:pPr>
         <w:spacing w:line="240" w:lineRule="auto"/>
+        <w:jc w:val="both"/>
       </w:pPr>
       <w:r>
         <w:t xml:space="preserve">  </w:t>
@@ -1295,6 +1380,7 @@
     <w:p>
       <w:pPr>
         <w:spacing w:line="240" w:lineRule="auto"/>
+        <w:jc w:val="both"/>
       </w:pPr>
       <w:r>
         <w:t>}</w:t>
@@ -1303,24 +1389,22 @@
     <w:p>
       <w:pPr>
         <w:spacing w:line="240" w:lineRule="auto"/>
-      </w:pPr>
-    </w:p>
-    <w:p>
-      <w:pPr>
-        <w:spacing w:line="240" w:lineRule="auto"/>
-      </w:pPr>
-      <w:proofErr w:type="gramStart"/>
-      <w:r>
-        <w:t>.title</w:t>
-      </w:r>
-      <w:proofErr w:type="gramEnd"/>
-      <w:r>
-        <w:t xml:space="preserve"> {</w:t>
-      </w:r>
-    </w:p>
-    <w:p>
-      <w:pPr>
-        <w:spacing w:line="240" w:lineRule="auto"/>
+        <w:jc w:val="both"/>
+      </w:pPr>
+    </w:p>
+    <w:p>
+      <w:pPr>
+        <w:spacing w:line="240" w:lineRule="auto"/>
+        <w:jc w:val="both"/>
+      </w:pPr>
+      <w:r>
+        <w:t>.title {</w:t>
+      </w:r>
+    </w:p>
+    <w:p>
+      <w:pPr>
+        <w:spacing w:line="240" w:lineRule="auto"/>
+        <w:jc w:val="both"/>
       </w:pPr>
       <w:r>
         <w:t xml:space="preserve">  </w:t>
@@ -1337,6 +1421,7 @@
     <w:p>
       <w:pPr>
         <w:spacing w:line="240" w:lineRule="auto"/>
+        <w:jc w:val="both"/>
       </w:pPr>
       <w:r>
         <w:t>}</w:t>
@@ -1345,6 +1430,7 @@
     <w:p>
       <w:pPr>
         <w:spacing w:line="240" w:lineRule="auto"/>
+        <w:jc w:val="both"/>
       </w:pPr>
       <w:r>
         <w:t>&lt;h1 id="title" class="title"&gt;Hello&lt;/h1&gt;</w:t>
@@ -1353,6 +1439,7 @@
     <w:p>
       <w:pPr>
         <w:spacing w:line="240" w:lineRule="auto"/>
+        <w:jc w:val="both"/>
       </w:pPr>
       <w:r>
         <w:t xml:space="preserve">The text will be </w:t>
@@ -1371,16 +1458,18 @@
     <w:p>
       <w:pPr>
         <w:spacing w:line="240" w:lineRule="auto"/>
+        <w:jc w:val="both"/>
       </w:pPr>
       <w:r>
         <w:pict w14:anchorId="0A99DCAE">
-          <v:rect id="_x0000_i1140" style="width:0;height:1.5pt" o:hralign="center" o:hrstd="t" o:hr="t" fillcolor="#a0a0a0" stroked="f"/>
+          <v:rect id="_x0000_i1030" style="width:0;height:1.5pt" o:hralign="center" o:hrstd="t" o:hr="t" fillcolor="#a0a0a0" stroked="f"/>
         </w:pict>
       </w:r>
     </w:p>
     <w:p>
       <w:pPr>
         <w:spacing w:line="240" w:lineRule="auto"/>
+        <w:jc w:val="both"/>
         <w:rPr>
           <w:b/>
           <w:bCs/>
@@ -1397,6 +1486,7 @@
     <w:p>
       <w:pPr>
         <w:spacing w:line="240" w:lineRule="auto"/>
+        <w:jc w:val="both"/>
       </w:pPr>
       <w:r>
         <w:rPr>
@@ -1419,6 +1509,7 @@
     <w:p>
       <w:pPr>
         <w:spacing w:line="240" w:lineRule="auto"/>
+        <w:jc w:val="both"/>
       </w:pPr>
       <w:r>
         <w:t>Main values are:</w:t>
@@ -1427,6 +1518,7 @@
     <w:p>
       <w:pPr>
         <w:spacing w:line="240" w:lineRule="auto"/>
+        <w:jc w:val="both"/>
       </w:pPr>
       <w:r>
         <w:t>static</w:t>
@@ -1435,6 +1527,7 @@
     <w:p>
       <w:pPr>
         <w:spacing w:line="240" w:lineRule="auto"/>
+        <w:jc w:val="both"/>
       </w:pPr>
       <w:r>
         <w:t>relative</w:t>
@@ -1443,6 +1536,7 @@
     <w:p>
       <w:pPr>
         <w:spacing w:line="240" w:lineRule="auto"/>
+        <w:jc w:val="both"/>
       </w:pPr>
       <w:r>
         <w:t>absolute</w:t>
@@ -1451,6 +1545,7 @@
     <w:p>
       <w:pPr>
         <w:spacing w:line="240" w:lineRule="auto"/>
+        <w:jc w:val="both"/>
       </w:pPr>
       <w:r>
         <w:t>fixed</w:t>
@@ -1459,6 +1554,7 @@
     <w:p>
       <w:pPr>
         <w:spacing w:line="240" w:lineRule="auto"/>
+        <w:jc w:val="both"/>
       </w:pPr>
       <w:r>
         <w:t>sticky</w:t>
@@ -1467,6 +1563,7 @@
     <w:p>
       <w:pPr>
         <w:spacing w:line="240" w:lineRule="auto"/>
+        <w:jc w:val="both"/>
       </w:pPr>
       <w:r>
         <w:rPr>
@@ -1479,19 +1576,16 @@
     <w:p>
       <w:pPr>
         <w:spacing w:line="240" w:lineRule="auto"/>
-      </w:pPr>
-      <w:proofErr w:type="gramStart"/>
-      <w:r>
-        <w:t>.parent</w:t>
-      </w:r>
-      <w:proofErr w:type="gramEnd"/>
-      <w:r>
-        <w:t xml:space="preserve"> {</w:t>
-      </w:r>
-    </w:p>
-    <w:p>
-      <w:pPr>
-        <w:spacing w:line="240" w:lineRule="auto"/>
+        <w:jc w:val="both"/>
+      </w:pPr>
+      <w:r>
+        <w:t>.parent {</w:t>
+      </w:r>
+    </w:p>
+    <w:p>
+      <w:pPr>
+        <w:spacing w:line="240" w:lineRule="auto"/>
+        <w:jc w:val="both"/>
       </w:pPr>
       <w:r>
         <w:t xml:space="preserve">  position: relative;</w:t>
@@ -1500,6 +1594,7 @@
     <w:p>
       <w:pPr>
         <w:spacing w:line="240" w:lineRule="auto"/>
+        <w:jc w:val="both"/>
       </w:pPr>
       <w:r>
         <w:t>}</w:t>
@@ -1508,38 +1603,38 @@
     <w:p>
       <w:pPr>
         <w:spacing w:line="240" w:lineRule="auto"/>
-      </w:pPr>
-    </w:p>
-    <w:p>
-      <w:pPr>
-        <w:spacing w:line="240" w:lineRule="auto"/>
-      </w:pPr>
-    </w:p>
-    <w:p>
-      <w:pPr>
-        <w:spacing w:line="240" w:lineRule="auto"/>
-      </w:pPr>
-      <w:proofErr w:type="gramStart"/>
+        <w:jc w:val="both"/>
+      </w:pPr>
+    </w:p>
+    <w:p>
+      <w:pPr>
+        <w:spacing w:line="240" w:lineRule="auto"/>
+        <w:jc w:val="both"/>
+      </w:pPr>
+    </w:p>
+    <w:p>
+      <w:pPr>
+        <w:spacing w:line="240" w:lineRule="auto"/>
+        <w:jc w:val="both"/>
+      </w:pPr>
+      <w:r>
+        <w:t>.child {</w:t>
+      </w:r>
+    </w:p>
+    <w:p>
+      <w:pPr>
+        <w:spacing w:line="240" w:lineRule="auto"/>
+        <w:jc w:val="both"/>
+      </w:pPr>
       <w:r>
         <w:lastRenderedPageBreak/>
-        <w:t>.child</w:t>
-      </w:r>
-      <w:proofErr w:type="gramEnd"/>
-      <w:r>
-        <w:t xml:space="preserve"> {</w:t>
-      </w:r>
-    </w:p>
-    <w:p>
-      <w:pPr>
-        <w:spacing w:line="240" w:lineRule="auto"/>
-      </w:pPr>
-      <w:r>
         <w:t xml:space="preserve">  position: absolute;</w:t>
       </w:r>
     </w:p>
     <w:p>
       <w:pPr>
         <w:spacing w:line="240" w:lineRule="auto"/>
+        <w:jc w:val="both"/>
       </w:pPr>
       <w:r>
         <w:t xml:space="preserve">  top: 0;</w:t>
@@ -1548,6 +1643,7 @@
     <w:p>
       <w:pPr>
         <w:spacing w:line="240" w:lineRule="auto"/>
+        <w:jc w:val="both"/>
       </w:pPr>
       <w:r>
         <w:t xml:space="preserve">  right: 0;</w:t>
@@ -1556,6 +1652,7 @@
     <w:p>
       <w:pPr>
         <w:spacing w:line="240" w:lineRule="auto"/>
+        <w:jc w:val="both"/>
       </w:pPr>
       <w:r>
         <w:t>}</w:t>
@@ -1564,6 +1661,7 @@
     <w:p>
       <w:pPr>
         <w:spacing w:line="240" w:lineRule="auto"/>
+        <w:jc w:val="both"/>
       </w:pPr>
       <w:r>
         <w:rPr>
@@ -1576,6 +1674,7 @@
     <w:p>
       <w:pPr>
         <w:spacing w:line="240" w:lineRule="auto"/>
+        <w:jc w:val="both"/>
       </w:pPr>
       <w:r>
         <w:t>The position property controls the positioning of an element and can be static, relative, absolute, fixed, or sticky.</w:t>
@@ -1584,16 +1683,18 @@
     <w:p>
       <w:pPr>
         <w:spacing w:line="240" w:lineRule="auto"/>
+        <w:jc w:val="both"/>
       </w:pPr>
       <w:r>
         <w:pict w14:anchorId="4BB3C1D2">
-          <v:rect id="_x0000_i1141" style="width:0;height:1.5pt" o:hralign="center" o:hrstd="t" o:hr="t" fillcolor="#a0a0a0" stroked="f"/>
+          <v:rect id="_x0000_i1031" style="width:0;height:1.5pt" o:hralign="center" o:hrstd="t" o:hr="t" fillcolor="#a0a0a0" stroked="f"/>
         </w:pict>
       </w:r>
     </w:p>
     <w:p>
       <w:pPr>
         <w:spacing w:line="240" w:lineRule="auto"/>
+        <w:jc w:val="both"/>
         <w:rPr>
           <w:b/>
           <w:bCs/>
@@ -1610,6 +1711,7 @@
     <w:p>
       <w:pPr>
         <w:spacing w:line="240" w:lineRule="auto"/>
+        <w:jc w:val="both"/>
         <w:rPr>
           <w:b/>
           <w:bCs/>
@@ -1640,6 +1742,7 @@
     <w:p>
       <w:pPr>
         <w:spacing w:line="240" w:lineRule="auto"/>
+        <w:jc w:val="both"/>
       </w:pPr>
       <w:r>
         <w:t xml:space="preserve">The element remains in the </w:t>
@@ -1658,19 +1761,16 @@
     <w:p>
       <w:pPr>
         <w:spacing w:line="240" w:lineRule="auto"/>
-      </w:pPr>
-      <w:proofErr w:type="gramStart"/>
-      <w:r>
-        <w:t>.box</w:t>
-      </w:r>
-      <w:proofErr w:type="gramEnd"/>
-      <w:r>
-        <w:t xml:space="preserve"> {</w:t>
-      </w:r>
-    </w:p>
-    <w:p>
-      <w:pPr>
-        <w:spacing w:line="240" w:lineRule="auto"/>
+        <w:jc w:val="both"/>
+      </w:pPr>
+      <w:r>
+        <w:t>.box {</w:t>
+      </w:r>
+    </w:p>
+    <w:p>
+      <w:pPr>
+        <w:spacing w:line="240" w:lineRule="auto"/>
+        <w:jc w:val="both"/>
       </w:pPr>
       <w:r>
         <w:t xml:space="preserve">  position: relative;</w:t>
@@ -1679,6 +1779,7 @@
     <w:p>
       <w:pPr>
         <w:spacing w:line="240" w:lineRule="auto"/>
+        <w:jc w:val="both"/>
       </w:pPr>
       <w:r>
         <w:t xml:space="preserve">  top: 20px;</w:t>
@@ -1687,6 +1788,7 @@
     <w:p>
       <w:pPr>
         <w:spacing w:line="240" w:lineRule="auto"/>
+        <w:jc w:val="both"/>
       </w:pPr>
       <w:r>
         <w:t>}</w:t>
@@ -1695,6 +1797,7 @@
     <w:p>
       <w:pPr>
         <w:spacing w:line="240" w:lineRule="auto"/>
+        <w:jc w:val="both"/>
         <w:rPr>
           <w:b/>
           <w:bCs/>
@@ -1711,6 +1814,7 @@
     <w:p>
       <w:pPr>
         <w:spacing w:line="240" w:lineRule="auto"/>
+        <w:jc w:val="both"/>
       </w:pPr>
       <w:r>
         <w:t xml:space="preserve">The element is </w:t>
@@ -1729,19 +1833,16 @@
     <w:p>
       <w:pPr>
         <w:spacing w:line="240" w:lineRule="auto"/>
-      </w:pPr>
-      <w:proofErr w:type="gramStart"/>
-      <w:r>
-        <w:t>.parent</w:t>
-      </w:r>
-      <w:proofErr w:type="gramEnd"/>
-      <w:r>
-        <w:t xml:space="preserve"> {</w:t>
-      </w:r>
-    </w:p>
-    <w:p>
-      <w:pPr>
-        <w:spacing w:line="240" w:lineRule="auto"/>
+        <w:jc w:val="both"/>
+      </w:pPr>
+      <w:r>
+        <w:t>.parent {</w:t>
+      </w:r>
+    </w:p>
+    <w:p>
+      <w:pPr>
+        <w:spacing w:line="240" w:lineRule="auto"/>
+        <w:jc w:val="both"/>
       </w:pPr>
       <w:r>
         <w:t xml:space="preserve">  position: relative;</w:t>
@@ -1750,6 +1851,7 @@
     <w:p>
       <w:pPr>
         <w:spacing w:line="240" w:lineRule="auto"/>
+        <w:jc w:val="both"/>
       </w:pPr>
       <w:r>
         <w:t>}</w:t>
@@ -1758,24 +1860,22 @@
     <w:p>
       <w:pPr>
         <w:spacing w:line="240" w:lineRule="auto"/>
-      </w:pPr>
-    </w:p>
-    <w:p>
-      <w:pPr>
-        <w:spacing w:line="240" w:lineRule="auto"/>
-      </w:pPr>
-      <w:proofErr w:type="gramStart"/>
-      <w:r>
-        <w:t>.child</w:t>
-      </w:r>
-      <w:proofErr w:type="gramEnd"/>
-      <w:r>
-        <w:t xml:space="preserve"> {</w:t>
-      </w:r>
-    </w:p>
-    <w:p>
-      <w:pPr>
-        <w:spacing w:line="240" w:lineRule="auto"/>
+        <w:jc w:val="both"/>
+      </w:pPr>
+    </w:p>
+    <w:p>
+      <w:pPr>
+        <w:spacing w:line="240" w:lineRule="auto"/>
+        <w:jc w:val="both"/>
+      </w:pPr>
+      <w:r>
+        <w:t>.child {</w:t>
+      </w:r>
+    </w:p>
+    <w:p>
+      <w:pPr>
+        <w:spacing w:line="240" w:lineRule="auto"/>
+        <w:jc w:val="both"/>
       </w:pPr>
       <w:r>
         <w:t xml:space="preserve">  position: absolute;</w:t>
@@ -1784,6 +1884,7 @@
     <w:p>
       <w:pPr>
         <w:spacing w:line="240" w:lineRule="auto"/>
+        <w:jc w:val="both"/>
       </w:pPr>
       <w:r>
         <w:t xml:space="preserve">  top: 20px;</w:t>
@@ -1792,6 +1893,7 @@
     <w:p>
       <w:pPr>
         <w:spacing w:line="240" w:lineRule="auto"/>
+        <w:jc w:val="both"/>
       </w:pPr>
       <w:r>
         <w:t xml:space="preserve">  left: 20px;</w:t>
@@ -1800,6 +1902,7 @@
     <w:p>
       <w:pPr>
         <w:spacing w:line="240" w:lineRule="auto"/>
+        <w:jc w:val="both"/>
       </w:pPr>
       <w:r>
         <w:t>}</w:t>
@@ -1808,6 +1911,7 @@
     <w:p>
       <w:pPr>
         <w:spacing w:line="240" w:lineRule="auto"/>
+        <w:jc w:val="both"/>
       </w:pPr>
       <w:r>
         <w:rPr>
@@ -1820,6 +1924,7 @@
     <w:p>
       <w:pPr>
         <w:spacing w:line="240" w:lineRule="auto"/>
+        <w:jc w:val="both"/>
       </w:pPr>
       <w:r>
         <w:t>Relative positioning keeps the element in the normal flow, while absolute positioning removes it from the normal flow.</w:t>
@@ -1828,20 +1933,35 @@
     <w:p>
       <w:pPr>
         <w:spacing w:line="240" w:lineRule="auto"/>
+        <w:jc w:val="both"/>
       </w:pPr>
       <w:r>
         <w:pict w14:anchorId="4A1F817C">
-          <v:rect id="_x0000_i1142" style="width:0;height:1.5pt" o:hralign="center" o:hrstd="t" o:hr="t" fillcolor="#a0a0a0" stroked="f"/>
+          <v:rect id="_x0000_i1032" style="width:0;height:1.5pt" o:hralign="center" o:hrstd="t" o:hr="t" fillcolor="#a0a0a0" stroked="f"/>
         </w:pict>
       </w:r>
     </w:p>
     <w:p>
       <w:pPr>
         <w:spacing w:line="240" w:lineRule="auto"/>
-        <w:rPr>
-          <w:b/>
-          <w:bCs/>
-        </w:rPr>
+        <w:jc w:val="both"/>
+        <w:rPr>
+          <w:b/>
+          <w:bCs/>
+        </w:rPr>
+      </w:pPr>
+      <w:r>
+        <w:rPr>
+          <w:b/>
+          <w:bCs/>
+        </w:rPr>
+        <w:t>9. What are Media Queries in CSS?</w:t>
+      </w:r>
+    </w:p>
+    <w:p>
+      <w:pPr>
+        <w:spacing w:line="240" w:lineRule="auto"/>
+        <w:jc w:val="both"/>
       </w:pPr>
       <w:r>
         <w:rPr>
@@ -1849,18 +1969,6 @@
           <w:bCs/>
         </w:rPr>
         <w:lastRenderedPageBreak/>
-        <w:t>9. What are Media Queries in CSS?</w:t>
-      </w:r>
-    </w:p>
-    <w:p>
-      <w:pPr>
-        <w:spacing w:line="240" w:lineRule="auto"/>
-      </w:pPr>
-      <w:r>
-        <w:rPr>
-          <w:b/>
-          <w:bCs/>
-        </w:rPr>
         <w:t>Answer:</w:t>
       </w:r>
       <w:r>
@@ -1887,6 +1995,7 @@
     <w:p>
       <w:pPr>
         <w:spacing w:line="240" w:lineRule="auto"/>
+        <w:jc w:val="both"/>
       </w:pPr>
       <w:r>
         <w:rPr>
@@ -1899,6 +2008,7 @@
     <w:p>
       <w:pPr>
         <w:spacing w:line="240" w:lineRule="auto"/>
+        <w:jc w:val="both"/>
       </w:pPr>
       <w:r>
         <w:t>.container {</w:t>
@@ -1907,6 +2017,7 @@
     <w:p>
       <w:pPr>
         <w:spacing w:line="240" w:lineRule="auto"/>
+        <w:jc w:val="both"/>
       </w:pPr>
       <w:r>
         <w:t xml:space="preserve">  display: flex;</w:t>
@@ -1915,6 +2026,7 @@
     <w:p>
       <w:pPr>
         <w:spacing w:line="240" w:lineRule="auto"/>
+        <w:jc w:val="both"/>
       </w:pPr>
       <w:r>
         <w:t>}</w:t>
@@ -1923,6 +2035,7 @@
     <w:p>
       <w:pPr>
         <w:spacing w:line="240" w:lineRule="auto"/>
+        <w:jc w:val="both"/>
       </w:pPr>
       <w:r>
         <w:t>@media (max-width: 768px) {</w:t>
@@ -1931,6 +2044,7 @@
     <w:p>
       <w:pPr>
         <w:spacing w:line="240" w:lineRule="auto"/>
+        <w:jc w:val="both"/>
       </w:pPr>
       <w:r>
         <w:t xml:space="preserve">  .container {</w:t>
@@ -1939,6 +2053,7 @@
     <w:p>
       <w:pPr>
         <w:spacing w:line="240" w:lineRule="auto"/>
+        <w:jc w:val="both"/>
       </w:pPr>
       <w:r>
         <w:t xml:space="preserve">    flex-direction: column;</w:t>
@@ -1947,6 +2062,7 @@
     <w:p>
       <w:pPr>
         <w:spacing w:line="240" w:lineRule="auto"/>
+        <w:jc w:val="both"/>
       </w:pPr>
       <w:r>
         <w:t xml:space="preserve">  }</w:t>
@@ -1955,6 +2071,7 @@
     <w:p>
       <w:pPr>
         <w:spacing w:line="240" w:lineRule="auto"/>
+        <w:jc w:val="both"/>
       </w:pPr>
       <w:r>
         <w:t>}</w:t>
@@ -1963,6 +2080,7 @@
     <w:p>
       <w:pPr>
         <w:spacing w:line="240" w:lineRule="auto"/>
+        <w:jc w:val="both"/>
       </w:pPr>
       <w:r>
         <w:t xml:space="preserve">Here, when the screen width is </w:t>
@@ -1981,6 +2099,7 @@
     <w:p>
       <w:pPr>
         <w:spacing w:line="240" w:lineRule="auto"/>
+        <w:jc w:val="both"/>
       </w:pPr>
       <w:r>
         <w:rPr>
@@ -1993,6 +2112,7 @@
     <w:p>
       <w:pPr>
         <w:spacing w:line="240" w:lineRule="auto"/>
+        <w:jc w:val="both"/>
       </w:pPr>
       <w:r>
         <w:t>Media queries allow us to apply different CSS styles based on screen size and other device characteristics.</w:t>
@@ -2001,16 +2121,18 @@
     <w:p>
       <w:pPr>
         <w:spacing w:line="240" w:lineRule="auto"/>
+        <w:jc w:val="both"/>
       </w:pPr>
       <w:r>
         <w:pict w14:anchorId="35B756FA">
-          <v:rect id="_x0000_i1143" style="width:0;height:1.5pt" o:hralign="center" o:hrstd="t" o:hr="t" fillcolor="#a0a0a0" stroked="f"/>
+          <v:rect id="_x0000_i1033" style="width:0;height:1.5pt" o:hralign="center" o:hrstd="t" o:hr="t" fillcolor="#a0a0a0" stroked="f"/>
         </w:pict>
       </w:r>
     </w:p>
     <w:p>
       <w:pPr>
         <w:spacing w:line="240" w:lineRule="auto"/>
+        <w:jc w:val="both"/>
         <w:rPr>
           <w:b/>
           <w:bCs/>
@@ -2091,6 +2213,7 @@
     <w:p>
       <w:pPr>
         <w:spacing w:line="240" w:lineRule="auto"/>
+        <w:jc w:val="both"/>
       </w:pPr>
       <w:r>
         <w:rPr>
@@ -2130,6 +2253,7 @@
           <w:p>
             <w:pPr>
               <w:spacing w:line="240" w:lineRule="auto"/>
+              <w:jc w:val="both"/>
               <w:rPr>
                 <w:b/>
                 <w:bCs/>
@@ -2153,6 +2277,7 @@
           <w:p>
             <w:pPr>
               <w:spacing w:line="240" w:lineRule="auto"/>
+              <w:jc w:val="both"/>
               <w:rPr>
                 <w:b/>
                 <w:bCs/>
@@ -2181,6 +2306,7 @@
           <w:p>
             <w:pPr>
               <w:spacing w:line="240" w:lineRule="auto"/>
+              <w:jc w:val="both"/>
             </w:pPr>
             <w:proofErr w:type="spellStart"/>
             <w:r>
@@ -2198,6 +2324,7 @@
           <w:p>
             <w:pPr>
               <w:spacing w:line="240" w:lineRule="auto"/>
+              <w:jc w:val="both"/>
             </w:pPr>
             <w:r>
               <w:t>Fixed pixel unit</w:t>
@@ -2218,6 +2345,7 @@
           <w:p>
             <w:pPr>
               <w:spacing w:line="240" w:lineRule="auto"/>
+              <w:jc w:val="both"/>
             </w:pPr>
             <w:r>
               <w:t>%</w:t>
@@ -2233,6 +2361,7 @@
           <w:p>
             <w:pPr>
               <w:spacing w:line="240" w:lineRule="auto"/>
+              <w:jc w:val="both"/>
             </w:pPr>
             <w:r>
               <w:t>Relative to the parent element</w:t>
@@ -2253,6 +2382,7 @@
           <w:p>
             <w:pPr>
               <w:spacing w:line="240" w:lineRule="auto"/>
+              <w:jc w:val="both"/>
             </w:pPr>
             <w:proofErr w:type="spellStart"/>
             <w:r>
@@ -2270,6 +2400,7 @@
           <w:p>
             <w:pPr>
               <w:spacing w:line="240" w:lineRule="auto"/>
+              <w:jc w:val="both"/>
             </w:pPr>
             <w:r>
               <w:t>Relative to the font size of the current/parent context</w:t>
@@ -2290,6 +2421,7 @@
           <w:p>
             <w:pPr>
               <w:spacing w:line="240" w:lineRule="auto"/>
+              <w:jc w:val="both"/>
             </w:pPr>
             <w:r>
               <w:t>rem</w:t>
@@ -2305,6 +2437,7 @@
           <w:p>
             <w:pPr>
               <w:spacing w:line="240" w:lineRule="auto"/>
+              <w:jc w:val="both"/>
             </w:pPr>
             <w:r>
               <w:t>Relative to the root (html) font size</w:t>
@@ -2325,6 +2458,7 @@
           <w:p>
             <w:pPr>
               <w:spacing w:line="240" w:lineRule="auto"/>
+              <w:jc w:val="both"/>
             </w:pPr>
             <w:proofErr w:type="spellStart"/>
             <w:r>
@@ -2342,6 +2476,7 @@
           <w:p>
             <w:pPr>
               <w:spacing w:line="240" w:lineRule="auto"/>
+              <w:jc w:val="both"/>
             </w:pPr>
             <w:r>
               <w:t>1% of viewport width</w:t>
@@ -2362,6 +2497,7 @@
           <w:p>
             <w:pPr>
               <w:spacing w:line="240" w:lineRule="auto"/>
+              <w:jc w:val="both"/>
             </w:pPr>
             <w:proofErr w:type="spellStart"/>
             <w:r>
@@ -2379,6 +2515,7 @@
           <w:p>
             <w:pPr>
               <w:spacing w:line="240" w:lineRule="auto"/>
+              <w:jc w:val="both"/>
             </w:pPr>
             <w:r>
               <w:t>1% of viewport height</w:t>
@@ -2390,6 +2527,7 @@
     <w:p>
       <w:pPr>
         <w:spacing w:line="240" w:lineRule="auto"/>
+        <w:jc w:val="both"/>
       </w:pPr>
       <w:r>
         <w:rPr>
@@ -2402,12 +2540,877 @@
     <w:p>
       <w:pPr>
         <w:spacing w:line="240" w:lineRule="auto"/>
-      </w:pPr>
-      <w:proofErr w:type="gramStart"/>
-      <w:r>
-        <w:t>.box</w:t>
-      </w:r>
-      <w:proofErr w:type="gramEnd"/>
+        <w:jc w:val="both"/>
+      </w:pPr>
+      <w:r>
+        <w:t>.box {</w:t>
+      </w:r>
+    </w:p>
+    <w:p>
+      <w:pPr>
+        <w:spacing w:line="240" w:lineRule="auto"/>
+        <w:jc w:val="both"/>
+      </w:pPr>
+      <w:r>
+        <w:t xml:space="preserve">  width: 50%;</w:t>
+      </w:r>
+    </w:p>
+    <w:p>
+      <w:pPr>
+        <w:spacing w:line="240" w:lineRule="auto"/>
+        <w:jc w:val="both"/>
+      </w:pPr>
+      <w:r>
+        <w:t xml:space="preserve">  font-size: 2rem;</w:t>
+      </w:r>
+    </w:p>
+    <w:p>
+      <w:pPr>
+        <w:spacing w:line="240" w:lineRule="auto"/>
+        <w:jc w:val="both"/>
+      </w:pPr>
+      <w:r>
+        <w:t xml:space="preserve">  height: 50vh;</w:t>
+      </w:r>
+    </w:p>
+    <w:p>
+      <w:pPr>
+        <w:spacing w:line="240" w:lineRule="auto"/>
+        <w:jc w:val="both"/>
+      </w:pPr>
+      <w:r>
+        <w:lastRenderedPageBreak/>
+        <w:t>}</w:t>
+      </w:r>
+    </w:p>
+    <w:p>
+      <w:pPr>
+        <w:spacing w:line="240" w:lineRule="auto"/>
+        <w:jc w:val="both"/>
+      </w:pPr>
+      <w:r>
+        <w:rPr>
+          <w:b/>
+          <w:bCs/>
+        </w:rPr>
+        <w:t>Interview answer:</w:t>
+      </w:r>
+    </w:p>
+    <w:p>
+      <w:pPr>
+        <w:spacing w:line="240" w:lineRule="auto"/>
+        <w:jc w:val="both"/>
+      </w:pPr>
+      <w:r>
+        <w:t xml:space="preserve">CSS units can be fixed or relative. </w:t>
+      </w:r>
+      <w:proofErr w:type="spellStart"/>
+      <w:r>
+        <w:t>px</w:t>
+      </w:r>
+      <w:proofErr w:type="spellEnd"/>
+      <w:r>
+        <w:t xml:space="preserve"> is generally fixed, while %, </w:t>
+      </w:r>
+      <w:proofErr w:type="spellStart"/>
+      <w:r>
+        <w:t>em</w:t>
+      </w:r>
+      <w:proofErr w:type="spellEnd"/>
+      <w:r>
+        <w:t xml:space="preserve">, rem, </w:t>
+      </w:r>
+      <w:proofErr w:type="spellStart"/>
+      <w:r>
+        <w:t>vw</w:t>
+      </w:r>
+      <w:proofErr w:type="spellEnd"/>
+      <w:r>
+        <w:t xml:space="preserve">, and </w:t>
+      </w:r>
+      <w:proofErr w:type="spellStart"/>
+      <w:r>
+        <w:t>vh</w:t>
+      </w:r>
+      <w:proofErr w:type="spellEnd"/>
+      <w:r>
+        <w:t xml:space="preserve"> are relative units useful for responsive design.</w:t>
+      </w:r>
+    </w:p>
+    <w:p>
+      <w:pPr>
+        <w:spacing w:line="240" w:lineRule="auto"/>
+        <w:jc w:val="both"/>
+      </w:pPr>
+      <w:r>
+        <w:pict w14:anchorId="559081FF">
+          <v:rect id="_x0000_i1034" style="width:0;height:1.5pt" o:hralign="center" o:hrstd="t" o:hr="t" fillcolor="#a0a0a0" stroked="f"/>
+        </w:pict>
+      </w:r>
+    </w:p>
+    <w:p>
+      <w:pPr>
+        <w:spacing w:line="240" w:lineRule="auto"/>
+        <w:jc w:val="both"/>
+        <w:rPr>
+          <w:b/>
+          <w:bCs/>
+        </w:rPr>
+      </w:pPr>
+      <w:r>
+        <w:rPr>
+          <w:b/>
+          <w:bCs/>
+        </w:rPr>
+        <w:t>11. What is the difference between display: none and visibility: hidden?</w:t>
+      </w:r>
+    </w:p>
+    <w:p>
+      <w:pPr>
+        <w:spacing w:line="240" w:lineRule="auto"/>
+        <w:jc w:val="both"/>
+      </w:pPr>
+      <w:r>
+        <w:rPr>
+          <w:b/>
+          <w:bCs/>
+        </w:rPr>
+        <w:t>Answer:</w:t>
+      </w:r>
+    </w:p>
+    <w:p>
+      <w:pPr>
+        <w:numPr>
+          <w:ilvl w:val="0"/>
+          <w:numId w:val="9"/>
+        </w:numPr>
+        <w:spacing w:line="240" w:lineRule="auto"/>
+        <w:jc w:val="both"/>
+      </w:pPr>
+      <w:r>
+        <w:t xml:space="preserve">display: none removes the element from the document layout. </w:t>
+      </w:r>
+    </w:p>
+    <w:p>
+      <w:pPr>
+        <w:numPr>
+          <w:ilvl w:val="0"/>
+          <w:numId w:val="9"/>
+        </w:numPr>
+        <w:spacing w:line="240" w:lineRule="auto"/>
+        <w:jc w:val="both"/>
+      </w:pPr>
+      <w:r>
+        <w:t xml:space="preserve">visibility: hidden hides the element but keeps its space in the layout. </w:t>
+      </w:r>
+    </w:p>
+    <w:p>
+      <w:pPr>
+        <w:spacing w:line="240" w:lineRule="auto"/>
+        <w:jc w:val="both"/>
+      </w:pPr>
+      <w:r>
+        <w:t>.hidden1 {</w:t>
+      </w:r>
+    </w:p>
+    <w:p>
+      <w:pPr>
+        <w:spacing w:line="240" w:lineRule="auto"/>
+        <w:jc w:val="both"/>
+      </w:pPr>
+      <w:r>
+        <w:t xml:space="preserve">  display: none;</w:t>
+      </w:r>
+    </w:p>
+    <w:p>
+      <w:pPr>
+        <w:spacing w:line="240" w:lineRule="auto"/>
+        <w:jc w:val="both"/>
+      </w:pPr>
+      <w:r>
+        <w:t>}</w:t>
+      </w:r>
+    </w:p>
+    <w:p>
+      <w:pPr>
+        <w:spacing w:line="240" w:lineRule="auto"/>
+        <w:jc w:val="both"/>
+      </w:pPr>
+    </w:p>
+    <w:p>
+      <w:pPr>
+        <w:spacing w:line="240" w:lineRule="auto"/>
+        <w:jc w:val="both"/>
+      </w:pPr>
+      <w:r>
+        <w:t>.hidden2 {</w:t>
+      </w:r>
+    </w:p>
+    <w:p>
+      <w:pPr>
+        <w:spacing w:line="240" w:lineRule="auto"/>
+        <w:jc w:val="both"/>
+      </w:pPr>
+      <w:r>
+        <w:t xml:space="preserve">  visibility: hidden;</w:t>
+      </w:r>
+    </w:p>
+    <w:p>
+      <w:pPr>
+        <w:spacing w:line="240" w:lineRule="auto"/>
+        <w:jc w:val="both"/>
+      </w:pPr>
+      <w:r>
+        <w:t>}</w:t>
+      </w:r>
+    </w:p>
+    <w:p>
+      <w:pPr>
+        <w:spacing w:line="240" w:lineRule="auto"/>
+        <w:jc w:val="both"/>
+      </w:pPr>
+      <w:r>
+        <w:rPr>
+          <w:b/>
+          <w:bCs/>
+        </w:rPr>
+        <w:t>Interview answer:</w:t>
+      </w:r>
+    </w:p>
+    <w:p>
+      <w:pPr>
+        <w:spacing w:line="240" w:lineRule="auto"/>
+        <w:jc w:val="both"/>
+      </w:pPr>
+      <w:r>
+        <w:t>display: none removes the element from the layout, whereas visibility: hidden hides the element but preserves its space.</w:t>
+      </w:r>
+    </w:p>
+    <w:p>
+      <w:pPr>
+        <w:spacing w:line="240" w:lineRule="auto"/>
+        <w:jc w:val="both"/>
+      </w:pPr>
+      <w:r>
+        <w:pict w14:anchorId="154200F8">
+          <v:rect id="_x0000_i1089" style="width:0;height:1.5pt" o:hralign="center" o:hrstd="t" o:hr="t" fillcolor="#a0a0a0" stroked="f"/>
+        </w:pict>
+      </w:r>
+    </w:p>
+    <w:p>
+      <w:pPr>
+        <w:spacing w:line="240" w:lineRule="auto"/>
+        <w:jc w:val="both"/>
+        <w:rPr>
+          <w:b/>
+          <w:bCs/>
+        </w:rPr>
+      </w:pPr>
+      <w:r>
+        <w:rPr>
+          <w:b/>
+          <w:bCs/>
+        </w:rPr>
+        <w:t>12. What is the difference between block, inline, and inline-block?</w:t>
+      </w:r>
+    </w:p>
+    <w:p>
+      <w:pPr>
+        <w:spacing w:line="240" w:lineRule="auto"/>
+        <w:jc w:val="both"/>
+      </w:pPr>
+      <w:r>
+        <w:rPr>
+          <w:b/>
+          <w:bCs/>
+        </w:rPr>
+        <w:t>Answer:</w:t>
+      </w:r>
+    </w:p>
+    <w:p>
+      <w:pPr>
+        <w:spacing w:line="240" w:lineRule="auto"/>
+        <w:jc w:val="both"/>
+        <w:rPr>
+          <w:b/>
+          <w:bCs/>
+        </w:rPr>
+      </w:pPr>
+      <w:r>
+        <w:rPr>
+          <w:b/>
+          <w:bCs/>
+        </w:rPr>
+        <w:t>display: block</w:t>
+      </w:r>
+    </w:p>
+    <w:p>
+      <w:pPr>
+        <w:numPr>
+          <w:ilvl w:val="0"/>
+          <w:numId w:val="10"/>
+        </w:numPr>
+        <w:spacing w:line="240" w:lineRule="auto"/>
+        <w:jc w:val="both"/>
+      </w:pPr>
+      <w:r>
+        <w:t xml:space="preserve">Takes the full available width. </w:t>
+      </w:r>
+    </w:p>
+    <w:p>
+      <w:pPr>
+        <w:numPr>
+          <w:ilvl w:val="0"/>
+          <w:numId w:val="10"/>
+        </w:numPr>
+        <w:spacing w:line="240" w:lineRule="auto"/>
+        <w:jc w:val="both"/>
+      </w:pPr>
+      <w:r>
+        <w:t xml:space="preserve">Starts on a new line. </w:t>
+      </w:r>
+    </w:p>
+    <w:p>
+      <w:pPr>
+        <w:numPr>
+          <w:ilvl w:val="0"/>
+          <w:numId w:val="10"/>
+        </w:numPr>
+        <w:spacing w:line="240" w:lineRule="auto"/>
+        <w:jc w:val="both"/>
+      </w:pPr>
+      <w:r>
+        <w:t xml:space="preserve">Width and height can be applied. </w:t>
+      </w:r>
+    </w:p>
+    <w:p>
+      <w:pPr>
+        <w:spacing w:line="240" w:lineRule="auto"/>
+        <w:jc w:val="both"/>
+        <w:rPr>
+          <w:b/>
+          <w:bCs/>
+        </w:rPr>
+      </w:pPr>
+      <w:r>
+        <w:rPr>
+          <w:b/>
+          <w:bCs/>
+        </w:rPr>
+        <w:t>display: inline</w:t>
+      </w:r>
+    </w:p>
+    <w:p>
+      <w:pPr>
+        <w:numPr>
+          <w:ilvl w:val="0"/>
+          <w:numId w:val="11"/>
+        </w:numPr>
+        <w:spacing w:line="240" w:lineRule="auto"/>
+        <w:jc w:val="both"/>
+      </w:pPr>
+      <w:r>
+        <w:t xml:space="preserve">Does not start on a new line. </w:t>
+      </w:r>
+    </w:p>
+    <w:p>
+      <w:pPr>
+        <w:numPr>
+          <w:ilvl w:val="0"/>
+          <w:numId w:val="11"/>
+        </w:numPr>
+        <w:spacing w:line="240" w:lineRule="auto"/>
+        <w:jc w:val="both"/>
+      </w:pPr>
+      <w:r>
+        <w:t xml:space="preserve">Takes only the required width. </w:t>
+      </w:r>
+    </w:p>
+    <w:p>
+      <w:pPr>
+        <w:numPr>
+          <w:ilvl w:val="0"/>
+          <w:numId w:val="11"/>
+        </w:numPr>
+        <w:spacing w:line="240" w:lineRule="auto"/>
+        <w:jc w:val="both"/>
+      </w:pPr>
+      <w:r>
+        <w:t xml:space="preserve">Width and height generally don't behave as they do on block elements. </w:t>
+      </w:r>
+    </w:p>
+    <w:p>
+      <w:pPr>
+        <w:spacing w:line="240" w:lineRule="auto"/>
+        <w:jc w:val="both"/>
+        <w:rPr>
+          <w:b/>
+          <w:bCs/>
+        </w:rPr>
+      </w:pPr>
+      <w:r>
+        <w:rPr>
+          <w:b/>
+          <w:bCs/>
+        </w:rPr>
+        <w:t>display: inline-block</w:t>
+      </w:r>
+    </w:p>
+    <w:p>
+      <w:pPr>
+        <w:numPr>
+          <w:ilvl w:val="0"/>
+          <w:numId w:val="12"/>
+        </w:numPr>
+        <w:spacing w:line="240" w:lineRule="auto"/>
+        <w:jc w:val="both"/>
+      </w:pPr>
+      <w:r>
+        <w:lastRenderedPageBreak/>
+        <w:t xml:space="preserve">Stays inline. </w:t>
+      </w:r>
+    </w:p>
+    <w:p>
+      <w:pPr>
+        <w:numPr>
+          <w:ilvl w:val="0"/>
+          <w:numId w:val="12"/>
+        </w:numPr>
+        <w:spacing w:line="240" w:lineRule="auto"/>
+        <w:jc w:val="both"/>
+      </w:pPr>
+      <w:r>
+        <w:t xml:space="preserve">Allows width and height. </w:t>
+      </w:r>
+    </w:p>
+    <w:p>
+      <w:pPr>
+        <w:spacing w:line="240" w:lineRule="auto"/>
+        <w:jc w:val="both"/>
+      </w:pPr>
+      <w:r>
+        <w:t>.block {</w:t>
+      </w:r>
+    </w:p>
+    <w:p>
+      <w:pPr>
+        <w:spacing w:line="240" w:lineRule="auto"/>
+        <w:jc w:val="both"/>
+      </w:pPr>
+      <w:r>
+        <w:t xml:space="preserve">  display: block;</w:t>
+      </w:r>
+    </w:p>
+    <w:p>
+      <w:pPr>
+        <w:spacing w:line="240" w:lineRule="auto"/>
+        <w:jc w:val="both"/>
+      </w:pPr>
+      <w:r>
+        <w:t>}</w:t>
+      </w:r>
+    </w:p>
+    <w:p>
+      <w:pPr>
+        <w:spacing w:line="240" w:lineRule="auto"/>
+        <w:jc w:val="both"/>
+      </w:pPr>
+    </w:p>
+    <w:p>
+      <w:pPr>
+        <w:spacing w:line="240" w:lineRule="auto"/>
+        <w:jc w:val="both"/>
+      </w:pPr>
+      <w:r>
+        <w:t>.inline {</w:t>
+      </w:r>
+    </w:p>
+    <w:p>
+      <w:pPr>
+        <w:spacing w:line="240" w:lineRule="auto"/>
+        <w:jc w:val="both"/>
+      </w:pPr>
+      <w:r>
+        <w:t xml:space="preserve">  display: inline;</w:t>
+      </w:r>
+    </w:p>
+    <w:p>
+      <w:pPr>
+        <w:spacing w:line="240" w:lineRule="auto"/>
+        <w:jc w:val="both"/>
+      </w:pPr>
+      <w:r>
+        <w:t>}</w:t>
+      </w:r>
+    </w:p>
+    <w:p>
+      <w:pPr>
+        <w:spacing w:line="240" w:lineRule="auto"/>
+        <w:jc w:val="both"/>
+      </w:pPr>
+    </w:p>
+    <w:p>
+      <w:pPr>
+        <w:spacing w:line="240" w:lineRule="auto"/>
+        <w:jc w:val="both"/>
+      </w:pPr>
+      <w:r>
+        <w:t>.inline-block {</w:t>
+      </w:r>
+    </w:p>
+    <w:p>
+      <w:pPr>
+        <w:spacing w:line="240" w:lineRule="auto"/>
+        <w:jc w:val="both"/>
+      </w:pPr>
+      <w:r>
+        <w:t xml:space="preserve">  display: inline-block;</w:t>
+      </w:r>
+    </w:p>
+    <w:p>
+      <w:pPr>
+        <w:spacing w:line="240" w:lineRule="auto"/>
+        <w:jc w:val="both"/>
+      </w:pPr>
+      <w:r>
+        <w:t xml:space="preserve">  width: 150px;</w:t>
+      </w:r>
+    </w:p>
+    <w:p>
+      <w:pPr>
+        <w:spacing w:line="240" w:lineRule="auto"/>
+        <w:jc w:val="both"/>
+      </w:pPr>
+      <w:r>
+        <w:t xml:space="preserve">  height: 50px;</w:t>
+      </w:r>
+    </w:p>
+    <w:p>
+      <w:pPr>
+        <w:spacing w:line="240" w:lineRule="auto"/>
+        <w:jc w:val="both"/>
+      </w:pPr>
+      <w:r>
+        <w:t>}</w:t>
+      </w:r>
+    </w:p>
+    <w:p>
+      <w:pPr>
+        <w:spacing w:line="240" w:lineRule="auto"/>
+        <w:jc w:val="both"/>
+      </w:pPr>
+      <w:r>
+        <w:pict w14:anchorId="202BD674">
+          <v:rect id="_x0000_i1090" style="width:0;height:1.5pt" o:hralign="center" o:hrstd="t" o:hr="t" fillcolor="#a0a0a0" stroked="f"/>
+        </w:pict>
+      </w:r>
+    </w:p>
+    <w:p>
+      <w:pPr>
+        <w:spacing w:line="240" w:lineRule="auto"/>
+        <w:jc w:val="both"/>
+        <w:rPr>
+          <w:b/>
+          <w:bCs/>
+        </w:rPr>
+      </w:pPr>
+      <w:r>
+        <w:rPr>
+          <w:b/>
+          <w:bCs/>
+        </w:rPr>
+        <w:t>13. What is z-index in CSS?</w:t>
+      </w:r>
+    </w:p>
+    <w:p>
+      <w:pPr>
+        <w:spacing w:line="240" w:lineRule="auto"/>
+        <w:jc w:val="both"/>
+      </w:pPr>
+      <w:r>
+        <w:rPr>
+          <w:b/>
+          <w:bCs/>
+        </w:rPr>
+        <w:t>Answer:</w:t>
+      </w:r>
+      <w:r>
+        <w:br/>
+        <w:t xml:space="preserve">z-index controls the </w:t>
+      </w:r>
+      <w:r>
+        <w:rPr>
+          <w:b/>
+          <w:bCs/>
+        </w:rPr>
+        <w:t>stacking order</w:t>
+      </w:r>
+      <w:r>
+        <w:t xml:space="preserve"> of overlapping elements.</w:t>
+      </w:r>
+    </w:p>
+    <w:p>
+      <w:pPr>
+        <w:spacing w:line="240" w:lineRule="auto"/>
+        <w:jc w:val="both"/>
+      </w:pPr>
+      <w:r>
+        <w:t>An element with a higher z-index generally appears in front of an element with a lower z-index, when the relevant stacking context allows it.</w:t>
+      </w:r>
+    </w:p>
+    <w:p>
+      <w:pPr>
+        <w:spacing w:line="240" w:lineRule="auto"/>
+        <w:jc w:val="both"/>
+      </w:pPr>
+      <w:r>
+        <w:t>.box1 {</w:t>
+      </w:r>
+    </w:p>
+    <w:p>
+      <w:pPr>
+        <w:spacing w:line="240" w:lineRule="auto"/>
+        <w:jc w:val="both"/>
+      </w:pPr>
+      <w:r>
+        <w:t xml:space="preserve">  position: relative;</w:t>
+      </w:r>
+    </w:p>
+    <w:p>
+      <w:pPr>
+        <w:spacing w:line="240" w:lineRule="auto"/>
+        <w:jc w:val="both"/>
+      </w:pPr>
+      <w:r>
+        <w:t xml:space="preserve">  z-index: 1;</w:t>
+      </w:r>
+    </w:p>
+    <w:p>
+      <w:pPr>
+        <w:spacing w:line="240" w:lineRule="auto"/>
+        <w:jc w:val="both"/>
+      </w:pPr>
+      <w:r>
+        <w:t>}</w:t>
+      </w:r>
+    </w:p>
+    <w:p>
+      <w:pPr>
+        <w:spacing w:line="240" w:lineRule="auto"/>
+        <w:jc w:val="both"/>
+      </w:pPr>
+    </w:p>
+    <w:p>
+      <w:pPr>
+        <w:spacing w:line="240" w:lineRule="auto"/>
+        <w:jc w:val="both"/>
+      </w:pPr>
+      <w:r>
+        <w:t>.box2 {</w:t>
+      </w:r>
+    </w:p>
+    <w:p>
+      <w:pPr>
+        <w:spacing w:line="240" w:lineRule="auto"/>
+        <w:jc w:val="both"/>
+      </w:pPr>
+      <w:r>
+        <w:t xml:space="preserve">  position: relative;</w:t>
+      </w:r>
+    </w:p>
+    <w:p>
+      <w:pPr>
+        <w:spacing w:line="240" w:lineRule="auto"/>
+        <w:jc w:val="both"/>
+      </w:pPr>
+      <w:r>
+        <w:t xml:space="preserve">  z-index: 2;</w:t>
+      </w:r>
+    </w:p>
+    <w:p>
+      <w:pPr>
+        <w:spacing w:line="240" w:lineRule="auto"/>
+        <w:jc w:val="both"/>
+      </w:pPr>
+      <w:r>
+        <w:t>}</w:t>
+      </w:r>
+    </w:p>
+    <w:p>
+      <w:pPr>
+        <w:spacing w:line="240" w:lineRule="auto"/>
+        <w:jc w:val="both"/>
+      </w:pPr>
+      <w:r>
+        <w:t>Here, .box2 will appear above .box1.</w:t>
+      </w:r>
+    </w:p>
+    <w:p>
+      <w:pPr>
+        <w:spacing w:line="240" w:lineRule="auto"/>
+        <w:jc w:val="both"/>
+      </w:pPr>
+      <w:r>
+        <w:lastRenderedPageBreak/>
+        <w:pict w14:anchorId="4CCEE7FF">
+          <v:rect id="_x0000_i1091" style="width:0;height:1.5pt" o:hralign="center" o:hrstd="t" o:hr="t" fillcolor="#a0a0a0" stroked="f"/>
+        </w:pict>
+      </w:r>
+    </w:p>
+    <w:p>
+      <w:pPr>
+        <w:spacing w:line="240" w:lineRule="auto"/>
+        <w:jc w:val="both"/>
+        <w:rPr>
+          <w:b/>
+          <w:bCs/>
+        </w:rPr>
+      </w:pPr>
+      <w:r>
+        <w:rPr>
+          <w:b/>
+          <w:bCs/>
+        </w:rPr>
+        <w:t>14. What are pseudo-classes in CSS?</w:t>
+      </w:r>
+    </w:p>
+    <w:p>
+      <w:pPr>
+        <w:spacing w:line="240" w:lineRule="auto"/>
+        <w:jc w:val="both"/>
+      </w:pPr>
+      <w:r>
+        <w:rPr>
+          <w:b/>
+          <w:bCs/>
+        </w:rPr>
+        <w:t>Answer:</w:t>
+      </w:r>
+      <w:r>
+        <w:br/>
+        <w:t xml:space="preserve">Pseudo-classes are used to style an element based on a </w:t>
+      </w:r>
+      <w:r>
+        <w:rPr>
+          <w:b/>
+          <w:bCs/>
+        </w:rPr>
+        <w:t>special state</w:t>
+      </w:r>
+      <w:r>
+        <w:t>.</w:t>
+      </w:r>
+    </w:p>
+    <w:p>
+      <w:pPr>
+        <w:spacing w:line="240" w:lineRule="auto"/>
+        <w:jc w:val="both"/>
+      </w:pPr>
+      <w:r>
+        <w:t>Common pseudo-classes:</w:t>
+      </w:r>
+    </w:p>
+    <w:p>
+      <w:pPr>
+        <w:numPr>
+          <w:ilvl w:val="0"/>
+          <w:numId w:val="13"/>
+        </w:numPr>
+        <w:spacing w:line="240" w:lineRule="auto"/>
+        <w:jc w:val="both"/>
+      </w:pPr>
+      <w:r>
+        <w:t xml:space="preserve">:hover </w:t>
+      </w:r>
+    </w:p>
+    <w:p>
+      <w:pPr>
+        <w:numPr>
+          <w:ilvl w:val="0"/>
+          <w:numId w:val="13"/>
+        </w:numPr>
+        <w:spacing w:line="240" w:lineRule="auto"/>
+        <w:jc w:val="both"/>
+      </w:pPr>
+      <w:r>
+        <w:t xml:space="preserve">:focus </w:t>
+      </w:r>
+    </w:p>
+    <w:p>
+      <w:pPr>
+        <w:numPr>
+          <w:ilvl w:val="0"/>
+          <w:numId w:val="13"/>
+        </w:numPr>
+        <w:spacing w:line="240" w:lineRule="auto"/>
+        <w:jc w:val="both"/>
+      </w:pPr>
+      <w:r>
+        <w:t xml:space="preserve">:active </w:t>
+      </w:r>
+    </w:p>
+    <w:p>
+      <w:pPr>
+        <w:numPr>
+          <w:ilvl w:val="0"/>
+          <w:numId w:val="13"/>
+        </w:numPr>
+        <w:spacing w:line="240" w:lineRule="auto"/>
+        <w:jc w:val="both"/>
+      </w:pPr>
+      <w:r>
+        <w:t xml:space="preserve">:first-child </w:t>
+      </w:r>
+    </w:p>
+    <w:p>
+      <w:pPr>
+        <w:numPr>
+          <w:ilvl w:val="0"/>
+          <w:numId w:val="13"/>
+        </w:numPr>
+        <w:spacing w:line="240" w:lineRule="auto"/>
+        <w:jc w:val="both"/>
+      </w:pPr>
+      <w:r>
+        <w:t xml:space="preserve">:last-child </w:t>
+      </w:r>
+    </w:p>
+    <w:p>
+      <w:pPr>
+        <w:numPr>
+          <w:ilvl w:val="0"/>
+          <w:numId w:val="13"/>
+        </w:numPr>
+        <w:spacing w:line="240" w:lineRule="auto"/>
+        <w:jc w:val="both"/>
+      </w:pPr>
+      <w:r>
+        <w:t xml:space="preserve">:nth-child() </w:t>
+      </w:r>
+    </w:p>
+    <w:p>
+      <w:pPr>
+        <w:spacing w:line="240" w:lineRule="auto"/>
+        <w:jc w:val="both"/>
+      </w:pPr>
+      <w:r>
+        <w:rPr>
+          <w:b/>
+          <w:bCs/>
+        </w:rPr>
+        <w:t>Example:</w:t>
+      </w:r>
+    </w:p>
+    <w:p>
+      <w:pPr>
+        <w:spacing w:line="240" w:lineRule="auto"/>
+        <w:jc w:val="both"/>
+      </w:pPr>
+      <w:proofErr w:type="spellStart"/>
+      <w:r>
+        <w:t>button:hover</w:t>
+      </w:r>
+      <w:proofErr w:type="spellEnd"/>
       <w:r>
         <w:t xml:space="preserve"> {</w:t>
       </w:r>
@@ -2415,31 +3418,243 @@
     <w:p>
       <w:pPr>
         <w:spacing w:line="240" w:lineRule="auto"/>
-      </w:pPr>
-      <w:r>
-        <w:t xml:space="preserve">  width: 50%;</w:t>
-      </w:r>
-    </w:p>
-    <w:p>
-      <w:pPr>
-        <w:spacing w:line="240" w:lineRule="auto"/>
-      </w:pPr>
-      <w:r>
-        <w:t xml:space="preserve">  font-size: 2rem;</w:t>
-      </w:r>
-    </w:p>
-    <w:p>
-      <w:pPr>
-        <w:spacing w:line="240" w:lineRule="auto"/>
+        <w:jc w:val="both"/>
+      </w:pPr>
+      <w:r>
+        <w:t xml:space="preserve">  background: black;</w:t>
+      </w:r>
+    </w:p>
+    <w:p>
+      <w:pPr>
+        <w:spacing w:line="240" w:lineRule="auto"/>
+        <w:jc w:val="both"/>
+      </w:pPr>
+      <w:r>
+        <w:t xml:space="preserve">  </w:t>
+      </w:r>
+      <w:proofErr w:type="spellStart"/>
+      <w:r>
+        <w:t>color</w:t>
+      </w:r>
+      <w:proofErr w:type="spellEnd"/>
+      <w:r>
+        <w:t>: white;</w:t>
+      </w:r>
+    </w:p>
+    <w:p>
+      <w:pPr>
+        <w:spacing w:line="240" w:lineRule="auto"/>
+        <w:jc w:val="both"/>
+      </w:pPr>
+      <w:r>
+        <w:t>}</w:t>
+      </w:r>
+    </w:p>
+    <w:p>
+      <w:pPr>
+        <w:spacing w:line="240" w:lineRule="auto"/>
+        <w:jc w:val="both"/>
+      </w:pPr>
+      <w:r>
+        <w:t>When the user moves the mouse over the button, the styles are applied.</w:t>
+      </w:r>
+    </w:p>
+    <w:p>
+      <w:pPr>
+        <w:spacing w:line="240" w:lineRule="auto"/>
+        <w:jc w:val="both"/>
+      </w:pPr>
+      <w:r>
+        <w:rPr>
+          <w:b/>
+          <w:bCs/>
+        </w:rPr>
+        <w:t>Interview answer:</w:t>
+      </w:r>
+    </w:p>
+    <w:p>
+      <w:pPr>
+        <w:spacing w:line="240" w:lineRule="auto"/>
+        <w:jc w:val="both"/>
+      </w:pPr>
+      <w:r>
+        <w:t>A pseudo-class selects an element based on its state or position.</w:t>
+      </w:r>
+    </w:p>
+    <w:p>
+      <w:pPr>
+        <w:spacing w:line="240" w:lineRule="auto"/>
+        <w:jc w:val="both"/>
+      </w:pPr>
+      <w:r>
+        <w:pict w14:anchorId="38A702E5">
+          <v:rect id="_x0000_i1092" style="width:0;height:1.5pt" o:hralign="center" o:hrstd="t" o:hr="t" fillcolor="#a0a0a0" stroked="f"/>
+        </w:pict>
+      </w:r>
+    </w:p>
+    <w:p>
+      <w:pPr>
+        <w:spacing w:line="240" w:lineRule="auto"/>
+        <w:jc w:val="both"/>
+        <w:rPr>
+          <w:b/>
+          <w:bCs/>
+        </w:rPr>
+      </w:pPr>
+      <w:r>
+        <w:rPr>
+          <w:b/>
+          <w:bCs/>
+        </w:rPr>
+        <w:t>15. What are pseudo-elements in CSS?</w:t>
+      </w:r>
+    </w:p>
+    <w:p>
+      <w:pPr>
+        <w:spacing w:line="240" w:lineRule="auto"/>
+        <w:jc w:val="both"/>
+      </w:pPr>
+      <w:r>
+        <w:rPr>
+          <w:b/>
+          <w:bCs/>
+        </w:rPr>
+        <w:t>Answer:</w:t>
+      </w:r>
+      <w:r>
+        <w:br/>
+        <w:t xml:space="preserve">Pseudo-elements allow us to style or insert content into a </w:t>
+      </w:r>
+      <w:r>
+        <w:rPr>
+          <w:b/>
+          <w:bCs/>
+        </w:rPr>
+        <w:t>specific part of an element</w:t>
+      </w:r>
+      <w:r>
+        <w:t>.</w:t>
+      </w:r>
+    </w:p>
+    <w:p>
+      <w:pPr>
+        <w:spacing w:line="240" w:lineRule="auto"/>
+        <w:jc w:val="both"/>
+      </w:pPr>
+      <w:r>
+        <w:t>Common pseudo-elements:</w:t>
+      </w:r>
+    </w:p>
+    <w:p>
+      <w:pPr>
+        <w:numPr>
+          <w:ilvl w:val="0"/>
+          <w:numId w:val="14"/>
+        </w:numPr>
+        <w:spacing w:line="240" w:lineRule="auto"/>
+        <w:jc w:val="both"/>
+      </w:pPr>
+      <w:r>
+        <w:t xml:space="preserve">::before </w:t>
+      </w:r>
+    </w:p>
+    <w:p>
+      <w:pPr>
+        <w:numPr>
+          <w:ilvl w:val="0"/>
+          <w:numId w:val="14"/>
+        </w:numPr>
+        <w:spacing w:line="240" w:lineRule="auto"/>
+        <w:jc w:val="both"/>
+      </w:pPr>
+      <w:r>
+        <w:t xml:space="preserve">::after </w:t>
+      </w:r>
+    </w:p>
+    <w:p>
+      <w:pPr>
+        <w:numPr>
+          <w:ilvl w:val="0"/>
+          <w:numId w:val="14"/>
+        </w:numPr>
+        <w:spacing w:line="240" w:lineRule="auto"/>
+        <w:jc w:val="both"/>
+      </w:pPr>
+      <w:r>
+        <w:t xml:space="preserve">::first-letter </w:t>
+      </w:r>
+    </w:p>
+    <w:p>
+      <w:pPr>
+        <w:numPr>
+          <w:ilvl w:val="0"/>
+          <w:numId w:val="14"/>
+        </w:numPr>
+        <w:spacing w:line="240" w:lineRule="auto"/>
+        <w:jc w:val="both"/>
+      </w:pPr>
+      <w:r>
+        <w:t xml:space="preserve">::first-line </w:t>
+      </w:r>
+    </w:p>
+    <w:p>
+      <w:pPr>
+        <w:numPr>
+          <w:ilvl w:val="0"/>
+          <w:numId w:val="14"/>
+        </w:numPr>
+        <w:spacing w:line="240" w:lineRule="auto"/>
+        <w:jc w:val="both"/>
+      </w:pPr>
+      <w:r>
+        <w:t xml:space="preserve">::selection </w:t>
+      </w:r>
+    </w:p>
+    <w:p>
+      <w:pPr>
+        <w:spacing w:line="240" w:lineRule="auto"/>
+        <w:jc w:val="both"/>
+      </w:pPr>
+      <w:r>
+        <w:rPr>
+          <w:b/>
+          <w:bCs/>
+        </w:rPr>
+        <w:t>Example:</w:t>
+      </w:r>
+    </w:p>
+    <w:p>
+      <w:pPr>
+        <w:spacing w:line="240" w:lineRule="auto"/>
+        <w:jc w:val="both"/>
+      </w:pPr>
+      <w:r>
+        <w:t>h1::before {</w:t>
+      </w:r>
+    </w:p>
+    <w:p>
+      <w:pPr>
+        <w:spacing w:line="240" w:lineRule="auto"/>
+        <w:jc w:val="both"/>
       </w:pPr>
       <w:r>
         <w:lastRenderedPageBreak/>
-        <w:t xml:space="preserve">  height: 50vh;</w:t>
-      </w:r>
-    </w:p>
-    <w:p>
-      <w:pPr>
-        <w:spacing w:line="240" w:lineRule="auto"/>
+        <w:t xml:space="preserve">  content: "</w:t>
+      </w:r>
+      <w:r>
+        <w:rPr>
+          <w:rFonts w:ascii="Segoe UI Symbol" w:hAnsi="Segoe UI Symbol" w:cs="Segoe UI Symbol"/>
+        </w:rPr>
+        <w:t>★</w:t>
+      </w:r>
+      <w:r>
+        <w:t xml:space="preserve"> ";</w:t>
+      </w:r>
+    </w:p>
+    <w:p>
+      <w:pPr>
+        <w:spacing w:line="240" w:lineRule="auto"/>
+        <w:jc w:val="both"/>
       </w:pPr>
       <w:r>
         <w:t>}</w:t>
@@ -2448,6 +3663,16 @@
     <w:p>
       <w:pPr>
         <w:spacing w:line="240" w:lineRule="auto"/>
+        <w:jc w:val="both"/>
+      </w:pPr>
+      <w:r>
+        <w:t>This adds a star before the heading.</w:t>
+      </w:r>
+    </w:p>
+    <w:p>
+      <w:pPr>
+        <w:spacing w:line="240" w:lineRule="auto"/>
+        <w:jc w:val="both"/>
       </w:pPr>
       <w:r>
         <w:rPr>
@@ -2460,56 +3685,1133 @@
     <w:p>
       <w:pPr>
         <w:spacing w:line="240" w:lineRule="auto"/>
-      </w:pPr>
-      <w:r>
-        <w:t xml:space="preserve">CSS units can be fixed or relative. </w:t>
+        <w:jc w:val="both"/>
+      </w:pPr>
+      <w:r>
+        <w:t>Pseudo-elements are used to style a specific part of an element or create generated content.</w:t>
+      </w:r>
+    </w:p>
+    <w:p>
+      <w:pPr>
+        <w:spacing w:line="240" w:lineRule="auto"/>
+        <w:jc w:val="both"/>
+      </w:pPr>
+      <w:r>
+        <w:pict w14:anchorId="7A26DC30">
+          <v:rect id="_x0000_i1093" style="width:0;height:1.5pt" o:hralign="center" o:hrstd="t" o:hr="t" fillcolor="#a0a0a0" stroked="f"/>
+        </w:pict>
+      </w:r>
+    </w:p>
+    <w:p>
+      <w:pPr>
+        <w:spacing w:line="240" w:lineRule="auto"/>
+        <w:jc w:val="both"/>
+        <w:rPr>
+          <w:b/>
+          <w:bCs/>
+        </w:rPr>
+      </w:pPr>
+      <w:r>
+        <w:rPr>
+          <w:b/>
+          <w:bCs/>
+        </w:rPr>
+        <w:t>16. What is the difference between margin and padding?</w:t>
+      </w:r>
+    </w:p>
+    <w:p>
+      <w:pPr>
+        <w:spacing w:line="240" w:lineRule="auto"/>
+        <w:jc w:val="both"/>
+      </w:pPr>
+      <w:r>
+        <w:rPr>
+          <w:b/>
+          <w:bCs/>
+        </w:rPr>
+        <w:t>Answer:</w:t>
+      </w:r>
+    </w:p>
+    <w:p>
+      <w:pPr>
+        <w:spacing w:line="240" w:lineRule="auto"/>
+        <w:jc w:val="both"/>
+      </w:pPr>
+      <w:r>
+        <w:rPr>
+          <w:b/>
+          <w:bCs/>
+        </w:rPr>
+        <w:t>Margin</w:t>
+      </w:r>
+      <w:r>
+        <w:t xml:space="preserve"> is the space </w:t>
+      </w:r>
+      <w:r>
+        <w:rPr>
+          <w:b/>
+          <w:bCs/>
+        </w:rPr>
+        <w:t>outside</w:t>
+      </w:r>
+      <w:r>
+        <w:t xml:space="preserve"> an element's border.</w:t>
+      </w:r>
+    </w:p>
+    <w:p>
+      <w:pPr>
+        <w:spacing w:line="240" w:lineRule="auto"/>
+        <w:jc w:val="both"/>
+      </w:pPr>
+      <w:r>
+        <w:rPr>
+          <w:b/>
+          <w:bCs/>
+        </w:rPr>
+        <w:t>Padding</w:t>
+      </w:r>
+      <w:r>
+        <w:t xml:space="preserve"> is the space </w:t>
+      </w:r>
+      <w:r>
+        <w:rPr>
+          <w:b/>
+          <w:bCs/>
+        </w:rPr>
+        <w:t>inside</w:t>
+      </w:r>
+      <w:r>
+        <w:t xml:space="preserve"> an element's border, between the content and border.</w:t>
+      </w:r>
+    </w:p>
+    <w:p>
+      <w:pPr>
+        <w:spacing w:line="240" w:lineRule="auto"/>
+        <w:jc w:val="both"/>
+      </w:pPr>
+      <w:r>
+        <w:t>.box {</w:t>
+      </w:r>
+    </w:p>
+    <w:p>
+      <w:pPr>
+        <w:spacing w:line="240" w:lineRule="auto"/>
+        <w:jc w:val="both"/>
+      </w:pPr>
+      <w:r>
+        <w:t xml:space="preserve">  margin: 20px;</w:t>
+      </w:r>
+    </w:p>
+    <w:p>
+      <w:pPr>
+        <w:spacing w:line="240" w:lineRule="auto"/>
+        <w:jc w:val="both"/>
+      </w:pPr>
+      <w:r>
+        <w:t xml:space="preserve">  padding: 20px;</w:t>
+      </w:r>
+    </w:p>
+    <w:p>
+      <w:pPr>
+        <w:spacing w:line="240" w:lineRule="auto"/>
+        <w:jc w:val="both"/>
+      </w:pPr>
+      <w:r>
+        <w:t>}</w:t>
+      </w:r>
+    </w:p>
+    <w:p>
+      <w:pPr>
+        <w:spacing w:line="240" w:lineRule="auto"/>
+        <w:jc w:val="both"/>
+      </w:pPr>
+      <w:r>
+        <w:t>Simple way:</w:t>
+      </w:r>
+    </w:p>
+    <w:p>
+      <w:pPr>
+        <w:spacing w:line="240" w:lineRule="auto"/>
+        <w:jc w:val="both"/>
+      </w:pPr>
+      <w:r>
+        <w:t>Margin</w:t>
+      </w:r>
+    </w:p>
+    <w:p>
+      <w:pPr>
+        <w:spacing w:line="240" w:lineRule="auto"/>
+        <w:jc w:val="both"/>
+      </w:pPr>
+      <w:r>
+        <w:t xml:space="preserve">  ↓</w:t>
+      </w:r>
+    </w:p>
+    <w:p>
+      <w:pPr>
+        <w:spacing w:line="240" w:lineRule="auto"/>
+        <w:jc w:val="both"/>
+      </w:pPr>
+      <w:r>
+        <w:t>┌───────────────┐</w:t>
+      </w:r>
+    </w:p>
+    <w:p>
+      <w:pPr>
+        <w:spacing w:line="240" w:lineRule="auto"/>
+        <w:jc w:val="both"/>
+      </w:pPr>
+      <w:r>
+        <w:t>│    Border     │</w:t>
+      </w:r>
+    </w:p>
+    <w:p>
+      <w:pPr>
+        <w:spacing w:line="240" w:lineRule="auto"/>
+        <w:jc w:val="both"/>
+      </w:pPr>
+      <w:r>
+        <w:t>│  ┌─────────┐  │</w:t>
+      </w:r>
+    </w:p>
+    <w:p>
+      <w:pPr>
+        <w:spacing w:line="240" w:lineRule="auto"/>
+        <w:jc w:val="both"/>
+      </w:pPr>
+      <w:r>
+        <w:t>│  │ Padding │  │</w:t>
+      </w:r>
+    </w:p>
+    <w:p>
+      <w:pPr>
+        <w:spacing w:line="240" w:lineRule="auto"/>
+        <w:jc w:val="both"/>
+      </w:pPr>
+      <w:r>
+        <w:t>│  │ Content │  │</w:t>
+      </w:r>
+    </w:p>
+    <w:p>
+      <w:pPr>
+        <w:spacing w:line="240" w:lineRule="auto"/>
+        <w:jc w:val="both"/>
+      </w:pPr>
+      <w:r>
+        <w:t>│  └─────────┘  │</w:t>
+      </w:r>
+    </w:p>
+    <w:p>
+      <w:pPr>
+        <w:spacing w:line="240" w:lineRule="auto"/>
+        <w:jc w:val="both"/>
+      </w:pPr>
+      <w:r>
+        <w:t>└───────────────┘</w:t>
+      </w:r>
+    </w:p>
+    <w:p>
+      <w:pPr>
+        <w:spacing w:line="240" w:lineRule="auto"/>
+        <w:jc w:val="both"/>
+      </w:pPr>
+      <w:r>
+        <w:pict w14:anchorId="3FDA04D7">
+          <v:rect id="_x0000_i1094" style="width:0;height:1.5pt" o:hralign="center" o:hrstd="t" o:hr="t" fillcolor="#a0a0a0" stroked="f"/>
+        </w:pict>
+      </w:r>
+    </w:p>
+    <w:p>
+      <w:pPr>
+        <w:spacing w:line="240" w:lineRule="auto"/>
+        <w:jc w:val="both"/>
+        <w:rPr>
+          <w:b/>
+          <w:bCs/>
+        </w:rPr>
+      </w:pPr>
+      <w:r>
+        <w:rPr>
+          <w:b/>
+          <w:bCs/>
+        </w:rPr>
+        <w:t>17. What is box-sizing in CSS?</w:t>
+      </w:r>
+    </w:p>
+    <w:p>
+      <w:pPr>
+        <w:spacing w:line="240" w:lineRule="auto"/>
+        <w:jc w:val="both"/>
+      </w:pPr>
+      <w:r>
+        <w:rPr>
+          <w:b/>
+          <w:bCs/>
+        </w:rPr>
+        <w:t>Answer:</w:t>
+      </w:r>
+      <w:r>
+        <w:br/>
+        <w:t>box-sizing controls how the browser calculates an element's width and height.</w:t>
+      </w:r>
+    </w:p>
+    <w:p>
+      <w:pPr>
+        <w:spacing w:line="240" w:lineRule="auto"/>
+        <w:jc w:val="both"/>
+      </w:pPr>
+      <w:r>
+        <w:t>The two common values are:</w:t>
+      </w:r>
+    </w:p>
+    <w:p>
+      <w:pPr>
+        <w:spacing w:line="240" w:lineRule="auto"/>
+        <w:jc w:val="both"/>
+      </w:pPr>
+      <w:r>
+        <w:t>content-box</w:t>
+      </w:r>
+    </w:p>
+    <w:p>
+      <w:pPr>
+        <w:spacing w:line="240" w:lineRule="auto"/>
+        <w:jc w:val="both"/>
+      </w:pPr>
+      <w:r>
+        <w:t>border-box</w:t>
+      </w:r>
+    </w:p>
+    <w:p>
+      <w:pPr>
+        <w:spacing w:line="240" w:lineRule="auto"/>
+        <w:jc w:val="both"/>
+        <w:rPr>
+          <w:b/>
+          <w:bCs/>
+        </w:rPr>
+      </w:pPr>
+      <w:r>
+        <w:rPr>
+          <w:b/>
+          <w:bCs/>
+        </w:rPr>
+        <w:lastRenderedPageBreak/>
+        <w:t>content-box</w:t>
+      </w:r>
+    </w:p>
+    <w:p>
+      <w:pPr>
+        <w:spacing w:line="240" w:lineRule="auto"/>
+        <w:jc w:val="both"/>
+      </w:pPr>
+      <w:r>
+        <w:t>By default, the specified width applies to the content only.</w:t>
+      </w:r>
+    </w:p>
+    <w:p>
+      <w:pPr>
+        <w:spacing w:line="240" w:lineRule="auto"/>
+        <w:jc w:val="both"/>
+        <w:rPr>
+          <w:b/>
+          <w:bCs/>
+        </w:rPr>
+      </w:pPr>
+      <w:r>
+        <w:rPr>
+          <w:b/>
+          <w:bCs/>
+        </w:rPr>
+        <w:t>border-box</w:t>
+      </w:r>
+    </w:p>
+    <w:p>
+      <w:pPr>
+        <w:spacing w:line="240" w:lineRule="auto"/>
+        <w:jc w:val="both"/>
+      </w:pPr>
+      <w:r>
+        <w:t xml:space="preserve">The specified width includes </w:t>
+      </w:r>
+      <w:r>
+        <w:rPr>
+          <w:b/>
+          <w:bCs/>
+        </w:rPr>
+        <w:t>content + padding + border</w:t>
+      </w:r>
+      <w:r>
+        <w:t>.</w:t>
+      </w:r>
+    </w:p>
+    <w:p>
+      <w:pPr>
+        <w:spacing w:line="240" w:lineRule="auto"/>
+        <w:jc w:val="both"/>
+      </w:pPr>
+      <w:r>
+        <w:t>* {</w:t>
+      </w:r>
+    </w:p>
+    <w:p>
+      <w:pPr>
+        <w:spacing w:line="240" w:lineRule="auto"/>
+        <w:jc w:val="both"/>
+      </w:pPr>
+      <w:r>
+        <w:t xml:space="preserve">  box-sizing: border-box;</w:t>
+      </w:r>
+    </w:p>
+    <w:p>
+      <w:pPr>
+        <w:spacing w:line="240" w:lineRule="auto"/>
+        <w:jc w:val="both"/>
+      </w:pPr>
+      <w:r>
+        <w:t>}</w:t>
+      </w:r>
+    </w:p>
+    <w:p>
+      <w:pPr>
+        <w:spacing w:line="240" w:lineRule="auto"/>
+        <w:jc w:val="both"/>
+      </w:pPr>
+      <w:r>
+        <w:rPr>
+          <w:b/>
+          <w:bCs/>
+        </w:rPr>
+        <w:t>Interview answer:</w:t>
+      </w:r>
+    </w:p>
+    <w:p>
+      <w:pPr>
+        <w:spacing w:line="240" w:lineRule="auto"/>
+        <w:jc w:val="both"/>
+      </w:pPr>
+      <w:r>
+        <w:t>border-box makes layout calculations easier because the declared width and height include padding and border.</w:t>
+      </w:r>
+    </w:p>
+    <w:p>
+      <w:pPr>
+        <w:spacing w:line="240" w:lineRule="auto"/>
+        <w:jc w:val="both"/>
+      </w:pPr>
+      <w:r>
+        <w:pict w14:anchorId="29F8790F">
+          <v:rect id="_x0000_i1095" style="width:0;height:1.5pt" o:hralign="center" o:hrstd="t" o:hr="t" fillcolor="#a0a0a0" stroked="f"/>
+        </w:pict>
+      </w:r>
+    </w:p>
+    <w:p>
+      <w:pPr>
+        <w:spacing w:line="240" w:lineRule="auto"/>
+        <w:jc w:val="both"/>
+        <w:rPr>
+          <w:b/>
+          <w:bCs/>
+        </w:rPr>
+      </w:pPr>
+      <w:r>
+        <w:rPr>
+          <w:b/>
+          <w:bCs/>
+        </w:rPr>
+        <w:t>18. What is the difference between opacity: 0 and display: none?</w:t>
+      </w:r>
+    </w:p>
+    <w:p>
+      <w:pPr>
+        <w:spacing w:line="240" w:lineRule="auto"/>
+        <w:jc w:val="both"/>
+      </w:pPr>
+      <w:r>
+        <w:rPr>
+          <w:b/>
+          <w:bCs/>
+        </w:rPr>
+        <w:t>Answer:</w:t>
+      </w:r>
+    </w:p>
+    <w:p>
+      <w:pPr>
+        <w:spacing w:line="240" w:lineRule="auto"/>
+        <w:jc w:val="both"/>
+        <w:rPr>
+          <w:b/>
+          <w:bCs/>
+        </w:rPr>
+      </w:pPr>
+      <w:r>
+        <w:rPr>
+          <w:b/>
+          <w:bCs/>
+        </w:rPr>
+        <w:t>opacity: 0</w:t>
+      </w:r>
+    </w:p>
+    <w:p>
+      <w:pPr>
+        <w:spacing w:line="240" w:lineRule="auto"/>
+        <w:jc w:val="both"/>
+      </w:pPr>
+      <w:r>
+        <w:t>The element becomes transparent but generally:</w:t>
+      </w:r>
+    </w:p>
+    <w:p>
+      <w:pPr>
+        <w:numPr>
+          <w:ilvl w:val="0"/>
+          <w:numId w:val="15"/>
+        </w:numPr>
+        <w:spacing w:line="240" w:lineRule="auto"/>
+        <w:jc w:val="both"/>
+      </w:pPr>
+      <w:r>
+        <w:t xml:space="preserve">Still occupies space. </w:t>
+      </w:r>
+    </w:p>
+    <w:p>
+      <w:pPr>
+        <w:numPr>
+          <w:ilvl w:val="0"/>
+          <w:numId w:val="15"/>
+        </w:numPr>
+        <w:spacing w:line="240" w:lineRule="auto"/>
+        <w:jc w:val="both"/>
+      </w:pPr>
+      <w:r>
+        <w:t xml:space="preserve">Can still participate in interaction depending on the element and other CSS. </w:t>
+      </w:r>
+    </w:p>
+    <w:p>
+      <w:pPr>
+        <w:spacing w:line="240" w:lineRule="auto"/>
+        <w:jc w:val="both"/>
+      </w:pPr>
+      <w:r>
+        <w:t>.box {</w:t>
+      </w:r>
+    </w:p>
+    <w:p>
+      <w:pPr>
+        <w:spacing w:line="240" w:lineRule="auto"/>
+        <w:jc w:val="both"/>
+      </w:pPr>
+      <w:r>
+        <w:t xml:space="preserve">  opacity: 0;</w:t>
+      </w:r>
+    </w:p>
+    <w:p>
+      <w:pPr>
+        <w:spacing w:line="240" w:lineRule="auto"/>
+        <w:jc w:val="both"/>
+      </w:pPr>
+      <w:r>
+        <w:t>}</w:t>
+      </w:r>
+    </w:p>
+    <w:p>
+      <w:pPr>
+        <w:spacing w:line="240" w:lineRule="auto"/>
+        <w:jc w:val="both"/>
+        <w:rPr>
+          <w:b/>
+          <w:bCs/>
+        </w:rPr>
+      </w:pPr>
+      <w:r>
+        <w:rPr>
+          <w:b/>
+          <w:bCs/>
+        </w:rPr>
+        <w:t>display: none</w:t>
+      </w:r>
+    </w:p>
+    <w:p>
+      <w:pPr>
+        <w:spacing w:line="240" w:lineRule="auto"/>
+        <w:jc w:val="both"/>
+      </w:pPr>
+      <w:r>
+        <w:t>The element is removed from the layout.</w:t>
+      </w:r>
+    </w:p>
+    <w:p>
+      <w:pPr>
+        <w:spacing w:line="240" w:lineRule="auto"/>
+        <w:jc w:val="both"/>
+      </w:pPr>
+      <w:r>
+        <w:t>.box {</w:t>
+      </w:r>
+    </w:p>
+    <w:p>
+      <w:pPr>
+        <w:spacing w:line="240" w:lineRule="auto"/>
+        <w:jc w:val="both"/>
+      </w:pPr>
+      <w:r>
+        <w:t xml:space="preserve">  display: none;</w:t>
+      </w:r>
+    </w:p>
+    <w:p>
+      <w:pPr>
+        <w:spacing w:line="240" w:lineRule="auto"/>
+        <w:jc w:val="both"/>
+      </w:pPr>
+      <w:r>
+        <w:t>}</w:t>
+      </w:r>
+    </w:p>
+    <w:p>
+      <w:pPr>
+        <w:spacing w:line="240" w:lineRule="auto"/>
+        <w:jc w:val="both"/>
+      </w:pPr>
+      <w:r>
+        <w:rPr>
+          <w:b/>
+          <w:bCs/>
+        </w:rPr>
+        <w:t>Interview answer:</w:t>
+      </w:r>
+    </w:p>
+    <w:p>
+      <w:pPr>
+        <w:spacing w:line="240" w:lineRule="auto"/>
+        <w:jc w:val="both"/>
+      </w:pPr>
+      <w:r>
+        <w:t>opacity: 0 makes an element transparent, while display: none removes it from the layout.</w:t>
+      </w:r>
+    </w:p>
+    <w:p>
+      <w:pPr>
+        <w:spacing w:line="240" w:lineRule="auto"/>
+        <w:jc w:val="both"/>
+      </w:pPr>
+      <w:r>
+        <w:pict w14:anchorId="3C48FCD5">
+          <v:rect id="_x0000_i1096" style="width:0;height:1.5pt" o:hralign="center" o:hrstd="t" o:hr="t" fillcolor="#a0a0a0" stroked="f"/>
+        </w:pict>
+      </w:r>
+    </w:p>
+    <w:p>
+      <w:pPr>
+        <w:spacing w:line="240" w:lineRule="auto"/>
+        <w:jc w:val="both"/>
+        <w:rPr>
+          <w:b/>
+          <w:bCs/>
+        </w:rPr>
+      </w:pPr>
+      <w:r>
+        <w:rPr>
+          <w:b/>
+          <w:bCs/>
+        </w:rPr>
+        <w:t>19. What is CSS inheritance?</w:t>
+      </w:r>
+    </w:p>
+    <w:p>
+      <w:pPr>
+        <w:spacing w:line="240" w:lineRule="auto"/>
+        <w:jc w:val="both"/>
+      </w:pPr>
+      <w:r>
+        <w:rPr>
+          <w:b/>
+          <w:bCs/>
+        </w:rPr>
+        <w:t>Answer:</w:t>
+      </w:r>
+      <w:r>
+        <w:br/>
+        <w:t>CSS inheritance means some CSS properties are automatically inherited by child elements from their parent.</w:t>
+      </w:r>
+    </w:p>
+    <w:p>
+      <w:pPr>
+        <w:spacing w:line="240" w:lineRule="auto"/>
+        <w:jc w:val="both"/>
+      </w:pPr>
+      <w:r>
+        <w:lastRenderedPageBreak/>
+        <w:t>For example:</w:t>
+      </w:r>
+    </w:p>
+    <w:p>
+      <w:pPr>
+        <w:spacing w:line="240" w:lineRule="auto"/>
+        <w:jc w:val="both"/>
+      </w:pPr>
+      <w:r>
+        <w:t>.parent {</w:t>
+      </w:r>
+    </w:p>
+    <w:p>
+      <w:pPr>
+        <w:spacing w:line="240" w:lineRule="auto"/>
+        <w:jc w:val="both"/>
+      </w:pPr>
+      <w:r>
+        <w:t xml:space="preserve">  </w:t>
       </w:r>
       <w:proofErr w:type="spellStart"/>
       <w:r>
-        <w:t>px</w:t>
+        <w:t>color</w:t>
       </w:r>
       <w:proofErr w:type="spellEnd"/>
       <w:r>
-        <w:t xml:space="preserve"> is generally fixed, while %, </w:t>
+        <w:t>: blue;</w:t>
+      </w:r>
+    </w:p>
+    <w:p>
+      <w:pPr>
+        <w:spacing w:line="240" w:lineRule="auto"/>
+        <w:jc w:val="both"/>
+      </w:pPr>
+      <w:r>
+        <w:t>}</w:t>
+      </w:r>
+    </w:p>
+    <w:p>
+      <w:pPr>
+        <w:spacing w:line="240" w:lineRule="auto"/>
+        <w:jc w:val="both"/>
+      </w:pPr>
+      <w:r>
+        <w:t>&lt;div class="parent"&gt;</w:t>
+      </w:r>
+    </w:p>
+    <w:p>
+      <w:pPr>
+        <w:spacing w:line="240" w:lineRule="auto"/>
+        <w:jc w:val="both"/>
+      </w:pPr>
+      <w:r>
+        <w:t xml:space="preserve">  &lt;p&gt;Hello&lt;/p&gt;</w:t>
+      </w:r>
+    </w:p>
+    <w:p>
+      <w:pPr>
+        <w:spacing w:line="240" w:lineRule="auto"/>
+        <w:jc w:val="both"/>
+      </w:pPr>
+      <w:r>
+        <w:t>&lt;/div&gt;</w:t>
+      </w:r>
+    </w:p>
+    <w:p>
+      <w:pPr>
+        <w:spacing w:line="240" w:lineRule="auto"/>
+        <w:jc w:val="both"/>
+      </w:pPr>
+      <w:r>
+        <w:t xml:space="preserve">The &lt;p&gt; will normally inherit the </w:t>
       </w:r>
       <w:proofErr w:type="spellStart"/>
       <w:r>
-        <w:t>em</w:t>
+        <w:t>color</w:t>
       </w:r>
       <w:proofErr w:type="spellEnd"/>
       <w:r>
-        <w:t xml:space="preserve">, rem, </w:t>
-      </w:r>
-      <w:proofErr w:type="spellStart"/>
-      <w:r>
-        <w:t>vw</w:t>
-      </w:r>
-      <w:proofErr w:type="spellEnd"/>
-      <w:r>
-        <w:t xml:space="preserve">, and </w:t>
-      </w:r>
-      <w:proofErr w:type="spellStart"/>
-      <w:r>
-        <w:t>vh</w:t>
-      </w:r>
-      <w:proofErr w:type="spellEnd"/>
-      <w:r>
-        <w:t xml:space="preserve"> are relative units useful for responsive design.</w:t>
-      </w:r>
-    </w:p>
-    <w:p>
-      <w:pPr>
-        <w:spacing w:line="240" w:lineRule="auto"/>
-      </w:pPr>
-      <w:r>
-        <w:pict w14:anchorId="559081FF">
-          <v:rect id="_x0000_i1144" style="width:0;height:1.5pt" o:hralign="center" o:hrstd="t" o:hr="t" fillcolor="#a0a0a0" stroked="f"/>
+        <w:t xml:space="preserve"> from its parent.</w:t>
+      </w:r>
+    </w:p>
+    <w:p>
+      <w:pPr>
+        <w:spacing w:line="240" w:lineRule="auto"/>
+        <w:jc w:val="both"/>
+      </w:pPr>
+      <w:r>
+        <w:rPr>
+          <w:b/>
+          <w:bCs/>
+        </w:rPr>
+        <w:t>Interview answer:</w:t>
+      </w:r>
+    </w:p>
+    <w:p>
+      <w:pPr>
+        <w:spacing w:line="240" w:lineRule="auto"/>
+        <w:jc w:val="both"/>
+      </w:pPr>
+      <w:r>
+        <w:t>Inheritance allows certain CSS properties of a parent element to be passed down to its child elements.</w:t>
+      </w:r>
+    </w:p>
+    <w:p>
+      <w:pPr>
+        <w:spacing w:line="240" w:lineRule="auto"/>
+        <w:jc w:val="both"/>
+      </w:pPr>
+      <w:r>
+        <w:pict w14:anchorId="57183CB0">
+          <v:rect id="_x0000_i1097" style="width:0;height:1.5pt" o:hralign="center" o:hrstd="t" o:hr="t" fillcolor="#a0a0a0" stroked="f"/>
         </w:pict>
       </w:r>
     </w:p>
     <w:p>
       <w:pPr>
         <w:spacing w:line="240" w:lineRule="auto"/>
+        <w:jc w:val="both"/>
+        <w:rPr>
+          <w:b/>
+          <w:bCs/>
+        </w:rPr>
+      </w:pPr>
+      <w:r>
+        <w:rPr>
+          <w:b/>
+          <w:bCs/>
+        </w:rPr>
+        <w:t>20. What is the difference between visibility: hidden and opacity: 0?</w:t>
+      </w:r>
+    </w:p>
+    <w:p>
+      <w:pPr>
+        <w:spacing w:line="240" w:lineRule="auto"/>
+        <w:jc w:val="both"/>
+      </w:pPr>
+      <w:r>
+        <w:rPr>
+          <w:b/>
+          <w:bCs/>
+        </w:rPr>
+        <w:t>Answer:</w:t>
+      </w:r>
+    </w:p>
+    <w:tbl>
+      <w:tblPr>
+        <w:tblW w:w="0" w:type="auto"/>
+        <w:tblCellSpacing w:w="15" w:type="dxa"/>
+        <w:tblCellMar>
+          <w:top w:w="15" w:type="dxa"/>
+          <w:left w:w="15" w:type="dxa"/>
+          <w:bottom w:w="15" w:type="dxa"/>
+          <w:right w:w="15" w:type="dxa"/>
+        </w:tblCellMar>
+        <w:tblLook w:val="04A0" w:firstRow="1" w:lastRow="0" w:firstColumn="1" w:lastColumn="0" w:noHBand="0" w:noVBand="1"/>
+      </w:tblPr>
+      <w:tblGrid>
+        <w:gridCol w:w="4959"/>
+        <w:gridCol w:w="4067"/>
+      </w:tblGrid>
+      <w:tr>
+        <w:trPr>
+          <w:tblHeader/>
+          <w:tblCellSpacing w:w="15" w:type="dxa"/>
+        </w:trPr>
+        <w:tc>
+          <w:tcPr>
+            <w:tcW w:w="0" w:type="auto"/>
+            <w:vAlign w:val="center"/>
+            <w:hideMark/>
+          </w:tcPr>
+          <w:p>
+            <w:pPr>
+              <w:spacing w:line="240" w:lineRule="auto"/>
+              <w:jc w:val="both"/>
+              <w:rPr>
+                <w:b/>
+                <w:bCs/>
+              </w:rPr>
+            </w:pPr>
+            <w:r>
+              <w:rPr>
+                <w:b/>
+                <w:bCs/>
+              </w:rPr>
+              <w:t>visibility: hidden</w:t>
+            </w:r>
+          </w:p>
+        </w:tc>
+        <w:tc>
+          <w:tcPr>
+            <w:tcW w:w="0" w:type="auto"/>
+            <w:vAlign w:val="center"/>
+            <w:hideMark/>
+          </w:tcPr>
+          <w:p>
+            <w:pPr>
+              <w:spacing w:line="240" w:lineRule="auto"/>
+              <w:jc w:val="both"/>
+              <w:rPr>
+                <w:b/>
+                <w:bCs/>
+              </w:rPr>
+            </w:pPr>
+            <w:r>
+              <w:rPr>
+                <w:b/>
+                <w:bCs/>
+              </w:rPr>
+              <w:t>opacity: 0</w:t>
+            </w:r>
+          </w:p>
+        </w:tc>
+      </w:tr>
+      <w:tr>
+        <w:trPr>
+          <w:tblCellSpacing w:w="15" w:type="dxa"/>
+        </w:trPr>
+        <w:tc>
+          <w:tcPr>
+            <w:tcW w:w="0" w:type="auto"/>
+            <w:vAlign w:val="center"/>
+            <w:hideMark/>
+          </w:tcPr>
+          <w:p>
+            <w:pPr>
+              <w:spacing w:line="240" w:lineRule="auto"/>
+              <w:jc w:val="both"/>
+            </w:pPr>
+            <w:r>
+              <w:t>Element is invisible</w:t>
+            </w:r>
+          </w:p>
+        </w:tc>
+        <w:tc>
+          <w:tcPr>
+            <w:tcW w:w="0" w:type="auto"/>
+            <w:vAlign w:val="center"/>
+            <w:hideMark/>
+          </w:tcPr>
+          <w:p>
+            <w:pPr>
+              <w:spacing w:line="240" w:lineRule="auto"/>
+              <w:jc w:val="both"/>
+            </w:pPr>
+            <w:r>
+              <w:t>Element is transparent</w:t>
+            </w:r>
+          </w:p>
+        </w:tc>
+      </w:tr>
+      <w:tr>
+        <w:trPr>
+          <w:tblCellSpacing w:w="15" w:type="dxa"/>
+        </w:trPr>
+        <w:tc>
+          <w:tcPr>
+            <w:tcW w:w="0" w:type="auto"/>
+            <w:vAlign w:val="center"/>
+            <w:hideMark/>
+          </w:tcPr>
+          <w:p>
+            <w:pPr>
+              <w:spacing w:line="240" w:lineRule="auto"/>
+              <w:jc w:val="both"/>
+            </w:pPr>
+            <w:r>
+              <w:t>Usually preserves layout space</w:t>
+            </w:r>
+          </w:p>
+        </w:tc>
+        <w:tc>
+          <w:tcPr>
+            <w:tcW w:w="0" w:type="auto"/>
+            <w:vAlign w:val="center"/>
+            <w:hideMark/>
+          </w:tcPr>
+          <w:p>
+            <w:pPr>
+              <w:spacing w:line="240" w:lineRule="auto"/>
+              <w:jc w:val="both"/>
+            </w:pPr>
+            <w:r>
+              <w:t>Preserves layout space</w:t>
+            </w:r>
+          </w:p>
+        </w:tc>
+      </w:tr>
+      <w:tr>
+        <w:trPr>
+          <w:tblCellSpacing w:w="15" w:type="dxa"/>
+        </w:trPr>
+        <w:tc>
+          <w:tcPr>
+            <w:tcW w:w="0" w:type="auto"/>
+            <w:vAlign w:val="center"/>
+            <w:hideMark/>
+          </w:tcPr>
+          <w:p>
+            <w:pPr>
+              <w:spacing w:line="240" w:lineRule="auto"/>
+              <w:jc w:val="both"/>
+            </w:pPr>
+            <w:r>
+              <w:t>Not visually displayed</w:t>
+            </w:r>
+          </w:p>
+        </w:tc>
+        <w:tc>
+          <w:tcPr>
+            <w:tcW w:w="0" w:type="auto"/>
+            <w:vAlign w:val="center"/>
+            <w:hideMark/>
+          </w:tcPr>
+          <w:p>
+            <w:pPr>
+              <w:spacing w:line="240" w:lineRule="auto"/>
+              <w:jc w:val="both"/>
+            </w:pPr>
+            <w:r>
+              <w:t>Not visually displayed</w:t>
+            </w:r>
+          </w:p>
+        </w:tc>
+      </w:tr>
+      <w:tr>
+        <w:trPr>
+          <w:tblCellSpacing w:w="15" w:type="dxa"/>
+        </w:trPr>
+        <w:tc>
+          <w:tcPr>
+            <w:tcW w:w="0" w:type="auto"/>
+            <w:vAlign w:val="center"/>
+            <w:hideMark/>
+          </w:tcPr>
+          <w:p>
+            <w:pPr>
+              <w:spacing w:line="240" w:lineRule="auto"/>
+              <w:jc w:val="both"/>
+            </w:pPr>
+            <w:r>
+              <w:t xml:space="preserve">Can affect interaction differently depending on CSS/browser </w:t>
+            </w:r>
+            <w:proofErr w:type="spellStart"/>
+            <w:r>
+              <w:t>behavior</w:t>
+            </w:r>
+            <w:proofErr w:type="spellEnd"/>
+          </w:p>
+        </w:tc>
+        <w:tc>
+          <w:tcPr>
+            <w:tcW w:w="0" w:type="auto"/>
+            <w:vAlign w:val="center"/>
+            <w:hideMark/>
+          </w:tcPr>
+          <w:p>
+            <w:pPr>
+              <w:spacing w:line="240" w:lineRule="auto"/>
+              <w:jc w:val="both"/>
+            </w:pPr>
+            <w:r>
+              <w:t>Can still receive interaction unless disabled by other CSS</w:t>
+            </w:r>
+          </w:p>
+        </w:tc>
+      </w:tr>
+    </w:tbl>
+    <w:p>
+      <w:pPr>
+        <w:spacing w:line="240" w:lineRule="auto"/>
+        <w:jc w:val="both"/>
+      </w:pPr>
+      <w:r>
+        <w:t>Example:</w:t>
+      </w:r>
+    </w:p>
+    <w:p>
+      <w:pPr>
+        <w:spacing w:line="240" w:lineRule="auto"/>
+        <w:jc w:val="both"/>
+      </w:pPr>
+      <w:r>
+        <w:t>.box1 {</w:t>
+      </w:r>
+    </w:p>
+    <w:p>
+      <w:pPr>
+        <w:spacing w:line="240" w:lineRule="auto"/>
+        <w:jc w:val="both"/>
+      </w:pPr>
+      <w:r>
+        <w:t xml:space="preserve">  visibility: hidden;</w:t>
+      </w:r>
+    </w:p>
+    <w:p>
+      <w:pPr>
+        <w:spacing w:line="240" w:lineRule="auto"/>
+        <w:jc w:val="both"/>
+      </w:pPr>
+      <w:r>
+        <w:t>}</w:t>
+      </w:r>
+    </w:p>
+    <w:p>
+      <w:pPr>
+        <w:spacing w:line="240" w:lineRule="auto"/>
+        <w:jc w:val="both"/>
+      </w:pPr>
+    </w:p>
+    <w:p>
+      <w:pPr>
+        <w:spacing w:line="240" w:lineRule="auto"/>
+        <w:jc w:val="both"/>
+      </w:pPr>
+      <w:r>
+        <w:t>.box2 {</w:t>
+      </w:r>
+    </w:p>
+    <w:p>
+      <w:pPr>
+        <w:spacing w:line="240" w:lineRule="auto"/>
+        <w:jc w:val="both"/>
+      </w:pPr>
+      <w:r>
+        <w:t xml:space="preserve">  opacity: 0;</w:t>
+      </w:r>
+    </w:p>
+    <w:p>
+      <w:pPr>
+        <w:spacing w:line="240" w:lineRule="auto"/>
+        <w:jc w:val="both"/>
+      </w:pPr>
+      <w:r>
+        <w:t>}</w:t>
+      </w:r>
+    </w:p>
+    <w:p>
+      <w:pPr>
+        <w:spacing w:line="240" w:lineRule="auto"/>
+        <w:jc w:val="both"/>
+      </w:pPr>
+      <w:r>
+        <w:rPr>
+          <w:b/>
+          <w:bCs/>
+        </w:rPr>
+        <w:t>Interview answer:</w:t>
+      </w:r>
+    </w:p>
+    <w:p>
+      <w:pPr>
+        <w:spacing w:line="240" w:lineRule="auto"/>
+        <w:jc w:val="both"/>
+      </w:pPr>
+      <w:r>
+        <w:lastRenderedPageBreak/>
+        <w:t xml:space="preserve">Both can make an element visually invisible while preserving its layout space, but they differ in rendering and interaction </w:t>
+      </w:r>
+      <w:r>
+        <w:t>behaviour</w:t>
+      </w:r>
+      <w:r>
+        <w:t>. opacity controls transparency, while visibility controls whether the element is visible.</w:t>
+      </w:r>
+    </w:p>
+    <w:p>
+      <w:pPr>
+        <w:spacing w:line="240" w:lineRule="auto"/>
+        <w:jc w:val="both"/>
       </w:pPr>
     </w:p>
     <w:sectPr>
@@ -2525,6 +4827,304 @@
 <file path=word/numbering.xml><?xml version="1.0" encoding="utf-8"?>
 <w:numbering xmlns:wpc="http://schemas.microsoft.com/office/word/2010/wordprocessingCanvas" xmlns:cx="http://schemas.microsoft.com/office/drawing/2014/chartex" xmlns:cx1="http://schemas.microsoft.com/office/drawing/2015/9/8/chartex" xmlns:cx2="http://schemas.microsoft.com/office/drawing/2015/10/21/chartex" xmlns:cx3="http://schemas.microsoft.com/office/drawing/2016/5/9/chartex" xmlns:cx4="http://schemas.microsoft.com/office/drawing/2016/5/10/chartex" xmlns:cx5="http://schemas.microsoft.com/office/drawing/2016/5/11/chartex" xmlns:cx6="http://schemas.microsoft.com/office/drawing/2016/5/12/chartex" xmlns:cx7="http://schemas.microsoft.com/office/drawing/2016/5/13/chartex" xmlns:cx8="http://schemas.microsoft.com/office/drawing/2016/5/14/chartex" xmlns:mc="http://schemas.openxmlformats.org/markup-compatibility/2006" xmlns:aink="http://schemas.microsoft.com/office/drawing/2016/ink" xmlns:am3d="http://schemas.microsoft.com/office/drawing/2017/model3d" xmlns:o="urn:schemas-microsoft-com:office:office" xmlns:oel="http://schemas.microsoft.com/office/2019/extlst" xmlns:r="http://schemas.openxmlformats.org/officeDocument/2006/relationships" xmlns:m="http://schemas.openxmlformats.org/officeDocument/2006/math" xmlns:v="urn:schemas-microsoft-com:vml" xmlns:wp14="http://schemas.microsoft.com/office/word/2010/wordprocessingDrawing" xmlns:wp="http://schemas.openxmlformats.org/drawingml/2006/wordprocessingDrawing" xmlns:w10="urn:schemas-microsoft-com:office:word" xmlns:w="http://schemas.openxmlformats.org/wordprocessingml/2006/main" xmlns:w14="http://schemas.microsoft.com/office/word/2010/wordml" xmlns:w15="http://schemas.microsoft.com/office/word/2012/wordml" xmlns:w16cex="http://schemas.microsoft.com/office/word/2018/wordml/cex" xmlns:w16cid="http://schemas.microsoft.com/office/word/2016/wordml/cid" xmlns:w16="http://schemas.microsoft.com/office/word/2018/wordml" xmlns:w16du="http://schemas.microsoft.com/office/word/2023/wordml/word16du" xmlns:w16sdtdh="http://schemas.microsoft.com/office/word/2020/wordml/sdtdatahash" xmlns:w16sdtfl="http://schemas.microsoft.com/office/word/2024/wordml/sdtformatlock" xmlns:w16se="http://schemas.microsoft.com/office/word/2015/wordml/symex" xmlns:wpg="http://schemas.microsoft.com/office/word/2010/wordprocessingGroup" xmlns:wpi="http://schemas.microsoft.com/office/word/2010/wordprocessingInk" xmlns:wne="http://schemas.microsoft.com/office/word/2006/wordml" xmlns:wps="http://schemas.microsoft.com/office/word/2010/wordprocessingShape" mc:Ignorable="w14 w15 w16se w16cid w16 w16cex w16sdtdh w16sdtfl w16du wp14">
   <w:abstractNum w:abstractNumId="0" w15:restartNumberingAfterBreak="0">
+    <w:nsid w:val="01CF08B4"/>
+    <w:multiLevelType w:val="multilevel"/>
+    <w:tmpl w:val="45206B4A"/>
+    <w:lvl w:ilvl="0">
+      <w:start w:val="1"/>
+      <w:numFmt w:val="bullet"/>
+      <w:lvlText w:val=""/>
+      <w:lvlJc w:val="left"/>
+      <w:pPr>
+        <w:tabs>
+          <w:tab w:val="num" w:pos="720"/>
+        </w:tabs>
+        <w:ind w:left="720" w:hanging="360"/>
+      </w:pPr>
+      <w:rPr>
+        <w:rFonts w:ascii="Symbol" w:hAnsi="Symbol" w:hint="default"/>
+        <w:sz w:val="20"/>
+      </w:rPr>
+    </w:lvl>
+    <w:lvl w:ilvl="1" w:tentative="1">
+      <w:start w:val="1"/>
+      <w:numFmt w:val="bullet"/>
+      <w:lvlText w:val="o"/>
+      <w:lvlJc w:val="left"/>
+      <w:pPr>
+        <w:tabs>
+          <w:tab w:val="num" w:pos="1440"/>
+        </w:tabs>
+        <w:ind w:left="1440" w:hanging="360"/>
+      </w:pPr>
+      <w:rPr>
+        <w:rFonts w:ascii="Courier New" w:hAnsi="Courier New" w:hint="default"/>
+        <w:sz w:val="20"/>
+      </w:rPr>
+    </w:lvl>
+    <w:lvl w:ilvl="2" w:tentative="1">
+      <w:start w:val="1"/>
+      <w:numFmt w:val="bullet"/>
+      <w:lvlText w:val=""/>
+      <w:lvlJc w:val="left"/>
+      <w:pPr>
+        <w:tabs>
+          <w:tab w:val="num" w:pos="2160"/>
+        </w:tabs>
+        <w:ind w:left="2160" w:hanging="360"/>
+      </w:pPr>
+      <w:rPr>
+        <w:rFonts w:ascii="Wingdings" w:hAnsi="Wingdings" w:hint="default"/>
+        <w:sz w:val="20"/>
+      </w:rPr>
+    </w:lvl>
+    <w:lvl w:ilvl="3" w:tentative="1">
+      <w:start w:val="1"/>
+      <w:numFmt w:val="bullet"/>
+      <w:lvlText w:val=""/>
+      <w:lvlJc w:val="left"/>
+      <w:pPr>
+        <w:tabs>
+          <w:tab w:val="num" w:pos="2880"/>
+        </w:tabs>
+        <w:ind w:left="2880" w:hanging="360"/>
+      </w:pPr>
+      <w:rPr>
+        <w:rFonts w:ascii="Wingdings" w:hAnsi="Wingdings" w:hint="default"/>
+        <w:sz w:val="20"/>
+      </w:rPr>
+    </w:lvl>
+    <w:lvl w:ilvl="4" w:tentative="1">
+      <w:start w:val="1"/>
+      <w:numFmt w:val="bullet"/>
+      <w:lvlText w:val=""/>
+      <w:lvlJc w:val="left"/>
+      <w:pPr>
+        <w:tabs>
+          <w:tab w:val="num" w:pos="3600"/>
+        </w:tabs>
+        <w:ind w:left="3600" w:hanging="360"/>
+      </w:pPr>
+      <w:rPr>
+        <w:rFonts w:ascii="Wingdings" w:hAnsi="Wingdings" w:hint="default"/>
+        <w:sz w:val="20"/>
+      </w:rPr>
+    </w:lvl>
+    <w:lvl w:ilvl="5" w:tentative="1">
+      <w:start w:val="1"/>
+      <w:numFmt w:val="bullet"/>
+      <w:lvlText w:val=""/>
+      <w:lvlJc w:val="left"/>
+      <w:pPr>
+        <w:tabs>
+          <w:tab w:val="num" w:pos="4320"/>
+        </w:tabs>
+        <w:ind w:left="4320" w:hanging="360"/>
+      </w:pPr>
+      <w:rPr>
+        <w:rFonts w:ascii="Wingdings" w:hAnsi="Wingdings" w:hint="default"/>
+        <w:sz w:val="20"/>
+      </w:rPr>
+    </w:lvl>
+    <w:lvl w:ilvl="6" w:tentative="1">
+      <w:start w:val="1"/>
+      <w:numFmt w:val="bullet"/>
+      <w:lvlText w:val=""/>
+      <w:lvlJc w:val="left"/>
+      <w:pPr>
+        <w:tabs>
+          <w:tab w:val="num" w:pos="5040"/>
+        </w:tabs>
+        <w:ind w:left="5040" w:hanging="360"/>
+      </w:pPr>
+      <w:rPr>
+        <w:rFonts w:ascii="Wingdings" w:hAnsi="Wingdings" w:hint="default"/>
+        <w:sz w:val="20"/>
+      </w:rPr>
+    </w:lvl>
+    <w:lvl w:ilvl="7" w:tentative="1">
+      <w:start w:val="1"/>
+      <w:numFmt w:val="bullet"/>
+      <w:lvlText w:val=""/>
+      <w:lvlJc w:val="left"/>
+      <w:pPr>
+        <w:tabs>
+          <w:tab w:val="num" w:pos="5760"/>
+        </w:tabs>
+        <w:ind w:left="5760" w:hanging="360"/>
+      </w:pPr>
+      <w:rPr>
+        <w:rFonts w:ascii="Wingdings" w:hAnsi="Wingdings" w:hint="default"/>
+        <w:sz w:val="20"/>
+      </w:rPr>
+    </w:lvl>
+    <w:lvl w:ilvl="8" w:tentative="1">
+      <w:start w:val="1"/>
+      <w:numFmt w:val="bullet"/>
+      <w:lvlText w:val=""/>
+      <w:lvlJc w:val="left"/>
+      <w:pPr>
+        <w:tabs>
+          <w:tab w:val="num" w:pos="6480"/>
+        </w:tabs>
+        <w:ind w:left="6480" w:hanging="360"/>
+      </w:pPr>
+      <w:rPr>
+        <w:rFonts w:ascii="Wingdings" w:hAnsi="Wingdings" w:hint="default"/>
+        <w:sz w:val="20"/>
+      </w:rPr>
+    </w:lvl>
+  </w:abstractNum>
+  <w:abstractNum w:abstractNumId="1" w15:restartNumberingAfterBreak="0">
+    <w:nsid w:val="03C0100E"/>
+    <w:multiLevelType w:val="multilevel"/>
+    <w:tmpl w:val="42181DC2"/>
+    <w:lvl w:ilvl="0">
+      <w:start w:val="1"/>
+      <w:numFmt w:val="bullet"/>
+      <w:lvlText w:val=""/>
+      <w:lvlJc w:val="left"/>
+      <w:pPr>
+        <w:tabs>
+          <w:tab w:val="num" w:pos="720"/>
+        </w:tabs>
+        <w:ind w:left="720" w:hanging="360"/>
+      </w:pPr>
+      <w:rPr>
+        <w:rFonts w:ascii="Symbol" w:hAnsi="Symbol" w:hint="default"/>
+        <w:sz w:val="20"/>
+      </w:rPr>
+    </w:lvl>
+    <w:lvl w:ilvl="1" w:tentative="1">
+      <w:start w:val="1"/>
+      <w:numFmt w:val="bullet"/>
+      <w:lvlText w:val="o"/>
+      <w:lvlJc w:val="left"/>
+      <w:pPr>
+        <w:tabs>
+          <w:tab w:val="num" w:pos="1440"/>
+        </w:tabs>
+        <w:ind w:left="1440" w:hanging="360"/>
+      </w:pPr>
+      <w:rPr>
+        <w:rFonts w:ascii="Courier New" w:hAnsi="Courier New" w:hint="default"/>
+        <w:sz w:val="20"/>
+      </w:rPr>
+    </w:lvl>
+    <w:lvl w:ilvl="2" w:tentative="1">
+      <w:start w:val="1"/>
+      <w:numFmt w:val="bullet"/>
+      <w:lvlText w:val=""/>
+      <w:lvlJc w:val="left"/>
+      <w:pPr>
+        <w:tabs>
+          <w:tab w:val="num" w:pos="2160"/>
+        </w:tabs>
+        <w:ind w:left="2160" w:hanging="360"/>
+      </w:pPr>
+      <w:rPr>
+        <w:rFonts w:ascii="Wingdings" w:hAnsi="Wingdings" w:hint="default"/>
+        <w:sz w:val="20"/>
+      </w:rPr>
+    </w:lvl>
+    <w:lvl w:ilvl="3" w:tentative="1">
+      <w:start w:val="1"/>
+      <w:numFmt w:val="bullet"/>
+      <w:lvlText w:val=""/>
+      <w:lvlJc w:val="left"/>
+      <w:pPr>
+        <w:tabs>
+          <w:tab w:val="num" w:pos="2880"/>
+        </w:tabs>
+        <w:ind w:left="2880" w:hanging="360"/>
+      </w:pPr>
+      <w:rPr>
+        <w:rFonts w:ascii="Wingdings" w:hAnsi="Wingdings" w:hint="default"/>
+        <w:sz w:val="20"/>
+      </w:rPr>
+    </w:lvl>
+    <w:lvl w:ilvl="4" w:tentative="1">
+      <w:start w:val="1"/>
+      <w:numFmt w:val="bullet"/>
+      <w:lvlText w:val=""/>
+      <w:lvlJc w:val="left"/>
+      <w:pPr>
+        <w:tabs>
+          <w:tab w:val="num" w:pos="3600"/>
+        </w:tabs>
+        <w:ind w:left="3600" w:hanging="360"/>
+      </w:pPr>
+      <w:rPr>
+        <w:rFonts w:ascii="Wingdings" w:hAnsi="Wingdings" w:hint="default"/>
+        <w:sz w:val="20"/>
+      </w:rPr>
+    </w:lvl>
+    <w:lvl w:ilvl="5" w:tentative="1">
+      <w:start w:val="1"/>
+      <w:numFmt w:val="bullet"/>
+      <w:lvlText w:val=""/>
+      <w:lvlJc w:val="left"/>
+      <w:pPr>
+        <w:tabs>
+          <w:tab w:val="num" w:pos="4320"/>
+        </w:tabs>
+        <w:ind w:left="4320" w:hanging="360"/>
+      </w:pPr>
+      <w:rPr>
+        <w:rFonts w:ascii="Wingdings" w:hAnsi="Wingdings" w:hint="default"/>
+        <w:sz w:val="20"/>
+      </w:rPr>
+    </w:lvl>
+    <w:lvl w:ilvl="6" w:tentative="1">
+      <w:start w:val="1"/>
+      <w:numFmt w:val="bullet"/>
+      <w:lvlText w:val=""/>
+      <w:lvlJc w:val="left"/>
+      <w:pPr>
+        <w:tabs>
+          <w:tab w:val="num" w:pos="5040"/>
+        </w:tabs>
+        <w:ind w:left="5040" w:hanging="360"/>
+      </w:pPr>
+      <w:rPr>
+        <w:rFonts w:ascii="Wingdings" w:hAnsi="Wingdings" w:hint="default"/>
+        <w:sz w:val="20"/>
+      </w:rPr>
+    </w:lvl>
+    <w:lvl w:ilvl="7" w:tentative="1">
+      <w:start w:val="1"/>
+      <w:numFmt w:val="bullet"/>
+      <w:lvlText w:val=""/>
+      <w:lvlJc w:val="left"/>
+      <w:pPr>
+        <w:tabs>
+          <w:tab w:val="num" w:pos="5760"/>
+        </w:tabs>
+        <w:ind w:left="5760" w:hanging="360"/>
+      </w:pPr>
+      <w:rPr>
+        <w:rFonts w:ascii="Wingdings" w:hAnsi="Wingdings" w:hint="default"/>
+        <w:sz w:val="20"/>
+      </w:rPr>
+    </w:lvl>
+    <w:lvl w:ilvl="8" w:tentative="1">
+      <w:start w:val="1"/>
+      <w:numFmt w:val="bullet"/>
+      <w:lvlText w:val=""/>
+      <w:lvlJc w:val="left"/>
+      <w:pPr>
+        <w:tabs>
+          <w:tab w:val="num" w:pos="6480"/>
+        </w:tabs>
+        <w:ind w:left="6480" w:hanging="360"/>
+      </w:pPr>
+      <w:rPr>
+        <w:rFonts w:ascii="Wingdings" w:hAnsi="Wingdings" w:hint="default"/>
+        <w:sz w:val="20"/>
+      </w:rPr>
+    </w:lvl>
+  </w:abstractNum>
+  <w:abstractNum w:abstractNumId="2" w15:restartNumberingAfterBreak="0">
     <w:nsid w:val="0953668D"/>
     <w:multiLevelType w:val="multilevel"/>
     <w:tmpl w:val="FAD444FE"/>
@@ -2673,7 +5273,305 @@
       </w:rPr>
     </w:lvl>
   </w:abstractNum>
-  <w:abstractNum w:abstractNumId="1" w15:restartNumberingAfterBreak="0">
+  <w:abstractNum w:abstractNumId="3" w15:restartNumberingAfterBreak="0">
+    <w:nsid w:val="09CF6C8E"/>
+    <w:multiLevelType w:val="multilevel"/>
+    <w:tmpl w:val="8CCE6120"/>
+    <w:lvl w:ilvl="0">
+      <w:start w:val="1"/>
+      <w:numFmt w:val="bullet"/>
+      <w:lvlText w:val=""/>
+      <w:lvlJc w:val="left"/>
+      <w:pPr>
+        <w:tabs>
+          <w:tab w:val="num" w:pos="720"/>
+        </w:tabs>
+        <w:ind w:left="720" w:hanging="360"/>
+      </w:pPr>
+      <w:rPr>
+        <w:rFonts w:ascii="Symbol" w:hAnsi="Symbol" w:hint="default"/>
+        <w:sz w:val="20"/>
+      </w:rPr>
+    </w:lvl>
+    <w:lvl w:ilvl="1" w:tentative="1">
+      <w:start w:val="1"/>
+      <w:numFmt w:val="bullet"/>
+      <w:lvlText w:val="o"/>
+      <w:lvlJc w:val="left"/>
+      <w:pPr>
+        <w:tabs>
+          <w:tab w:val="num" w:pos="1440"/>
+        </w:tabs>
+        <w:ind w:left="1440" w:hanging="360"/>
+      </w:pPr>
+      <w:rPr>
+        <w:rFonts w:ascii="Courier New" w:hAnsi="Courier New" w:hint="default"/>
+        <w:sz w:val="20"/>
+      </w:rPr>
+    </w:lvl>
+    <w:lvl w:ilvl="2" w:tentative="1">
+      <w:start w:val="1"/>
+      <w:numFmt w:val="bullet"/>
+      <w:lvlText w:val=""/>
+      <w:lvlJc w:val="left"/>
+      <w:pPr>
+        <w:tabs>
+          <w:tab w:val="num" w:pos="2160"/>
+        </w:tabs>
+        <w:ind w:left="2160" w:hanging="360"/>
+      </w:pPr>
+      <w:rPr>
+        <w:rFonts w:ascii="Wingdings" w:hAnsi="Wingdings" w:hint="default"/>
+        <w:sz w:val="20"/>
+      </w:rPr>
+    </w:lvl>
+    <w:lvl w:ilvl="3" w:tentative="1">
+      <w:start w:val="1"/>
+      <w:numFmt w:val="bullet"/>
+      <w:lvlText w:val=""/>
+      <w:lvlJc w:val="left"/>
+      <w:pPr>
+        <w:tabs>
+          <w:tab w:val="num" w:pos="2880"/>
+        </w:tabs>
+        <w:ind w:left="2880" w:hanging="360"/>
+      </w:pPr>
+      <w:rPr>
+        <w:rFonts w:ascii="Wingdings" w:hAnsi="Wingdings" w:hint="default"/>
+        <w:sz w:val="20"/>
+      </w:rPr>
+    </w:lvl>
+    <w:lvl w:ilvl="4" w:tentative="1">
+      <w:start w:val="1"/>
+      <w:numFmt w:val="bullet"/>
+      <w:lvlText w:val=""/>
+      <w:lvlJc w:val="left"/>
+      <w:pPr>
+        <w:tabs>
+          <w:tab w:val="num" w:pos="3600"/>
+        </w:tabs>
+        <w:ind w:left="3600" w:hanging="360"/>
+      </w:pPr>
+      <w:rPr>
+        <w:rFonts w:ascii="Wingdings" w:hAnsi="Wingdings" w:hint="default"/>
+        <w:sz w:val="20"/>
+      </w:rPr>
+    </w:lvl>
+    <w:lvl w:ilvl="5" w:tentative="1">
+      <w:start w:val="1"/>
+      <w:numFmt w:val="bullet"/>
+      <w:lvlText w:val=""/>
+      <w:lvlJc w:val="left"/>
+      <w:pPr>
+        <w:tabs>
+          <w:tab w:val="num" w:pos="4320"/>
+        </w:tabs>
+        <w:ind w:left="4320" w:hanging="360"/>
+      </w:pPr>
+      <w:rPr>
+        <w:rFonts w:ascii="Wingdings" w:hAnsi="Wingdings" w:hint="default"/>
+        <w:sz w:val="20"/>
+      </w:rPr>
+    </w:lvl>
+    <w:lvl w:ilvl="6" w:tentative="1">
+      <w:start w:val="1"/>
+      <w:numFmt w:val="bullet"/>
+      <w:lvlText w:val=""/>
+      <w:lvlJc w:val="left"/>
+      <w:pPr>
+        <w:tabs>
+          <w:tab w:val="num" w:pos="5040"/>
+        </w:tabs>
+        <w:ind w:left="5040" w:hanging="360"/>
+      </w:pPr>
+      <w:rPr>
+        <w:rFonts w:ascii="Wingdings" w:hAnsi="Wingdings" w:hint="default"/>
+        <w:sz w:val="20"/>
+      </w:rPr>
+    </w:lvl>
+    <w:lvl w:ilvl="7" w:tentative="1">
+      <w:start w:val="1"/>
+      <w:numFmt w:val="bullet"/>
+      <w:lvlText w:val=""/>
+      <w:lvlJc w:val="left"/>
+      <w:pPr>
+        <w:tabs>
+          <w:tab w:val="num" w:pos="5760"/>
+        </w:tabs>
+        <w:ind w:left="5760" w:hanging="360"/>
+      </w:pPr>
+      <w:rPr>
+        <w:rFonts w:ascii="Wingdings" w:hAnsi="Wingdings" w:hint="default"/>
+        <w:sz w:val="20"/>
+      </w:rPr>
+    </w:lvl>
+    <w:lvl w:ilvl="8" w:tentative="1">
+      <w:start w:val="1"/>
+      <w:numFmt w:val="bullet"/>
+      <w:lvlText w:val=""/>
+      <w:lvlJc w:val="left"/>
+      <w:pPr>
+        <w:tabs>
+          <w:tab w:val="num" w:pos="6480"/>
+        </w:tabs>
+        <w:ind w:left="6480" w:hanging="360"/>
+      </w:pPr>
+      <w:rPr>
+        <w:rFonts w:ascii="Wingdings" w:hAnsi="Wingdings" w:hint="default"/>
+        <w:sz w:val="20"/>
+      </w:rPr>
+    </w:lvl>
+  </w:abstractNum>
+  <w:abstractNum w:abstractNumId="4" w15:restartNumberingAfterBreak="0">
+    <w:nsid w:val="1E846FCA"/>
+    <w:multiLevelType w:val="multilevel"/>
+    <w:tmpl w:val="CF3CBBDC"/>
+    <w:lvl w:ilvl="0">
+      <w:start w:val="1"/>
+      <w:numFmt w:val="bullet"/>
+      <w:lvlText w:val=""/>
+      <w:lvlJc w:val="left"/>
+      <w:pPr>
+        <w:tabs>
+          <w:tab w:val="num" w:pos="720"/>
+        </w:tabs>
+        <w:ind w:left="720" w:hanging="360"/>
+      </w:pPr>
+      <w:rPr>
+        <w:rFonts w:ascii="Symbol" w:hAnsi="Symbol" w:hint="default"/>
+        <w:sz w:val="20"/>
+      </w:rPr>
+    </w:lvl>
+    <w:lvl w:ilvl="1" w:tentative="1">
+      <w:start w:val="1"/>
+      <w:numFmt w:val="bullet"/>
+      <w:lvlText w:val="o"/>
+      <w:lvlJc w:val="left"/>
+      <w:pPr>
+        <w:tabs>
+          <w:tab w:val="num" w:pos="1440"/>
+        </w:tabs>
+        <w:ind w:left="1440" w:hanging="360"/>
+      </w:pPr>
+      <w:rPr>
+        <w:rFonts w:ascii="Courier New" w:hAnsi="Courier New" w:hint="default"/>
+        <w:sz w:val="20"/>
+      </w:rPr>
+    </w:lvl>
+    <w:lvl w:ilvl="2" w:tentative="1">
+      <w:start w:val="1"/>
+      <w:numFmt w:val="bullet"/>
+      <w:lvlText w:val=""/>
+      <w:lvlJc w:val="left"/>
+      <w:pPr>
+        <w:tabs>
+          <w:tab w:val="num" w:pos="2160"/>
+        </w:tabs>
+        <w:ind w:left="2160" w:hanging="360"/>
+      </w:pPr>
+      <w:rPr>
+        <w:rFonts w:ascii="Wingdings" w:hAnsi="Wingdings" w:hint="default"/>
+        <w:sz w:val="20"/>
+      </w:rPr>
+    </w:lvl>
+    <w:lvl w:ilvl="3" w:tentative="1">
+      <w:start w:val="1"/>
+      <w:numFmt w:val="bullet"/>
+      <w:lvlText w:val=""/>
+      <w:lvlJc w:val="left"/>
+      <w:pPr>
+        <w:tabs>
+          <w:tab w:val="num" w:pos="2880"/>
+        </w:tabs>
+        <w:ind w:left="2880" w:hanging="360"/>
+      </w:pPr>
+      <w:rPr>
+        <w:rFonts w:ascii="Wingdings" w:hAnsi="Wingdings" w:hint="default"/>
+        <w:sz w:val="20"/>
+      </w:rPr>
+    </w:lvl>
+    <w:lvl w:ilvl="4" w:tentative="1">
+      <w:start w:val="1"/>
+      <w:numFmt w:val="bullet"/>
+      <w:lvlText w:val=""/>
+      <w:lvlJc w:val="left"/>
+      <w:pPr>
+        <w:tabs>
+          <w:tab w:val="num" w:pos="3600"/>
+        </w:tabs>
+        <w:ind w:left="3600" w:hanging="360"/>
+      </w:pPr>
+      <w:rPr>
+        <w:rFonts w:ascii="Wingdings" w:hAnsi="Wingdings" w:hint="default"/>
+        <w:sz w:val="20"/>
+      </w:rPr>
+    </w:lvl>
+    <w:lvl w:ilvl="5" w:tentative="1">
+      <w:start w:val="1"/>
+      <w:numFmt w:val="bullet"/>
+      <w:lvlText w:val=""/>
+      <w:lvlJc w:val="left"/>
+      <w:pPr>
+        <w:tabs>
+          <w:tab w:val="num" w:pos="4320"/>
+        </w:tabs>
+        <w:ind w:left="4320" w:hanging="360"/>
+      </w:pPr>
+      <w:rPr>
+        <w:rFonts w:ascii="Wingdings" w:hAnsi="Wingdings" w:hint="default"/>
+        <w:sz w:val="20"/>
+      </w:rPr>
+    </w:lvl>
+    <w:lvl w:ilvl="6" w:tentative="1">
+      <w:start w:val="1"/>
+      <w:numFmt w:val="bullet"/>
+      <w:lvlText w:val=""/>
+      <w:lvlJc w:val="left"/>
+      <w:pPr>
+        <w:tabs>
+          <w:tab w:val="num" w:pos="5040"/>
+        </w:tabs>
+        <w:ind w:left="5040" w:hanging="360"/>
+      </w:pPr>
+      <w:rPr>
+        <w:rFonts w:ascii="Wingdings" w:hAnsi="Wingdings" w:hint="default"/>
+        <w:sz w:val="20"/>
+      </w:rPr>
+    </w:lvl>
+    <w:lvl w:ilvl="7" w:tentative="1">
+      <w:start w:val="1"/>
+      <w:numFmt w:val="bullet"/>
+      <w:lvlText w:val=""/>
+      <w:lvlJc w:val="left"/>
+      <w:pPr>
+        <w:tabs>
+          <w:tab w:val="num" w:pos="5760"/>
+        </w:tabs>
+        <w:ind w:left="5760" w:hanging="360"/>
+      </w:pPr>
+      <w:rPr>
+        <w:rFonts w:ascii="Wingdings" w:hAnsi="Wingdings" w:hint="default"/>
+        <w:sz w:val="20"/>
+      </w:rPr>
+    </w:lvl>
+    <w:lvl w:ilvl="8" w:tentative="1">
+      <w:start w:val="1"/>
+      <w:numFmt w:val="bullet"/>
+      <w:lvlText w:val=""/>
+      <w:lvlJc w:val="left"/>
+      <w:pPr>
+        <w:tabs>
+          <w:tab w:val="num" w:pos="6480"/>
+        </w:tabs>
+        <w:ind w:left="6480" w:hanging="360"/>
+      </w:pPr>
+      <w:rPr>
+        <w:rFonts w:ascii="Wingdings" w:hAnsi="Wingdings" w:hint="default"/>
+        <w:sz w:val="20"/>
+      </w:rPr>
+    </w:lvl>
+  </w:abstractNum>
+  <w:abstractNum w:abstractNumId="5" w15:restartNumberingAfterBreak="0">
     <w:nsid w:val="1F4559AE"/>
     <w:multiLevelType w:val="multilevel"/>
     <w:tmpl w:val="65F27010"/>
@@ -2822,7 +5720,7 @@
       </w:rPr>
     </w:lvl>
   </w:abstractNum>
-  <w:abstractNum w:abstractNumId="2" w15:restartNumberingAfterBreak="0">
+  <w:abstractNum w:abstractNumId="6" w15:restartNumberingAfterBreak="0">
     <w:nsid w:val="228D41C7"/>
     <w:multiLevelType w:val="multilevel"/>
     <w:tmpl w:val="5024D0CE"/>
@@ -2935,7 +5833,7 @@
       </w:pPr>
     </w:lvl>
   </w:abstractNum>
-  <w:abstractNum w:abstractNumId="3" w15:restartNumberingAfterBreak="0">
+  <w:abstractNum w:abstractNumId="7" w15:restartNumberingAfterBreak="0">
     <w:nsid w:val="3C11108F"/>
     <w:multiLevelType w:val="multilevel"/>
     <w:tmpl w:val="F04C4D16"/>
@@ -3084,7 +5982,156 @@
       </w:rPr>
     </w:lvl>
   </w:abstractNum>
-  <w:abstractNum w:abstractNumId="4" w15:restartNumberingAfterBreak="0">
+  <w:abstractNum w:abstractNumId="8" w15:restartNumberingAfterBreak="0">
+    <w:nsid w:val="48C1640D"/>
+    <w:multiLevelType w:val="multilevel"/>
+    <w:tmpl w:val="1682FBBA"/>
+    <w:lvl w:ilvl="0">
+      <w:start w:val="1"/>
+      <w:numFmt w:val="bullet"/>
+      <w:lvlText w:val=""/>
+      <w:lvlJc w:val="left"/>
+      <w:pPr>
+        <w:tabs>
+          <w:tab w:val="num" w:pos="720"/>
+        </w:tabs>
+        <w:ind w:left="720" w:hanging="360"/>
+      </w:pPr>
+      <w:rPr>
+        <w:rFonts w:ascii="Symbol" w:hAnsi="Symbol" w:hint="default"/>
+        <w:sz w:val="20"/>
+      </w:rPr>
+    </w:lvl>
+    <w:lvl w:ilvl="1" w:tentative="1">
+      <w:start w:val="1"/>
+      <w:numFmt w:val="bullet"/>
+      <w:lvlText w:val="o"/>
+      <w:lvlJc w:val="left"/>
+      <w:pPr>
+        <w:tabs>
+          <w:tab w:val="num" w:pos="1440"/>
+        </w:tabs>
+        <w:ind w:left="1440" w:hanging="360"/>
+      </w:pPr>
+      <w:rPr>
+        <w:rFonts w:ascii="Courier New" w:hAnsi="Courier New" w:hint="default"/>
+        <w:sz w:val="20"/>
+      </w:rPr>
+    </w:lvl>
+    <w:lvl w:ilvl="2" w:tentative="1">
+      <w:start w:val="1"/>
+      <w:numFmt w:val="bullet"/>
+      <w:lvlText w:val=""/>
+      <w:lvlJc w:val="left"/>
+      <w:pPr>
+        <w:tabs>
+          <w:tab w:val="num" w:pos="2160"/>
+        </w:tabs>
+        <w:ind w:left="2160" w:hanging="360"/>
+      </w:pPr>
+      <w:rPr>
+        <w:rFonts w:ascii="Wingdings" w:hAnsi="Wingdings" w:hint="default"/>
+        <w:sz w:val="20"/>
+      </w:rPr>
+    </w:lvl>
+    <w:lvl w:ilvl="3" w:tentative="1">
+      <w:start w:val="1"/>
+      <w:numFmt w:val="bullet"/>
+      <w:lvlText w:val=""/>
+      <w:lvlJc w:val="left"/>
+      <w:pPr>
+        <w:tabs>
+          <w:tab w:val="num" w:pos="2880"/>
+        </w:tabs>
+        <w:ind w:left="2880" w:hanging="360"/>
+      </w:pPr>
+      <w:rPr>
+        <w:rFonts w:ascii="Wingdings" w:hAnsi="Wingdings" w:hint="default"/>
+        <w:sz w:val="20"/>
+      </w:rPr>
+    </w:lvl>
+    <w:lvl w:ilvl="4" w:tentative="1">
+      <w:start w:val="1"/>
+      <w:numFmt w:val="bullet"/>
+      <w:lvlText w:val=""/>
+      <w:lvlJc w:val="left"/>
+      <w:pPr>
+        <w:tabs>
+          <w:tab w:val="num" w:pos="3600"/>
+        </w:tabs>
+        <w:ind w:left="3600" w:hanging="360"/>
+      </w:pPr>
+      <w:rPr>
+        <w:rFonts w:ascii="Wingdings" w:hAnsi="Wingdings" w:hint="default"/>
+        <w:sz w:val="20"/>
+      </w:rPr>
+    </w:lvl>
+    <w:lvl w:ilvl="5" w:tentative="1">
+      <w:start w:val="1"/>
+      <w:numFmt w:val="bullet"/>
+      <w:lvlText w:val=""/>
+      <w:lvlJc w:val="left"/>
+      <w:pPr>
+        <w:tabs>
+          <w:tab w:val="num" w:pos="4320"/>
+        </w:tabs>
+        <w:ind w:left="4320" w:hanging="360"/>
+      </w:pPr>
+      <w:rPr>
+        <w:rFonts w:ascii="Wingdings" w:hAnsi="Wingdings" w:hint="default"/>
+        <w:sz w:val="20"/>
+      </w:rPr>
+    </w:lvl>
+    <w:lvl w:ilvl="6" w:tentative="1">
+      <w:start w:val="1"/>
+      <w:numFmt w:val="bullet"/>
+      <w:lvlText w:val=""/>
+      <w:lvlJc w:val="left"/>
+      <w:pPr>
+        <w:tabs>
+          <w:tab w:val="num" w:pos="5040"/>
+        </w:tabs>
+        <w:ind w:left="5040" w:hanging="360"/>
+      </w:pPr>
+      <w:rPr>
+        <w:rFonts w:ascii="Wingdings" w:hAnsi="Wingdings" w:hint="default"/>
+        <w:sz w:val="20"/>
+      </w:rPr>
+    </w:lvl>
+    <w:lvl w:ilvl="7" w:tentative="1">
+      <w:start w:val="1"/>
+      <w:numFmt w:val="bullet"/>
+      <w:lvlText w:val=""/>
+      <w:lvlJc w:val="left"/>
+      <w:pPr>
+        <w:tabs>
+          <w:tab w:val="num" w:pos="5760"/>
+        </w:tabs>
+        <w:ind w:left="5760" w:hanging="360"/>
+      </w:pPr>
+      <w:rPr>
+        <w:rFonts w:ascii="Wingdings" w:hAnsi="Wingdings" w:hint="default"/>
+        <w:sz w:val="20"/>
+      </w:rPr>
+    </w:lvl>
+    <w:lvl w:ilvl="8" w:tentative="1">
+      <w:start w:val="1"/>
+      <w:numFmt w:val="bullet"/>
+      <w:lvlText w:val=""/>
+      <w:lvlJc w:val="left"/>
+      <w:pPr>
+        <w:tabs>
+          <w:tab w:val="num" w:pos="6480"/>
+        </w:tabs>
+        <w:ind w:left="6480" w:hanging="360"/>
+      </w:pPr>
+      <w:rPr>
+        <w:rFonts w:ascii="Wingdings" w:hAnsi="Wingdings" w:hint="default"/>
+        <w:sz w:val="20"/>
+      </w:rPr>
+    </w:lvl>
+  </w:abstractNum>
+  <w:abstractNum w:abstractNumId="9" w15:restartNumberingAfterBreak="0">
     <w:nsid w:val="50D71F19"/>
     <w:multiLevelType w:val="multilevel"/>
     <w:tmpl w:val="6A42D662"/>
@@ -3233,7 +6280,305 @@
       </w:rPr>
     </w:lvl>
   </w:abstractNum>
-  <w:abstractNum w:abstractNumId="5" w15:restartNumberingAfterBreak="0">
+  <w:abstractNum w:abstractNumId="10" w15:restartNumberingAfterBreak="0">
+    <w:nsid w:val="59DF0599"/>
+    <w:multiLevelType w:val="multilevel"/>
+    <w:tmpl w:val="F17E1F9E"/>
+    <w:lvl w:ilvl="0">
+      <w:start w:val="1"/>
+      <w:numFmt w:val="bullet"/>
+      <w:lvlText w:val=""/>
+      <w:lvlJc w:val="left"/>
+      <w:pPr>
+        <w:tabs>
+          <w:tab w:val="num" w:pos="720"/>
+        </w:tabs>
+        <w:ind w:left="720" w:hanging="360"/>
+      </w:pPr>
+      <w:rPr>
+        <w:rFonts w:ascii="Symbol" w:hAnsi="Symbol" w:hint="default"/>
+        <w:sz w:val="20"/>
+      </w:rPr>
+    </w:lvl>
+    <w:lvl w:ilvl="1" w:tentative="1">
+      <w:start w:val="1"/>
+      <w:numFmt w:val="bullet"/>
+      <w:lvlText w:val="o"/>
+      <w:lvlJc w:val="left"/>
+      <w:pPr>
+        <w:tabs>
+          <w:tab w:val="num" w:pos="1440"/>
+        </w:tabs>
+        <w:ind w:left="1440" w:hanging="360"/>
+      </w:pPr>
+      <w:rPr>
+        <w:rFonts w:ascii="Courier New" w:hAnsi="Courier New" w:hint="default"/>
+        <w:sz w:val="20"/>
+      </w:rPr>
+    </w:lvl>
+    <w:lvl w:ilvl="2" w:tentative="1">
+      <w:start w:val="1"/>
+      <w:numFmt w:val="bullet"/>
+      <w:lvlText w:val=""/>
+      <w:lvlJc w:val="left"/>
+      <w:pPr>
+        <w:tabs>
+          <w:tab w:val="num" w:pos="2160"/>
+        </w:tabs>
+        <w:ind w:left="2160" w:hanging="360"/>
+      </w:pPr>
+      <w:rPr>
+        <w:rFonts w:ascii="Wingdings" w:hAnsi="Wingdings" w:hint="default"/>
+        <w:sz w:val="20"/>
+      </w:rPr>
+    </w:lvl>
+    <w:lvl w:ilvl="3" w:tentative="1">
+      <w:start w:val="1"/>
+      <w:numFmt w:val="bullet"/>
+      <w:lvlText w:val=""/>
+      <w:lvlJc w:val="left"/>
+      <w:pPr>
+        <w:tabs>
+          <w:tab w:val="num" w:pos="2880"/>
+        </w:tabs>
+        <w:ind w:left="2880" w:hanging="360"/>
+      </w:pPr>
+      <w:rPr>
+        <w:rFonts w:ascii="Wingdings" w:hAnsi="Wingdings" w:hint="default"/>
+        <w:sz w:val="20"/>
+      </w:rPr>
+    </w:lvl>
+    <w:lvl w:ilvl="4" w:tentative="1">
+      <w:start w:val="1"/>
+      <w:numFmt w:val="bullet"/>
+      <w:lvlText w:val=""/>
+      <w:lvlJc w:val="left"/>
+      <w:pPr>
+        <w:tabs>
+          <w:tab w:val="num" w:pos="3600"/>
+        </w:tabs>
+        <w:ind w:left="3600" w:hanging="360"/>
+      </w:pPr>
+      <w:rPr>
+        <w:rFonts w:ascii="Wingdings" w:hAnsi="Wingdings" w:hint="default"/>
+        <w:sz w:val="20"/>
+      </w:rPr>
+    </w:lvl>
+    <w:lvl w:ilvl="5" w:tentative="1">
+      <w:start w:val="1"/>
+      <w:numFmt w:val="bullet"/>
+      <w:lvlText w:val=""/>
+      <w:lvlJc w:val="left"/>
+      <w:pPr>
+        <w:tabs>
+          <w:tab w:val="num" w:pos="4320"/>
+        </w:tabs>
+        <w:ind w:left="4320" w:hanging="360"/>
+      </w:pPr>
+      <w:rPr>
+        <w:rFonts w:ascii="Wingdings" w:hAnsi="Wingdings" w:hint="default"/>
+        <w:sz w:val="20"/>
+      </w:rPr>
+    </w:lvl>
+    <w:lvl w:ilvl="6" w:tentative="1">
+      <w:start w:val="1"/>
+      <w:numFmt w:val="bullet"/>
+      <w:lvlText w:val=""/>
+      <w:lvlJc w:val="left"/>
+      <w:pPr>
+        <w:tabs>
+          <w:tab w:val="num" w:pos="5040"/>
+        </w:tabs>
+        <w:ind w:left="5040" w:hanging="360"/>
+      </w:pPr>
+      <w:rPr>
+        <w:rFonts w:ascii="Wingdings" w:hAnsi="Wingdings" w:hint="default"/>
+        <w:sz w:val="20"/>
+      </w:rPr>
+    </w:lvl>
+    <w:lvl w:ilvl="7" w:tentative="1">
+      <w:start w:val="1"/>
+      <w:numFmt w:val="bullet"/>
+      <w:lvlText w:val=""/>
+      <w:lvlJc w:val="left"/>
+      <w:pPr>
+        <w:tabs>
+          <w:tab w:val="num" w:pos="5760"/>
+        </w:tabs>
+        <w:ind w:left="5760" w:hanging="360"/>
+      </w:pPr>
+      <w:rPr>
+        <w:rFonts w:ascii="Wingdings" w:hAnsi="Wingdings" w:hint="default"/>
+        <w:sz w:val="20"/>
+      </w:rPr>
+    </w:lvl>
+    <w:lvl w:ilvl="8" w:tentative="1">
+      <w:start w:val="1"/>
+      <w:numFmt w:val="bullet"/>
+      <w:lvlText w:val=""/>
+      <w:lvlJc w:val="left"/>
+      <w:pPr>
+        <w:tabs>
+          <w:tab w:val="num" w:pos="6480"/>
+        </w:tabs>
+        <w:ind w:left="6480" w:hanging="360"/>
+      </w:pPr>
+      <w:rPr>
+        <w:rFonts w:ascii="Wingdings" w:hAnsi="Wingdings" w:hint="default"/>
+        <w:sz w:val="20"/>
+      </w:rPr>
+    </w:lvl>
+  </w:abstractNum>
+  <w:abstractNum w:abstractNumId="11" w15:restartNumberingAfterBreak="0">
+    <w:nsid w:val="5CAB5DFE"/>
+    <w:multiLevelType w:val="multilevel"/>
+    <w:tmpl w:val="4B14C368"/>
+    <w:lvl w:ilvl="0">
+      <w:start w:val="1"/>
+      <w:numFmt w:val="bullet"/>
+      <w:lvlText w:val=""/>
+      <w:lvlJc w:val="left"/>
+      <w:pPr>
+        <w:tabs>
+          <w:tab w:val="num" w:pos="720"/>
+        </w:tabs>
+        <w:ind w:left="720" w:hanging="360"/>
+      </w:pPr>
+      <w:rPr>
+        <w:rFonts w:ascii="Symbol" w:hAnsi="Symbol" w:hint="default"/>
+        <w:sz w:val="20"/>
+      </w:rPr>
+    </w:lvl>
+    <w:lvl w:ilvl="1" w:tentative="1">
+      <w:start w:val="1"/>
+      <w:numFmt w:val="bullet"/>
+      <w:lvlText w:val="o"/>
+      <w:lvlJc w:val="left"/>
+      <w:pPr>
+        <w:tabs>
+          <w:tab w:val="num" w:pos="1440"/>
+        </w:tabs>
+        <w:ind w:left="1440" w:hanging="360"/>
+      </w:pPr>
+      <w:rPr>
+        <w:rFonts w:ascii="Courier New" w:hAnsi="Courier New" w:hint="default"/>
+        <w:sz w:val="20"/>
+      </w:rPr>
+    </w:lvl>
+    <w:lvl w:ilvl="2" w:tentative="1">
+      <w:start w:val="1"/>
+      <w:numFmt w:val="bullet"/>
+      <w:lvlText w:val=""/>
+      <w:lvlJc w:val="left"/>
+      <w:pPr>
+        <w:tabs>
+          <w:tab w:val="num" w:pos="2160"/>
+        </w:tabs>
+        <w:ind w:left="2160" w:hanging="360"/>
+      </w:pPr>
+      <w:rPr>
+        <w:rFonts w:ascii="Wingdings" w:hAnsi="Wingdings" w:hint="default"/>
+        <w:sz w:val="20"/>
+      </w:rPr>
+    </w:lvl>
+    <w:lvl w:ilvl="3" w:tentative="1">
+      <w:start w:val="1"/>
+      <w:numFmt w:val="bullet"/>
+      <w:lvlText w:val=""/>
+      <w:lvlJc w:val="left"/>
+      <w:pPr>
+        <w:tabs>
+          <w:tab w:val="num" w:pos="2880"/>
+        </w:tabs>
+        <w:ind w:left="2880" w:hanging="360"/>
+      </w:pPr>
+      <w:rPr>
+        <w:rFonts w:ascii="Wingdings" w:hAnsi="Wingdings" w:hint="default"/>
+        <w:sz w:val="20"/>
+      </w:rPr>
+    </w:lvl>
+    <w:lvl w:ilvl="4" w:tentative="1">
+      <w:start w:val="1"/>
+      <w:numFmt w:val="bullet"/>
+      <w:lvlText w:val=""/>
+      <w:lvlJc w:val="left"/>
+      <w:pPr>
+        <w:tabs>
+          <w:tab w:val="num" w:pos="3600"/>
+        </w:tabs>
+        <w:ind w:left="3600" w:hanging="360"/>
+      </w:pPr>
+      <w:rPr>
+        <w:rFonts w:ascii="Wingdings" w:hAnsi="Wingdings" w:hint="default"/>
+        <w:sz w:val="20"/>
+      </w:rPr>
+    </w:lvl>
+    <w:lvl w:ilvl="5" w:tentative="1">
+      <w:start w:val="1"/>
+      <w:numFmt w:val="bullet"/>
+      <w:lvlText w:val=""/>
+      <w:lvlJc w:val="left"/>
+      <w:pPr>
+        <w:tabs>
+          <w:tab w:val="num" w:pos="4320"/>
+        </w:tabs>
+        <w:ind w:left="4320" w:hanging="360"/>
+      </w:pPr>
+      <w:rPr>
+        <w:rFonts w:ascii="Wingdings" w:hAnsi="Wingdings" w:hint="default"/>
+        <w:sz w:val="20"/>
+      </w:rPr>
+    </w:lvl>
+    <w:lvl w:ilvl="6" w:tentative="1">
+      <w:start w:val="1"/>
+      <w:numFmt w:val="bullet"/>
+      <w:lvlText w:val=""/>
+      <w:lvlJc w:val="left"/>
+      <w:pPr>
+        <w:tabs>
+          <w:tab w:val="num" w:pos="5040"/>
+        </w:tabs>
+        <w:ind w:left="5040" w:hanging="360"/>
+      </w:pPr>
+      <w:rPr>
+        <w:rFonts w:ascii="Wingdings" w:hAnsi="Wingdings" w:hint="default"/>
+        <w:sz w:val="20"/>
+      </w:rPr>
+    </w:lvl>
+    <w:lvl w:ilvl="7" w:tentative="1">
+      <w:start w:val="1"/>
+      <w:numFmt w:val="bullet"/>
+      <w:lvlText w:val=""/>
+      <w:lvlJc w:val="left"/>
+      <w:pPr>
+        <w:tabs>
+          <w:tab w:val="num" w:pos="5760"/>
+        </w:tabs>
+        <w:ind w:left="5760" w:hanging="360"/>
+      </w:pPr>
+      <w:rPr>
+        <w:rFonts w:ascii="Wingdings" w:hAnsi="Wingdings" w:hint="default"/>
+        <w:sz w:val="20"/>
+      </w:rPr>
+    </w:lvl>
+    <w:lvl w:ilvl="8" w:tentative="1">
+      <w:start w:val="1"/>
+      <w:numFmt w:val="bullet"/>
+      <w:lvlText w:val=""/>
+      <w:lvlJc w:val="left"/>
+      <w:pPr>
+        <w:tabs>
+          <w:tab w:val="num" w:pos="6480"/>
+        </w:tabs>
+        <w:ind w:left="6480" w:hanging="360"/>
+      </w:pPr>
+      <w:rPr>
+        <w:rFonts w:ascii="Wingdings" w:hAnsi="Wingdings" w:hint="default"/>
+        <w:sz w:val="20"/>
+      </w:rPr>
+    </w:lvl>
+  </w:abstractNum>
+  <w:abstractNum w:abstractNumId="12" w15:restartNumberingAfterBreak="0">
     <w:nsid w:val="66830ADD"/>
     <w:multiLevelType w:val="multilevel"/>
     <w:tmpl w:val="F822C0AE"/>
@@ -3346,7 +6691,7 @@
       </w:pPr>
     </w:lvl>
   </w:abstractNum>
-  <w:abstractNum w:abstractNumId="6" w15:restartNumberingAfterBreak="0">
+  <w:abstractNum w:abstractNumId="13" w15:restartNumberingAfterBreak="0">
     <w:nsid w:val="71C31409"/>
     <w:multiLevelType w:val="multilevel"/>
     <w:tmpl w:val="946A278E"/>
@@ -3459,7 +6804,7 @@
       </w:pPr>
     </w:lvl>
   </w:abstractNum>
-  <w:abstractNum w:abstractNumId="7" w15:restartNumberingAfterBreak="0">
+  <w:abstractNum w:abstractNumId="14" w15:restartNumberingAfterBreak="0">
     <w:nsid w:val="7A0D0720"/>
     <w:multiLevelType w:val="multilevel"/>
     <w:tmpl w:val="E7E4D8A2"/>
@@ -3609,28 +6954,49 @@
     </w:lvl>
   </w:abstractNum>
   <w:num w:numId="1" w16cid:durableId="37901348">
-    <w:abstractNumId w:val="4"/>
+    <w:abstractNumId w:val="9"/>
   </w:num>
   <w:num w:numId="2" w16cid:durableId="2119252293">
+    <w:abstractNumId w:val="13"/>
+  </w:num>
+  <w:num w:numId="3" w16cid:durableId="1362584955">
+    <w:abstractNumId w:val="5"/>
+  </w:num>
+  <w:num w:numId="4" w16cid:durableId="643775517">
+    <w:abstractNumId w:val="14"/>
+  </w:num>
+  <w:num w:numId="5" w16cid:durableId="325015661">
     <w:abstractNumId w:val="6"/>
   </w:num>
-  <w:num w:numId="3" w16cid:durableId="1362584955">
+  <w:num w:numId="6" w16cid:durableId="1802109304">
+    <w:abstractNumId w:val="7"/>
+  </w:num>
+  <w:num w:numId="7" w16cid:durableId="756052798">
+    <w:abstractNumId w:val="2"/>
+  </w:num>
+  <w:num w:numId="8" w16cid:durableId="1183935022">
+    <w:abstractNumId w:val="12"/>
+  </w:num>
+  <w:num w:numId="9" w16cid:durableId="1942177773">
+    <w:abstractNumId w:val="11"/>
+  </w:num>
+  <w:num w:numId="10" w16cid:durableId="833649845">
+    <w:abstractNumId w:val="0"/>
+  </w:num>
+  <w:num w:numId="11" w16cid:durableId="1383211433">
+    <w:abstractNumId w:val="3"/>
+  </w:num>
+  <w:num w:numId="12" w16cid:durableId="84112660">
     <w:abstractNumId w:val="1"/>
   </w:num>
-  <w:num w:numId="4" w16cid:durableId="643775517">
-    <w:abstractNumId w:val="7"/>
+  <w:num w:numId="13" w16cid:durableId="1653873404">
+    <w:abstractNumId w:val="8"/>
   </w:num>
-  <w:num w:numId="5" w16cid:durableId="325015661">
-    <w:abstractNumId w:val="2"/>
+  <w:num w:numId="14" w16cid:durableId="756709791">
+    <w:abstractNumId w:val="10"/>
   </w:num>
-  <w:num w:numId="6" w16cid:durableId="1802109304">
-    <w:abstractNumId w:val="3"/>
-  </w:num>
-  <w:num w:numId="7" w16cid:durableId="756052798">
-    <w:abstractNumId w:val="0"/>
-  </w:num>
-  <w:num w:numId="8" w16cid:durableId="1183935022">
-    <w:abstractNumId w:val="5"/>
+  <w:num w:numId="15" w16cid:durableId="890307143">
+    <w:abstractNumId w:val="4"/>
   </w:num>
 </w:numbering>
 </file>

--- a/interview questions/2.css.docx
+++ b/interview questions/2.css.docx
@@ -517,8 +517,13 @@
         <w:spacing w:line="240" w:lineRule="auto"/>
         <w:jc w:val="both"/>
       </w:pPr>
-      <w:r>
-        <w:t>.box {</w:t>
+      <w:proofErr w:type="gramStart"/>
+      <w:r>
+        <w:t>.box</w:t>
+      </w:r>
+      <w:proofErr w:type="gramEnd"/>
+      <w:r>
+        <w:t xml:space="preserve"> {</w:t>
       </w:r>
     </w:p>
     <w:p>
@@ -1146,7 +1151,15 @@
         <w:jc w:val="both"/>
       </w:pPr>
       <w:r>
-        <w:t xml:space="preserve">  grid-template-columns: repeat(3, 1fr);</w:t>
+        <w:t xml:space="preserve">  grid-template-columns: </w:t>
+      </w:r>
+      <w:proofErr w:type="gramStart"/>
+      <w:r>
+        <w:t>repeat(</w:t>
+      </w:r>
+      <w:proofErr w:type="gramEnd"/>
+      <w:r>
+        <w:t>3, 1fr);</w:t>
       </w:r>
     </w:p>
     <w:p>
@@ -1261,9 +1274,11 @@
         <w:spacing w:line="240" w:lineRule="auto"/>
         <w:jc w:val="both"/>
       </w:pPr>
+      <w:proofErr w:type="gramStart"/>
       <w:r>
         <w:t>!important</w:t>
       </w:r>
+      <w:proofErr w:type="gramEnd"/>
     </w:p>
     <w:p>
       <w:pPr>
@@ -1397,8 +1412,13 @@
         <w:spacing w:line="240" w:lineRule="auto"/>
         <w:jc w:val="both"/>
       </w:pPr>
-      <w:r>
-        <w:t>.title {</w:t>
+      <w:proofErr w:type="gramStart"/>
+      <w:r>
+        <w:t>.title</w:t>
+      </w:r>
+      <w:proofErr w:type="gramEnd"/>
+      <w:r>
+        <w:t xml:space="preserve"> {</w:t>
       </w:r>
     </w:p>
     <w:p>
@@ -1578,8 +1598,13 @@
         <w:spacing w:line="240" w:lineRule="auto"/>
         <w:jc w:val="both"/>
       </w:pPr>
-      <w:r>
-        <w:t>.parent {</w:t>
+      <w:proofErr w:type="gramStart"/>
+      <w:r>
+        <w:t>.parent</w:t>
+      </w:r>
+      <w:proofErr w:type="gramEnd"/>
+      <w:r>
+        <w:t xml:space="preserve"> {</w:t>
       </w:r>
     </w:p>
     <w:p>
@@ -1617,8 +1642,13 @@
         <w:spacing w:line="240" w:lineRule="auto"/>
         <w:jc w:val="both"/>
       </w:pPr>
-      <w:r>
-        <w:t>.child {</w:t>
+      <w:proofErr w:type="gramStart"/>
+      <w:r>
+        <w:t>.child</w:t>
+      </w:r>
+      <w:proofErr w:type="gramEnd"/>
+      <w:r>
+        <w:t xml:space="preserve"> {</w:t>
       </w:r>
     </w:p>
     <w:p>
@@ -1763,8 +1793,13 @@
         <w:spacing w:line="240" w:lineRule="auto"/>
         <w:jc w:val="both"/>
       </w:pPr>
-      <w:r>
-        <w:t>.box {</w:t>
+      <w:proofErr w:type="gramStart"/>
+      <w:r>
+        <w:t>.box</w:t>
+      </w:r>
+      <w:proofErr w:type="gramEnd"/>
+      <w:r>
+        <w:t xml:space="preserve"> {</w:t>
       </w:r>
     </w:p>
     <w:p>
@@ -1835,8 +1870,13 @@
         <w:spacing w:line="240" w:lineRule="auto"/>
         <w:jc w:val="both"/>
       </w:pPr>
-      <w:r>
-        <w:t>.parent {</w:t>
+      <w:proofErr w:type="gramStart"/>
+      <w:r>
+        <w:t>.parent</w:t>
+      </w:r>
+      <w:proofErr w:type="gramEnd"/>
+      <w:r>
+        <w:t xml:space="preserve"> {</w:t>
       </w:r>
     </w:p>
     <w:p>
@@ -1868,8 +1908,13 @@
         <w:spacing w:line="240" w:lineRule="auto"/>
         <w:jc w:val="both"/>
       </w:pPr>
-      <w:r>
-        <w:t>.child {</w:t>
+      <w:proofErr w:type="gramStart"/>
+      <w:r>
+        <w:t>.child</w:t>
+      </w:r>
+      <w:proofErr w:type="gramEnd"/>
+      <w:r>
+        <w:t xml:space="preserve"> {</w:t>
       </w:r>
     </w:p>
     <w:p>
@@ -2542,8 +2587,13 @@
         <w:spacing w:line="240" w:lineRule="auto"/>
         <w:jc w:val="both"/>
       </w:pPr>
-      <w:r>
-        <w:t>.box {</w:t>
+      <w:proofErr w:type="gramStart"/>
+      <w:r>
+        <w:t>.box</w:t>
+      </w:r>
+      <w:proofErr w:type="gramEnd"/>
+      <w:r>
+        <w:t xml:space="preserve"> {</w:t>
       </w:r>
     </w:p>
     <w:p>
@@ -2709,8 +2759,13 @@
         <w:spacing w:line="240" w:lineRule="auto"/>
         <w:jc w:val="both"/>
       </w:pPr>
-      <w:r>
-        <w:t>.hidden1 {</w:t>
+      <w:proofErr w:type="gramStart"/>
+      <w:r>
+        <w:t>.hidden</w:t>
+      </w:r>
+      <w:proofErr w:type="gramEnd"/>
+      <w:r>
+        <w:t>1 {</w:t>
       </w:r>
     </w:p>
     <w:p>
@@ -2742,8 +2797,13 @@
         <w:spacing w:line="240" w:lineRule="auto"/>
         <w:jc w:val="both"/>
       </w:pPr>
-      <w:r>
-        <w:t>.hidden2 {</w:t>
+      <w:proofErr w:type="gramStart"/>
+      <w:r>
+        <w:t>.hidden</w:t>
+      </w:r>
+      <w:proofErr w:type="gramEnd"/>
+      <w:r>
+        <w:t>2 {</w:t>
       </w:r>
     </w:p>
     <w:p>
@@ -2793,7 +2853,7 @@
       </w:pPr>
       <w:r>
         <w:pict w14:anchorId="154200F8">
-          <v:rect id="_x0000_i1089" style="width:0;height:1.5pt" o:hralign="center" o:hrstd="t" o:hr="t" fillcolor="#a0a0a0" stroked="f"/>
+          <v:rect id="_x0000_i1035" style="width:0;height:1.5pt" o:hralign="center" o:hrstd="t" o:hr="t" fillcolor="#a0a0a0" stroked="f"/>
         </w:pict>
       </w:r>
     </w:p>
@@ -2988,8 +3048,13 @@
         <w:spacing w:line="240" w:lineRule="auto"/>
         <w:jc w:val="both"/>
       </w:pPr>
-      <w:r>
-        <w:t>.block {</w:t>
+      <w:proofErr w:type="gramStart"/>
+      <w:r>
+        <w:t>.block</w:t>
+      </w:r>
+      <w:proofErr w:type="gramEnd"/>
+      <w:r>
+        <w:t xml:space="preserve"> {</w:t>
       </w:r>
     </w:p>
     <w:p>
@@ -3021,8 +3086,13 @@
         <w:spacing w:line="240" w:lineRule="auto"/>
         <w:jc w:val="both"/>
       </w:pPr>
-      <w:r>
-        <w:t>.inline {</w:t>
+      <w:proofErr w:type="gramStart"/>
+      <w:r>
+        <w:t>.inline</w:t>
+      </w:r>
+      <w:proofErr w:type="gramEnd"/>
+      <w:r>
+        <w:t xml:space="preserve"> {</w:t>
       </w:r>
     </w:p>
     <w:p>
@@ -3054,8 +3124,13 @@
         <w:spacing w:line="240" w:lineRule="auto"/>
         <w:jc w:val="both"/>
       </w:pPr>
-      <w:r>
-        <w:t>.inline-block {</w:t>
+      <w:proofErr w:type="gramStart"/>
+      <w:r>
+        <w:t>.inline</w:t>
+      </w:r>
+      <w:proofErr w:type="gramEnd"/>
+      <w:r>
+        <w:t>-block {</w:t>
       </w:r>
     </w:p>
     <w:p>
@@ -3101,7 +3176,7 @@
       </w:pPr>
       <w:r>
         <w:pict w14:anchorId="202BD674">
-          <v:rect id="_x0000_i1090" style="width:0;height:1.5pt" o:hralign="center" o:hrstd="t" o:hr="t" fillcolor="#a0a0a0" stroked="f"/>
+          <v:rect id="_x0000_i1036" style="width:0;height:1.5pt" o:hralign="center" o:hrstd="t" o:hr="t" fillcolor="#a0a0a0" stroked="f"/>
         </w:pict>
       </w:r>
     </w:p>
@@ -3163,8 +3238,13 @@
         <w:spacing w:line="240" w:lineRule="auto"/>
         <w:jc w:val="both"/>
       </w:pPr>
-      <w:r>
-        <w:t>.box1 {</w:t>
+      <w:proofErr w:type="gramStart"/>
+      <w:r>
+        <w:t>.box</w:t>
+      </w:r>
+      <w:proofErr w:type="gramEnd"/>
+      <w:r>
+        <w:t>1 {</w:t>
       </w:r>
     </w:p>
     <w:p>
@@ -3205,8 +3285,13 @@
         <w:spacing w:line="240" w:lineRule="auto"/>
         <w:jc w:val="both"/>
       </w:pPr>
-      <w:r>
-        <w:t>.box2 {</w:t>
+      <w:proofErr w:type="gramStart"/>
+      <w:r>
+        <w:t>.box</w:t>
+      </w:r>
+      <w:proofErr w:type="gramEnd"/>
+      <w:r>
+        <w:t>2 {</w:t>
       </w:r>
     </w:p>
     <w:p>
@@ -3242,7 +3327,23 @@
         <w:jc w:val="both"/>
       </w:pPr>
       <w:r>
-        <w:t>Here, .box2 will appear above .box1.</w:t>
+        <w:t>Here</w:t>
+      </w:r>
+      <w:proofErr w:type="gramStart"/>
+      <w:r>
+        <w:t>, .box</w:t>
+      </w:r>
+      <w:proofErr w:type="gramEnd"/>
+      <w:r>
+        <w:t xml:space="preserve">2 will appear </w:t>
+      </w:r>
+      <w:proofErr w:type="gramStart"/>
+      <w:r>
+        <w:t>above .box</w:t>
+      </w:r>
+      <w:proofErr w:type="gramEnd"/>
+      <w:r>
+        <w:t>1.</w:t>
       </w:r>
     </w:p>
     <w:p>
@@ -3253,7 +3354,7 @@
       <w:r>
         <w:lastRenderedPageBreak/>
         <w:pict w14:anchorId="4CCEE7FF">
-          <v:rect id="_x0000_i1091" style="width:0;height:1.5pt" o:hralign="center" o:hrstd="t" o:hr="t" fillcolor="#a0a0a0" stroked="f"/>
+          <v:rect id="_x0000_i1037" style="width:0;height:1.5pt" o:hralign="center" o:hrstd="t" o:hr="t" fillcolor="#a0a0a0" stroked="f"/>
         </w:pict>
       </w:r>
     </w:p>
@@ -3319,8 +3420,13 @@
         <w:spacing w:line="240" w:lineRule="auto"/>
         <w:jc w:val="both"/>
       </w:pPr>
-      <w:r>
-        <w:t xml:space="preserve">:hover </w:t>
+      <w:proofErr w:type="gramStart"/>
+      <w:r>
+        <w:t>:hover</w:t>
+      </w:r>
+      <w:proofErr w:type="gramEnd"/>
+      <w:r>
+        <w:t xml:space="preserve"> </w:t>
       </w:r>
     </w:p>
     <w:p>
@@ -3332,8 +3438,13 @@
         <w:spacing w:line="240" w:lineRule="auto"/>
         <w:jc w:val="both"/>
       </w:pPr>
-      <w:r>
-        <w:t xml:space="preserve">:focus </w:t>
+      <w:proofErr w:type="gramStart"/>
+      <w:r>
+        <w:t>:focus</w:t>
+      </w:r>
+      <w:proofErr w:type="gramEnd"/>
+      <w:r>
+        <w:t xml:space="preserve"> </w:t>
       </w:r>
     </w:p>
     <w:p>
@@ -3345,8 +3456,13 @@
         <w:spacing w:line="240" w:lineRule="auto"/>
         <w:jc w:val="both"/>
       </w:pPr>
-      <w:r>
-        <w:t xml:space="preserve">:active </w:t>
+      <w:proofErr w:type="gramStart"/>
+      <w:r>
+        <w:t>:active</w:t>
+      </w:r>
+      <w:proofErr w:type="gramEnd"/>
+      <w:r>
+        <w:t xml:space="preserve"> </w:t>
       </w:r>
     </w:p>
     <w:p>
@@ -3358,8 +3474,13 @@
         <w:spacing w:line="240" w:lineRule="auto"/>
         <w:jc w:val="both"/>
       </w:pPr>
-      <w:r>
-        <w:t xml:space="preserve">:first-child </w:t>
+      <w:proofErr w:type="gramStart"/>
+      <w:r>
+        <w:t>:first</w:t>
+      </w:r>
+      <w:proofErr w:type="gramEnd"/>
+      <w:r>
+        <w:t xml:space="preserve">-child </w:t>
       </w:r>
     </w:p>
     <w:p>
@@ -3371,8 +3492,13 @@
         <w:spacing w:line="240" w:lineRule="auto"/>
         <w:jc w:val="both"/>
       </w:pPr>
-      <w:r>
-        <w:t xml:space="preserve">:last-child </w:t>
+      <w:proofErr w:type="gramStart"/>
+      <w:r>
+        <w:t>:last</w:t>
+      </w:r>
+      <w:proofErr w:type="gramEnd"/>
+      <w:r>
+        <w:t xml:space="preserve">-child </w:t>
       </w:r>
     </w:p>
     <w:p>
@@ -3384,8 +3510,21 @@
         <w:spacing w:line="240" w:lineRule="auto"/>
         <w:jc w:val="both"/>
       </w:pPr>
-      <w:r>
-        <w:t xml:space="preserve">:nth-child() </w:t>
+      <w:proofErr w:type="gramStart"/>
+      <w:r>
+        <w:t>:nth</w:t>
+      </w:r>
+      <w:proofErr w:type="gramEnd"/>
+      <w:r>
+        <w:t>-</w:t>
+      </w:r>
+      <w:proofErr w:type="gramStart"/>
+      <w:r>
+        <w:t>child(</w:t>
+      </w:r>
+      <w:proofErr w:type="gramEnd"/>
+      <w:r>
+        <w:t xml:space="preserve">) </w:t>
       </w:r>
     </w:p>
     <w:p>
@@ -3407,10 +3546,12 @@
         <w:jc w:val="both"/>
       </w:pPr>
       <w:proofErr w:type="spellStart"/>
+      <w:proofErr w:type="gramStart"/>
       <w:r>
         <w:t>button:hover</w:t>
       </w:r>
       <w:proofErr w:type="spellEnd"/>
+      <w:proofErr w:type="gramEnd"/>
       <w:r>
         <w:t xml:space="preserve"> {</w:t>
       </w:r>
@@ -3488,7 +3629,7 @@
       </w:pPr>
       <w:r>
         <w:pict w14:anchorId="38A702E5">
-          <v:rect id="_x0000_i1092" style="width:0;height:1.5pt" o:hralign="center" o:hrstd="t" o:hr="t" fillcolor="#a0a0a0" stroked="f"/>
+          <v:rect id="_x0000_i1038" style="width:0;height:1.5pt" o:hralign="center" o:hrstd="t" o:hr="t" fillcolor="#a0a0a0" stroked="f"/>
         </w:pict>
       </w:r>
     </w:p>
@@ -3554,8 +3695,13 @@
         <w:spacing w:line="240" w:lineRule="auto"/>
         <w:jc w:val="both"/>
       </w:pPr>
-      <w:r>
-        <w:t xml:space="preserve">::before </w:t>
+      <w:proofErr w:type="gramStart"/>
+      <w:r>
+        <w:t>::</w:t>
+      </w:r>
+      <w:proofErr w:type="gramEnd"/>
+      <w:r>
+        <w:t xml:space="preserve">before </w:t>
       </w:r>
     </w:p>
     <w:p>
@@ -3567,8 +3713,13 @@
         <w:spacing w:line="240" w:lineRule="auto"/>
         <w:jc w:val="both"/>
       </w:pPr>
-      <w:r>
-        <w:t xml:space="preserve">::after </w:t>
+      <w:proofErr w:type="gramStart"/>
+      <w:r>
+        <w:t>::</w:t>
+      </w:r>
+      <w:proofErr w:type="gramEnd"/>
+      <w:r>
+        <w:t xml:space="preserve">after </w:t>
       </w:r>
     </w:p>
     <w:p>
@@ -3580,8 +3731,13 @@
         <w:spacing w:line="240" w:lineRule="auto"/>
         <w:jc w:val="both"/>
       </w:pPr>
-      <w:r>
-        <w:t xml:space="preserve">::first-letter </w:t>
+      <w:proofErr w:type="gramStart"/>
+      <w:r>
+        <w:t>::</w:t>
+      </w:r>
+      <w:proofErr w:type="gramEnd"/>
+      <w:r>
+        <w:t xml:space="preserve">first-letter </w:t>
       </w:r>
     </w:p>
     <w:p>
@@ -3593,8 +3749,13 @@
         <w:spacing w:line="240" w:lineRule="auto"/>
         <w:jc w:val="both"/>
       </w:pPr>
-      <w:r>
-        <w:t xml:space="preserve">::first-line </w:t>
+      <w:proofErr w:type="gramStart"/>
+      <w:r>
+        <w:t>::</w:t>
+      </w:r>
+      <w:proofErr w:type="gramEnd"/>
+      <w:r>
+        <w:t xml:space="preserve">first-line </w:t>
       </w:r>
     </w:p>
     <w:p>
@@ -3606,8 +3767,13 @@
         <w:spacing w:line="240" w:lineRule="auto"/>
         <w:jc w:val="both"/>
       </w:pPr>
-      <w:r>
-        <w:t xml:space="preserve">::selection </w:t>
+      <w:proofErr w:type="gramStart"/>
+      <w:r>
+        <w:t>::</w:t>
+      </w:r>
+      <w:proofErr w:type="gramEnd"/>
+      <w:r>
+        <w:t xml:space="preserve">selection </w:t>
       </w:r>
     </w:p>
     <w:p>
@@ -3629,7 +3795,15 @@
         <w:jc w:val="both"/>
       </w:pPr>
       <w:r>
-        <w:t>h1::before {</w:t>
+        <w:t>h</w:t>
+      </w:r>
+      <w:proofErr w:type="gramStart"/>
+      <w:r>
+        <w:t>1::</w:t>
+      </w:r>
+      <w:proofErr w:type="gramEnd"/>
+      <w:r>
+        <w:t>before {</w:t>
       </w:r>
     </w:p>
     <w:p>
@@ -3698,7 +3872,7 @@
       </w:pPr>
       <w:r>
         <w:pict w14:anchorId="7A26DC30">
-          <v:rect id="_x0000_i1093" style="width:0;height:1.5pt" o:hralign="center" o:hrstd="t" o:hr="t" fillcolor="#a0a0a0" stroked="f"/>
+          <v:rect id="_x0000_i1039" style="width:0;height:1.5pt" o:hralign="center" o:hrstd="t" o:hr="t" fillcolor="#a0a0a0" stroked="f"/>
         </w:pict>
       </w:r>
     </w:p>
@@ -3789,8 +3963,13 @@
         <w:spacing w:line="240" w:lineRule="auto"/>
         <w:jc w:val="both"/>
       </w:pPr>
-      <w:r>
-        <w:t>.box {</w:t>
+      <w:proofErr w:type="gramStart"/>
+      <w:r>
+        <w:t>.box</w:t>
+      </w:r>
+      <w:proofErr w:type="gramEnd"/>
+      <w:r>
+        <w:t xml:space="preserve"> {</w:t>
       </w:r>
     </w:p>
     <w:p>
@@ -3879,18 +4058,38 @@
         <w:spacing w:line="240" w:lineRule="auto"/>
         <w:jc w:val="both"/>
       </w:pPr>
-      <w:r>
-        <w:t>│  │ Padding │  │</w:t>
-      </w:r>
-    </w:p>
-    <w:p>
-      <w:pPr>
-        <w:spacing w:line="240" w:lineRule="auto"/>
-        <w:jc w:val="both"/>
-      </w:pPr>
-      <w:r>
-        <w:t>│  │ Content │  │</w:t>
-      </w:r>
+      <w:proofErr w:type="gramStart"/>
+      <w:r>
+        <w:t>│  │</w:t>
+      </w:r>
+      <w:proofErr w:type="gramEnd"/>
+      <w:r>
+        <w:t xml:space="preserve"> Padding </w:t>
+      </w:r>
+      <w:proofErr w:type="gramStart"/>
+      <w:r>
+        <w:t>│  │</w:t>
+      </w:r>
+      <w:proofErr w:type="gramEnd"/>
+    </w:p>
+    <w:p>
+      <w:pPr>
+        <w:spacing w:line="240" w:lineRule="auto"/>
+        <w:jc w:val="both"/>
+      </w:pPr>
+      <w:proofErr w:type="gramStart"/>
+      <w:r>
+        <w:t>│  │</w:t>
+      </w:r>
+      <w:proofErr w:type="gramEnd"/>
+      <w:r>
+        <w:t xml:space="preserve"> Content </w:t>
+      </w:r>
+      <w:proofErr w:type="gramStart"/>
+      <w:r>
+        <w:t>│  │</w:t>
+      </w:r>
+      <w:proofErr w:type="gramEnd"/>
     </w:p>
     <w:p>
       <w:pPr>
@@ -3917,7 +4116,7 @@
       </w:pPr>
       <w:r>
         <w:pict w14:anchorId="3FDA04D7">
-          <v:rect id="_x0000_i1094" style="width:0;height:1.5pt" o:hralign="center" o:hrstd="t" o:hr="t" fillcolor="#a0a0a0" stroked="f"/>
+          <v:rect id="_x0000_i1040" style="width:0;height:1.5pt" o:hralign="center" o:hrstd="t" o:hr="t" fillcolor="#a0a0a0" stroked="f"/>
         </w:pict>
       </w:r>
     </w:p>
@@ -4101,7 +4300,7 @@
       </w:pPr>
       <w:r>
         <w:pict w14:anchorId="29F8790F">
-          <v:rect id="_x0000_i1095" style="width:0;height:1.5pt" o:hralign="center" o:hrstd="t" o:hr="t" fillcolor="#a0a0a0" stroked="f"/>
+          <v:rect id="_x0000_i1041" style="width:0;height:1.5pt" o:hralign="center" o:hrstd="t" o:hr="t" fillcolor="#a0a0a0" stroked="f"/>
         </w:pict>
       </w:r>
     </w:p>
@@ -4192,8 +4391,13 @@
         <w:spacing w:line="240" w:lineRule="auto"/>
         <w:jc w:val="both"/>
       </w:pPr>
-      <w:r>
-        <w:t>.box {</w:t>
+      <w:proofErr w:type="gramStart"/>
+      <w:r>
+        <w:t>.box</w:t>
+      </w:r>
+      <w:proofErr w:type="gramEnd"/>
+      <w:r>
+        <w:t xml:space="preserve"> {</w:t>
       </w:r>
     </w:p>
     <w:p>
@@ -4245,8 +4449,13 @@
         <w:spacing w:line="240" w:lineRule="auto"/>
         <w:jc w:val="both"/>
       </w:pPr>
-      <w:r>
-        <w:t>.box {</w:t>
+      <w:proofErr w:type="gramStart"/>
+      <w:r>
+        <w:t>.box</w:t>
+      </w:r>
+      <w:proofErr w:type="gramEnd"/>
+      <w:r>
+        <w:t xml:space="preserve"> {</w:t>
       </w:r>
     </w:p>
     <w:p>
@@ -4296,7 +4505,7 @@
       </w:pPr>
       <w:r>
         <w:pict w14:anchorId="3C48FCD5">
-          <v:rect id="_x0000_i1096" style="width:0;height:1.5pt" o:hralign="center" o:hrstd="t" o:hr="t" fillcolor="#a0a0a0" stroked="f"/>
+          <v:rect id="_x0000_i1042" style="width:0;height:1.5pt" o:hralign="center" o:hrstd="t" o:hr="t" fillcolor="#a0a0a0" stroked="f"/>
         </w:pict>
       </w:r>
     </w:p>
@@ -4349,8 +4558,13 @@
         <w:spacing w:line="240" w:lineRule="auto"/>
         <w:jc w:val="both"/>
       </w:pPr>
-      <w:r>
-        <w:t>.parent {</w:t>
+      <w:proofErr w:type="gramStart"/>
+      <w:r>
+        <w:t>.parent</w:t>
+      </w:r>
+      <w:proofErr w:type="gramEnd"/>
+      <w:r>
+        <w:t xml:space="preserve"> {</w:t>
       </w:r>
     </w:p>
     <w:p>
@@ -4452,7 +4666,7 @@
       </w:pPr>
       <w:r>
         <w:pict w14:anchorId="57183CB0">
-          <v:rect id="_x0000_i1097" style="width:0;height:1.5pt" o:hralign="center" o:hrstd="t" o:hr="t" fillcolor="#a0a0a0" stroked="f"/>
+          <v:rect id="_x0000_i1043" style="width:0;height:1.5pt" o:hralign="center" o:hrstd="t" o:hr="t" fillcolor="#a0a0a0" stroked="f"/>
         </w:pict>
       </w:r>
     </w:p>
@@ -4724,8 +4938,13 @@
         <w:spacing w:line="240" w:lineRule="auto"/>
         <w:jc w:val="both"/>
       </w:pPr>
-      <w:r>
-        <w:t>.box1 {</w:t>
+      <w:proofErr w:type="gramStart"/>
+      <w:r>
+        <w:t>.box</w:t>
+      </w:r>
+      <w:proofErr w:type="gramEnd"/>
+      <w:r>
+        <w:t>1 {</w:t>
       </w:r>
     </w:p>
     <w:p>
@@ -4757,8 +4976,13 @@
         <w:spacing w:line="240" w:lineRule="auto"/>
         <w:jc w:val="both"/>
       </w:pPr>
-      <w:r>
-        <w:t>.box2 {</w:t>
+      <w:proofErr w:type="gramStart"/>
+      <w:r>
+        <w:t>.box</w:t>
+      </w:r>
+      <w:proofErr w:type="gramEnd"/>
+      <w:r>
+        <w:t>2 {</w:t>
       </w:r>
     </w:p>
     <w:p>
@@ -4799,19 +5023,2504 @@
       </w:pPr>
       <w:r>
         <w:lastRenderedPageBreak/>
-        <w:t xml:space="preserve">Both can make an element visually invisible while preserving its layout space, but they differ in rendering and interaction </w:t>
-      </w:r>
-      <w:r>
-        <w:t>behaviour</w:t>
-      </w:r>
-      <w:r>
-        <w:t>. opacity controls transparency, while visibility controls whether the element is visible.</w:t>
-      </w:r>
-    </w:p>
-    <w:p>
-      <w:pPr>
-        <w:spacing w:line="240" w:lineRule="auto"/>
-        <w:jc w:val="both"/>
+        <w:t>Both can make an element visually invisible while preserving its layout space, but they differ in rendering and interaction behaviour. opacity controls transparency, while visibility controls whether the element is visible.</w:t>
+      </w:r>
+    </w:p>
+    <w:p>
+      <w:pPr>
+        <w:spacing w:line="240" w:lineRule="auto"/>
+        <w:jc w:val="both"/>
+      </w:pPr>
+    </w:p>
+    <w:p>
+      <w:pPr>
+        <w:spacing w:line="240" w:lineRule="auto"/>
+        <w:jc w:val="both"/>
+        <w:rPr>
+          <w:b/>
+          <w:bCs/>
+        </w:rPr>
+      </w:pPr>
+      <w:r>
+        <w:rPr>
+          <w:b/>
+          <w:bCs/>
+        </w:rPr>
+        <w:t>21. What is the overflow property in CSS?</w:t>
+      </w:r>
+    </w:p>
+    <w:p>
+      <w:pPr>
+        <w:spacing w:line="240" w:lineRule="auto"/>
+        <w:jc w:val="both"/>
+      </w:pPr>
+      <w:r>
+        <w:rPr>
+          <w:b/>
+          <w:bCs/>
+        </w:rPr>
+        <w:t>Answer:</w:t>
+      </w:r>
+      <w:r>
+        <w:br/>
+        <w:t>The overflow property controls what happens when content is larger than its container.</w:t>
+      </w:r>
+    </w:p>
+    <w:p>
+      <w:pPr>
+        <w:spacing w:line="240" w:lineRule="auto"/>
+        <w:jc w:val="both"/>
+      </w:pPr>
+      <w:r>
+        <w:t>Common values:</w:t>
+      </w:r>
+    </w:p>
+    <w:p>
+      <w:pPr>
+        <w:numPr>
+          <w:ilvl w:val="0"/>
+          <w:numId w:val="16"/>
+        </w:numPr>
+        <w:spacing w:line="240" w:lineRule="auto"/>
+        <w:jc w:val="both"/>
+      </w:pPr>
+      <w:r>
+        <w:t xml:space="preserve">visible — content is visible outside the box. </w:t>
+      </w:r>
+    </w:p>
+    <w:p>
+      <w:pPr>
+        <w:numPr>
+          <w:ilvl w:val="0"/>
+          <w:numId w:val="16"/>
+        </w:numPr>
+        <w:spacing w:line="240" w:lineRule="auto"/>
+        <w:jc w:val="both"/>
+      </w:pPr>
+      <w:r>
+        <w:t xml:space="preserve">hidden — extra content is hidden. </w:t>
+      </w:r>
+    </w:p>
+    <w:p>
+      <w:pPr>
+        <w:numPr>
+          <w:ilvl w:val="0"/>
+          <w:numId w:val="16"/>
+        </w:numPr>
+        <w:spacing w:line="240" w:lineRule="auto"/>
+        <w:jc w:val="both"/>
+      </w:pPr>
+      <w:r>
+        <w:t xml:space="preserve">scroll — adds scrollbars. </w:t>
+      </w:r>
+    </w:p>
+    <w:p>
+      <w:pPr>
+        <w:numPr>
+          <w:ilvl w:val="0"/>
+          <w:numId w:val="16"/>
+        </w:numPr>
+        <w:spacing w:line="240" w:lineRule="auto"/>
+        <w:jc w:val="both"/>
+      </w:pPr>
+      <w:r>
+        <w:t xml:space="preserve">auto — adds scrollbars only when necessary. </w:t>
+      </w:r>
+    </w:p>
+    <w:p>
+      <w:pPr>
+        <w:spacing w:line="240" w:lineRule="auto"/>
+        <w:jc w:val="both"/>
+      </w:pPr>
+      <w:proofErr w:type="gramStart"/>
+      <w:r>
+        <w:t>.box</w:t>
+      </w:r>
+      <w:proofErr w:type="gramEnd"/>
+      <w:r>
+        <w:t xml:space="preserve"> {</w:t>
+      </w:r>
+    </w:p>
+    <w:p>
+      <w:pPr>
+        <w:spacing w:line="240" w:lineRule="auto"/>
+        <w:jc w:val="both"/>
+      </w:pPr>
+      <w:r>
+        <w:t xml:space="preserve">  width: 300px;</w:t>
+      </w:r>
+    </w:p>
+    <w:p>
+      <w:pPr>
+        <w:spacing w:line="240" w:lineRule="auto"/>
+        <w:jc w:val="both"/>
+      </w:pPr>
+      <w:r>
+        <w:t xml:space="preserve">  height: 100px;</w:t>
+      </w:r>
+    </w:p>
+    <w:p>
+      <w:pPr>
+        <w:spacing w:line="240" w:lineRule="auto"/>
+        <w:jc w:val="both"/>
+      </w:pPr>
+      <w:r>
+        <w:t xml:space="preserve">  overflow: auto;</w:t>
+      </w:r>
+    </w:p>
+    <w:p>
+      <w:pPr>
+        <w:spacing w:line="240" w:lineRule="auto"/>
+        <w:jc w:val="both"/>
+      </w:pPr>
+      <w:r>
+        <w:t>}</w:t>
+      </w:r>
+    </w:p>
+    <w:p>
+      <w:pPr>
+        <w:spacing w:line="240" w:lineRule="auto"/>
+        <w:jc w:val="both"/>
+      </w:pPr>
+      <w:r>
+        <w:rPr>
+          <w:b/>
+          <w:bCs/>
+        </w:rPr>
+        <w:t>Interview answer:</w:t>
+      </w:r>
+    </w:p>
+    <w:p>
+      <w:pPr>
+        <w:spacing w:line="240" w:lineRule="auto"/>
+        <w:jc w:val="both"/>
+      </w:pPr>
+      <w:r>
+        <w:t>The overflow property controls how content that exceeds the dimensions of an element is handled.</w:t>
+      </w:r>
+    </w:p>
+    <w:p>
+      <w:pPr>
+        <w:spacing w:line="240" w:lineRule="auto"/>
+        <w:jc w:val="both"/>
+      </w:pPr>
+      <w:r>
+        <w:pict w14:anchorId="1D71BDAA">
+          <v:rect id="_x0000_i1104" style="width:0;height:1.5pt" o:hralign="center" o:hrstd="t" o:hr="t" fillcolor="#a0a0a0" stroked="f"/>
+        </w:pict>
+      </w:r>
+    </w:p>
+    <w:p>
+      <w:pPr>
+        <w:spacing w:line="240" w:lineRule="auto"/>
+        <w:jc w:val="both"/>
+        <w:rPr>
+          <w:b/>
+          <w:bCs/>
+        </w:rPr>
+      </w:pPr>
+      <w:r>
+        <w:rPr>
+          <w:b/>
+          <w:bCs/>
+        </w:rPr>
+        <w:t>22. What is the difference between overflow: hidden and overflow: auto?</w:t>
+      </w:r>
+    </w:p>
+    <w:p>
+      <w:pPr>
+        <w:spacing w:line="240" w:lineRule="auto"/>
+        <w:jc w:val="both"/>
+      </w:pPr>
+      <w:r>
+        <w:rPr>
+          <w:b/>
+          <w:bCs/>
+        </w:rPr>
+        <w:t>Answer:</w:t>
+      </w:r>
+    </w:p>
+    <w:p>
+      <w:pPr>
+        <w:spacing w:line="240" w:lineRule="auto"/>
+        <w:jc w:val="both"/>
+      </w:pPr>
+      <w:r>
+        <w:t>overflow: hidden hides content that goes outside the container.</w:t>
+      </w:r>
+    </w:p>
+    <w:p>
+      <w:pPr>
+        <w:spacing w:line="240" w:lineRule="auto"/>
+        <w:jc w:val="both"/>
+      </w:pPr>
+      <w:proofErr w:type="gramStart"/>
+      <w:r>
+        <w:t>.box</w:t>
+      </w:r>
+      <w:proofErr w:type="gramEnd"/>
+      <w:r>
+        <w:t xml:space="preserve"> {</w:t>
+      </w:r>
+    </w:p>
+    <w:p>
+      <w:pPr>
+        <w:spacing w:line="240" w:lineRule="auto"/>
+        <w:jc w:val="both"/>
+      </w:pPr>
+      <w:r>
+        <w:t xml:space="preserve">  overflow: hidden;</w:t>
+      </w:r>
+    </w:p>
+    <w:p>
+      <w:pPr>
+        <w:spacing w:line="240" w:lineRule="auto"/>
+        <w:jc w:val="both"/>
+      </w:pPr>
+      <w:r>
+        <w:t>}</w:t>
+      </w:r>
+    </w:p>
+    <w:p>
+      <w:pPr>
+        <w:spacing w:line="240" w:lineRule="auto"/>
+        <w:jc w:val="both"/>
+      </w:pPr>
+      <w:r>
+        <w:t>overflow: auto adds scrollbars when the content exceeds the container.</w:t>
+      </w:r>
+    </w:p>
+    <w:p>
+      <w:pPr>
+        <w:spacing w:line="240" w:lineRule="auto"/>
+        <w:jc w:val="both"/>
+      </w:pPr>
+      <w:proofErr w:type="gramStart"/>
+      <w:r>
+        <w:t>.box</w:t>
+      </w:r>
+      <w:proofErr w:type="gramEnd"/>
+      <w:r>
+        <w:t xml:space="preserve"> {</w:t>
+      </w:r>
+    </w:p>
+    <w:p>
+      <w:pPr>
+        <w:spacing w:line="240" w:lineRule="auto"/>
+        <w:jc w:val="both"/>
+      </w:pPr>
+      <w:r>
+        <w:t xml:space="preserve">  overflow: auto;</w:t>
+      </w:r>
+    </w:p>
+    <w:p>
+      <w:pPr>
+        <w:spacing w:line="240" w:lineRule="auto"/>
+        <w:jc w:val="both"/>
+      </w:pPr>
+      <w:r>
+        <w:t>}</w:t>
+      </w:r>
+    </w:p>
+    <w:p>
+      <w:pPr>
+        <w:spacing w:line="240" w:lineRule="auto"/>
+        <w:jc w:val="both"/>
+      </w:pPr>
+      <w:r>
+        <w:rPr>
+          <w:b/>
+          <w:bCs/>
+        </w:rPr>
+        <w:t>Interview answer:</w:t>
+      </w:r>
+    </w:p>
+    <w:p>
+      <w:pPr>
+        <w:spacing w:line="240" w:lineRule="auto"/>
+        <w:jc w:val="both"/>
+      </w:pPr>
+      <w:r>
+        <w:lastRenderedPageBreak/>
+        <w:t>hidden clips overflowing content, while auto provides scrolling when necessary.</w:t>
+      </w:r>
+    </w:p>
+    <w:p>
+      <w:pPr>
+        <w:spacing w:line="240" w:lineRule="auto"/>
+        <w:jc w:val="both"/>
+      </w:pPr>
+      <w:r>
+        <w:pict w14:anchorId="2F85E658">
+          <v:rect id="_x0000_i1105" style="width:0;height:1.5pt" o:hralign="center" o:hrstd="t" o:hr="t" fillcolor="#a0a0a0" stroked="f"/>
+        </w:pict>
+      </w:r>
+    </w:p>
+    <w:p>
+      <w:pPr>
+        <w:spacing w:line="240" w:lineRule="auto"/>
+        <w:jc w:val="both"/>
+        <w:rPr>
+          <w:b/>
+          <w:bCs/>
+        </w:rPr>
+      </w:pPr>
+      <w:r>
+        <w:rPr>
+          <w:b/>
+          <w:bCs/>
+        </w:rPr>
+        <w:t>23. What is the difference between transition and animation in CSS?</w:t>
+      </w:r>
+    </w:p>
+    <w:p>
+      <w:pPr>
+        <w:spacing w:line="240" w:lineRule="auto"/>
+        <w:jc w:val="both"/>
+      </w:pPr>
+      <w:r>
+        <w:rPr>
+          <w:b/>
+          <w:bCs/>
+        </w:rPr>
+        <w:t>Answer:</w:t>
+      </w:r>
+    </w:p>
+    <w:p>
+      <w:pPr>
+        <w:spacing w:line="240" w:lineRule="auto"/>
+        <w:jc w:val="both"/>
+      </w:pPr>
+      <w:r>
+        <w:rPr>
+          <w:b/>
+          <w:bCs/>
+        </w:rPr>
+        <w:t>Transition</w:t>
+      </w:r>
+      <w:r>
+        <w:t xml:space="preserve"> is generally used to create a smooth change between two states.</w:t>
+      </w:r>
+    </w:p>
+    <w:p>
+      <w:pPr>
+        <w:spacing w:line="240" w:lineRule="auto"/>
+        <w:jc w:val="both"/>
+      </w:pPr>
+      <w:r>
+        <w:t>button {</w:t>
+      </w:r>
+    </w:p>
+    <w:p>
+      <w:pPr>
+        <w:spacing w:line="240" w:lineRule="auto"/>
+        <w:jc w:val="both"/>
+      </w:pPr>
+      <w:r>
+        <w:t xml:space="preserve">  transition: background-</w:t>
+      </w:r>
+      <w:proofErr w:type="spellStart"/>
+      <w:r>
+        <w:t>color</w:t>
+      </w:r>
+      <w:proofErr w:type="spellEnd"/>
+      <w:r>
+        <w:t xml:space="preserve"> 0.3s;</w:t>
+      </w:r>
+    </w:p>
+    <w:p>
+      <w:pPr>
+        <w:spacing w:line="240" w:lineRule="auto"/>
+        <w:jc w:val="both"/>
+      </w:pPr>
+      <w:r>
+        <w:t>}</w:t>
+      </w:r>
+    </w:p>
+    <w:p>
+      <w:pPr>
+        <w:spacing w:line="240" w:lineRule="auto"/>
+        <w:jc w:val="both"/>
+      </w:pPr>
+    </w:p>
+    <w:p>
+      <w:pPr>
+        <w:spacing w:line="240" w:lineRule="auto"/>
+        <w:jc w:val="both"/>
+      </w:pPr>
+      <w:proofErr w:type="spellStart"/>
+      <w:proofErr w:type="gramStart"/>
+      <w:r>
+        <w:t>button:hover</w:t>
+      </w:r>
+      <w:proofErr w:type="spellEnd"/>
+      <w:proofErr w:type="gramEnd"/>
+      <w:r>
+        <w:t xml:space="preserve"> {</w:t>
+      </w:r>
+    </w:p>
+    <w:p>
+      <w:pPr>
+        <w:spacing w:line="240" w:lineRule="auto"/>
+        <w:jc w:val="both"/>
+      </w:pPr>
+      <w:r>
+        <w:t xml:space="preserve">  background-</w:t>
+      </w:r>
+      <w:proofErr w:type="spellStart"/>
+      <w:r>
+        <w:t>color</w:t>
+      </w:r>
+      <w:proofErr w:type="spellEnd"/>
+      <w:r>
+        <w:t>: blue;</w:t>
+      </w:r>
+    </w:p>
+    <w:p>
+      <w:pPr>
+        <w:spacing w:line="240" w:lineRule="auto"/>
+        <w:jc w:val="both"/>
+      </w:pPr>
+      <w:r>
+        <w:t>}</w:t>
+      </w:r>
+    </w:p>
+    <w:p>
+      <w:pPr>
+        <w:spacing w:line="240" w:lineRule="auto"/>
+        <w:jc w:val="both"/>
+      </w:pPr>
+      <w:r>
+        <w:rPr>
+          <w:b/>
+          <w:bCs/>
+        </w:rPr>
+        <w:t>Animation</w:t>
+      </w:r>
+      <w:r>
+        <w:t xml:space="preserve"> can create multiple stages using @keyframes.</w:t>
+      </w:r>
+    </w:p>
+    <w:p>
+      <w:pPr>
+        <w:spacing w:line="240" w:lineRule="auto"/>
+        <w:jc w:val="both"/>
+      </w:pPr>
+      <w:proofErr w:type="gramStart"/>
+      <w:r>
+        <w:t>.box</w:t>
+      </w:r>
+      <w:proofErr w:type="gramEnd"/>
+      <w:r>
+        <w:t xml:space="preserve"> {</w:t>
+      </w:r>
+    </w:p>
+    <w:p>
+      <w:pPr>
+        <w:spacing w:line="240" w:lineRule="auto"/>
+        <w:jc w:val="both"/>
+      </w:pPr>
+      <w:r>
+        <w:t xml:space="preserve">  animation: move 2s infinite;</w:t>
+      </w:r>
+    </w:p>
+    <w:p>
+      <w:pPr>
+        <w:spacing w:line="240" w:lineRule="auto"/>
+        <w:jc w:val="both"/>
+      </w:pPr>
+      <w:r>
+        <w:t>}</w:t>
+      </w:r>
+    </w:p>
+    <w:p>
+      <w:pPr>
+        <w:spacing w:line="240" w:lineRule="auto"/>
+        <w:jc w:val="both"/>
+      </w:pPr>
+    </w:p>
+    <w:p>
+      <w:pPr>
+        <w:spacing w:line="240" w:lineRule="auto"/>
+        <w:jc w:val="both"/>
+      </w:pPr>
+      <w:r>
+        <w:t>@keyframes move {</w:t>
+      </w:r>
+    </w:p>
+    <w:p>
+      <w:pPr>
+        <w:spacing w:line="240" w:lineRule="auto"/>
+        <w:jc w:val="both"/>
+      </w:pPr>
+      <w:r>
+        <w:t xml:space="preserve">  from {</w:t>
+      </w:r>
+    </w:p>
+    <w:p>
+      <w:pPr>
+        <w:spacing w:line="240" w:lineRule="auto"/>
+        <w:jc w:val="both"/>
+      </w:pPr>
+      <w:r>
+        <w:t xml:space="preserve">    transform: </w:t>
+      </w:r>
+      <w:proofErr w:type="spellStart"/>
+      <w:proofErr w:type="gramStart"/>
+      <w:r>
+        <w:t>translateX</w:t>
+      </w:r>
+      <w:proofErr w:type="spellEnd"/>
+      <w:r>
+        <w:t>(</w:t>
+      </w:r>
+      <w:proofErr w:type="gramEnd"/>
+      <w:r>
+        <w:t>0);</w:t>
+      </w:r>
+    </w:p>
+    <w:p>
+      <w:pPr>
+        <w:spacing w:line="240" w:lineRule="auto"/>
+        <w:jc w:val="both"/>
+      </w:pPr>
+      <w:r>
+        <w:t xml:space="preserve">  }</w:t>
+      </w:r>
+    </w:p>
+    <w:p>
+      <w:pPr>
+        <w:spacing w:line="240" w:lineRule="auto"/>
+        <w:jc w:val="both"/>
+      </w:pPr>
+    </w:p>
+    <w:p>
+      <w:pPr>
+        <w:spacing w:line="240" w:lineRule="auto"/>
+        <w:jc w:val="both"/>
+      </w:pPr>
+      <w:r>
+        <w:t xml:space="preserve">  to {</w:t>
+      </w:r>
+    </w:p>
+    <w:p>
+      <w:pPr>
+        <w:spacing w:line="240" w:lineRule="auto"/>
+        <w:jc w:val="both"/>
+      </w:pPr>
+      <w:r>
+        <w:t xml:space="preserve">    transform: </w:t>
+      </w:r>
+      <w:proofErr w:type="spellStart"/>
+      <w:r>
+        <w:t>translateX</w:t>
+      </w:r>
+      <w:proofErr w:type="spellEnd"/>
+      <w:r>
+        <w:t>(200px);</w:t>
+      </w:r>
+    </w:p>
+    <w:p>
+      <w:pPr>
+        <w:spacing w:line="240" w:lineRule="auto"/>
+        <w:jc w:val="both"/>
+      </w:pPr>
+      <w:r>
+        <w:t xml:space="preserve">  }</w:t>
+      </w:r>
+    </w:p>
+    <w:p>
+      <w:pPr>
+        <w:spacing w:line="240" w:lineRule="auto"/>
+        <w:jc w:val="both"/>
+      </w:pPr>
+      <w:r>
+        <w:t>}</w:t>
+      </w:r>
+    </w:p>
+    <w:p>
+      <w:pPr>
+        <w:spacing w:line="240" w:lineRule="auto"/>
+        <w:jc w:val="both"/>
+      </w:pPr>
+      <w:r>
+        <w:rPr>
+          <w:b/>
+          <w:bCs/>
+        </w:rPr>
+        <w:t>Interview answer:</w:t>
+      </w:r>
+    </w:p>
+    <w:p>
+      <w:pPr>
+        <w:spacing w:line="240" w:lineRule="auto"/>
+        <w:jc w:val="both"/>
+      </w:pPr>
+      <w:r>
+        <w:t>Transitions are mainly used for smooth changes between states, while animations can define multiple stages and run independently.</w:t>
+      </w:r>
+    </w:p>
+    <w:p>
+      <w:pPr>
+        <w:spacing w:line="240" w:lineRule="auto"/>
+        <w:jc w:val="both"/>
+      </w:pPr>
+      <w:r>
+        <w:pict w14:anchorId="3EE291AA">
+          <v:rect id="_x0000_i1106" style="width:0;height:1.5pt" o:hralign="center" o:hrstd="t" o:hr="t" fillcolor="#a0a0a0" stroked="f"/>
+        </w:pict>
+      </w:r>
+    </w:p>
+    <w:p>
+      <w:pPr>
+        <w:spacing w:line="240" w:lineRule="auto"/>
+        <w:jc w:val="both"/>
+        <w:rPr>
+          <w:b/>
+          <w:bCs/>
+        </w:rPr>
+      </w:pPr>
+      <w:r>
+        <w:rPr>
+          <w:b/>
+          <w:bCs/>
+        </w:rPr>
+        <w:t>24. What are CSS animations?</w:t>
+      </w:r>
+    </w:p>
+    <w:p>
+      <w:pPr>
+        <w:spacing w:line="240" w:lineRule="auto"/>
+        <w:jc w:val="both"/>
+      </w:pPr>
+      <w:r>
+        <w:rPr>
+          <w:b/>
+          <w:bCs/>
+        </w:rPr>
+        <w:lastRenderedPageBreak/>
+        <w:t>Answer:</w:t>
+      </w:r>
+      <w:r>
+        <w:br/>
+        <w:t>CSS animations allow us to change CSS properties over a period of time without using JavaScript.</w:t>
+      </w:r>
+    </w:p>
+    <w:p>
+      <w:pPr>
+        <w:spacing w:line="240" w:lineRule="auto"/>
+        <w:jc w:val="both"/>
+      </w:pPr>
+      <w:r>
+        <w:t>They are commonly created using @keyframes.</w:t>
+      </w:r>
+    </w:p>
+    <w:p>
+      <w:pPr>
+        <w:spacing w:line="240" w:lineRule="auto"/>
+        <w:jc w:val="both"/>
+      </w:pPr>
+      <w:proofErr w:type="gramStart"/>
+      <w:r>
+        <w:t>.box</w:t>
+      </w:r>
+      <w:proofErr w:type="gramEnd"/>
+      <w:r>
+        <w:t xml:space="preserve"> {</w:t>
+      </w:r>
+    </w:p>
+    <w:p>
+      <w:pPr>
+        <w:spacing w:line="240" w:lineRule="auto"/>
+        <w:jc w:val="both"/>
+      </w:pPr>
+      <w:r>
+        <w:t xml:space="preserve">  animation: slide 2s ease-in-out;</w:t>
+      </w:r>
+    </w:p>
+    <w:p>
+      <w:pPr>
+        <w:spacing w:line="240" w:lineRule="auto"/>
+        <w:jc w:val="both"/>
+      </w:pPr>
+      <w:r>
+        <w:t>}</w:t>
+      </w:r>
+    </w:p>
+    <w:p>
+      <w:pPr>
+        <w:spacing w:line="240" w:lineRule="auto"/>
+        <w:jc w:val="both"/>
+      </w:pPr>
+    </w:p>
+    <w:p>
+      <w:pPr>
+        <w:spacing w:line="240" w:lineRule="auto"/>
+        <w:jc w:val="both"/>
+      </w:pPr>
+      <w:r>
+        <w:t>@keyframes slide {</w:t>
+      </w:r>
+    </w:p>
+    <w:p>
+      <w:pPr>
+        <w:spacing w:line="240" w:lineRule="auto"/>
+        <w:jc w:val="both"/>
+      </w:pPr>
+      <w:r>
+        <w:t xml:space="preserve">  from {</w:t>
+      </w:r>
+    </w:p>
+    <w:p>
+      <w:pPr>
+        <w:spacing w:line="240" w:lineRule="auto"/>
+        <w:jc w:val="both"/>
+      </w:pPr>
+      <w:r>
+        <w:t xml:space="preserve">    transform: </w:t>
+      </w:r>
+      <w:proofErr w:type="spellStart"/>
+      <w:proofErr w:type="gramStart"/>
+      <w:r>
+        <w:t>translateX</w:t>
+      </w:r>
+      <w:proofErr w:type="spellEnd"/>
+      <w:r>
+        <w:t>(</w:t>
+      </w:r>
+      <w:proofErr w:type="gramEnd"/>
+      <w:r>
+        <w:t>0);</w:t>
+      </w:r>
+    </w:p>
+    <w:p>
+      <w:pPr>
+        <w:spacing w:line="240" w:lineRule="auto"/>
+        <w:jc w:val="both"/>
+      </w:pPr>
+      <w:r>
+        <w:t xml:space="preserve">  }</w:t>
+      </w:r>
+    </w:p>
+    <w:p>
+      <w:pPr>
+        <w:spacing w:line="240" w:lineRule="auto"/>
+        <w:jc w:val="both"/>
+      </w:pPr>
+    </w:p>
+    <w:p>
+      <w:pPr>
+        <w:spacing w:line="240" w:lineRule="auto"/>
+        <w:jc w:val="both"/>
+      </w:pPr>
+      <w:r>
+        <w:t xml:space="preserve">  to {</w:t>
+      </w:r>
+    </w:p>
+    <w:p>
+      <w:pPr>
+        <w:spacing w:line="240" w:lineRule="auto"/>
+        <w:jc w:val="both"/>
+      </w:pPr>
+      <w:r>
+        <w:t xml:space="preserve">    transform: </w:t>
+      </w:r>
+      <w:proofErr w:type="spellStart"/>
+      <w:r>
+        <w:t>translateX</w:t>
+      </w:r>
+      <w:proofErr w:type="spellEnd"/>
+      <w:r>
+        <w:t>(100px);</w:t>
+      </w:r>
+    </w:p>
+    <w:p>
+      <w:pPr>
+        <w:spacing w:line="240" w:lineRule="auto"/>
+        <w:jc w:val="both"/>
+      </w:pPr>
+      <w:r>
+        <w:t xml:space="preserve">  }</w:t>
+      </w:r>
+    </w:p>
+    <w:p>
+      <w:pPr>
+        <w:spacing w:line="240" w:lineRule="auto"/>
+        <w:jc w:val="both"/>
+      </w:pPr>
+      <w:r>
+        <w:t>}</w:t>
+      </w:r>
+    </w:p>
+    <w:p>
+      <w:pPr>
+        <w:spacing w:line="240" w:lineRule="auto"/>
+        <w:jc w:val="both"/>
+      </w:pPr>
+      <w:r>
+        <w:t>Common animation properties include:</w:t>
+      </w:r>
+    </w:p>
+    <w:p>
+      <w:pPr>
+        <w:spacing w:line="240" w:lineRule="auto"/>
+        <w:jc w:val="both"/>
+      </w:pPr>
+      <w:r>
+        <w:t>animation-name</w:t>
+      </w:r>
+    </w:p>
+    <w:p>
+      <w:pPr>
+        <w:spacing w:line="240" w:lineRule="auto"/>
+        <w:jc w:val="both"/>
+      </w:pPr>
+      <w:r>
+        <w:t>animation-duration</w:t>
+      </w:r>
+    </w:p>
+    <w:p>
+      <w:pPr>
+        <w:spacing w:line="240" w:lineRule="auto"/>
+        <w:jc w:val="both"/>
+      </w:pPr>
+      <w:r>
+        <w:t>animation-delay</w:t>
+      </w:r>
+    </w:p>
+    <w:p>
+      <w:pPr>
+        <w:spacing w:line="240" w:lineRule="auto"/>
+        <w:jc w:val="both"/>
+      </w:pPr>
+      <w:r>
+        <w:t>animation-iteration-count</w:t>
+      </w:r>
+    </w:p>
+    <w:p>
+      <w:pPr>
+        <w:spacing w:line="240" w:lineRule="auto"/>
+        <w:jc w:val="both"/>
+      </w:pPr>
+      <w:r>
+        <w:t>animation-direction</w:t>
+      </w:r>
+    </w:p>
+    <w:p>
+      <w:pPr>
+        <w:spacing w:line="240" w:lineRule="auto"/>
+        <w:jc w:val="both"/>
+      </w:pPr>
+      <w:r>
+        <w:t>animation-timing-function</w:t>
+      </w:r>
+    </w:p>
+    <w:p>
+      <w:pPr>
+        <w:spacing w:line="240" w:lineRule="auto"/>
+        <w:jc w:val="both"/>
+      </w:pPr>
+      <w:r>
+        <w:pict w14:anchorId="14FAFC7B">
+          <v:rect id="_x0000_i1107" style="width:0;height:1.5pt" o:hralign="center" o:hrstd="t" o:hr="t" fillcolor="#a0a0a0" stroked="f"/>
+        </w:pict>
+      </w:r>
+    </w:p>
+    <w:p>
+      <w:pPr>
+        <w:spacing w:line="240" w:lineRule="auto"/>
+        <w:jc w:val="both"/>
+        <w:rPr>
+          <w:b/>
+          <w:bCs/>
+        </w:rPr>
+      </w:pPr>
+      <w:r>
+        <w:rPr>
+          <w:b/>
+          <w:bCs/>
+        </w:rPr>
+        <w:t>25. What are CSS variables?</w:t>
+      </w:r>
+    </w:p>
+    <w:p>
+      <w:pPr>
+        <w:spacing w:line="240" w:lineRule="auto"/>
+        <w:jc w:val="both"/>
+      </w:pPr>
+      <w:r>
+        <w:rPr>
+          <w:b/>
+          <w:bCs/>
+        </w:rPr>
+        <w:t>Answer:</w:t>
+      </w:r>
+      <w:r>
+        <w:br/>
+        <w:t xml:space="preserve">CSS variables, also called </w:t>
+      </w:r>
+      <w:r>
+        <w:rPr>
+          <w:b/>
+          <w:bCs/>
+        </w:rPr>
+        <w:t>custom properties</w:t>
+      </w:r>
+      <w:r>
+        <w:t>, allow us to store reusable values.</w:t>
+      </w:r>
+    </w:p>
+    <w:p>
+      <w:pPr>
+        <w:spacing w:line="240" w:lineRule="auto"/>
+        <w:jc w:val="both"/>
+      </w:pPr>
+      <w:r>
+        <w:t>They are defined using --.</w:t>
+      </w:r>
+    </w:p>
+    <w:p>
+      <w:pPr>
+        <w:spacing w:line="240" w:lineRule="auto"/>
+        <w:jc w:val="both"/>
+      </w:pPr>
+      <w:proofErr w:type="gramStart"/>
+      <w:r>
+        <w:t>:root</w:t>
+      </w:r>
+      <w:proofErr w:type="gramEnd"/>
+      <w:r>
+        <w:t xml:space="preserve"> {</w:t>
+      </w:r>
+    </w:p>
+    <w:p>
+      <w:pPr>
+        <w:spacing w:line="240" w:lineRule="auto"/>
+        <w:jc w:val="both"/>
+      </w:pPr>
+      <w:r>
+        <w:t xml:space="preserve">  --primary-</w:t>
+      </w:r>
+      <w:proofErr w:type="spellStart"/>
+      <w:r>
+        <w:t>color</w:t>
+      </w:r>
+      <w:proofErr w:type="spellEnd"/>
+      <w:r>
+        <w:t>: blue;</w:t>
+      </w:r>
+    </w:p>
+    <w:p>
+      <w:pPr>
+        <w:spacing w:line="240" w:lineRule="auto"/>
+        <w:jc w:val="both"/>
+      </w:pPr>
+      <w:r>
+        <w:t xml:space="preserve">  --spacing: 20px;</w:t>
+      </w:r>
+    </w:p>
+    <w:p>
+      <w:pPr>
+        <w:spacing w:line="240" w:lineRule="auto"/>
+        <w:jc w:val="both"/>
+      </w:pPr>
+      <w:r>
+        <w:lastRenderedPageBreak/>
+        <w:t>}</w:t>
+      </w:r>
+    </w:p>
+    <w:p>
+      <w:pPr>
+        <w:spacing w:line="240" w:lineRule="auto"/>
+        <w:jc w:val="both"/>
+      </w:pPr>
+    </w:p>
+    <w:p>
+      <w:pPr>
+        <w:spacing w:line="240" w:lineRule="auto"/>
+        <w:jc w:val="both"/>
+      </w:pPr>
+      <w:r>
+        <w:t>button {</w:t>
+      </w:r>
+    </w:p>
+    <w:p>
+      <w:pPr>
+        <w:spacing w:line="240" w:lineRule="auto"/>
+        <w:jc w:val="both"/>
+      </w:pPr>
+      <w:r>
+        <w:t xml:space="preserve">  background-</w:t>
+      </w:r>
+      <w:proofErr w:type="spellStart"/>
+      <w:r>
+        <w:t>color</w:t>
+      </w:r>
+      <w:proofErr w:type="spellEnd"/>
+      <w:r>
+        <w:t xml:space="preserve">: </w:t>
+      </w:r>
+      <w:proofErr w:type="gramStart"/>
+      <w:r>
+        <w:t>var(</w:t>
+      </w:r>
+      <w:proofErr w:type="gramEnd"/>
+      <w:r>
+        <w:t>--primary-</w:t>
+      </w:r>
+      <w:proofErr w:type="spellStart"/>
+      <w:r>
+        <w:t>color</w:t>
+      </w:r>
+      <w:proofErr w:type="spellEnd"/>
+      <w:r>
+        <w:t>);</w:t>
+      </w:r>
+    </w:p>
+    <w:p>
+      <w:pPr>
+        <w:spacing w:line="240" w:lineRule="auto"/>
+        <w:jc w:val="both"/>
+      </w:pPr>
+      <w:r>
+        <w:t xml:space="preserve">  padding: </w:t>
+      </w:r>
+      <w:proofErr w:type="gramStart"/>
+      <w:r>
+        <w:t>var(</w:t>
+      </w:r>
+      <w:proofErr w:type="gramEnd"/>
+      <w:r>
+        <w:t>--spacing);</w:t>
+      </w:r>
+    </w:p>
+    <w:p>
+      <w:pPr>
+        <w:spacing w:line="240" w:lineRule="auto"/>
+        <w:jc w:val="both"/>
+      </w:pPr>
+      <w:r>
+        <w:t>}</w:t>
+      </w:r>
+    </w:p>
+    <w:p>
+      <w:pPr>
+        <w:spacing w:line="240" w:lineRule="auto"/>
+        <w:jc w:val="both"/>
+      </w:pPr>
+      <w:r>
+        <w:rPr>
+          <w:b/>
+          <w:bCs/>
+        </w:rPr>
+        <w:t>Interview answer:</w:t>
+      </w:r>
+    </w:p>
+    <w:p>
+      <w:pPr>
+        <w:spacing w:line="240" w:lineRule="auto"/>
+        <w:jc w:val="both"/>
+      </w:pPr>
+      <w:r>
+        <w:t>CSS variables allow us to define reusable values and make CSS easier to maintain and customize.</w:t>
+      </w:r>
+    </w:p>
+    <w:p>
+      <w:pPr>
+        <w:spacing w:line="240" w:lineRule="auto"/>
+        <w:jc w:val="both"/>
+      </w:pPr>
+      <w:r>
+        <w:pict w14:anchorId="7BB4A65D">
+          <v:rect id="_x0000_i1108" style="width:0;height:1.5pt" o:hralign="center" o:hrstd="t" o:hr="t" fillcolor="#a0a0a0" stroked="f"/>
+        </w:pict>
+      </w:r>
+    </w:p>
+    <w:p>
+      <w:pPr>
+        <w:spacing w:line="240" w:lineRule="auto"/>
+        <w:jc w:val="both"/>
+        <w:rPr>
+          <w:b/>
+          <w:bCs/>
+        </w:rPr>
+      </w:pPr>
+      <w:r>
+        <w:rPr>
+          <w:b/>
+          <w:bCs/>
+        </w:rPr>
+        <w:t xml:space="preserve">26. What is the </w:t>
+      </w:r>
+      <w:proofErr w:type="gramStart"/>
+      <w:r>
+        <w:rPr>
+          <w:b/>
+          <w:bCs/>
+        </w:rPr>
+        <w:t>calc(</w:t>
+      </w:r>
+      <w:proofErr w:type="gramEnd"/>
+      <w:r>
+        <w:rPr>
+          <w:b/>
+          <w:bCs/>
+        </w:rPr>
+        <w:t>) function in CSS?</w:t>
+      </w:r>
+    </w:p>
+    <w:p>
+      <w:pPr>
+        <w:spacing w:line="240" w:lineRule="auto"/>
+        <w:jc w:val="both"/>
+      </w:pPr>
+      <w:r>
+        <w:rPr>
+          <w:b/>
+          <w:bCs/>
+        </w:rPr>
+        <w:t>Answer:</w:t>
+      </w:r>
+      <w:r>
+        <w:br/>
+      </w:r>
+      <w:proofErr w:type="gramStart"/>
+      <w:r>
+        <w:t>calc(</w:t>
+      </w:r>
+      <w:proofErr w:type="gramEnd"/>
+      <w:r>
+        <w:t>) allows us to perform calculations when defining CSS property values.</w:t>
+      </w:r>
+    </w:p>
+    <w:p>
+      <w:pPr>
+        <w:spacing w:line="240" w:lineRule="auto"/>
+        <w:jc w:val="both"/>
+      </w:pPr>
+      <w:r>
+        <w:t>.container {</w:t>
+      </w:r>
+    </w:p>
+    <w:p>
+      <w:pPr>
+        <w:spacing w:line="240" w:lineRule="auto"/>
+        <w:jc w:val="both"/>
+      </w:pPr>
+      <w:r>
+        <w:t xml:space="preserve">  width: </w:t>
+      </w:r>
+      <w:proofErr w:type="gramStart"/>
+      <w:r>
+        <w:t>calc(</w:t>
+      </w:r>
+      <w:proofErr w:type="gramEnd"/>
+      <w:r>
+        <w:t>100% - 40px);</w:t>
+      </w:r>
+    </w:p>
+    <w:p>
+      <w:pPr>
+        <w:spacing w:line="240" w:lineRule="auto"/>
+        <w:jc w:val="both"/>
+      </w:pPr>
+      <w:r>
+        <w:t>}</w:t>
+      </w:r>
+    </w:p>
+    <w:p>
+      <w:pPr>
+        <w:spacing w:line="240" w:lineRule="auto"/>
+        <w:jc w:val="both"/>
+      </w:pPr>
+      <w:r>
+        <w:t>Another example:</w:t>
+      </w:r>
+    </w:p>
+    <w:p>
+      <w:pPr>
+        <w:spacing w:line="240" w:lineRule="auto"/>
+        <w:jc w:val="both"/>
+      </w:pPr>
+      <w:proofErr w:type="gramStart"/>
+      <w:r>
+        <w:t>.box</w:t>
+      </w:r>
+      <w:proofErr w:type="gramEnd"/>
+      <w:r>
+        <w:t xml:space="preserve"> {</w:t>
+      </w:r>
+    </w:p>
+    <w:p>
+      <w:pPr>
+        <w:spacing w:line="240" w:lineRule="auto"/>
+        <w:jc w:val="both"/>
+      </w:pPr>
+      <w:r>
+        <w:t xml:space="preserve">  height: </w:t>
+      </w:r>
+      <w:proofErr w:type="gramStart"/>
+      <w:r>
+        <w:t>calc(</w:t>
+      </w:r>
+      <w:proofErr w:type="gramEnd"/>
+      <w:r>
+        <w:t>100vh - 80px);</w:t>
+      </w:r>
+    </w:p>
+    <w:p>
+      <w:pPr>
+        <w:spacing w:line="240" w:lineRule="auto"/>
+        <w:jc w:val="both"/>
+      </w:pPr>
+      <w:r>
+        <w:t>}</w:t>
+      </w:r>
+    </w:p>
+    <w:p>
+      <w:pPr>
+        <w:spacing w:line="240" w:lineRule="auto"/>
+        <w:jc w:val="both"/>
+      </w:pPr>
+      <w:r>
+        <w:rPr>
+          <w:b/>
+          <w:bCs/>
+        </w:rPr>
+        <w:t>Interview answer:</w:t>
+      </w:r>
+    </w:p>
+    <w:p>
+      <w:pPr>
+        <w:spacing w:line="240" w:lineRule="auto"/>
+        <w:jc w:val="both"/>
+      </w:pPr>
+      <w:proofErr w:type="gramStart"/>
+      <w:r>
+        <w:t>calc(</w:t>
+      </w:r>
+      <w:proofErr w:type="gramEnd"/>
+      <w:r>
+        <w:t xml:space="preserve">) allows us to perform calculations using CSS values, such as percentages, pixels, rem, </w:t>
+      </w:r>
+      <w:proofErr w:type="spellStart"/>
+      <w:r>
+        <w:t>vh</w:t>
+      </w:r>
+      <w:proofErr w:type="spellEnd"/>
+      <w:r>
+        <w:t xml:space="preserve">, and </w:t>
+      </w:r>
+      <w:proofErr w:type="spellStart"/>
+      <w:r>
+        <w:t>vw</w:t>
+      </w:r>
+      <w:proofErr w:type="spellEnd"/>
+      <w:r>
+        <w:t>.</w:t>
+      </w:r>
+    </w:p>
+    <w:p>
+      <w:pPr>
+        <w:spacing w:line="240" w:lineRule="auto"/>
+        <w:jc w:val="both"/>
+      </w:pPr>
+      <w:r>
+        <w:pict w14:anchorId="5C5F3A04">
+          <v:rect id="_x0000_i1109" style="width:0;height:1.5pt" o:hralign="center" o:hrstd="t" o:hr="t" fillcolor="#a0a0a0" stroked="f"/>
+        </w:pict>
+      </w:r>
+    </w:p>
+    <w:p>
+      <w:pPr>
+        <w:spacing w:line="240" w:lineRule="auto"/>
+        <w:jc w:val="both"/>
+        <w:rPr>
+          <w:b/>
+          <w:bCs/>
+        </w:rPr>
+      </w:pPr>
+      <w:r>
+        <w:rPr>
+          <w:b/>
+          <w:bCs/>
+        </w:rPr>
+        <w:t xml:space="preserve">27. What </w:t>
+      </w:r>
+      <w:proofErr w:type="gramStart"/>
+      <w:r>
+        <w:rPr>
+          <w:b/>
+          <w:bCs/>
+        </w:rPr>
+        <w:t>are</w:t>
+      </w:r>
+      <w:proofErr w:type="gramEnd"/>
+      <w:r>
+        <w:rPr>
+          <w:b/>
+          <w:bCs/>
+        </w:rPr>
+        <w:t xml:space="preserve"> </w:t>
+      </w:r>
+      <w:proofErr w:type="gramStart"/>
+      <w:r>
+        <w:rPr>
+          <w:b/>
+          <w:bCs/>
+        </w:rPr>
+        <w:t>min(</w:t>
+      </w:r>
+      <w:proofErr w:type="gramEnd"/>
+      <w:r>
+        <w:rPr>
+          <w:b/>
+          <w:bCs/>
+        </w:rPr>
+        <w:t xml:space="preserve">), </w:t>
+      </w:r>
+      <w:proofErr w:type="gramStart"/>
+      <w:r>
+        <w:rPr>
+          <w:b/>
+          <w:bCs/>
+        </w:rPr>
+        <w:t>max(</w:t>
+      </w:r>
+      <w:proofErr w:type="gramEnd"/>
+      <w:r>
+        <w:rPr>
+          <w:b/>
+          <w:bCs/>
+        </w:rPr>
+        <w:t xml:space="preserve">), and </w:t>
+      </w:r>
+      <w:proofErr w:type="gramStart"/>
+      <w:r>
+        <w:rPr>
+          <w:b/>
+          <w:bCs/>
+        </w:rPr>
+        <w:t>clamp(</w:t>
+      </w:r>
+      <w:proofErr w:type="gramEnd"/>
+      <w:r>
+        <w:rPr>
+          <w:b/>
+          <w:bCs/>
+        </w:rPr>
+        <w:t>) in CSS?</w:t>
+      </w:r>
+    </w:p>
+    <w:p>
+      <w:pPr>
+        <w:spacing w:line="240" w:lineRule="auto"/>
+        <w:jc w:val="both"/>
+      </w:pPr>
+      <w:r>
+        <w:rPr>
+          <w:b/>
+          <w:bCs/>
+        </w:rPr>
+        <w:t>Answer:</w:t>
+      </w:r>
+      <w:r>
+        <w:br/>
+        <w:t>These CSS functions help create flexible and responsive layouts.</w:t>
+      </w:r>
+    </w:p>
+    <w:p>
+      <w:pPr>
+        <w:spacing w:line="240" w:lineRule="auto"/>
+        <w:jc w:val="both"/>
+        <w:rPr>
+          <w:b/>
+          <w:bCs/>
+        </w:rPr>
+      </w:pPr>
+      <w:proofErr w:type="gramStart"/>
+      <w:r>
+        <w:rPr>
+          <w:b/>
+          <w:bCs/>
+        </w:rPr>
+        <w:t>min(</w:t>
+      </w:r>
+      <w:proofErr w:type="gramEnd"/>
+      <w:r>
+        <w:rPr>
+          <w:b/>
+          <w:bCs/>
+        </w:rPr>
+        <w:t>)</w:t>
+      </w:r>
+    </w:p>
+    <w:p>
+      <w:pPr>
+        <w:spacing w:line="240" w:lineRule="auto"/>
+        <w:jc w:val="both"/>
+      </w:pPr>
+      <w:r>
+        <w:t>Uses the smallest value.</w:t>
+      </w:r>
+    </w:p>
+    <w:p>
+      <w:pPr>
+        <w:spacing w:line="240" w:lineRule="auto"/>
+        <w:jc w:val="both"/>
+      </w:pPr>
+      <w:proofErr w:type="gramStart"/>
+      <w:r>
+        <w:t>.box</w:t>
+      </w:r>
+      <w:proofErr w:type="gramEnd"/>
+      <w:r>
+        <w:t xml:space="preserve"> {</w:t>
+      </w:r>
+    </w:p>
+    <w:p>
+      <w:pPr>
+        <w:spacing w:line="240" w:lineRule="auto"/>
+        <w:jc w:val="both"/>
+      </w:pPr>
+      <w:r>
+        <w:t xml:space="preserve">  width: </w:t>
+      </w:r>
+      <w:proofErr w:type="gramStart"/>
+      <w:r>
+        <w:t>min(</w:t>
+      </w:r>
+      <w:proofErr w:type="gramEnd"/>
+      <w:r>
+        <w:t>90%, 500px);</w:t>
+      </w:r>
+    </w:p>
+    <w:p>
+      <w:pPr>
+        <w:spacing w:line="240" w:lineRule="auto"/>
+        <w:jc w:val="both"/>
+      </w:pPr>
+      <w:r>
+        <w:t>}</w:t>
+      </w:r>
+    </w:p>
+    <w:p>
+      <w:pPr>
+        <w:spacing w:line="240" w:lineRule="auto"/>
+        <w:jc w:val="both"/>
+        <w:rPr>
+          <w:b/>
+          <w:bCs/>
+        </w:rPr>
+      </w:pPr>
+      <w:proofErr w:type="gramStart"/>
+      <w:r>
+        <w:rPr>
+          <w:b/>
+          <w:bCs/>
+        </w:rPr>
+        <w:lastRenderedPageBreak/>
+        <w:t>max(</w:t>
+      </w:r>
+      <w:proofErr w:type="gramEnd"/>
+      <w:r>
+        <w:rPr>
+          <w:b/>
+          <w:bCs/>
+        </w:rPr>
+        <w:t>)</w:t>
+      </w:r>
+    </w:p>
+    <w:p>
+      <w:pPr>
+        <w:spacing w:line="240" w:lineRule="auto"/>
+        <w:jc w:val="both"/>
+      </w:pPr>
+      <w:r>
+        <w:t>Uses the largest value.</w:t>
+      </w:r>
+    </w:p>
+    <w:p>
+      <w:pPr>
+        <w:spacing w:line="240" w:lineRule="auto"/>
+        <w:jc w:val="both"/>
+      </w:pPr>
+      <w:proofErr w:type="gramStart"/>
+      <w:r>
+        <w:t>.box</w:t>
+      </w:r>
+      <w:proofErr w:type="gramEnd"/>
+      <w:r>
+        <w:t xml:space="preserve"> {</w:t>
+      </w:r>
+    </w:p>
+    <w:p>
+      <w:pPr>
+        <w:spacing w:line="240" w:lineRule="auto"/>
+        <w:jc w:val="both"/>
+      </w:pPr>
+      <w:r>
+        <w:t xml:space="preserve">  width: </w:t>
+      </w:r>
+      <w:proofErr w:type="gramStart"/>
+      <w:r>
+        <w:t>max(</w:t>
+      </w:r>
+      <w:proofErr w:type="gramEnd"/>
+      <w:r>
+        <w:t>300px, 50%);</w:t>
+      </w:r>
+    </w:p>
+    <w:p>
+      <w:pPr>
+        <w:spacing w:line="240" w:lineRule="auto"/>
+        <w:jc w:val="both"/>
+      </w:pPr>
+      <w:r>
+        <w:t>}</w:t>
+      </w:r>
+    </w:p>
+    <w:p>
+      <w:pPr>
+        <w:spacing w:line="240" w:lineRule="auto"/>
+        <w:jc w:val="both"/>
+        <w:rPr>
+          <w:b/>
+          <w:bCs/>
+        </w:rPr>
+      </w:pPr>
+      <w:proofErr w:type="gramStart"/>
+      <w:r>
+        <w:rPr>
+          <w:b/>
+          <w:bCs/>
+        </w:rPr>
+        <w:t>clamp(</w:t>
+      </w:r>
+      <w:proofErr w:type="gramEnd"/>
+      <w:r>
+        <w:rPr>
+          <w:b/>
+          <w:bCs/>
+        </w:rPr>
+        <w:t>)</w:t>
+      </w:r>
+    </w:p>
+    <w:p>
+      <w:pPr>
+        <w:spacing w:line="240" w:lineRule="auto"/>
+        <w:jc w:val="both"/>
+      </w:pPr>
+      <w:r>
+        <w:t>Sets a minimum, preferred, and maximum value.</w:t>
+      </w:r>
+    </w:p>
+    <w:p>
+      <w:pPr>
+        <w:spacing w:line="240" w:lineRule="auto"/>
+        <w:jc w:val="both"/>
+      </w:pPr>
+      <w:r>
+        <w:t>h1 {</w:t>
+      </w:r>
+    </w:p>
+    <w:p>
+      <w:pPr>
+        <w:spacing w:line="240" w:lineRule="auto"/>
+        <w:jc w:val="both"/>
+      </w:pPr>
+      <w:r>
+        <w:t xml:space="preserve">  font-size: </w:t>
+      </w:r>
+      <w:proofErr w:type="gramStart"/>
+      <w:r>
+        <w:t>clamp(</w:t>
+      </w:r>
+      <w:proofErr w:type="gramEnd"/>
+      <w:r>
+        <w:t>24px, 5vw, 50px);</w:t>
+      </w:r>
+    </w:p>
+    <w:p>
+      <w:pPr>
+        <w:spacing w:line="240" w:lineRule="auto"/>
+        <w:jc w:val="both"/>
+      </w:pPr>
+      <w:r>
+        <w:t>}</w:t>
+      </w:r>
+    </w:p>
+    <w:p>
+      <w:pPr>
+        <w:spacing w:line="240" w:lineRule="auto"/>
+        <w:jc w:val="both"/>
+      </w:pPr>
+      <w:r>
+        <w:rPr>
+          <w:b/>
+          <w:bCs/>
+        </w:rPr>
+        <w:t>Interview answer:</w:t>
+      </w:r>
+    </w:p>
+    <w:p>
+      <w:pPr>
+        <w:spacing w:line="240" w:lineRule="auto"/>
+        <w:jc w:val="both"/>
+      </w:pPr>
+      <w:proofErr w:type="gramStart"/>
+      <w:r>
+        <w:t>min(</w:t>
+      </w:r>
+      <w:proofErr w:type="gramEnd"/>
+      <w:r>
+        <w:t xml:space="preserve">) selects the smaller value, </w:t>
+      </w:r>
+      <w:proofErr w:type="gramStart"/>
+      <w:r>
+        <w:t>max(</w:t>
+      </w:r>
+      <w:proofErr w:type="gramEnd"/>
+      <w:r>
+        <w:t xml:space="preserve">) selects the larger value, and </w:t>
+      </w:r>
+      <w:proofErr w:type="gramStart"/>
+      <w:r>
+        <w:t>clamp(</w:t>
+      </w:r>
+      <w:proofErr w:type="gramEnd"/>
+      <w:r>
+        <w:t>) restricts a value between a minimum and maximum while allowing a preferred flexible value.</w:t>
+      </w:r>
+    </w:p>
+    <w:p>
+      <w:pPr>
+        <w:spacing w:line="240" w:lineRule="auto"/>
+        <w:jc w:val="both"/>
+      </w:pPr>
+      <w:r>
+        <w:pict w14:anchorId="4C418B96">
+          <v:rect id="_x0000_i1110" style="width:0;height:1.5pt" o:hralign="center" o:hrstd="t" o:hr="t" fillcolor="#a0a0a0" stroked="f"/>
+        </w:pict>
+      </w:r>
+    </w:p>
+    <w:p>
+      <w:pPr>
+        <w:spacing w:line="240" w:lineRule="auto"/>
+        <w:jc w:val="both"/>
+        <w:rPr>
+          <w:b/>
+          <w:bCs/>
+        </w:rPr>
+      </w:pPr>
+      <w:r>
+        <w:rPr>
+          <w:b/>
+          <w:bCs/>
+        </w:rPr>
+        <w:t xml:space="preserve">28. What is the difference </w:t>
+      </w:r>
+      <w:proofErr w:type="gramStart"/>
+      <w:r>
+        <w:rPr>
+          <w:b/>
+          <w:bCs/>
+        </w:rPr>
+        <w:t>between :nth</w:t>
+      </w:r>
+      <w:proofErr w:type="gramEnd"/>
+      <w:r>
+        <w:rPr>
+          <w:b/>
+          <w:bCs/>
+        </w:rPr>
+        <w:t>-</w:t>
+      </w:r>
+      <w:proofErr w:type="gramStart"/>
+      <w:r>
+        <w:rPr>
+          <w:b/>
+          <w:bCs/>
+        </w:rPr>
+        <w:t>child(</w:t>
+      </w:r>
+      <w:proofErr w:type="gramEnd"/>
+      <w:r>
+        <w:rPr>
+          <w:b/>
+          <w:bCs/>
+        </w:rPr>
+        <w:t xml:space="preserve">) </w:t>
+      </w:r>
+      <w:proofErr w:type="gramStart"/>
+      <w:r>
+        <w:rPr>
+          <w:b/>
+          <w:bCs/>
+        </w:rPr>
+        <w:t>and :nth</w:t>
+      </w:r>
+      <w:proofErr w:type="gramEnd"/>
+      <w:r>
+        <w:rPr>
+          <w:b/>
+          <w:bCs/>
+        </w:rPr>
+        <w:t>-of-</w:t>
+      </w:r>
+      <w:proofErr w:type="gramStart"/>
+      <w:r>
+        <w:rPr>
+          <w:b/>
+          <w:bCs/>
+        </w:rPr>
+        <w:t>type(</w:t>
+      </w:r>
+      <w:proofErr w:type="gramEnd"/>
+      <w:r>
+        <w:rPr>
+          <w:b/>
+          <w:bCs/>
+        </w:rPr>
+        <w:t>)?</w:t>
+      </w:r>
+    </w:p>
+    <w:p>
+      <w:pPr>
+        <w:spacing w:line="240" w:lineRule="auto"/>
+        <w:jc w:val="both"/>
+      </w:pPr>
+      <w:r>
+        <w:rPr>
+          <w:b/>
+          <w:bCs/>
+        </w:rPr>
+        <w:t>Answer:</w:t>
+      </w:r>
+    </w:p>
+    <w:p>
+      <w:pPr>
+        <w:spacing w:line="240" w:lineRule="auto"/>
+        <w:jc w:val="both"/>
+      </w:pPr>
+      <w:proofErr w:type="gramStart"/>
+      <w:r>
+        <w:t>:nth</w:t>
+      </w:r>
+      <w:proofErr w:type="gramEnd"/>
+      <w:r>
+        <w:t>-</w:t>
+      </w:r>
+      <w:proofErr w:type="gramStart"/>
+      <w:r>
+        <w:t>child(</w:t>
+      </w:r>
+      <w:proofErr w:type="gramEnd"/>
+      <w:r>
+        <w:t xml:space="preserve">) selects an element based on its position among </w:t>
+      </w:r>
+      <w:r>
+        <w:rPr>
+          <w:b/>
+          <w:bCs/>
+        </w:rPr>
+        <w:t>all siblings</w:t>
+      </w:r>
+      <w:r>
+        <w:t>.</w:t>
+      </w:r>
+    </w:p>
+    <w:p>
+      <w:pPr>
+        <w:spacing w:line="240" w:lineRule="auto"/>
+        <w:jc w:val="both"/>
+      </w:pPr>
+      <w:proofErr w:type="gramStart"/>
+      <w:r>
+        <w:t>p:nth</w:t>
+      </w:r>
+      <w:proofErr w:type="gramEnd"/>
+      <w:r>
+        <w:t>-</w:t>
+      </w:r>
+      <w:proofErr w:type="gramStart"/>
+      <w:r>
+        <w:t>child(</w:t>
+      </w:r>
+      <w:proofErr w:type="gramEnd"/>
+      <w:r>
+        <w:t>2) {</w:t>
+      </w:r>
+    </w:p>
+    <w:p>
+      <w:pPr>
+        <w:spacing w:line="240" w:lineRule="auto"/>
+        <w:jc w:val="both"/>
+      </w:pPr>
+      <w:r>
+        <w:t xml:space="preserve">  </w:t>
+      </w:r>
+      <w:proofErr w:type="spellStart"/>
+      <w:r>
+        <w:t>color</w:t>
+      </w:r>
+      <w:proofErr w:type="spellEnd"/>
+      <w:r>
+        <w:t>: red;</w:t>
+      </w:r>
+    </w:p>
+    <w:p>
+      <w:pPr>
+        <w:spacing w:line="240" w:lineRule="auto"/>
+        <w:jc w:val="both"/>
+      </w:pPr>
+      <w:r>
+        <w:t>}</w:t>
+      </w:r>
+    </w:p>
+    <w:p>
+      <w:pPr>
+        <w:spacing w:line="240" w:lineRule="auto"/>
+        <w:jc w:val="both"/>
+      </w:pPr>
+      <w:proofErr w:type="gramStart"/>
+      <w:r>
+        <w:t>:nth</w:t>
+      </w:r>
+      <w:proofErr w:type="gramEnd"/>
+      <w:r>
+        <w:t>-of-</w:t>
+      </w:r>
+      <w:proofErr w:type="gramStart"/>
+      <w:r>
+        <w:t>type(</w:t>
+      </w:r>
+      <w:proofErr w:type="gramEnd"/>
+      <w:r>
+        <w:t xml:space="preserve">) selects an element based on its position among siblings of the </w:t>
+      </w:r>
+      <w:r>
+        <w:rPr>
+          <w:b/>
+          <w:bCs/>
+        </w:rPr>
+        <w:t>same element type</w:t>
+      </w:r>
+      <w:r>
+        <w:t>.</w:t>
+      </w:r>
+    </w:p>
+    <w:p>
+      <w:pPr>
+        <w:spacing w:line="240" w:lineRule="auto"/>
+        <w:jc w:val="both"/>
+      </w:pPr>
+      <w:proofErr w:type="gramStart"/>
+      <w:r>
+        <w:t>p:nth</w:t>
+      </w:r>
+      <w:proofErr w:type="gramEnd"/>
+      <w:r>
+        <w:t>-of-</w:t>
+      </w:r>
+      <w:proofErr w:type="gramStart"/>
+      <w:r>
+        <w:t>type(</w:t>
+      </w:r>
+      <w:proofErr w:type="gramEnd"/>
+      <w:r>
+        <w:t>2) {</w:t>
+      </w:r>
+    </w:p>
+    <w:p>
+      <w:pPr>
+        <w:spacing w:line="240" w:lineRule="auto"/>
+        <w:jc w:val="both"/>
+      </w:pPr>
+      <w:r>
+        <w:t xml:space="preserve">  </w:t>
+      </w:r>
+      <w:proofErr w:type="spellStart"/>
+      <w:r>
+        <w:t>color</w:t>
+      </w:r>
+      <w:proofErr w:type="spellEnd"/>
+      <w:r>
+        <w:t>: blue;</w:t>
+      </w:r>
+    </w:p>
+    <w:p>
+      <w:pPr>
+        <w:spacing w:line="240" w:lineRule="auto"/>
+        <w:jc w:val="both"/>
+      </w:pPr>
+      <w:r>
+        <w:t>}</w:t>
+      </w:r>
+    </w:p>
+    <w:p>
+      <w:pPr>
+        <w:spacing w:line="240" w:lineRule="auto"/>
+        <w:jc w:val="both"/>
+      </w:pPr>
+      <w:r>
+        <w:t>Example:</w:t>
+      </w:r>
+    </w:p>
+    <w:p>
+      <w:pPr>
+        <w:spacing w:line="240" w:lineRule="auto"/>
+        <w:jc w:val="both"/>
+      </w:pPr>
+      <w:r>
+        <w:t>&lt;div&gt;</w:t>
+      </w:r>
+    </w:p>
+    <w:p>
+      <w:pPr>
+        <w:spacing w:line="240" w:lineRule="auto"/>
+        <w:jc w:val="both"/>
+      </w:pPr>
+      <w:r>
+        <w:t xml:space="preserve">  &lt;h2&gt;Title&lt;/h2&gt;</w:t>
+      </w:r>
+    </w:p>
+    <w:p>
+      <w:pPr>
+        <w:spacing w:line="240" w:lineRule="auto"/>
+        <w:jc w:val="both"/>
+      </w:pPr>
+      <w:r>
+        <w:t xml:space="preserve">  &lt;p&gt;First paragraph&lt;/p&gt;</w:t>
+      </w:r>
+    </w:p>
+    <w:p>
+      <w:pPr>
+        <w:spacing w:line="240" w:lineRule="auto"/>
+        <w:jc w:val="both"/>
+      </w:pPr>
+      <w:r>
+        <w:t xml:space="preserve">  &lt;p&gt;Second paragraph&lt;/p&gt;</w:t>
+      </w:r>
+    </w:p>
+    <w:p>
+      <w:pPr>
+        <w:spacing w:line="240" w:lineRule="auto"/>
+        <w:jc w:val="both"/>
+      </w:pPr>
+      <w:r>
+        <w:t>&lt;/div&gt;</w:t>
+      </w:r>
+    </w:p>
+    <w:p>
+      <w:pPr>
+        <w:spacing w:line="240" w:lineRule="auto"/>
+        <w:jc w:val="both"/>
+      </w:pPr>
+      <w:r>
+        <w:lastRenderedPageBreak/>
+        <w:t xml:space="preserve">Here, </w:t>
+      </w:r>
+      <w:proofErr w:type="gramStart"/>
+      <w:r>
+        <w:t>p:nth</w:t>
+      </w:r>
+      <w:proofErr w:type="gramEnd"/>
+      <w:r>
+        <w:t>-of-</w:t>
+      </w:r>
+      <w:proofErr w:type="gramStart"/>
+      <w:r>
+        <w:t>type(</w:t>
+      </w:r>
+      <w:proofErr w:type="gramEnd"/>
+      <w:r>
+        <w:t>2) selects the second &lt;p&gt;.</w:t>
+      </w:r>
+    </w:p>
+    <w:p>
+      <w:pPr>
+        <w:spacing w:line="240" w:lineRule="auto"/>
+        <w:jc w:val="both"/>
+      </w:pPr>
+      <w:r>
+        <w:rPr>
+          <w:b/>
+          <w:bCs/>
+        </w:rPr>
+        <w:t>Interview answer:</w:t>
+      </w:r>
+    </w:p>
+    <w:p>
+      <w:pPr>
+        <w:spacing w:line="240" w:lineRule="auto"/>
+        <w:jc w:val="both"/>
+      </w:pPr>
+      <w:proofErr w:type="gramStart"/>
+      <w:r>
+        <w:t>:nth</w:t>
+      </w:r>
+      <w:proofErr w:type="gramEnd"/>
+      <w:r>
+        <w:t>-</w:t>
+      </w:r>
+      <w:proofErr w:type="gramStart"/>
+      <w:r>
+        <w:t>child(</w:t>
+      </w:r>
+      <w:proofErr w:type="gramEnd"/>
+      <w:r>
+        <w:t xml:space="preserve">) considers all sibling elements, </w:t>
+      </w:r>
+      <w:proofErr w:type="gramStart"/>
+      <w:r>
+        <w:t>while :nth</w:t>
+      </w:r>
+      <w:proofErr w:type="gramEnd"/>
+      <w:r>
+        <w:t>-of-</w:t>
+      </w:r>
+      <w:proofErr w:type="gramStart"/>
+      <w:r>
+        <w:t>type(</w:t>
+      </w:r>
+      <w:proofErr w:type="gramEnd"/>
+      <w:r>
+        <w:t>) considers only siblings of the same element type.</w:t>
+      </w:r>
+    </w:p>
+    <w:p>
+      <w:pPr>
+        <w:spacing w:line="240" w:lineRule="auto"/>
+        <w:jc w:val="both"/>
+      </w:pPr>
+      <w:r>
+        <w:pict w14:anchorId="0994D50F">
+          <v:rect id="_x0000_i1111" style="width:0;height:1.5pt" o:hralign="center" o:hrstd="t" o:hr="t" fillcolor="#a0a0a0" stroked="f"/>
+        </w:pict>
+      </w:r>
+    </w:p>
+    <w:p>
+      <w:pPr>
+        <w:spacing w:line="240" w:lineRule="auto"/>
+        <w:jc w:val="both"/>
+        <w:rPr>
+          <w:b/>
+          <w:bCs/>
+        </w:rPr>
+      </w:pPr>
+      <w:r>
+        <w:rPr>
+          <w:b/>
+          <w:bCs/>
+        </w:rPr>
+        <w:t xml:space="preserve">29. What </w:t>
+      </w:r>
+      <w:proofErr w:type="gramStart"/>
+      <w:r>
+        <w:rPr>
+          <w:b/>
+          <w:bCs/>
+        </w:rPr>
+        <w:t>is !important</w:t>
+      </w:r>
+      <w:proofErr w:type="gramEnd"/>
+      <w:r>
+        <w:rPr>
+          <w:b/>
+          <w:bCs/>
+        </w:rPr>
+        <w:t xml:space="preserve"> in CSS?</w:t>
+      </w:r>
+    </w:p>
+    <w:p>
+      <w:pPr>
+        <w:spacing w:line="240" w:lineRule="auto"/>
+        <w:jc w:val="both"/>
+      </w:pPr>
+      <w:r>
+        <w:rPr>
+          <w:b/>
+          <w:bCs/>
+        </w:rPr>
+        <w:t>Answer:</w:t>
+      </w:r>
+      <w:r>
+        <w:br/>
+        <w:t>!important gives a CSS declaration very high priority in the cascade.</w:t>
+      </w:r>
+    </w:p>
+    <w:p>
+      <w:pPr>
+        <w:spacing w:line="240" w:lineRule="auto"/>
+        <w:jc w:val="both"/>
+      </w:pPr>
+      <w:r>
+        <w:t>p {</w:t>
+      </w:r>
+    </w:p>
+    <w:p>
+      <w:pPr>
+        <w:spacing w:line="240" w:lineRule="auto"/>
+        <w:jc w:val="both"/>
+      </w:pPr>
+      <w:r>
+        <w:t xml:space="preserve">  </w:t>
+      </w:r>
+      <w:proofErr w:type="spellStart"/>
+      <w:r>
+        <w:t>color</w:t>
+      </w:r>
+      <w:proofErr w:type="spellEnd"/>
+      <w:r>
+        <w:t xml:space="preserve">: </w:t>
+      </w:r>
+      <w:proofErr w:type="gramStart"/>
+      <w:r>
+        <w:t>red !important</w:t>
+      </w:r>
+      <w:proofErr w:type="gramEnd"/>
+      <w:r>
+        <w:t>;</w:t>
+      </w:r>
+    </w:p>
+    <w:p>
+      <w:pPr>
+        <w:spacing w:line="240" w:lineRule="auto"/>
+        <w:jc w:val="both"/>
+      </w:pPr>
+      <w:r>
+        <w:t>}</w:t>
+      </w:r>
+    </w:p>
+    <w:p>
+      <w:pPr>
+        <w:spacing w:line="240" w:lineRule="auto"/>
+        <w:jc w:val="both"/>
+      </w:pPr>
+      <w:r>
+        <w:t>It can override many competing declarations, but it should be used carefully.</w:t>
+      </w:r>
+    </w:p>
+    <w:p>
+      <w:pPr>
+        <w:spacing w:line="240" w:lineRule="auto"/>
+        <w:jc w:val="both"/>
+      </w:pPr>
+      <w:r>
+        <w:rPr>
+          <w:b/>
+          <w:bCs/>
+        </w:rPr>
+        <w:t>Interview answer:</w:t>
+      </w:r>
+    </w:p>
+    <w:p>
+      <w:pPr>
+        <w:spacing w:line="240" w:lineRule="auto"/>
+        <w:jc w:val="both"/>
+      </w:pPr>
+      <w:proofErr w:type="gramStart"/>
+      <w:r>
+        <w:t>!important</w:t>
+      </w:r>
+      <w:proofErr w:type="gramEnd"/>
+      <w:r>
+        <w:t xml:space="preserve"> increases the priority of a CSS declaration. It should generally be avoided unless there is a specific reason to use it because excessive use makes CSS harder to maintain.</w:t>
+      </w:r>
+    </w:p>
+    <w:p>
+      <w:pPr>
+        <w:spacing w:line="240" w:lineRule="auto"/>
+        <w:jc w:val="both"/>
+      </w:pPr>
+      <w:r>
+        <w:pict w14:anchorId="2DBE5294">
+          <v:rect id="_x0000_i1112" style="width:0;height:1.5pt" o:hralign="center" o:hrstd="t" o:hr="t" fillcolor="#a0a0a0" stroked="f"/>
+        </w:pict>
+      </w:r>
+    </w:p>
+    <w:p>
+      <w:pPr>
+        <w:spacing w:line="240" w:lineRule="auto"/>
+        <w:jc w:val="both"/>
+        <w:rPr>
+          <w:b/>
+          <w:bCs/>
+        </w:rPr>
+      </w:pPr>
+      <w:r>
+        <w:rPr>
+          <w:b/>
+          <w:bCs/>
+        </w:rPr>
+        <w:t xml:space="preserve">30. How do you </w:t>
+      </w:r>
+      <w:proofErr w:type="spellStart"/>
+      <w:r>
+        <w:rPr>
+          <w:b/>
+          <w:bCs/>
+        </w:rPr>
+        <w:t>center</w:t>
+      </w:r>
+      <w:proofErr w:type="spellEnd"/>
+      <w:r>
+        <w:rPr>
+          <w:b/>
+          <w:bCs/>
+        </w:rPr>
+        <w:t xml:space="preserve"> an element horizontally and vertically using CSS?</w:t>
+      </w:r>
+    </w:p>
+    <w:p>
+      <w:pPr>
+        <w:spacing w:line="240" w:lineRule="auto"/>
+        <w:jc w:val="both"/>
+      </w:pPr>
+      <w:r>
+        <w:rPr>
+          <w:b/>
+          <w:bCs/>
+        </w:rPr>
+        <w:t>Answer:</w:t>
+      </w:r>
+      <w:r>
+        <w:br/>
+        <w:t xml:space="preserve">One of the easiest methods is using </w:t>
+      </w:r>
+      <w:r>
+        <w:rPr>
+          <w:b/>
+          <w:bCs/>
+        </w:rPr>
+        <w:t>Flexbox</w:t>
+      </w:r>
+      <w:r>
+        <w:t>.</w:t>
+      </w:r>
+    </w:p>
+    <w:p>
+      <w:pPr>
+        <w:spacing w:line="240" w:lineRule="auto"/>
+        <w:jc w:val="both"/>
+      </w:pPr>
+      <w:r>
+        <w:t>.container {</w:t>
+      </w:r>
+    </w:p>
+    <w:p>
+      <w:pPr>
+        <w:spacing w:line="240" w:lineRule="auto"/>
+        <w:jc w:val="both"/>
+      </w:pPr>
+      <w:r>
+        <w:t xml:space="preserve">  display: flex;</w:t>
+      </w:r>
+    </w:p>
+    <w:p>
+      <w:pPr>
+        <w:spacing w:line="240" w:lineRule="auto"/>
+        <w:jc w:val="both"/>
+      </w:pPr>
+      <w:r>
+        <w:t xml:space="preserve">  justify-content: </w:t>
+      </w:r>
+      <w:proofErr w:type="spellStart"/>
+      <w:r>
+        <w:t>center</w:t>
+      </w:r>
+      <w:proofErr w:type="spellEnd"/>
+      <w:r>
+        <w:t>;</w:t>
+      </w:r>
+    </w:p>
+    <w:p>
+      <w:pPr>
+        <w:spacing w:line="240" w:lineRule="auto"/>
+        <w:jc w:val="both"/>
+      </w:pPr>
+      <w:r>
+        <w:t xml:space="preserve">  align-items: </w:t>
+      </w:r>
+      <w:proofErr w:type="spellStart"/>
+      <w:r>
+        <w:t>center</w:t>
+      </w:r>
+      <w:proofErr w:type="spellEnd"/>
+      <w:r>
+        <w:t>;</w:t>
+      </w:r>
+    </w:p>
+    <w:p>
+      <w:pPr>
+        <w:spacing w:line="240" w:lineRule="auto"/>
+        <w:jc w:val="both"/>
+      </w:pPr>
+      <w:r>
+        <w:t xml:space="preserve">  height: 100vh;</w:t>
+      </w:r>
+    </w:p>
+    <w:p>
+      <w:pPr>
+        <w:spacing w:line="240" w:lineRule="auto"/>
+        <w:jc w:val="both"/>
+      </w:pPr>
+      <w:r>
+        <w:t>}</w:t>
+      </w:r>
+    </w:p>
+    <w:p>
+      <w:pPr>
+        <w:spacing w:line="240" w:lineRule="auto"/>
+        <w:jc w:val="both"/>
+      </w:pPr>
+      <w:r>
+        <w:t>&lt;div class="container"&gt;</w:t>
+      </w:r>
+    </w:p>
+    <w:p>
+      <w:pPr>
+        <w:spacing w:line="240" w:lineRule="auto"/>
+        <w:jc w:val="both"/>
+      </w:pPr>
+      <w:r>
+        <w:t xml:space="preserve">  &lt;div&gt;Content&lt;/div&gt;</w:t>
+      </w:r>
+    </w:p>
+    <w:p>
+      <w:pPr>
+        <w:spacing w:line="240" w:lineRule="auto"/>
+        <w:jc w:val="both"/>
+      </w:pPr>
+      <w:r>
+        <w:t>&lt;/div&gt;</w:t>
+      </w:r>
+    </w:p>
+    <w:p>
+      <w:pPr>
+        <w:numPr>
+          <w:ilvl w:val="0"/>
+          <w:numId w:val="17"/>
+        </w:numPr>
+        <w:spacing w:line="240" w:lineRule="auto"/>
+        <w:jc w:val="both"/>
+      </w:pPr>
+      <w:r>
+        <w:t xml:space="preserve">justify-content: </w:t>
+      </w:r>
+      <w:proofErr w:type="spellStart"/>
+      <w:r>
+        <w:t>center</w:t>
+      </w:r>
+      <w:proofErr w:type="spellEnd"/>
+      <w:r>
+        <w:t xml:space="preserve"> → </w:t>
+      </w:r>
+      <w:proofErr w:type="spellStart"/>
+      <w:r>
+        <w:t>centers</w:t>
+      </w:r>
+      <w:proofErr w:type="spellEnd"/>
+      <w:r>
+        <w:t xml:space="preserve"> along the main axis. </w:t>
+      </w:r>
+    </w:p>
+    <w:p>
+      <w:pPr>
+        <w:numPr>
+          <w:ilvl w:val="0"/>
+          <w:numId w:val="17"/>
+        </w:numPr>
+        <w:spacing w:line="240" w:lineRule="auto"/>
+        <w:jc w:val="both"/>
+      </w:pPr>
+      <w:r>
+        <w:t xml:space="preserve">align-items: </w:t>
+      </w:r>
+      <w:proofErr w:type="spellStart"/>
+      <w:r>
+        <w:t>center</w:t>
+      </w:r>
+      <w:proofErr w:type="spellEnd"/>
+      <w:r>
+        <w:t xml:space="preserve"> → </w:t>
+      </w:r>
+      <w:proofErr w:type="spellStart"/>
+      <w:r>
+        <w:t>centers</w:t>
+      </w:r>
+      <w:proofErr w:type="spellEnd"/>
+      <w:r>
+        <w:t xml:space="preserve"> along the cross axis. </w:t>
+      </w:r>
+    </w:p>
+    <w:p>
+      <w:pPr>
+        <w:spacing w:line="240" w:lineRule="auto"/>
+        <w:jc w:val="both"/>
+      </w:pPr>
+      <w:r>
+        <w:rPr>
+          <w:b/>
+          <w:bCs/>
+        </w:rPr>
+        <w:t>Interview answer:</w:t>
+      </w:r>
+    </w:p>
+    <w:p>
+      <w:pPr>
+        <w:spacing w:line="240" w:lineRule="auto"/>
+        <w:jc w:val="both"/>
+      </w:pPr>
+      <w:r>
+        <w:lastRenderedPageBreak/>
+        <w:t xml:space="preserve">We can use Flexbox with justify-content: </w:t>
+      </w:r>
+      <w:proofErr w:type="spellStart"/>
+      <w:r>
+        <w:t>center</w:t>
+      </w:r>
+      <w:proofErr w:type="spellEnd"/>
+      <w:r>
+        <w:t xml:space="preserve"> and align-items: </w:t>
+      </w:r>
+      <w:proofErr w:type="spellStart"/>
+      <w:r>
+        <w:t>center</w:t>
+      </w:r>
+      <w:proofErr w:type="spellEnd"/>
+      <w:r>
+        <w:t xml:space="preserve"> to </w:t>
+      </w:r>
+      <w:proofErr w:type="spellStart"/>
+      <w:r>
+        <w:t>center</w:t>
+      </w:r>
+      <w:proofErr w:type="spellEnd"/>
+      <w:r>
+        <w:t xml:space="preserve"> an element horizontally and vertically.</w:t>
+      </w:r>
+    </w:p>
+    <w:p>
+      <w:pPr>
+        <w:spacing w:line="240" w:lineRule="auto"/>
+        <w:jc w:val="both"/>
+      </w:pPr>
+      <w:r>
+        <w:pict w14:anchorId="7972BF18">
+          <v:rect id="_x0000_i1113" style="width:0;height:1.5pt" o:hralign="center" o:hrstd="t" o:hr="t" fillcolor="#a0a0a0" stroked="f"/>
+        </w:pict>
+      </w:r>
+    </w:p>
+    <w:p>
+      <w:pPr>
+        <w:spacing w:line="240" w:lineRule="auto"/>
+        <w:jc w:val="both"/>
+        <w:rPr>
+          <w:b/>
+          <w:bCs/>
+        </w:rPr>
       </w:pPr>
     </w:p>
     <w:sectPr>
@@ -4976,6 +7685,155 @@
     </w:lvl>
   </w:abstractNum>
   <w:abstractNum w:abstractNumId="1" w15:restartNumberingAfterBreak="0">
+    <w:nsid w:val="037B3AC6"/>
+    <w:multiLevelType w:val="multilevel"/>
+    <w:tmpl w:val="05724C76"/>
+    <w:lvl w:ilvl="0">
+      <w:start w:val="1"/>
+      <w:numFmt w:val="bullet"/>
+      <w:lvlText w:val=""/>
+      <w:lvlJc w:val="left"/>
+      <w:pPr>
+        <w:tabs>
+          <w:tab w:val="num" w:pos="720"/>
+        </w:tabs>
+        <w:ind w:left="720" w:hanging="360"/>
+      </w:pPr>
+      <w:rPr>
+        <w:rFonts w:ascii="Symbol" w:hAnsi="Symbol" w:hint="default"/>
+        <w:sz w:val="20"/>
+      </w:rPr>
+    </w:lvl>
+    <w:lvl w:ilvl="1" w:tentative="1">
+      <w:start w:val="1"/>
+      <w:numFmt w:val="bullet"/>
+      <w:lvlText w:val="o"/>
+      <w:lvlJc w:val="left"/>
+      <w:pPr>
+        <w:tabs>
+          <w:tab w:val="num" w:pos="1440"/>
+        </w:tabs>
+        <w:ind w:left="1440" w:hanging="360"/>
+      </w:pPr>
+      <w:rPr>
+        <w:rFonts w:ascii="Courier New" w:hAnsi="Courier New" w:hint="default"/>
+        <w:sz w:val="20"/>
+      </w:rPr>
+    </w:lvl>
+    <w:lvl w:ilvl="2" w:tentative="1">
+      <w:start w:val="1"/>
+      <w:numFmt w:val="bullet"/>
+      <w:lvlText w:val=""/>
+      <w:lvlJc w:val="left"/>
+      <w:pPr>
+        <w:tabs>
+          <w:tab w:val="num" w:pos="2160"/>
+        </w:tabs>
+        <w:ind w:left="2160" w:hanging="360"/>
+      </w:pPr>
+      <w:rPr>
+        <w:rFonts w:ascii="Wingdings" w:hAnsi="Wingdings" w:hint="default"/>
+        <w:sz w:val="20"/>
+      </w:rPr>
+    </w:lvl>
+    <w:lvl w:ilvl="3" w:tentative="1">
+      <w:start w:val="1"/>
+      <w:numFmt w:val="bullet"/>
+      <w:lvlText w:val=""/>
+      <w:lvlJc w:val="left"/>
+      <w:pPr>
+        <w:tabs>
+          <w:tab w:val="num" w:pos="2880"/>
+        </w:tabs>
+        <w:ind w:left="2880" w:hanging="360"/>
+      </w:pPr>
+      <w:rPr>
+        <w:rFonts w:ascii="Wingdings" w:hAnsi="Wingdings" w:hint="default"/>
+        <w:sz w:val="20"/>
+      </w:rPr>
+    </w:lvl>
+    <w:lvl w:ilvl="4" w:tentative="1">
+      <w:start w:val="1"/>
+      <w:numFmt w:val="bullet"/>
+      <w:lvlText w:val=""/>
+      <w:lvlJc w:val="left"/>
+      <w:pPr>
+        <w:tabs>
+          <w:tab w:val="num" w:pos="3600"/>
+        </w:tabs>
+        <w:ind w:left="3600" w:hanging="360"/>
+      </w:pPr>
+      <w:rPr>
+        <w:rFonts w:ascii="Wingdings" w:hAnsi="Wingdings" w:hint="default"/>
+        <w:sz w:val="20"/>
+      </w:rPr>
+    </w:lvl>
+    <w:lvl w:ilvl="5" w:tentative="1">
+      <w:start w:val="1"/>
+      <w:numFmt w:val="bullet"/>
+      <w:lvlText w:val=""/>
+      <w:lvlJc w:val="left"/>
+      <w:pPr>
+        <w:tabs>
+          <w:tab w:val="num" w:pos="4320"/>
+        </w:tabs>
+        <w:ind w:left="4320" w:hanging="360"/>
+      </w:pPr>
+      <w:rPr>
+        <w:rFonts w:ascii="Wingdings" w:hAnsi="Wingdings" w:hint="default"/>
+        <w:sz w:val="20"/>
+      </w:rPr>
+    </w:lvl>
+    <w:lvl w:ilvl="6" w:tentative="1">
+      <w:start w:val="1"/>
+      <w:numFmt w:val="bullet"/>
+      <w:lvlText w:val=""/>
+      <w:lvlJc w:val="left"/>
+      <w:pPr>
+        <w:tabs>
+          <w:tab w:val="num" w:pos="5040"/>
+        </w:tabs>
+        <w:ind w:left="5040" w:hanging="360"/>
+      </w:pPr>
+      <w:rPr>
+        <w:rFonts w:ascii="Wingdings" w:hAnsi="Wingdings" w:hint="default"/>
+        <w:sz w:val="20"/>
+      </w:rPr>
+    </w:lvl>
+    <w:lvl w:ilvl="7" w:tentative="1">
+      <w:start w:val="1"/>
+      <w:numFmt w:val="bullet"/>
+      <w:lvlText w:val=""/>
+      <w:lvlJc w:val="left"/>
+      <w:pPr>
+        <w:tabs>
+          <w:tab w:val="num" w:pos="5760"/>
+        </w:tabs>
+        <w:ind w:left="5760" w:hanging="360"/>
+      </w:pPr>
+      <w:rPr>
+        <w:rFonts w:ascii="Wingdings" w:hAnsi="Wingdings" w:hint="default"/>
+        <w:sz w:val="20"/>
+      </w:rPr>
+    </w:lvl>
+    <w:lvl w:ilvl="8" w:tentative="1">
+      <w:start w:val="1"/>
+      <w:numFmt w:val="bullet"/>
+      <w:lvlText w:val=""/>
+      <w:lvlJc w:val="left"/>
+      <w:pPr>
+        <w:tabs>
+          <w:tab w:val="num" w:pos="6480"/>
+        </w:tabs>
+        <w:ind w:left="6480" w:hanging="360"/>
+      </w:pPr>
+      <w:rPr>
+        <w:rFonts w:ascii="Wingdings" w:hAnsi="Wingdings" w:hint="default"/>
+        <w:sz w:val="20"/>
+      </w:rPr>
+    </w:lvl>
+  </w:abstractNum>
+  <w:abstractNum w:abstractNumId="2" w15:restartNumberingAfterBreak="0">
     <w:nsid w:val="03C0100E"/>
     <w:multiLevelType w:val="multilevel"/>
     <w:tmpl w:val="42181DC2"/>
@@ -5124,7 +7982,7 @@
       </w:rPr>
     </w:lvl>
   </w:abstractNum>
-  <w:abstractNum w:abstractNumId="2" w15:restartNumberingAfterBreak="0">
+  <w:abstractNum w:abstractNumId="3" w15:restartNumberingAfterBreak="0">
     <w:nsid w:val="0953668D"/>
     <w:multiLevelType w:val="multilevel"/>
     <w:tmpl w:val="FAD444FE"/>
@@ -5273,7 +8131,7 @@
       </w:rPr>
     </w:lvl>
   </w:abstractNum>
-  <w:abstractNum w:abstractNumId="3" w15:restartNumberingAfterBreak="0">
+  <w:abstractNum w:abstractNumId="4" w15:restartNumberingAfterBreak="0">
     <w:nsid w:val="09CF6C8E"/>
     <w:multiLevelType w:val="multilevel"/>
     <w:tmpl w:val="8CCE6120"/>
@@ -5422,7 +8280,7 @@
       </w:rPr>
     </w:lvl>
   </w:abstractNum>
-  <w:abstractNum w:abstractNumId="4" w15:restartNumberingAfterBreak="0">
+  <w:abstractNum w:abstractNumId="5" w15:restartNumberingAfterBreak="0">
     <w:nsid w:val="1E846FCA"/>
     <w:multiLevelType w:val="multilevel"/>
     <w:tmpl w:val="CF3CBBDC"/>
@@ -5571,7 +8429,7 @@
       </w:rPr>
     </w:lvl>
   </w:abstractNum>
-  <w:abstractNum w:abstractNumId="5" w15:restartNumberingAfterBreak="0">
+  <w:abstractNum w:abstractNumId="6" w15:restartNumberingAfterBreak="0">
     <w:nsid w:val="1F4559AE"/>
     <w:multiLevelType w:val="multilevel"/>
     <w:tmpl w:val="65F27010"/>
@@ -5720,7 +8578,7 @@
       </w:rPr>
     </w:lvl>
   </w:abstractNum>
-  <w:abstractNum w:abstractNumId="6" w15:restartNumberingAfterBreak="0">
+  <w:abstractNum w:abstractNumId="7" w15:restartNumberingAfterBreak="0">
     <w:nsid w:val="228D41C7"/>
     <w:multiLevelType w:val="multilevel"/>
     <w:tmpl w:val="5024D0CE"/>
@@ -5833,7 +8691,156 @@
       </w:pPr>
     </w:lvl>
   </w:abstractNum>
-  <w:abstractNum w:abstractNumId="7" w15:restartNumberingAfterBreak="0">
+  <w:abstractNum w:abstractNumId="8" w15:restartNumberingAfterBreak="0">
+    <w:nsid w:val="22D16AD0"/>
+    <w:multiLevelType w:val="multilevel"/>
+    <w:tmpl w:val="0958EE8C"/>
+    <w:lvl w:ilvl="0">
+      <w:start w:val="1"/>
+      <w:numFmt w:val="bullet"/>
+      <w:lvlText w:val=""/>
+      <w:lvlJc w:val="left"/>
+      <w:pPr>
+        <w:tabs>
+          <w:tab w:val="num" w:pos="720"/>
+        </w:tabs>
+        <w:ind w:left="720" w:hanging="360"/>
+      </w:pPr>
+      <w:rPr>
+        <w:rFonts w:ascii="Symbol" w:hAnsi="Symbol" w:hint="default"/>
+        <w:sz w:val="20"/>
+      </w:rPr>
+    </w:lvl>
+    <w:lvl w:ilvl="1" w:tentative="1">
+      <w:start w:val="1"/>
+      <w:numFmt w:val="bullet"/>
+      <w:lvlText w:val="o"/>
+      <w:lvlJc w:val="left"/>
+      <w:pPr>
+        <w:tabs>
+          <w:tab w:val="num" w:pos="1440"/>
+        </w:tabs>
+        <w:ind w:left="1440" w:hanging="360"/>
+      </w:pPr>
+      <w:rPr>
+        <w:rFonts w:ascii="Courier New" w:hAnsi="Courier New" w:hint="default"/>
+        <w:sz w:val="20"/>
+      </w:rPr>
+    </w:lvl>
+    <w:lvl w:ilvl="2" w:tentative="1">
+      <w:start w:val="1"/>
+      <w:numFmt w:val="bullet"/>
+      <w:lvlText w:val=""/>
+      <w:lvlJc w:val="left"/>
+      <w:pPr>
+        <w:tabs>
+          <w:tab w:val="num" w:pos="2160"/>
+        </w:tabs>
+        <w:ind w:left="2160" w:hanging="360"/>
+      </w:pPr>
+      <w:rPr>
+        <w:rFonts w:ascii="Wingdings" w:hAnsi="Wingdings" w:hint="default"/>
+        <w:sz w:val="20"/>
+      </w:rPr>
+    </w:lvl>
+    <w:lvl w:ilvl="3" w:tentative="1">
+      <w:start w:val="1"/>
+      <w:numFmt w:val="bullet"/>
+      <w:lvlText w:val=""/>
+      <w:lvlJc w:val="left"/>
+      <w:pPr>
+        <w:tabs>
+          <w:tab w:val="num" w:pos="2880"/>
+        </w:tabs>
+        <w:ind w:left="2880" w:hanging="360"/>
+      </w:pPr>
+      <w:rPr>
+        <w:rFonts w:ascii="Wingdings" w:hAnsi="Wingdings" w:hint="default"/>
+        <w:sz w:val="20"/>
+      </w:rPr>
+    </w:lvl>
+    <w:lvl w:ilvl="4" w:tentative="1">
+      <w:start w:val="1"/>
+      <w:numFmt w:val="bullet"/>
+      <w:lvlText w:val=""/>
+      <w:lvlJc w:val="left"/>
+      <w:pPr>
+        <w:tabs>
+          <w:tab w:val="num" w:pos="3600"/>
+        </w:tabs>
+        <w:ind w:left="3600" w:hanging="360"/>
+      </w:pPr>
+      <w:rPr>
+        <w:rFonts w:ascii="Wingdings" w:hAnsi="Wingdings" w:hint="default"/>
+        <w:sz w:val="20"/>
+      </w:rPr>
+    </w:lvl>
+    <w:lvl w:ilvl="5" w:tentative="1">
+      <w:start w:val="1"/>
+      <w:numFmt w:val="bullet"/>
+      <w:lvlText w:val=""/>
+      <w:lvlJc w:val="left"/>
+      <w:pPr>
+        <w:tabs>
+          <w:tab w:val="num" w:pos="4320"/>
+        </w:tabs>
+        <w:ind w:left="4320" w:hanging="360"/>
+      </w:pPr>
+      <w:rPr>
+        <w:rFonts w:ascii="Wingdings" w:hAnsi="Wingdings" w:hint="default"/>
+        <w:sz w:val="20"/>
+      </w:rPr>
+    </w:lvl>
+    <w:lvl w:ilvl="6" w:tentative="1">
+      <w:start w:val="1"/>
+      <w:numFmt w:val="bullet"/>
+      <w:lvlText w:val=""/>
+      <w:lvlJc w:val="left"/>
+      <w:pPr>
+        <w:tabs>
+          <w:tab w:val="num" w:pos="5040"/>
+        </w:tabs>
+        <w:ind w:left="5040" w:hanging="360"/>
+      </w:pPr>
+      <w:rPr>
+        <w:rFonts w:ascii="Wingdings" w:hAnsi="Wingdings" w:hint="default"/>
+        <w:sz w:val="20"/>
+      </w:rPr>
+    </w:lvl>
+    <w:lvl w:ilvl="7" w:tentative="1">
+      <w:start w:val="1"/>
+      <w:numFmt w:val="bullet"/>
+      <w:lvlText w:val=""/>
+      <w:lvlJc w:val="left"/>
+      <w:pPr>
+        <w:tabs>
+          <w:tab w:val="num" w:pos="5760"/>
+        </w:tabs>
+        <w:ind w:left="5760" w:hanging="360"/>
+      </w:pPr>
+      <w:rPr>
+        <w:rFonts w:ascii="Wingdings" w:hAnsi="Wingdings" w:hint="default"/>
+        <w:sz w:val="20"/>
+      </w:rPr>
+    </w:lvl>
+    <w:lvl w:ilvl="8" w:tentative="1">
+      <w:start w:val="1"/>
+      <w:numFmt w:val="bullet"/>
+      <w:lvlText w:val=""/>
+      <w:lvlJc w:val="left"/>
+      <w:pPr>
+        <w:tabs>
+          <w:tab w:val="num" w:pos="6480"/>
+        </w:tabs>
+        <w:ind w:left="6480" w:hanging="360"/>
+      </w:pPr>
+      <w:rPr>
+        <w:rFonts w:ascii="Wingdings" w:hAnsi="Wingdings" w:hint="default"/>
+        <w:sz w:val="20"/>
+      </w:rPr>
+    </w:lvl>
+  </w:abstractNum>
+  <w:abstractNum w:abstractNumId="9" w15:restartNumberingAfterBreak="0">
     <w:nsid w:val="3C11108F"/>
     <w:multiLevelType w:val="multilevel"/>
     <w:tmpl w:val="F04C4D16"/>
@@ -5982,7 +8989,7 @@
       </w:rPr>
     </w:lvl>
   </w:abstractNum>
-  <w:abstractNum w:abstractNumId="8" w15:restartNumberingAfterBreak="0">
+  <w:abstractNum w:abstractNumId="10" w15:restartNumberingAfterBreak="0">
     <w:nsid w:val="48C1640D"/>
     <w:multiLevelType w:val="multilevel"/>
     <w:tmpl w:val="1682FBBA"/>
@@ -6131,7 +9138,7 @@
       </w:rPr>
     </w:lvl>
   </w:abstractNum>
-  <w:abstractNum w:abstractNumId="9" w15:restartNumberingAfterBreak="0">
+  <w:abstractNum w:abstractNumId="11" w15:restartNumberingAfterBreak="0">
     <w:nsid w:val="50D71F19"/>
     <w:multiLevelType w:val="multilevel"/>
     <w:tmpl w:val="6A42D662"/>
@@ -6280,7 +9287,7 @@
       </w:rPr>
     </w:lvl>
   </w:abstractNum>
-  <w:abstractNum w:abstractNumId="10" w15:restartNumberingAfterBreak="0">
+  <w:abstractNum w:abstractNumId="12" w15:restartNumberingAfterBreak="0">
     <w:nsid w:val="59DF0599"/>
     <w:multiLevelType w:val="multilevel"/>
     <w:tmpl w:val="F17E1F9E"/>
@@ -6429,7 +9436,7 @@
       </w:rPr>
     </w:lvl>
   </w:abstractNum>
-  <w:abstractNum w:abstractNumId="11" w15:restartNumberingAfterBreak="0">
+  <w:abstractNum w:abstractNumId="13" w15:restartNumberingAfterBreak="0">
     <w:nsid w:val="5CAB5DFE"/>
     <w:multiLevelType w:val="multilevel"/>
     <w:tmpl w:val="4B14C368"/>
@@ -6578,7 +9585,7 @@
       </w:rPr>
     </w:lvl>
   </w:abstractNum>
-  <w:abstractNum w:abstractNumId="12" w15:restartNumberingAfterBreak="0">
+  <w:abstractNum w:abstractNumId="14" w15:restartNumberingAfterBreak="0">
     <w:nsid w:val="66830ADD"/>
     <w:multiLevelType w:val="multilevel"/>
     <w:tmpl w:val="F822C0AE"/>
@@ -6691,7 +9698,7 @@
       </w:pPr>
     </w:lvl>
   </w:abstractNum>
-  <w:abstractNum w:abstractNumId="13" w15:restartNumberingAfterBreak="0">
+  <w:abstractNum w:abstractNumId="15" w15:restartNumberingAfterBreak="0">
     <w:nsid w:val="71C31409"/>
     <w:multiLevelType w:val="multilevel"/>
     <w:tmpl w:val="946A278E"/>
@@ -6804,7 +9811,7 @@
       </w:pPr>
     </w:lvl>
   </w:abstractNum>
-  <w:abstractNum w:abstractNumId="14" w15:restartNumberingAfterBreak="0">
+  <w:abstractNum w:abstractNumId="16" w15:restartNumberingAfterBreak="0">
     <w:nsid w:val="7A0D0720"/>
     <w:multiLevelType w:val="multilevel"/>
     <w:tmpl w:val="E7E4D8A2"/>
@@ -6954,49 +9961,55 @@
     </w:lvl>
   </w:abstractNum>
   <w:num w:numId="1" w16cid:durableId="37901348">
+    <w:abstractNumId w:val="11"/>
+  </w:num>
+  <w:num w:numId="2" w16cid:durableId="2119252293">
+    <w:abstractNumId w:val="15"/>
+  </w:num>
+  <w:num w:numId="3" w16cid:durableId="1362584955">
+    <w:abstractNumId w:val="6"/>
+  </w:num>
+  <w:num w:numId="4" w16cid:durableId="643775517">
+    <w:abstractNumId w:val="16"/>
+  </w:num>
+  <w:num w:numId="5" w16cid:durableId="325015661">
+    <w:abstractNumId w:val="7"/>
+  </w:num>
+  <w:num w:numId="6" w16cid:durableId="1802109304">
     <w:abstractNumId w:val="9"/>
   </w:num>
-  <w:num w:numId="2" w16cid:durableId="2119252293">
-    <w:abstractNumId w:val="13"/>
+  <w:num w:numId="7" w16cid:durableId="756052798">
+    <w:abstractNumId w:val="3"/>
   </w:num>
-  <w:num w:numId="3" w16cid:durableId="1362584955">
-    <w:abstractNumId w:val="5"/>
-  </w:num>
-  <w:num w:numId="4" w16cid:durableId="643775517">
+  <w:num w:numId="8" w16cid:durableId="1183935022">
     <w:abstractNumId w:val="14"/>
   </w:num>
-  <w:num w:numId="5" w16cid:durableId="325015661">
-    <w:abstractNumId w:val="6"/>
-  </w:num>
-  <w:num w:numId="6" w16cid:durableId="1802109304">
-    <w:abstractNumId w:val="7"/>
-  </w:num>
-  <w:num w:numId="7" w16cid:durableId="756052798">
-    <w:abstractNumId w:val="2"/>
-  </w:num>
-  <w:num w:numId="8" w16cid:durableId="1183935022">
-    <w:abstractNumId w:val="12"/>
-  </w:num>
   <w:num w:numId="9" w16cid:durableId="1942177773">
-    <w:abstractNumId w:val="11"/>
+    <w:abstractNumId w:val="13"/>
   </w:num>
   <w:num w:numId="10" w16cid:durableId="833649845">
     <w:abstractNumId w:val="0"/>
   </w:num>
   <w:num w:numId="11" w16cid:durableId="1383211433">
-    <w:abstractNumId w:val="3"/>
+    <w:abstractNumId w:val="4"/>
   </w:num>
   <w:num w:numId="12" w16cid:durableId="84112660">
+    <w:abstractNumId w:val="2"/>
+  </w:num>
+  <w:num w:numId="13" w16cid:durableId="1653873404">
+    <w:abstractNumId w:val="10"/>
+  </w:num>
+  <w:num w:numId="14" w16cid:durableId="756709791">
+    <w:abstractNumId w:val="12"/>
+  </w:num>
+  <w:num w:numId="15" w16cid:durableId="890307143">
+    <w:abstractNumId w:val="5"/>
+  </w:num>
+  <w:num w:numId="16" w16cid:durableId="1756439224">
     <w:abstractNumId w:val="1"/>
   </w:num>
-  <w:num w:numId="13" w16cid:durableId="1653873404">
+  <w:num w:numId="17" w16cid:durableId="406197459">
     <w:abstractNumId w:val="8"/>
-  </w:num>
-  <w:num w:numId="14" w16cid:durableId="756709791">
-    <w:abstractNumId w:val="10"/>
-  </w:num>
-  <w:num w:numId="15" w16cid:durableId="890307143">
-    <w:abstractNumId w:val="4"/>
   </w:num>
 </w:numbering>
 </file>
